--- a/Church/2026/2026_0328_MenloChurch.docx
+++ b/Church/2026/2026_0328_MenloChurch.docx
@@ -48,7 +48,7 @@
           <w:sz w:val="24"/>
           <w:szCs w:val="24"/>
         </w:rPr>
-        <w:t>2</w:t>
+        <w:t>8</w:t>
       </w:r>
       <w:r>
         <w:rPr>
@@ -90,22 +90,21 @@
         </w:rPr>
         <w:t>Menlo Church Worship</w:t>
       </w:r>
-    </w:p>
-    <w:p>
-      <w:pPr>
-        <w:rPr>
-          <w:rFonts w:cstheme="minorHAnsi"/>
-          <w:sz w:val="24"/>
-          <w:szCs w:val="24"/>
-        </w:rPr>
-      </w:pPr>
       <w:r>
         <w:rPr>
           <w:rFonts w:cstheme="minorHAnsi"/>
           <w:sz w:val="24"/>
           <w:szCs w:val="24"/>
         </w:rPr>
-        <w:t>https://www.youtube.com/live/lgypyAuVwn4?si=ojysE71vFTRyKbws</w:t>
+        <w:t xml:space="preserve"> (</w:t>
+      </w:r>
+      <w:r>
+        <w:rPr>
+          <w:rFonts w:cstheme="minorHAnsi"/>
+          <w:sz w:val="24"/>
+          <w:szCs w:val="24"/>
+        </w:rPr>
+        <w:t>Summary of</w:t>
       </w:r>
       <w:r>
         <w:rPr>
@@ -114,6 +113,39 @@
           <w:szCs w:val="24"/>
         </w:rPr>
         <w:t xml:space="preserve"> </w:t>
+      </w:r>
+      <w:r>
+        <w:rPr>
+          <w:rFonts w:cstheme="minorHAnsi"/>
+          <w:sz w:val="24"/>
+          <w:szCs w:val="24"/>
+        </w:rPr>
+        <w:t xml:space="preserve">last week, </w:t>
+      </w:r>
+      <w:r>
+        <w:rPr>
+          <w:rFonts w:cstheme="minorHAnsi"/>
+          <w:sz w:val="24"/>
+          <w:szCs w:val="24"/>
+        </w:rPr>
+        <w:t>03/22/2028)</w:t>
+      </w:r>
+    </w:p>
+    <w:p>
+      <w:pPr>
+        <w:rPr>
+          <w:rFonts w:cstheme="minorHAnsi"/>
+          <w:sz w:val="24"/>
+          <w:szCs w:val="24"/>
+        </w:rPr>
+      </w:pPr>
+      <w:r>
+        <w:rPr>
+          <w:rFonts w:cstheme="minorHAnsi"/>
+          <w:sz w:val="24"/>
+          <w:szCs w:val="24"/>
+        </w:rPr>
+        <w:t>https://youtu.be/CzEdPKdj0GY?si=WRHI8PZPTEXkiuyf</w:t>
       </w:r>
     </w:p>
     <w:p>
@@ -211,80 +243,6 @@
           <w:szCs w:val="24"/>
         </w:rPr>
         <w:t>Phil EuBank, Lead Pastor</w:t>
-      </w:r>
-    </w:p>
-    <w:p>
-      <w:pPr>
-        <w:rPr>
-          <w:rFonts w:cstheme="minorHAnsi"/>
-          <w:sz w:val="24"/>
-          <w:szCs w:val="24"/>
-        </w:rPr>
-      </w:pPr>
-    </w:p>
-    <w:p>
-      <w:pPr>
-        <w:rPr>
-          <w:rFonts w:cstheme="minorHAnsi"/>
-          <w:sz w:val="24"/>
-          <w:szCs w:val="24"/>
-        </w:rPr>
-      </w:pPr>
-      <w:r>
-        <w:rPr>
-          <w:rFonts w:cstheme="minorHAnsi"/>
-          <w:sz w:val="24"/>
-          <w:szCs w:val="24"/>
-        </w:rPr>
-        <w:t>We are in the f</w:t>
-      </w:r>
-      <w:r>
-        <w:rPr>
-          <w:rFonts w:cstheme="minorHAnsi"/>
-          <w:sz w:val="24"/>
-          <w:szCs w:val="24"/>
-        </w:rPr>
-        <w:t>ifth</w:t>
-      </w:r>
-      <w:r>
-        <w:rPr>
-          <w:rFonts w:cstheme="minorHAnsi"/>
-          <w:sz w:val="24"/>
-          <w:szCs w:val="24"/>
-        </w:rPr>
-        <w:t xml:space="preserve"> of “I Am…” series. We talk </w:t>
-      </w:r>
-      <w:r>
-        <w:rPr>
-          <w:rFonts w:cstheme="minorHAnsi"/>
-          <w:sz w:val="24"/>
-          <w:szCs w:val="24"/>
-        </w:rPr>
-        <w:t xml:space="preserve">"I Am With You </w:t>
-      </w:r>
-      <w:r>
-        <w:rPr>
-          <w:rFonts w:cstheme="minorHAnsi"/>
-          <w:sz w:val="24"/>
-          <w:szCs w:val="24"/>
-        </w:rPr>
-        <w:t>At the Table</w:t>
-      </w:r>
-      <w:r>
-        <w:rPr>
-          <w:rFonts w:cstheme="minorHAnsi"/>
-          <w:sz w:val="24"/>
-          <w:szCs w:val="24"/>
-        </w:rPr>
-        <w:t>.</w:t>
-      </w:r>
-      <w:r>
-        <w:rPr>
-          <w:rFonts w:cstheme="minorHAnsi"/>
-          <w:sz w:val="24"/>
-          <w:szCs w:val="24"/>
-        </w:rPr>
-        <w:t>" </w:t>
       </w:r>
       <w:r>
         <w:rPr>
@@ -512,7 +470,7 @@
           <w:sz w:val="24"/>
           <w:szCs w:val="24"/>
         </w:rPr>
-        <w:t>21</w:t>
+        <w:t>0</w:t>
       </w:r>
       <w:r>
         <w:rPr>
@@ -520,7 +478,7 @@
           <w:sz w:val="24"/>
           <w:szCs w:val="24"/>
         </w:rPr>
-        <w:t>:</w:t>
+        <w:t>:41</w:t>
       </w:r>
       <w:r>
         <w:rPr>
@@ -528,7 +486,7 @@
           <w:sz w:val="24"/>
           <w:szCs w:val="24"/>
         </w:rPr>
-        <w:t>56</w:t>
+        <w:t>/</w:t>
       </w:r>
       <w:r>
         <w:rPr>
@@ -536,7 +494,7 @@
           <w:sz w:val="24"/>
           <w:szCs w:val="24"/>
         </w:rPr>
-        <w:t>/1:15:00</w:t>
+        <w:t>31:46</w:t>
       </w:r>
     </w:p>
     <w:p>
@@ -614,7 +572,23 @@
           <w:sz w:val="24"/>
           <w:szCs w:val="24"/>
         </w:rPr>
-        <w:t>22:00/1:15:00</w:t>
+        <w:t>0</w:t>
+      </w:r>
+      <w:r>
+        <w:rPr>
+          <w:rFonts w:cstheme="minorHAnsi"/>
+          <w:sz w:val="24"/>
+          <w:szCs w:val="24"/>
+        </w:rPr>
+        <w:t>:</w:t>
+      </w:r>
+      <w:r>
+        <w:rPr>
+          <w:rFonts w:cstheme="minorHAnsi"/>
+          <w:sz w:val="24"/>
+          <w:szCs w:val="24"/>
+        </w:rPr>
+        <w:t>00/31:46</w:t>
       </w:r>
     </w:p>
     <w:p>
@@ -768,7 +742,7 @@
           <w:sz w:val="24"/>
           <w:szCs w:val="24"/>
         </w:rPr>
-        <w:t xml:space="preserve">God restores Elijah’s despondent spirit </w:t>
+        <w:t>2:25</w:t>
       </w:r>
       <w:r>
         <w:rPr>
@@ -776,7 +750,24 @@
           <w:sz w:val="24"/>
           <w:szCs w:val="24"/>
         </w:rPr>
-        <w:t>by</w:t>
+        <w:t>/31:46</w:t>
+      </w:r>
+    </w:p>
+    <w:p>
+      <w:pPr>
+        <w:rPr>
+          <w:rFonts w:cstheme="minorHAnsi"/>
+          <w:sz w:val="24"/>
+          <w:szCs w:val="24"/>
+        </w:rPr>
+      </w:pPr>
+      <w:r>
+        <w:rPr>
+          <w:rFonts w:cstheme="minorHAnsi"/>
+          <w:sz w:val="24"/>
+          <w:szCs w:val="24"/>
+        </w:rPr>
+        <w:t xml:space="preserve">We are in the fifth of “I Am…” series. We talk </w:t>
       </w:r>
       <w:r>
         <w:rPr>
@@ -784,17 +775,348 @@
           <w:sz w:val="24"/>
           <w:szCs w:val="24"/>
         </w:rPr>
-        <w:t xml:space="preserve"> "still, small voice" (a gentle whisper). </w:t>
+        <w:t xml:space="preserve">"I Am With You </w:t>
       </w:r>
-    </w:p>
-    <w:p>
-      <w:pPr>
+      <w:r>
         <w:rPr>
           <w:rFonts w:cstheme="minorHAnsi"/>
           <w:sz w:val="24"/>
           <w:szCs w:val="24"/>
         </w:rPr>
-      </w:pPr>
+        <w:t>At the Table.</w:t>
+      </w:r>
+      <w:r>
+        <w:rPr>
+          <w:rFonts w:cstheme="minorHAnsi"/>
+          <w:sz w:val="24"/>
+          <w:szCs w:val="24"/>
+        </w:rPr>
+        <w:t>" </w:t>
+      </w:r>
+    </w:p>
+    <w:p>
+      <w:pPr>
+        <w:rPr>
+          <w:rFonts w:cstheme="minorHAnsi"/>
+          <w:sz w:val="24"/>
+          <w:szCs w:val="24"/>
+        </w:rPr>
+      </w:pPr>
+      <w:r>
+        <w:rPr>
+          <w:rFonts w:cstheme="minorHAnsi"/>
+          <w:sz w:val="24"/>
+          <w:szCs w:val="24"/>
+        </w:rPr>
+        <w:t>2000 years ago, Jesus had setup table</w:t>
+      </w:r>
+      <w:r>
+        <w:rPr>
+          <w:rFonts w:cstheme="minorHAnsi"/>
+          <w:sz w:val="24"/>
+          <w:szCs w:val="24"/>
+        </w:rPr>
+        <w:t xml:space="preserve"> like this</w:t>
+      </w:r>
+      <w:r>
+        <w:rPr>
+          <w:rFonts w:cstheme="minorHAnsi"/>
+          <w:sz w:val="24"/>
+          <w:szCs w:val="24"/>
+        </w:rPr>
+        <w:t xml:space="preserve"> called </w:t>
+      </w:r>
+      <w:r>
+        <w:rPr>
+          <w:rFonts w:cstheme="minorHAnsi"/>
+          <w:sz w:val="24"/>
+          <w:szCs w:val="24"/>
+        </w:rPr>
+        <w:t>P</w:t>
+      </w:r>
+      <w:r>
+        <w:rPr>
+          <w:rFonts w:cstheme="minorHAnsi"/>
+          <w:sz w:val="24"/>
+          <w:szCs w:val="24"/>
+        </w:rPr>
+        <w:t>assover</w:t>
+      </w:r>
+      <w:r>
+        <w:rPr>
+          <w:rFonts w:cstheme="minorHAnsi"/>
+          <w:sz w:val="24"/>
+          <w:szCs w:val="24"/>
+        </w:rPr>
+        <w:t xml:space="preserve"> for everyone.</w:t>
+      </w:r>
+      <w:r>
+        <w:rPr>
+          <w:rFonts w:cstheme="minorHAnsi"/>
+          <w:sz w:val="24"/>
+          <w:szCs w:val="24"/>
+        </w:rPr>
+        <w:t xml:space="preserve"> Passover is the holiday to celebrate </w:t>
+      </w:r>
+      <w:r>
+        <w:rPr>
+          <w:rFonts w:cstheme="minorHAnsi"/>
+          <w:sz w:val="24"/>
+          <w:szCs w:val="24"/>
+        </w:rPr>
+        <w:t>for every year and Jesus has gathered his close</w:t>
+      </w:r>
+      <w:r>
+        <w:rPr>
+          <w:rFonts w:cstheme="minorHAnsi"/>
+          <w:sz w:val="24"/>
+          <w:szCs w:val="24"/>
+        </w:rPr>
+        <w:t>s</w:t>
+      </w:r>
+      <w:r>
+        <w:rPr>
+          <w:rFonts w:cstheme="minorHAnsi"/>
+          <w:sz w:val="24"/>
+          <w:szCs w:val="24"/>
+        </w:rPr>
+        <w:t>t</w:t>
+      </w:r>
+      <w:r>
+        <w:rPr>
+          <w:rFonts w:cstheme="minorHAnsi"/>
+          <w:sz w:val="24"/>
+          <w:szCs w:val="24"/>
+        </w:rPr>
+        <w:t xml:space="preserve"> friends and to have his final meal</w:t>
+      </w:r>
+      <w:r>
+        <w:rPr>
+          <w:rFonts w:cstheme="minorHAnsi"/>
+          <w:sz w:val="24"/>
+          <w:szCs w:val="24"/>
+        </w:rPr>
+        <w:t xml:space="preserve"> before he arrested</w:t>
+      </w:r>
+      <w:r>
+        <w:rPr>
+          <w:rFonts w:cstheme="minorHAnsi"/>
+          <w:sz w:val="24"/>
+          <w:szCs w:val="24"/>
+        </w:rPr>
+        <w:t xml:space="preserve"> with falsely accused</w:t>
+      </w:r>
+      <w:r>
+        <w:rPr>
+          <w:rFonts w:cstheme="minorHAnsi"/>
+          <w:sz w:val="24"/>
+          <w:szCs w:val="24"/>
+        </w:rPr>
+        <w:t xml:space="preserve"> and executed for all of us</w:t>
+      </w:r>
+      <w:r>
+        <w:rPr>
+          <w:rFonts w:cstheme="minorHAnsi"/>
+          <w:sz w:val="24"/>
+          <w:szCs w:val="24"/>
+        </w:rPr>
+        <w:t>.</w:t>
+      </w:r>
+      <w:r>
+        <w:rPr>
+          <w:rFonts w:cstheme="minorHAnsi"/>
+          <w:sz w:val="24"/>
+          <w:szCs w:val="24"/>
+        </w:rPr>
+        <w:t xml:space="preserve"> Jesus with 12 of his closest friends who have spent 3 years with him</w:t>
+      </w:r>
+      <w:r>
+        <w:rPr>
+          <w:rFonts w:cstheme="minorHAnsi"/>
+          <w:sz w:val="24"/>
+          <w:szCs w:val="24"/>
+        </w:rPr>
+        <w:t>.</w:t>
+      </w:r>
+      <w:r>
+        <w:rPr>
+          <w:rFonts w:cstheme="minorHAnsi"/>
+          <w:sz w:val="24"/>
+          <w:szCs w:val="24"/>
+        </w:rPr>
+        <w:t xml:space="preserve"> </w:t>
+      </w:r>
+      <w:r>
+        <w:rPr>
+          <w:rFonts w:cstheme="minorHAnsi"/>
+          <w:sz w:val="24"/>
+          <w:szCs w:val="24"/>
+        </w:rPr>
+        <w:t xml:space="preserve"> </w:t>
+      </w:r>
+    </w:p>
+    <w:p>
+      <w:pPr>
+        <w:rPr>
+          <w:rFonts w:cstheme="minorHAnsi"/>
+          <w:sz w:val="24"/>
+          <w:szCs w:val="24"/>
+        </w:rPr>
+      </w:pPr>
+    </w:p>
+    <w:p>
+      <w:pPr>
+        <w:rPr>
+          <w:rFonts w:cstheme="minorHAnsi"/>
+          <w:sz w:val="24"/>
+          <w:szCs w:val="24"/>
+        </w:rPr>
+      </w:pPr>
+    </w:p>
+    <w:p>
+      <w:pPr>
+        <w:rPr>
+          <w:rFonts w:cstheme="minorHAnsi"/>
+          <w:sz w:val="24"/>
+          <w:szCs w:val="24"/>
+        </w:rPr>
+      </w:pPr>
+      <w:r>
+        <w:rPr>
+          <w:rFonts w:cstheme="minorHAnsi"/>
+          <w:sz w:val="24"/>
+          <w:szCs w:val="24"/>
+        </w:rPr>
+        <w:lastRenderedPageBreak/>
+        <w:drawing>
+          <wp:inline distT="0" distB="0" distL="0" distR="0" wp14:anchorId="10FD8353" wp14:editId="4086B255">
+            <wp:extent cx="2562225" cy="2053794"/>
+            <wp:effectExtent l="0" t="0" r="0" b="3810"/>
+            <wp:docPr id="607202361" name="Picture 1"/>
+            <wp:cNvGraphicFramePr>
+              <a:graphicFrameLocks xmlns:a="http://schemas.openxmlformats.org/drawingml/2006/main" noChangeAspect="1"/>
+            </wp:cNvGraphicFramePr>
+            <a:graphic xmlns:a="http://schemas.openxmlformats.org/drawingml/2006/main">
+              <a:graphicData uri="http://schemas.openxmlformats.org/drawingml/2006/picture">
+                <pic:pic xmlns:pic="http://schemas.openxmlformats.org/drawingml/2006/picture">
+                  <pic:nvPicPr>
+                    <pic:cNvPr id="607202361" name=""/>
+                    <pic:cNvPicPr/>
+                  </pic:nvPicPr>
+                  <pic:blipFill>
+                    <a:blip r:embed="rId13"/>
+                    <a:stretch>
+                      <a:fillRect/>
+                    </a:stretch>
+                  </pic:blipFill>
+                  <pic:spPr>
+                    <a:xfrm>
+                      <a:off x="0" y="0"/>
+                      <a:ext cx="2565944" cy="2056775"/>
+                    </a:xfrm>
+                    <a:prstGeom prst="rect">
+                      <a:avLst/>
+                    </a:prstGeom>
+                  </pic:spPr>
+                </pic:pic>
+              </a:graphicData>
+            </a:graphic>
+          </wp:inline>
+        </w:drawing>
+      </w:r>
+    </w:p>
+    <w:p>
+      <w:pPr>
+        <w:rPr>
+          <w:rFonts w:cstheme="minorHAnsi"/>
+          <w:sz w:val="24"/>
+          <w:szCs w:val="24"/>
+        </w:rPr>
+      </w:pPr>
+      <w:r>
+        <w:rPr>
+          <w:rFonts w:cstheme="minorHAnsi"/>
+          <w:sz w:val="24"/>
+          <w:szCs w:val="24"/>
+        </w:rPr>
+        <w:t>5:17</w:t>
+      </w:r>
+      <w:r>
+        <w:rPr>
+          <w:rFonts w:cstheme="minorHAnsi"/>
+          <w:sz w:val="24"/>
+          <w:szCs w:val="24"/>
+        </w:rPr>
+        <w:t>/31:46</w:t>
+      </w:r>
+    </w:p>
+    <w:p>
+      <w:pPr>
+        <w:rPr>
+          <w:rFonts w:cstheme="minorHAnsi"/>
+          <w:sz w:val="24"/>
+          <w:szCs w:val="24"/>
+        </w:rPr>
+      </w:pPr>
+      <w:r>
+        <w:rPr>
+          <w:rFonts w:cstheme="minorHAnsi"/>
+          <w:sz w:val="24"/>
+          <w:szCs w:val="24"/>
+        </w:rPr>
+        <w:drawing>
+          <wp:inline distT="0" distB="0" distL="0" distR="0" wp14:anchorId="5B0EE942" wp14:editId="66177805">
+            <wp:extent cx="4029637" cy="609685"/>
+            <wp:effectExtent l="0" t="0" r="9525" b="0"/>
+            <wp:docPr id="1693681545" name="Picture 1"/>
+            <wp:cNvGraphicFramePr>
+              <a:graphicFrameLocks xmlns:a="http://schemas.openxmlformats.org/drawingml/2006/main" noChangeAspect="1"/>
+            </wp:cNvGraphicFramePr>
+            <a:graphic xmlns:a="http://schemas.openxmlformats.org/drawingml/2006/main">
+              <a:graphicData uri="http://schemas.openxmlformats.org/drawingml/2006/picture">
+                <pic:pic xmlns:pic="http://schemas.openxmlformats.org/drawingml/2006/picture">
+                  <pic:nvPicPr>
+                    <pic:cNvPr id="1693681545" name=""/>
+                    <pic:cNvPicPr/>
+                  </pic:nvPicPr>
+                  <pic:blipFill>
+                    <a:blip r:embed="rId14"/>
+                    <a:stretch>
+                      <a:fillRect/>
+                    </a:stretch>
+                  </pic:blipFill>
+                  <pic:spPr>
+                    <a:xfrm>
+                      <a:off x="0" y="0"/>
+                      <a:ext cx="4029637" cy="609685"/>
+                    </a:xfrm>
+                    <a:prstGeom prst="rect">
+                      <a:avLst/>
+                    </a:prstGeom>
+                  </pic:spPr>
+                </pic:pic>
+              </a:graphicData>
+            </a:graphic>
+          </wp:inline>
+        </w:drawing>
+      </w:r>
+    </w:p>
+    <w:p>
+      <w:pPr>
+        <w:rPr>
+          <w:rFonts w:cstheme="minorHAnsi"/>
+          <w:sz w:val="24"/>
+          <w:szCs w:val="24"/>
+        </w:rPr>
+      </w:pPr>
+      <w:r>
+        <w:rPr>
+          <w:rFonts w:cstheme="minorHAnsi"/>
+          <w:sz w:val="24"/>
+          <w:szCs w:val="24"/>
+        </w:rPr>
+        <w:t>I have earnestly desired to eat this Passover with you before I suffer.</w:t>
+      </w:r>
     </w:p>
     <w:p>
       <w:pPr>
@@ -835,7 +1157,7 @@
           <w:sz w:val="24"/>
           <w:szCs w:val="24"/>
         </w:rPr>
-        <w:t>22/</w:t>
+        <w:t>28/</w:t>
       </w:r>
       <w:r>
         <w:rPr>
@@ -867,7 +1189,7 @@
           <w:sz w:val="24"/>
           <w:szCs w:val="24"/>
         </w:rPr>
-        <w:t>Menlo Church Worship</w:t>
+        <w:t>Menlo Church Worship (Summary of last week, 03/22/2028)</w:t>
       </w:r>
     </w:p>
     <w:p>
@@ -884,7 +1206,7 @@
           <w:sz w:val="24"/>
           <w:szCs w:val="24"/>
         </w:rPr>
-        <w:t xml:space="preserve">https://www.youtube.com/live/lgypyAuVwn4?si=ojysE71vFTRyKbws </w:t>
+        <w:t>https://youtu.be/CzEdPKdj0GY?si=WRHI8PZPTEXkiuyf</w:t>
       </w:r>
     </w:p>
     <w:p>
@@ -969,6 +1291,64 @@
           <w:szCs w:val="24"/>
         </w:rPr>
       </w:pPr>
+      <w:r>
+        <w:rPr>
+          <w:rFonts w:cstheme="minorHAnsi"/>
+          <w:sz w:val="24"/>
+          <w:szCs w:val="24"/>
+        </w:rPr>
+        <w:t xml:space="preserve">We are in the fifth of “I Am…” series. We talk </w:t>
+      </w:r>
+      <w:r>
+        <w:rPr>
+          <w:rFonts w:cstheme="minorHAnsi"/>
+          <w:sz w:val="24"/>
+          <w:szCs w:val="24"/>
+        </w:rPr>
+        <w:t xml:space="preserve">"I Am With You </w:t>
+      </w:r>
+      <w:r>
+        <w:rPr>
+          <w:rFonts w:cstheme="minorHAnsi"/>
+          <w:sz w:val="24"/>
+          <w:szCs w:val="24"/>
+        </w:rPr>
+        <w:t>At the Table.</w:t>
+      </w:r>
+      <w:r>
+        <w:rPr>
+          <w:rFonts w:cstheme="minorHAnsi"/>
+          <w:sz w:val="24"/>
+          <w:szCs w:val="24"/>
+        </w:rPr>
+        <w:t>" </w:t>
+      </w:r>
+      <w:r>
+        <w:rPr>
+          <w:rFonts w:cstheme="minorHAnsi"/>
+          <w:sz w:val="24"/>
+          <w:szCs w:val="24"/>
+        </w:rPr>
+        <w:t xml:space="preserve"> </w:t>
+      </w:r>
+    </w:p>
+    <w:p>
+      <w:pPr>
+        <w:rPr>
+          <w:rFonts w:cstheme="minorHAnsi"/>
+          <w:sz w:val="24"/>
+          <w:szCs w:val="24"/>
+        </w:rPr>
+      </w:pPr>
+    </w:p>
+    <w:p>
+      <w:pPr>
+        <w:rPr>
+          <w:rFonts w:cstheme="minorHAnsi"/>
+          <w:sz w:val="24"/>
+          <w:szCs w:val="24"/>
+        </w:rPr>
+      </w:pPr>
     </w:p>
     <w:p>
       <w:pPr>
@@ -997,7 +1377,7 @@
       </w:pPr>
     </w:p>
     <w:sectPr>
-      <w:footerReference w:type="default" r:id="rId13"/>
+      <w:footerReference w:type="default" r:id="rId15"/>
       <w:pgSz w:w="12240" w:h="15840"/>
       <w:pgMar w:top="1440" w:right="1440" w:bottom="1530" w:left="1440" w:header="0" w:footer="720" w:gutter="0"/>
       <w:cols w:space="720"/>

--- a/Church/2026/2026_0328_MenloChurch.docx
+++ b/Church/2026/2026_0328_MenloChurch.docx
@@ -742,15 +742,7 @@
           <w:sz w:val="24"/>
           <w:szCs w:val="24"/>
         </w:rPr>
-        <w:t>2:25</w:t>
-      </w:r>
-      <w:r>
-        <w:rPr>
-          <w:rFonts w:cstheme="minorHAnsi"/>
-          <w:sz w:val="24"/>
-          <w:szCs w:val="24"/>
-        </w:rPr>
-        <w:t>/31:46</w:t>
+        <w:t>2:25/31:46</w:t>
       </w:r>
     </w:p>
     <w:p>
@@ -984,6 +976,7 @@
       <w:r>
         <w:rPr>
           <w:rFonts w:cstheme="minorHAnsi"/>
+          <w:noProof/>
           <w:sz w:val="24"/>
           <w:szCs w:val="24"/>
         </w:rPr>
@@ -1039,28 +1032,21 @@
           <w:sz w:val="24"/>
           <w:szCs w:val="24"/>
         </w:rPr>
-        <w:t>5:17</w:t>
+        <w:t>5:17/31:46</w:t>
       </w:r>
-      <w:r>
+    </w:p>
+    <w:p>
+      <w:pPr>
         <w:rPr>
           <w:rFonts w:cstheme="minorHAnsi"/>
           <w:sz w:val="24"/>
           <w:szCs w:val="24"/>
         </w:rPr>
-        <w:t>/31:46</w:t>
-      </w:r>
-    </w:p>
-    <w:p>
-      <w:pPr>
-        <w:rPr>
-          <w:rFonts w:cstheme="minorHAnsi"/>
-          <w:sz w:val="24"/>
-          <w:szCs w:val="24"/>
-        </w:rPr>
       </w:pPr>
       <w:r>
         <w:rPr>
           <w:rFonts w:cstheme="minorHAnsi"/>
+          <w:noProof/>
           <w:sz w:val="24"/>
           <w:szCs w:val="24"/>
         </w:rPr>
@@ -1340,6 +1326,340 @@
           <w:szCs w:val="24"/>
         </w:rPr>
       </w:pPr>
+      <w:r>
+        <w:rPr>
+          <w:rFonts w:cstheme="minorHAnsi"/>
+          <w:sz w:val="24"/>
+          <w:szCs w:val="24"/>
+        </w:rPr>
+        <w:t>7</w:t>
+      </w:r>
+      <w:r>
+        <w:rPr>
+          <w:rFonts w:cstheme="minorHAnsi"/>
+          <w:sz w:val="24"/>
+          <w:szCs w:val="24"/>
+        </w:rPr>
+        <w:t>:</w:t>
+      </w:r>
+      <w:r>
+        <w:rPr>
+          <w:rFonts w:cstheme="minorHAnsi"/>
+          <w:sz w:val="24"/>
+          <w:szCs w:val="24"/>
+        </w:rPr>
+        <w:t>00</w:t>
+      </w:r>
+      <w:r>
+        <w:rPr>
+          <w:rFonts w:cstheme="minorHAnsi"/>
+          <w:sz w:val="24"/>
+          <w:szCs w:val="24"/>
+        </w:rPr>
+        <w:t>/31:46</w:t>
+      </w:r>
+    </w:p>
+    <w:p>
+      <w:pPr>
+        <w:rPr>
+          <w:rFonts w:cstheme="minorHAnsi"/>
+          <w:sz w:val="24"/>
+          <w:szCs w:val="24"/>
+        </w:rPr>
+      </w:pPr>
+      <w:r>
+        <w:rPr>
+          <w:rFonts w:cstheme="minorHAnsi"/>
+          <w:sz w:val="24"/>
+          <w:szCs w:val="24"/>
+        </w:rPr>
+        <w:t>Jesus</w:t>
+      </w:r>
+      <w:r>
+        <w:rPr>
+          <w:rFonts w:cstheme="minorHAnsi"/>
+          <w:sz w:val="24"/>
+          <w:szCs w:val="24"/>
+        </w:rPr>
+        <w:t xml:space="preserve"> set</w:t>
+      </w:r>
+      <w:r>
+        <w:rPr>
+          <w:rFonts w:cstheme="minorHAnsi"/>
+          <w:sz w:val="24"/>
+          <w:szCs w:val="24"/>
+        </w:rPr>
+        <w:t xml:space="preserve">s </w:t>
+      </w:r>
+      <w:r>
+        <w:rPr>
+          <w:rFonts w:cstheme="minorHAnsi"/>
+          <w:sz w:val="24"/>
+          <w:szCs w:val="24"/>
+        </w:rPr>
+        <w:t>up the table and invite us to join.</w:t>
+      </w:r>
+    </w:p>
+    <w:p>
+      <w:pPr>
+        <w:rPr>
+          <w:rFonts w:cstheme="minorHAnsi"/>
+          <w:sz w:val="24"/>
+          <w:szCs w:val="24"/>
+        </w:rPr>
+      </w:pPr>
+    </w:p>
+    <w:p>
+      <w:pPr>
+        <w:rPr>
+          <w:rFonts w:cstheme="minorHAnsi"/>
+          <w:sz w:val="24"/>
+          <w:szCs w:val="24"/>
+        </w:rPr>
+      </w:pPr>
+      <w:r>
+        <w:rPr>
+          <w:rFonts w:cstheme="minorHAnsi"/>
+          <w:sz w:val="24"/>
+          <w:szCs w:val="24"/>
+        </w:rPr>
+        <w:t>The first seat is Judas</w:t>
+      </w:r>
+      <w:r>
+        <w:rPr>
+          <w:rFonts w:cstheme="minorHAnsi"/>
+          <w:sz w:val="24"/>
+          <w:szCs w:val="24"/>
+        </w:rPr>
+        <w:t>. We are very uncomfortable for the first seat.</w:t>
+      </w:r>
+      <w:r>
+        <w:rPr>
+          <w:rFonts w:cstheme="minorHAnsi"/>
+          <w:sz w:val="24"/>
+          <w:szCs w:val="24"/>
+        </w:rPr>
+        <w:t xml:space="preserve"> Jesus take the bread, take and cup, and then break the bread</w:t>
+      </w:r>
+      <w:r>
+        <w:rPr>
+          <w:rFonts w:cstheme="minorHAnsi"/>
+          <w:sz w:val="24"/>
+          <w:szCs w:val="24"/>
+        </w:rPr>
+        <w:t>,</w:t>
+      </w:r>
+      <w:r>
+        <w:rPr>
+          <w:rFonts w:cstheme="minorHAnsi"/>
+          <w:sz w:val="24"/>
+          <w:szCs w:val="24"/>
+        </w:rPr>
+        <w:t xml:space="preserve"> and</w:t>
+      </w:r>
+      <w:r>
+        <w:rPr>
+          <w:rFonts w:cstheme="minorHAnsi"/>
+          <w:sz w:val="24"/>
+          <w:szCs w:val="24"/>
+        </w:rPr>
+        <w:t xml:space="preserve"> show New Covenant in his blood. </w:t>
+      </w:r>
+      <w:r>
+        <w:rPr>
+          <w:rFonts w:cstheme="minorHAnsi"/>
+          <w:sz w:val="24"/>
+          <w:szCs w:val="24"/>
+        </w:rPr>
+        <w:t xml:space="preserve"> </w:t>
+      </w:r>
+    </w:p>
+    <w:p>
+      <w:pPr>
+        <w:rPr>
+          <w:rFonts w:cstheme="minorHAnsi"/>
+          <w:sz w:val="24"/>
+          <w:szCs w:val="24"/>
+        </w:rPr>
+      </w:pPr>
+      <w:r>
+        <w:rPr>
+          <w:rFonts w:cstheme="minorHAnsi"/>
+          <w:sz w:val="24"/>
+          <w:szCs w:val="24"/>
+        </w:rPr>
+        <w:drawing>
+          <wp:inline distT="0" distB="0" distL="0" distR="0" wp14:anchorId="274F6900" wp14:editId="1C3E3F16">
+            <wp:extent cx="3314700" cy="2397464"/>
+            <wp:effectExtent l="0" t="0" r="0" b="3175"/>
+            <wp:docPr id="1611413102" name="Picture 1"/>
+            <wp:cNvGraphicFramePr>
+              <a:graphicFrameLocks xmlns:a="http://schemas.openxmlformats.org/drawingml/2006/main" noChangeAspect="1"/>
+            </wp:cNvGraphicFramePr>
+            <a:graphic xmlns:a="http://schemas.openxmlformats.org/drawingml/2006/main">
+              <a:graphicData uri="http://schemas.openxmlformats.org/drawingml/2006/picture">
+                <pic:pic xmlns:pic="http://schemas.openxmlformats.org/drawingml/2006/picture">
+                  <pic:nvPicPr>
+                    <pic:cNvPr id="1611413102" name=""/>
+                    <pic:cNvPicPr/>
+                  </pic:nvPicPr>
+                  <pic:blipFill>
+                    <a:blip r:embed="rId15"/>
+                    <a:stretch>
+                      <a:fillRect/>
+                    </a:stretch>
+                  </pic:blipFill>
+                  <pic:spPr>
+                    <a:xfrm>
+                      <a:off x="0" y="0"/>
+                      <a:ext cx="3319861" cy="2401197"/>
+                    </a:xfrm>
+                    <a:prstGeom prst="rect">
+                      <a:avLst/>
+                    </a:prstGeom>
+                  </pic:spPr>
+                </pic:pic>
+              </a:graphicData>
+            </a:graphic>
+          </wp:inline>
+        </w:drawing>
+      </w:r>
+    </w:p>
+    <w:p>
+      <w:pPr>
+        <w:rPr>
+          <w:rFonts w:cstheme="minorHAnsi"/>
+          <w:sz w:val="24"/>
+          <w:szCs w:val="24"/>
+        </w:rPr>
+      </w:pPr>
+    </w:p>
+    <w:p>
+      <w:pPr>
+        <w:rPr>
+          <w:rFonts w:cstheme="minorHAnsi"/>
+          <w:sz w:val="24"/>
+          <w:szCs w:val="24"/>
+        </w:rPr>
+      </w:pPr>
+    </w:p>
+    <w:p>
+      <w:pPr>
+        <w:rPr>
+          <w:rFonts w:cstheme="minorHAnsi"/>
+          <w:sz w:val="24"/>
+          <w:szCs w:val="24"/>
+        </w:rPr>
+      </w:pPr>
+      <w:r>
+        <w:rPr>
+          <w:rFonts w:cstheme="minorHAnsi"/>
+          <w:sz w:val="24"/>
+          <w:szCs w:val="24"/>
+        </w:rPr>
+        <w:t>8</w:t>
+      </w:r>
+      <w:r>
+        <w:rPr>
+          <w:rFonts w:cstheme="minorHAnsi"/>
+          <w:sz w:val="24"/>
+          <w:szCs w:val="24"/>
+        </w:rPr>
+        <w:t>:</w:t>
+      </w:r>
+      <w:r>
+        <w:rPr>
+          <w:rFonts w:cstheme="minorHAnsi"/>
+          <w:sz w:val="24"/>
+          <w:szCs w:val="24"/>
+        </w:rPr>
+        <w:t>10</w:t>
+      </w:r>
+      <w:r>
+        <w:rPr>
+          <w:rFonts w:cstheme="minorHAnsi"/>
+          <w:sz w:val="24"/>
+          <w:szCs w:val="24"/>
+        </w:rPr>
+        <w:t>/31:46</w:t>
+      </w:r>
+    </w:p>
+    <w:p>
+      <w:pPr>
+        <w:rPr>
+          <w:rFonts w:cstheme="minorHAnsi"/>
+          <w:sz w:val="24"/>
+          <w:szCs w:val="24"/>
+        </w:rPr>
+      </w:pPr>
+    </w:p>
+    <w:p>
+      <w:pPr>
+        <w:rPr>
+          <w:rFonts w:cstheme="minorHAnsi"/>
+          <w:sz w:val="24"/>
+          <w:szCs w:val="24"/>
+        </w:rPr>
+      </w:pPr>
+      <w:r>
+        <w:rPr>
+          <w:rFonts w:cstheme="minorHAnsi"/>
+          <w:sz w:val="24"/>
+          <w:szCs w:val="24"/>
+        </w:rPr>
+        <w:drawing>
+          <wp:inline distT="0" distB="0" distL="0" distR="0" wp14:anchorId="63FF5463" wp14:editId="28276BB3">
+            <wp:extent cx="4533900" cy="610899"/>
+            <wp:effectExtent l="0" t="0" r="0" b="0"/>
+            <wp:docPr id="683148988" name="Picture 1"/>
+            <wp:cNvGraphicFramePr>
+              <a:graphicFrameLocks xmlns:a="http://schemas.openxmlformats.org/drawingml/2006/main" noChangeAspect="1"/>
+            </wp:cNvGraphicFramePr>
+            <a:graphic xmlns:a="http://schemas.openxmlformats.org/drawingml/2006/main">
+              <a:graphicData uri="http://schemas.openxmlformats.org/drawingml/2006/picture">
+                <pic:pic xmlns:pic="http://schemas.openxmlformats.org/drawingml/2006/picture">
+                  <pic:nvPicPr>
+                    <pic:cNvPr id="683148988" name=""/>
+                    <pic:cNvPicPr/>
+                  </pic:nvPicPr>
+                  <pic:blipFill>
+                    <a:blip r:embed="rId16"/>
+                    <a:stretch>
+                      <a:fillRect/>
+                    </a:stretch>
+                  </pic:blipFill>
+                  <pic:spPr>
+                    <a:xfrm>
+                      <a:off x="0" y="0"/>
+                      <a:ext cx="4554466" cy="613670"/>
+                    </a:xfrm>
+                    <a:prstGeom prst="rect">
+                      <a:avLst/>
+                    </a:prstGeom>
+                  </pic:spPr>
+                </pic:pic>
+              </a:graphicData>
+            </a:graphic>
+          </wp:inline>
+        </w:drawing>
+      </w:r>
+    </w:p>
+    <w:p>
+      <w:pPr>
+        <w:rPr>
+          <w:rFonts w:cstheme="minorHAnsi"/>
+          <w:sz w:val="24"/>
+          <w:szCs w:val="24"/>
+        </w:rPr>
+      </w:pPr>
+      <w:r>
+        <w:rPr>
+          <w:rFonts w:cstheme="minorHAnsi"/>
+          <w:sz w:val="24"/>
+          <w:szCs w:val="24"/>
+        </w:rPr>
+        <w:t>Jesus said, “Behold, the hand of him who betrays me is with me on the Table.</w:t>
+      </w:r>
     </w:p>
     <w:p>
       <w:pPr>
@@ -1377,7 +1697,7 @@
       </w:pPr>
     </w:p>
     <w:sectPr>
-      <w:footerReference w:type="default" r:id="rId15"/>
+      <w:footerReference w:type="default" r:id="rId17"/>
       <w:pgSz w:w="12240" w:h="15840"/>
       <w:pgMar w:top="1440" w:right="1440" w:bottom="1530" w:left="1440" w:header="0" w:footer="720" w:gutter="0"/>
       <w:cols w:space="720"/>

--- a/Church/2026/2026_0328_MenloChurch.docx
+++ b/Church/2026/2026_0328_MenloChurch.docx
@@ -16,15 +16,7 @@
           <w:sz w:val="24"/>
           <w:szCs w:val="24"/>
         </w:rPr>
-        <w:t>0</w:t>
-      </w:r>
-      <w:r>
-        <w:rPr>
-          <w:rFonts w:cstheme="minorHAnsi"/>
-          <w:sz w:val="24"/>
-          <w:szCs w:val="24"/>
-        </w:rPr>
-        <w:t>3</w:t>
+        <w:t>03</w:t>
       </w:r>
       <w:r>
         <w:rPr>
@@ -40,23 +32,7 @@
           <w:sz w:val="24"/>
           <w:szCs w:val="24"/>
         </w:rPr>
-        <w:t>2</w:t>
-      </w:r>
-      <w:r>
-        <w:rPr>
-          <w:rFonts w:cstheme="minorHAnsi"/>
-          <w:sz w:val="24"/>
-          <w:szCs w:val="24"/>
-        </w:rPr>
-        <w:t>8</w:t>
-      </w:r>
-      <w:r>
-        <w:rPr>
-          <w:rFonts w:cstheme="minorHAnsi"/>
-          <w:sz w:val="24"/>
-          <w:szCs w:val="24"/>
-        </w:rPr>
-        <w:t>/</w:t>
+        <w:t>28/</w:t>
       </w:r>
       <w:r>
         <w:rPr>
@@ -88,47 +64,7 @@
           <w:sz w:val="24"/>
           <w:szCs w:val="24"/>
         </w:rPr>
-        <w:t>Menlo Church Worship</w:t>
-      </w:r>
-      <w:r>
-        <w:rPr>
-          <w:rFonts w:cstheme="minorHAnsi"/>
-          <w:sz w:val="24"/>
-          <w:szCs w:val="24"/>
-        </w:rPr>
-        <w:t xml:space="preserve"> (</w:t>
-      </w:r>
-      <w:r>
-        <w:rPr>
-          <w:rFonts w:cstheme="minorHAnsi"/>
-          <w:sz w:val="24"/>
-          <w:szCs w:val="24"/>
-        </w:rPr>
-        <w:t>Summary of</w:t>
-      </w:r>
-      <w:r>
-        <w:rPr>
-          <w:rFonts w:cstheme="minorHAnsi"/>
-          <w:sz w:val="24"/>
-          <w:szCs w:val="24"/>
-        </w:rPr>
-        <w:t xml:space="preserve"> </w:t>
-      </w:r>
-      <w:r>
-        <w:rPr>
-          <w:rFonts w:cstheme="minorHAnsi"/>
-          <w:sz w:val="24"/>
-          <w:szCs w:val="24"/>
-        </w:rPr>
-        <w:t xml:space="preserve">last week, </w:t>
-      </w:r>
-      <w:r>
-        <w:rPr>
-          <w:rFonts w:cstheme="minorHAnsi"/>
-          <w:sz w:val="24"/>
-          <w:szCs w:val="24"/>
-        </w:rPr>
-        <w:t>03/22/2028)</w:t>
+        <w:t>Menlo Church Worship (Summary of last week, 03/22/2028)</w:t>
       </w:r>
     </w:p>
     <w:p>
@@ -170,15 +106,31 @@
           <w:sz w:val="24"/>
           <w:szCs w:val="24"/>
         </w:rPr>
-        <w:t xml:space="preserve">I Am With You </w:t>
-      </w:r>
-      <w:r>
-        <w:rPr>
-          <w:rFonts w:cstheme="minorHAnsi"/>
-          <w:sz w:val="24"/>
-          <w:szCs w:val="24"/>
-        </w:rPr>
-        <w:t>At the Table</w:t>
+        <w:t xml:space="preserve">I Am With You At the Table </w:t>
+      </w:r>
+      <w:r>
+        <w:rPr>
+          <w:rFonts w:cstheme="minorHAnsi"/>
+          <w:sz w:val="24"/>
+          <w:szCs w:val="24"/>
+        </w:rPr>
+        <w:t xml:space="preserve">| </w:t>
+      </w:r>
+      <w:r>
+        <w:rPr>
+          <w:rFonts w:cstheme="minorHAnsi"/>
+          <w:sz w:val="24"/>
+          <w:szCs w:val="24"/>
+        </w:rPr>
+        <w:t>I Am …The God Who Gets Close</w:t>
+      </w:r>
+      <w:r>
+        <w:rPr>
+          <w:rFonts w:cstheme="minorHAnsi"/>
+          <w:sz w:val="24"/>
+          <w:szCs w:val="24"/>
+        </w:rPr>
+        <w:t>,”</w:t>
       </w:r>
       <w:r>
         <w:rPr>
@@ -194,39 +146,73 @@
           <w:sz w:val="24"/>
           <w:szCs w:val="24"/>
         </w:rPr>
-        <w:t xml:space="preserve">| </w:t>
-      </w:r>
-      <w:r>
-        <w:rPr>
-          <w:rFonts w:cstheme="minorHAnsi"/>
-          <w:sz w:val="24"/>
-          <w:szCs w:val="24"/>
-        </w:rPr>
-        <w:t>I Am</w:t>
-      </w:r>
-      <w:r>
-        <w:rPr>
-          <w:rFonts w:cstheme="minorHAnsi"/>
-          <w:sz w:val="24"/>
-          <w:szCs w:val="24"/>
-        </w:rPr>
-        <w:t xml:space="preserve"> …</w:t>
-      </w:r>
-      <w:r>
-        <w:rPr>
-          <w:rFonts w:cstheme="minorHAnsi"/>
-          <w:sz w:val="24"/>
-          <w:szCs w:val="24"/>
-        </w:rPr>
-        <w:t>The God Who Gets Close</w:t>
-      </w:r>
-      <w:r>
-        <w:rPr>
-          <w:rFonts w:cstheme="minorHAnsi"/>
-          <w:sz w:val="24"/>
-          <w:szCs w:val="24"/>
-        </w:rPr>
-        <w:t>,”</w:t>
+        <w:t>Phil EuBank, Lead Pastor</w:t>
+      </w:r>
+    </w:p>
+    <w:p>
+      <w:pPr>
+        <w:rPr>
+          <w:rFonts w:cstheme="minorHAnsi"/>
+          <w:sz w:val="24"/>
+          <w:szCs w:val="24"/>
+        </w:rPr>
+      </w:pPr>
+    </w:p>
+    <w:p>
+      <w:pPr>
+        <w:rPr>
+          <w:rFonts w:cstheme="minorHAnsi"/>
+          <w:sz w:val="24"/>
+          <w:szCs w:val="24"/>
+        </w:rPr>
+      </w:pPr>
+      <w:r>
+        <w:rPr>
+          <w:rFonts w:cstheme="minorHAnsi"/>
+          <w:sz w:val="24"/>
+          <w:szCs w:val="24"/>
+        </w:rPr>
+        <w:t xml:space="preserve">Today, we talk </w:t>
+      </w:r>
+      <w:r>
+        <w:rPr>
+          <w:rFonts w:cstheme="minorHAnsi"/>
+          <w:sz w:val="24"/>
+          <w:szCs w:val="24"/>
+        </w:rPr>
+        <w:t xml:space="preserve">"I Am With You </w:t>
+      </w:r>
+      <w:r>
+        <w:rPr>
+          <w:rFonts w:cstheme="minorHAnsi"/>
+          <w:sz w:val="24"/>
+          <w:szCs w:val="24"/>
+        </w:rPr>
+        <w:t>At the Table.”</w:t>
+      </w:r>
+      <w:r>
+        <w:rPr>
+          <w:rFonts w:cstheme="minorHAnsi"/>
+          <w:sz w:val="24"/>
+          <w:szCs w:val="24"/>
+        </w:rPr>
+        <w:t> </w:t>
+      </w:r>
+      <w:r>
+        <w:rPr>
+          <w:rFonts w:cstheme="minorHAnsi"/>
+          <w:sz w:val="24"/>
+          <w:szCs w:val="24"/>
+        </w:rPr>
+        <w:t>It is</w:t>
+      </w:r>
+      <w:r>
+        <w:rPr>
+          <w:rFonts w:cstheme="minorHAnsi"/>
+          <w:sz w:val="24"/>
+          <w:szCs w:val="24"/>
+        </w:rPr>
+        <w:t xml:space="preserve"> the fifth</w:t>
       </w:r>
       <w:r>
         <w:rPr>
@@ -242,15 +228,55 @@
           <w:sz w:val="24"/>
           <w:szCs w:val="24"/>
         </w:rPr>
-        <w:t>Phil EuBank, Lead Pastor</w:t>
-      </w:r>
-      <w:r>
-        <w:rPr>
-          <w:rFonts w:cstheme="minorHAnsi"/>
-          <w:sz w:val="24"/>
-          <w:szCs w:val="24"/>
-        </w:rPr>
-        <w:t xml:space="preserve"> </w:t>
+        <w:t>of “</w:t>
+      </w:r>
+      <w:r>
+        <w:rPr>
+          <w:rFonts w:cstheme="minorHAnsi"/>
+          <w:sz w:val="24"/>
+          <w:szCs w:val="24"/>
+        </w:rPr>
+        <w:t>I Am …The God Who Gets Close</w:t>
+      </w:r>
+      <w:r>
+        <w:rPr>
+          <w:rFonts w:cstheme="minorHAnsi"/>
+          <w:sz w:val="24"/>
+          <w:szCs w:val="24"/>
+        </w:rPr>
+        <w:t xml:space="preserve">” series. In Luke 22, Jesus sets up the table and invites </w:t>
+      </w:r>
+      <w:r>
+        <w:rPr>
+          <w:rFonts w:cstheme="minorHAnsi"/>
+          <w:sz w:val="24"/>
+          <w:szCs w:val="24"/>
+        </w:rPr>
+        <w:t>his 12 disciples</w:t>
+      </w:r>
+      <w:r>
+        <w:rPr>
+          <w:rFonts w:cstheme="minorHAnsi"/>
+          <w:sz w:val="24"/>
+          <w:szCs w:val="24"/>
+        </w:rPr>
+        <w:t xml:space="preserve"> for the last </w:t>
+      </w:r>
+      <w:r>
+        <w:rPr>
+          <w:rFonts w:cstheme="minorHAnsi"/>
+          <w:sz w:val="24"/>
+          <w:szCs w:val="24"/>
+        </w:rPr>
+        <w:t>dinner</w:t>
+      </w:r>
+      <w:r>
+        <w:rPr>
+          <w:rFonts w:cstheme="minorHAnsi"/>
+          <w:sz w:val="24"/>
+          <w:szCs w:val="24"/>
+        </w:rPr>
+        <w:t>.</w:t>
       </w:r>
     </w:p>
     <w:p>
@@ -742,7 +768,15 @@
           <w:sz w:val="24"/>
           <w:szCs w:val="24"/>
         </w:rPr>
-        <w:t>2:25/31:46</w:t>
+        <w:t>The Last Supper, found in Matthew 26, Mark 14, Luke 22, and John 13, was Jesus's final Passover meal with his disciples before his crucifixion. He instituted the Eucharist/Lord's Supper, identifying the bread as his body and the wine as his blood of the new covenant, and predicted his betrayal by Judas</w:t>
+      </w:r>
+      <w:r>
+        <w:rPr>
+          <w:rFonts w:cstheme="minorHAnsi"/>
+          <w:sz w:val="24"/>
+          <w:szCs w:val="24"/>
+        </w:rPr>
+        <w:t>.</w:t>
       </w:r>
     </w:p>
     <w:p>
@@ -753,38 +787,6 @@
           <w:szCs w:val="24"/>
         </w:rPr>
       </w:pPr>
-      <w:r>
-        <w:rPr>
-          <w:rFonts w:cstheme="minorHAnsi"/>
-          <w:sz w:val="24"/>
-          <w:szCs w:val="24"/>
-        </w:rPr>
-        <w:t xml:space="preserve">We are in the fifth of “I Am…” series. We talk </w:t>
-      </w:r>
-      <w:r>
-        <w:rPr>
-          <w:rFonts w:cstheme="minorHAnsi"/>
-          <w:sz w:val="24"/>
-          <w:szCs w:val="24"/>
-        </w:rPr>
-        <w:t xml:space="preserve">"I Am With You </w:t>
-      </w:r>
-      <w:r>
-        <w:rPr>
-          <w:rFonts w:cstheme="minorHAnsi"/>
-          <w:sz w:val="24"/>
-          <w:szCs w:val="24"/>
-        </w:rPr>
-        <w:t>At the Table.</w:t>
-      </w:r>
-      <w:r>
-        <w:rPr>
-          <w:rFonts w:cstheme="minorHAnsi"/>
-          <w:sz w:val="24"/>
-          <w:szCs w:val="24"/>
-        </w:rPr>
-        <w:t>" </w:t>
-      </w:r>
     </w:p>
     <w:p>
       <w:pPr>
@@ -800,151 +802,7 @@
           <w:sz w:val="24"/>
           <w:szCs w:val="24"/>
         </w:rPr>
-        <w:t>2000 years ago, Jesus had setup table</w:t>
-      </w:r>
-      <w:r>
-        <w:rPr>
-          <w:rFonts w:cstheme="minorHAnsi"/>
-          <w:sz w:val="24"/>
-          <w:szCs w:val="24"/>
-        </w:rPr>
-        <w:t xml:space="preserve"> like this</w:t>
-      </w:r>
-      <w:r>
-        <w:rPr>
-          <w:rFonts w:cstheme="minorHAnsi"/>
-          <w:sz w:val="24"/>
-          <w:szCs w:val="24"/>
-        </w:rPr>
-        <w:t xml:space="preserve"> called </w:t>
-      </w:r>
-      <w:r>
-        <w:rPr>
-          <w:rFonts w:cstheme="minorHAnsi"/>
-          <w:sz w:val="24"/>
-          <w:szCs w:val="24"/>
-        </w:rPr>
-        <w:t>P</w:t>
-      </w:r>
-      <w:r>
-        <w:rPr>
-          <w:rFonts w:cstheme="minorHAnsi"/>
-          <w:sz w:val="24"/>
-          <w:szCs w:val="24"/>
-        </w:rPr>
-        <w:t>assover</w:t>
-      </w:r>
-      <w:r>
-        <w:rPr>
-          <w:rFonts w:cstheme="minorHAnsi"/>
-          <w:sz w:val="24"/>
-          <w:szCs w:val="24"/>
-        </w:rPr>
-        <w:t xml:space="preserve"> for everyone.</w:t>
-      </w:r>
-      <w:r>
-        <w:rPr>
-          <w:rFonts w:cstheme="minorHAnsi"/>
-          <w:sz w:val="24"/>
-          <w:szCs w:val="24"/>
-        </w:rPr>
-        <w:t xml:space="preserve"> Passover is the holiday to celebrate </w:t>
-      </w:r>
-      <w:r>
-        <w:rPr>
-          <w:rFonts w:cstheme="minorHAnsi"/>
-          <w:sz w:val="24"/>
-          <w:szCs w:val="24"/>
-        </w:rPr>
-        <w:t>for every year and Jesus has gathered his close</w:t>
-      </w:r>
-      <w:r>
-        <w:rPr>
-          <w:rFonts w:cstheme="minorHAnsi"/>
-          <w:sz w:val="24"/>
-          <w:szCs w:val="24"/>
-        </w:rPr>
-        <w:t>s</w:t>
-      </w:r>
-      <w:r>
-        <w:rPr>
-          <w:rFonts w:cstheme="minorHAnsi"/>
-          <w:sz w:val="24"/>
-          <w:szCs w:val="24"/>
-        </w:rPr>
-        <w:t>t</w:t>
-      </w:r>
-      <w:r>
-        <w:rPr>
-          <w:rFonts w:cstheme="minorHAnsi"/>
-          <w:sz w:val="24"/>
-          <w:szCs w:val="24"/>
-        </w:rPr>
-        <w:t xml:space="preserve"> friends and to have his final meal</w:t>
-      </w:r>
-      <w:r>
-        <w:rPr>
-          <w:rFonts w:cstheme="minorHAnsi"/>
-          <w:sz w:val="24"/>
-          <w:szCs w:val="24"/>
-        </w:rPr>
-        <w:t xml:space="preserve"> before he arrested</w:t>
-      </w:r>
-      <w:r>
-        <w:rPr>
-          <w:rFonts w:cstheme="minorHAnsi"/>
-          <w:sz w:val="24"/>
-          <w:szCs w:val="24"/>
-        </w:rPr>
-        <w:t xml:space="preserve"> with falsely accused</w:t>
-      </w:r>
-      <w:r>
-        <w:rPr>
-          <w:rFonts w:cstheme="minorHAnsi"/>
-          <w:sz w:val="24"/>
-          <w:szCs w:val="24"/>
-        </w:rPr>
-        <w:t xml:space="preserve"> and executed for all of us</w:t>
-      </w:r>
-      <w:r>
-        <w:rPr>
-          <w:rFonts w:cstheme="minorHAnsi"/>
-          <w:sz w:val="24"/>
-          <w:szCs w:val="24"/>
-        </w:rPr>
-        <w:t>.</w:t>
-      </w:r>
-      <w:r>
-        <w:rPr>
-          <w:rFonts w:cstheme="minorHAnsi"/>
-          <w:sz w:val="24"/>
-          <w:szCs w:val="24"/>
-        </w:rPr>
-        <w:t xml:space="preserve"> Jesus with 12 of his closest friends who have spent 3 years with him</w:t>
-      </w:r>
-      <w:r>
-        <w:rPr>
-          <w:rFonts w:cstheme="minorHAnsi"/>
-          <w:sz w:val="24"/>
-          <w:szCs w:val="24"/>
-        </w:rPr>
-        <w:t>.</w:t>
-      </w:r>
-      <w:r>
-        <w:rPr>
-          <w:rFonts w:cstheme="minorHAnsi"/>
-          <w:sz w:val="24"/>
-          <w:szCs w:val="24"/>
-        </w:rPr>
-        <w:t xml:space="preserve"> </w:t>
-      </w:r>
-      <w:r>
-        <w:rPr>
-          <w:rFonts w:cstheme="minorHAnsi"/>
-          <w:sz w:val="24"/>
-          <w:szCs w:val="24"/>
-        </w:rPr>
-        <w:t xml:space="preserve"> </w:t>
+        <w:t>2:25/31:46</w:t>
       </w:r>
     </w:p>
     <w:p>
@@ -955,6 +813,38 @@
           <w:szCs w:val="24"/>
         </w:rPr>
       </w:pPr>
+      <w:r>
+        <w:rPr>
+          <w:rFonts w:cstheme="minorHAnsi"/>
+          <w:sz w:val="24"/>
+          <w:szCs w:val="24"/>
+        </w:rPr>
+        <w:t xml:space="preserve">We are in the fifth of “I Am…” series. We talk </w:t>
+      </w:r>
+      <w:r>
+        <w:rPr>
+          <w:rFonts w:cstheme="minorHAnsi"/>
+          <w:sz w:val="24"/>
+          <w:szCs w:val="24"/>
+        </w:rPr>
+        <w:t xml:space="preserve">"I Am With You </w:t>
+      </w:r>
+      <w:r>
+        <w:rPr>
+          <w:rFonts w:cstheme="minorHAnsi"/>
+          <w:sz w:val="24"/>
+          <w:szCs w:val="24"/>
+        </w:rPr>
+        <w:t>At the Table.</w:t>
+      </w:r>
+      <w:r>
+        <w:rPr>
+          <w:rFonts w:cstheme="minorHAnsi"/>
+          <w:sz w:val="24"/>
+          <w:szCs w:val="24"/>
+        </w:rPr>
+        <w:t>" </w:t>
+      </w:r>
     </w:p>
     <w:p>
       <w:pPr>
@@ -964,6 +854,62 @@
           <w:szCs w:val="24"/>
         </w:rPr>
       </w:pPr>
+      <w:r>
+        <w:rPr>
+          <w:rFonts w:cstheme="minorHAnsi"/>
+          <w:sz w:val="24"/>
+          <w:szCs w:val="24"/>
+        </w:rPr>
+        <w:t>2000 years ago, Jesus had setup table</w:t>
+      </w:r>
+      <w:r>
+        <w:rPr>
+          <w:rFonts w:cstheme="minorHAnsi"/>
+          <w:sz w:val="24"/>
+          <w:szCs w:val="24"/>
+        </w:rPr>
+        <w:t xml:space="preserve"> like this</w:t>
+      </w:r>
+      <w:r>
+        <w:rPr>
+          <w:rFonts w:cstheme="minorHAnsi"/>
+          <w:sz w:val="24"/>
+          <w:szCs w:val="24"/>
+        </w:rPr>
+        <w:t xml:space="preserve"> called </w:t>
+      </w:r>
+      <w:r>
+        <w:rPr>
+          <w:rFonts w:cstheme="minorHAnsi"/>
+          <w:sz w:val="24"/>
+          <w:szCs w:val="24"/>
+        </w:rPr>
+        <w:t>P</w:t>
+      </w:r>
+      <w:r>
+        <w:rPr>
+          <w:rFonts w:cstheme="minorHAnsi"/>
+          <w:sz w:val="24"/>
+          <w:szCs w:val="24"/>
+        </w:rPr>
+        <w:t>assover</w:t>
+      </w:r>
+      <w:r>
+        <w:rPr>
+          <w:rFonts w:cstheme="minorHAnsi"/>
+          <w:sz w:val="24"/>
+          <w:szCs w:val="24"/>
+        </w:rPr>
+        <w:t xml:space="preserve"> for everyone.</w:t>
+      </w:r>
+      <w:r>
+        <w:rPr>
+          <w:rFonts w:cstheme="minorHAnsi"/>
+          <w:sz w:val="24"/>
+          <w:szCs w:val="24"/>
+        </w:rPr>
+        <w:t xml:space="preserve"> </w:t>
+      </w:r>
     </w:p>
     <w:p>
       <w:pPr>
@@ -976,11 +922,142 @@
       <w:r>
         <w:rPr>
           <w:rFonts w:cstheme="minorHAnsi"/>
+          <w:sz w:val="24"/>
+          <w:szCs w:val="24"/>
+        </w:rPr>
+        <w:lastRenderedPageBreak/>
+        <w:t xml:space="preserve">Passover is the holiday to celebrate </w:t>
+      </w:r>
+      <w:r>
+        <w:rPr>
+          <w:rFonts w:cstheme="minorHAnsi"/>
+          <w:sz w:val="24"/>
+          <w:szCs w:val="24"/>
+        </w:rPr>
+        <w:t>for every year and Jesus has gathered his close</w:t>
+      </w:r>
+      <w:r>
+        <w:rPr>
+          <w:rFonts w:cstheme="minorHAnsi"/>
+          <w:sz w:val="24"/>
+          <w:szCs w:val="24"/>
+        </w:rPr>
+        <w:t>s</w:t>
+      </w:r>
+      <w:r>
+        <w:rPr>
+          <w:rFonts w:cstheme="minorHAnsi"/>
+          <w:sz w:val="24"/>
+          <w:szCs w:val="24"/>
+        </w:rPr>
+        <w:t>t</w:t>
+      </w:r>
+      <w:r>
+        <w:rPr>
+          <w:rFonts w:cstheme="minorHAnsi"/>
+          <w:sz w:val="24"/>
+          <w:szCs w:val="24"/>
+        </w:rPr>
+        <w:t xml:space="preserve"> friends and to have his final meal</w:t>
+      </w:r>
+      <w:r>
+        <w:rPr>
+          <w:rFonts w:cstheme="minorHAnsi"/>
+          <w:sz w:val="24"/>
+          <w:szCs w:val="24"/>
+        </w:rPr>
+        <w:t xml:space="preserve"> before he arrested</w:t>
+      </w:r>
+      <w:r>
+        <w:rPr>
+          <w:rFonts w:cstheme="minorHAnsi"/>
+          <w:sz w:val="24"/>
+          <w:szCs w:val="24"/>
+        </w:rPr>
+        <w:t xml:space="preserve"> with falsely accused</w:t>
+      </w:r>
+      <w:r>
+        <w:rPr>
+          <w:rFonts w:cstheme="minorHAnsi"/>
+          <w:sz w:val="24"/>
+          <w:szCs w:val="24"/>
+        </w:rPr>
+        <w:t xml:space="preserve"> and executed for all of us</w:t>
+      </w:r>
+      <w:r>
+        <w:rPr>
+          <w:rFonts w:cstheme="minorHAnsi"/>
+          <w:sz w:val="24"/>
+          <w:szCs w:val="24"/>
+        </w:rPr>
+        <w:t>.</w:t>
+      </w:r>
+      <w:r>
+        <w:rPr>
+          <w:rFonts w:cstheme="minorHAnsi"/>
+          <w:sz w:val="24"/>
+          <w:szCs w:val="24"/>
+        </w:rPr>
+        <w:t xml:space="preserve"> Jesus with 12 of his closest friends who have spent 3 years with him</w:t>
+      </w:r>
+      <w:r>
+        <w:rPr>
+          <w:rFonts w:cstheme="minorHAnsi"/>
+          <w:sz w:val="24"/>
+          <w:szCs w:val="24"/>
+        </w:rPr>
+        <w:t>.</w:t>
+      </w:r>
+      <w:r>
+        <w:rPr>
+          <w:rFonts w:cstheme="minorHAnsi"/>
+          <w:sz w:val="24"/>
+          <w:szCs w:val="24"/>
+        </w:rPr>
+        <w:t xml:space="preserve"> </w:t>
+      </w:r>
+      <w:r>
+        <w:rPr>
+          <w:rFonts w:cstheme="minorHAnsi"/>
+          <w:sz w:val="24"/>
+          <w:szCs w:val="24"/>
+        </w:rPr>
+        <w:t xml:space="preserve"> </w:t>
+      </w:r>
+    </w:p>
+    <w:p>
+      <w:pPr>
+        <w:rPr>
+          <w:rFonts w:cstheme="minorHAnsi"/>
+          <w:sz w:val="24"/>
+          <w:szCs w:val="24"/>
+        </w:rPr>
+      </w:pPr>
+    </w:p>
+    <w:p>
+      <w:pPr>
+        <w:rPr>
+          <w:rFonts w:cstheme="minorHAnsi"/>
+          <w:sz w:val="24"/>
+          <w:szCs w:val="24"/>
+        </w:rPr>
+      </w:pPr>
+    </w:p>
+    <w:p>
+      <w:pPr>
+        <w:rPr>
+          <w:rFonts w:cstheme="minorHAnsi"/>
+          <w:sz w:val="24"/>
+          <w:szCs w:val="24"/>
+        </w:rPr>
+      </w:pPr>
+      <w:r>
+        <w:rPr>
+          <w:rFonts w:cstheme="minorHAnsi"/>
           <w:noProof/>
           <w:sz w:val="24"/>
           <w:szCs w:val="24"/>
         </w:rPr>
-        <w:lastRenderedPageBreak/>
         <w:drawing>
           <wp:inline distT="0" distB="0" distL="0" distR="0" wp14:anchorId="10FD8353" wp14:editId="4086B255">
             <wp:extent cx="2562225" cy="2053794"/>
@@ -1127,55 +1204,7 @@
           <w:sz w:val="24"/>
           <w:szCs w:val="24"/>
         </w:rPr>
-        <w:t>03</w:t>
-      </w:r>
-      <w:r>
-        <w:rPr>
-          <w:rFonts w:cstheme="minorHAnsi"/>
-          <w:sz w:val="24"/>
-          <w:szCs w:val="24"/>
-        </w:rPr>
-        <w:t>/</w:t>
-      </w:r>
-      <w:r>
-        <w:rPr>
-          <w:rFonts w:cstheme="minorHAnsi"/>
-          <w:sz w:val="24"/>
-          <w:szCs w:val="24"/>
-        </w:rPr>
-        <w:t>28/</w:t>
-      </w:r>
-      <w:r>
-        <w:rPr>
-          <w:rFonts w:cstheme="minorHAnsi"/>
-          <w:sz w:val="24"/>
-          <w:szCs w:val="24"/>
-        </w:rPr>
-        <w:t>202</w:t>
-      </w:r>
-      <w:r>
-        <w:rPr>
-          <w:rFonts w:cstheme="minorHAnsi"/>
-          <w:sz w:val="24"/>
-          <w:szCs w:val="24"/>
-        </w:rPr>
-        <w:t>6</w:t>
-      </w:r>
-      <w:r>
-        <w:rPr>
-          <w:rFonts w:cstheme="minorHAnsi"/>
-          <w:sz w:val="24"/>
-          <w:szCs w:val="24"/>
-        </w:rPr>
-        <w:t xml:space="preserve">, </w:t>
-      </w:r>
-      <w:r>
-        <w:rPr>
-          <w:rFonts w:cstheme="minorHAnsi"/>
-          <w:sz w:val="24"/>
-          <w:szCs w:val="24"/>
-        </w:rPr>
-        <w:t>Menlo Church Worship (Summary of last week, 03/22/2028)</w:t>
+        <w:t>Luke 22:15</w:t>
       </w:r>
     </w:p>
     <w:p>
@@ -1192,7 +1221,7 @@
           <w:sz w:val="24"/>
           <w:szCs w:val="24"/>
         </w:rPr>
-        <w:t>https://youtu.be/CzEdPKdj0GY?si=WRHI8PZPTEXkiuyf</w:t>
+        <w:t>English Standard Version</w:t>
       </w:r>
     </w:p>
     <w:p>
@@ -1206,58 +1235,21 @@
       <w:r>
         <w:rPr>
           <w:rFonts w:cstheme="minorHAnsi"/>
-          <w:sz w:val="24"/>
-          <w:szCs w:val="24"/>
-        </w:rPr>
-        <w:t>“</w:t>
-      </w:r>
-      <w:r>
-        <w:rPr>
-          <w:rFonts w:cstheme="minorHAnsi"/>
-          <w:sz w:val="24"/>
-          <w:szCs w:val="24"/>
-        </w:rPr>
-        <w:t xml:space="preserve">I Am With You At the Table </w:t>
-      </w:r>
-      <w:r>
-        <w:rPr>
-          <w:rFonts w:cstheme="minorHAnsi"/>
-          <w:sz w:val="24"/>
-          <w:szCs w:val="24"/>
-        </w:rPr>
-        <w:t xml:space="preserve">| </w:t>
-      </w:r>
-      <w:r>
-        <w:rPr>
-          <w:rFonts w:cstheme="minorHAnsi"/>
-          <w:sz w:val="24"/>
-          <w:szCs w:val="24"/>
-        </w:rPr>
-        <w:t>I Am …The God Who Gets Close</w:t>
-      </w:r>
-      <w:r>
-        <w:rPr>
-          <w:rFonts w:cstheme="minorHAnsi"/>
-          <w:sz w:val="24"/>
-          <w:szCs w:val="24"/>
-        </w:rPr>
-        <w:t>,”</w:t>
-      </w:r>
-      <w:r>
-        <w:rPr>
-          <w:rFonts w:cstheme="minorHAnsi"/>
-          <w:sz w:val="24"/>
-          <w:szCs w:val="24"/>
-        </w:rPr>
-        <w:t xml:space="preserve"> </w:t>
-      </w:r>
-      <w:r>
-        <w:rPr>
-          <w:rFonts w:cstheme="minorHAnsi"/>
-          <w:sz w:val="24"/>
-          <w:szCs w:val="24"/>
-        </w:rPr>
-        <w:t>Phil EuBank, Lead Pastor</w:t>
+          <w:b/>
+          <w:bCs/>
+          <w:sz w:val="24"/>
+          <w:szCs w:val="24"/>
+          <w:vertAlign w:val="superscript"/>
+        </w:rPr>
+        <w:t>15 </w:t>
+      </w:r>
+      <w:r>
+        <w:rPr>
+          <w:rFonts w:cstheme="minorHAnsi"/>
+          <w:sz w:val="24"/>
+          <w:szCs w:val="24"/>
+        </w:rPr>
+        <w:t>And he said to them, “I have earnestly desired to eat this Passover with you before I suffer.</w:t>
       </w:r>
     </w:p>
     <w:p>
@@ -1283,39 +1275,7 @@
           <w:sz w:val="24"/>
           <w:szCs w:val="24"/>
         </w:rPr>
-        <w:t xml:space="preserve">We are in the fifth of “I Am…” series. We talk </w:t>
-      </w:r>
-      <w:r>
-        <w:rPr>
-          <w:rFonts w:cstheme="minorHAnsi"/>
-          <w:sz w:val="24"/>
-          <w:szCs w:val="24"/>
-        </w:rPr>
-        <w:t xml:space="preserve">"I Am With You </w:t>
-      </w:r>
-      <w:r>
-        <w:rPr>
-          <w:rFonts w:cstheme="minorHAnsi"/>
-          <w:sz w:val="24"/>
-          <w:szCs w:val="24"/>
-        </w:rPr>
-        <w:t>At the Table.</w:t>
-      </w:r>
-      <w:r>
-        <w:rPr>
-          <w:rFonts w:cstheme="minorHAnsi"/>
-          <w:sz w:val="24"/>
-          <w:szCs w:val="24"/>
-        </w:rPr>
-        <w:t>" </w:t>
-      </w:r>
-      <w:r>
-        <w:rPr>
-          <w:rFonts w:cstheme="minorHAnsi"/>
-          <w:sz w:val="24"/>
-          <w:szCs w:val="24"/>
-        </w:rPr>
-        <w:t xml:space="preserve"> </w:t>
+        <w:t>The main point of Luke 22:15 ("With fervent desire I have desired to eat this Passover with you before I suffer") is Jesus’ intense, loving desire to share a final, fellowship-forming meal with his disciples before his sacrificial death. It highlights his voluntary, purposeful commitment to fulfill the Passover’s redemptive meaning. </w:t>
       </w:r>
     </w:p>
     <w:p>
@@ -1329,88 +1289,283 @@
       <w:r>
         <w:rPr>
           <w:rFonts w:cstheme="minorHAnsi"/>
-          <w:sz w:val="24"/>
-          <w:szCs w:val="24"/>
-        </w:rPr>
-        <w:t>7</w:t>
-      </w:r>
-      <w:r>
-        <w:rPr>
-          <w:rFonts w:cstheme="minorHAnsi"/>
-          <w:sz w:val="24"/>
-          <w:szCs w:val="24"/>
-        </w:rPr>
-        <w:t>:</w:t>
-      </w:r>
-      <w:r>
-        <w:rPr>
-          <w:rFonts w:cstheme="minorHAnsi"/>
-          <w:sz w:val="24"/>
-          <w:szCs w:val="24"/>
-        </w:rPr>
-        <w:t>00</w:t>
-      </w:r>
-      <w:r>
-        <w:rPr>
-          <w:rFonts w:cstheme="minorHAnsi"/>
-          <w:sz w:val="24"/>
-          <w:szCs w:val="24"/>
-        </w:rPr>
-        <w:t>/31:46</w:t>
+          <w:b/>
+          <w:bCs/>
+          <w:sz w:val="24"/>
+          <w:szCs w:val="24"/>
+        </w:rPr>
+        <w:t>Key Aspects of Luke 22:15:</w:t>
       </w:r>
     </w:p>
     <w:p>
       <w:pPr>
-        <w:rPr>
-          <w:rFonts w:cstheme="minorHAnsi"/>
-          <w:sz w:val="24"/>
-          <w:szCs w:val="24"/>
-        </w:rPr>
-      </w:pPr>
-      <w:r>
-        <w:rPr>
-          <w:rFonts w:cstheme="minorHAnsi"/>
-          <w:sz w:val="24"/>
-          <w:szCs w:val="24"/>
-        </w:rPr>
-        <w:t>Jesus</w:t>
-      </w:r>
-      <w:r>
-        <w:rPr>
-          <w:rFonts w:cstheme="minorHAnsi"/>
-          <w:sz w:val="24"/>
-          <w:szCs w:val="24"/>
-        </w:rPr>
-        <w:t xml:space="preserve"> set</w:t>
-      </w:r>
-      <w:r>
-        <w:rPr>
-          <w:rFonts w:cstheme="minorHAnsi"/>
-          <w:sz w:val="24"/>
-          <w:szCs w:val="24"/>
-        </w:rPr>
-        <w:t xml:space="preserve">s </w:t>
-      </w:r>
-      <w:r>
-        <w:rPr>
-          <w:rFonts w:cstheme="minorHAnsi"/>
-          <w:sz w:val="24"/>
-          <w:szCs w:val="24"/>
-        </w:rPr>
-        <w:t>up the table and invite us to join.</w:t>
+        <w:numPr>
+          <w:ilvl w:val="0"/>
+          <w:numId w:val="99"/>
+        </w:numPr>
+        <w:rPr>
+          <w:rFonts w:cstheme="minorHAnsi"/>
+          <w:sz w:val="24"/>
+          <w:szCs w:val="24"/>
+        </w:rPr>
+      </w:pPr>
+      <w:r>
+        <w:rPr>
+          <w:rFonts w:cstheme="minorHAnsi"/>
+          <w:b/>
+          <w:bCs/>
+          <w:sz w:val="24"/>
+          <w:szCs w:val="24"/>
+        </w:rPr>
+        <w:t>Anticipation of Sacrifice:</w:t>
+      </w:r>
+      <w:r>
+        <w:rPr>
+          <w:rFonts w:cstheme="minorHAnsi"/>
+          <w:sz w:val="24"/>
+          <w:szCs w:val="24"/>
+        </w:rPr>
+        <w:t> Jesus uses this moment to prepare his disciples for his approaching death (suffering) and to frame it as the ultimate Passover sacrifice.</w:t>
       </w:r>
     </w:p>
     <w:p>
       <w:pPr>
-        <w:rPr>
-          <w:rFonts w:cstheme="minorHAnsi"/>
-          <w:sz w:val="24"/>
-          <w:szCs w:val="24"/>
-        </w:rPr>
-      </w:pPr>
+        <w:numPr>
+          <w:ilvl w:val="0"/>
+          <w:numId w:val="99"/>
+        </w:numPr>
+        <w:rPr>
+          <w:rFonts w:cstheme="minorHAnsi"/>
+          <w:sz w:val="24"/>
+          <w:szCs w:val="24"/>
+        </w:rPr>
+      </w:pPr>
+      <w:r>
+        <w:rPr>
+          <w:rFonts w:cstheme="minorHAnsi"/>
+          <w:b/>
+          <w:bCs/>
+          <w:sz w:val="24"/>
+          <w:szCs w:val="24"/>
+        </w:rPr>
+        <w:t>Finality and Fulfillment:</w:t>
+      </w:r>
+      <w:r>
+        <w:rPr>
+          <w:rFonts w:cstheme="minorHAnsi"/>
+          <w:sz w:val="24"/>
+          <w:szCs w:val="24"/>
+        </w:rPr>
+        <w:t> It marks the last "old" Passover he will share before he transforms it into the "new" covenant in the kingdom of God.</w:t>
+      </w:r>
     </w:p>
     <w:p>
       <w:pPr>
+        <w:numPr>
+          <w:ilvl w:val="0"/>
+          <w:numId w:val="99"/>
+        </w:numPr>
+        <w:rPr>
+          <w:rFonts w:cstheme="minorHAnsi"/>
+          <w:sz w:val="24"/>
+          <w:szCs w:val="24"/>
+        </w:rPr>
+      </w:pPr>
+      <w:r>
+        <w:rPr>
+          <w:rFonts w:cstheme="minorHAnsi"/>
+          <w:b/>
+          <w:bCs/>
+          <w:sz w:val="24"/>
+          <w:szCs w:val="24"/>
+        </w:rPr>
+        <w:t>Divine Love and Fellowship:</w:t>
+      </w:r>
+      <w:r>
+        <w:rPr>
+          <w:rFonts w:cstheme="minorHAnsi"/>
+          <w:sz w:val="24"/>
+          <w:szCs w:val="24"/>
+        </w:rPr>
+        <w:t> It demonstrates Jesus' deep, personal care for his followers and a longing to connect with them before his passion.</w:t>
+      </w:r>
+    </w:p>
+    <w:p>
+      <w:pPr>
+        <w:numPr>
+          <w:ilvl w:val="0"/>
+          <w:numId w:val="99"/>
+        </w:numPr>
+        <w:rPr>
+          <w:rFonts w:cstheme="minorHAnsi"/>
+          <w:sz w:val="24"/>
+          <w:szCs w:val="24"/>
+        </w:rPr>
+      </w:pPr>
+      <w:r>
+        <w:rPr>
+          <w:rFonts w:cstheme="minorHAnsi"/>
+          <w:b/>
+          <w:bCs/>
+          <w:sz w:val="24"/>
+          <w:szCs w:val="24"/>
+        </w:rPr>
+        <w:t>The Transition:</w:t>
+      </w:r>
+      <w:r>
+        <w:rPr>
+          <w:rFonts w:cstheme="minorHAnsi"/>
+          <w:sz w:val="24"/>
+          <w:szCs w:val="24"/>
+        </w:rPr>
+        <w:t> This meal bridges the gap between the Old Covenant (Israel’s exodus) and the New Covenant (salvation through Christ). </w:t>
+      </w:r>
+    </w:p>
+    <w:p>
+      <w:pPr>
+        <w:rPr>
+          <w:rFonts w:cstheme="minorHAnsi"/>
+          <w:sz w:val="24"/>
+          <w:szCs w:val="24"/>
+        </w:rPr>
+      </w:pPr>
+      <w:r>
+        <w:rPr>
+          <w:rFonts w:cstheme="minorHAnsi"/>
+          <w:sz w:val="24"/>
+          <w:szCs w:val="24"/>
+        </w:rPr>
+        <w:t>The verse shows that Jesus' suffering was not an accident but a planned, awaited act of love. </w:t>
+      </w:r>
+    </w:p>
+    <w:p>
+      <w:pPr>
+        <w:rPr>
+          <w:rFonts w:cstheme="minorHAnsi"/>
+          <w:sz w:val="24"/>
+          <w:szCs w:val="24"/>
+        </w:rPr>
+      </w:pPr>
+    </w:p>
+    <w:p>
+      <w:pPr>
+        <w:rPr>
+          <w:rFonts w:cstheme="minorHAnsi"/>
+          <w:sz w:val="24"/>
+          <w:szCs w:val="24"/>
+        </w:rPr>
+      </w:pPr>
+    </w:p>
+    <w:p>
+      <w:pPr>
+        <w:rPr>
+          <w:rFonts w:cstheme="minorHAnsi"/>
+          <w:sz w:val="24"/>
+          <w:szCs w:val="24"/>
+        </w:rPr>
+      </w:pPr>
+      <w:r>
+        <w:rPr>
+          <w:rFonts w:cstheme="minorHAnsi"/>
+          <w:sz w:val="24"/>
+          <w:szCs w:val="24"/>
+        </w:rPr>
+        <w:t>7</w:t>
+      </w:r>
+      <w:r>
+        <w:rPr>
+          <w:rFonts w:cstheme="minorHAnsi"/>
+          <w:sz w:val="24"/>
+          <w:szCs w:val="24"/>
+        </w:rPr>
+        <w:t>:</w:t>
+      </w:r>
+      <w:r>
+        <w:rPr>
+          <w:rFonts w:cstheme="minorHAnsi"/>
+          <w:sz w:val="24"/>
+          <w:szCs w:val="24"/>
+        </w:rPr>
+        <w:t>00</w:t>
+      </w:r>
+      <w:r>
+        <w:rPr>
+          <w:rFonts w:cstheme="minorHAnsi"/>
+          <w:sz w:val="24"/>
+          <w:szCs w:val="24"/>
+        </w:rPr>
+        <w:t>/31:46</w:t>
+      </w:r>
+    </w:p>
+    <w:p>
+      <w:pPr>
+        <w:rPr>
+          <w:rFonts w:cstheme="minorHAnsi"/>
+          <w:sz w:val="24"/>
+          <w:szCs w:val="24"/>
+        </w:rPr>
+      </w:pPr>
+      <w:r>
+        <w:rPr>
+          <w:rFonts w:cstheme="minorHAnsi"/>
+          <w:sz w:val="24"/>
+          <w:szCs w:val="24"/>
+        </w:rPr>
+        <w:lastRenderedPageBreak/>
+        <w:t>Jesus</w:t>
+      </w:r>
+      <w:r>
+        <w:rPr>
+          <w:rFonts w:cstheme="minorHAnsi"/>
+          <w:sz w:val="24"/>
+          <w:szCs w:val="24"/>
+        </w:rPr>
+        <w:t xml:space="preserve"> set</w:t>
+      </w:r>
+      <w:r>
+        <w:rPr>
+          <w:rFonts w:cstheme="minorHAnsi"/>
+          <w:sz w:val="24"/>
+          <w:szCs w:val="24"/>
+        </w:rPr>
+        <w:t xml:space="preserve">s </w:t>
+      </w:r>
+      <w:r>
+        <w:rPr>
+          <w:rFonts w:cstheme="minorHAnsi"/>
+          <w:sz w:val="24"/>
+          <w:szCs w:val="24"/>
+        </w:rPr>
+        <w:t xml:space="preserve">up the table and </w:t>
+      </w:r>
+      <w:r>
+        <w:rPr>
+          <w:rFonts w:cstheme="minorHAnsi"/>
+          <w:sz w:val="24"/>
+          <w:szCs w:val="24"/>
+        </w:rPr>
+        <w:t>invites</w:t>
+      </w:r>
+      <w:r>
+        <w:rPr>
+          <w:rFonts w:cstheme="minorHAnsi"/>
+          <w:sz w:val="24"/>
+          <w:szCs w:val="24"/>
+        </w:rPr>
+        <w:t xml:space="preserve"> us to join.</w:t>
+      </w:r>
+    </w:p>
+    <w:p>
+      <w:pPr>
+        <w:rPr>
+          <w:rFonts w:cstheme="minorHAnsi"/>
+          <w:sz w:val="24"/>
+          <w:szCs w:val="24"/>
+        </w:rPr>
+      </w:pPr>
+    </w:p>
+    <w:p>
+      <w:pPr>
         <w:rPr>
           <w:rFonts w:cstheme="minorHAnsi"/>
           <w:sz w:val="24"/>
@@ -1439,7 +1594,23 @@
           <w:sz w:val="24"/>
           <w:szCs w:val="24"/>
         </w:rPr>
-        <w:t xml:space="preserve"> Jesus take the bread, take and cup, and then break the bread</w:t>
+        <w:t xml:space="preserve"> Jesus </w:t>
+      </w:r>
+      <w:r>
+        <w:rPr>
+          <w:rFonts w:cstheme="minorHAnsi"/>
+          <w:sz w:val="24"/>
+          <w:szCs w:val="24"/>
+        </w:rPr>
+        <w:t>takes</w:t>
+      </w:r>
+      <w:r>
+        <w:rPr>
+          <w:rFonts w:cstheme="minorHAnsi"/>
+          <w:sz w:val="24"/>
+          <w:szCs w:val="24"/>
+        </w:rPr>
+        <w:t xml:space="preserve"> the bread, take and cup, and then break the bread</w:t>
       </w:r>
       <w:r>
         <w:rPr>
@@ -1660,6 +1831,14 @@
         </w:rPr>
         <w:t>Jesus said, “Behold, the hand of him who betrays me is with me on the Table.</w:t>
       </w:r>
+      <w:r>
+        <w:rPr>
+          <w:rFonts w:cstheme="minorHAnsi"/>
+          <w:sz w:val="24"/>
+          <w:szCs w:val="24"/>
+        </w:rPr>
+        <w:t>”</w:t>
+      </w:r>
     </w:p>
     <w:p>
       <w:pPr>
@@ -1669,6 +1848,14 @@
           <w:szCs w:val="24"/>
         </w:rPr>
       </w:pPr>
+      <w:r>
+        <w:rPr>
+          <w:rFonts w:cstheme="minorHAnsi"/>
+          <w:sz w:val="24"/>
+          <w:szCs w:val="24"/>
+        </w:rPr>
+        <w:t>Luke 22:21</w:t>
+      </w:r>
     </w:p>
     <w:p>
       <w:pPr>
@@ -1684,7 +1871,7 @@
           <w:sz w:val="24"/>
           <w:szCs w:val="24"/>
         </w:rPr>
-        <w:t>Summary</w:t>
+        <w:t>English Standard Version</w:t>
       </w:r>
     </w:p>
     <w:p>
@@ -1695,9 +1882,2088 @@
           <w:szCs w:val="24"/>
         </w:rPr>
       </w:pPr>
+      <w:r>
+        <w:rPr>
+          <w:rFonts w:cstheme="minorHAnsi"/>
+          <w:b/>
+          <w:bCs/>
+          <w:sz w:val="24"/>
+          <w:szCs w:val="24"/>
+          <w:vertAlign w:val="superscript"/>
+        </w:rPr>
+        <w:t>21 </w:t>
+      </w:r>
+      <w:r>
+        <w:rPr>
+          <w:rFonts w:cstheme="minorHAnsi"/>
+          <w:sz w:val="24"/>
+          <w:szCs w:val="24"/>
+        </w:rPr>
+        <w:t>But behold, the hand of him who betrays me is with me on the table.</w:t>
+      </w:r>
+    </w:p>
+    <w:p>
+      <w:pPr>
+        <w:rPr>
+          <w:rFonts w:cstheme="minorHAnsi"/>
+          <w:sz w:val="24"/>
+          <w:szCs w:val="24"/>
+        </w:rPr>
+      </w:pPr>
+      <w:r>
+        <w:rPr>
+          <w:rFonts w:cstheme="minorHAnsi"/>
+          <w:sz w:val="24"/>
+          <w:szCs w:val="24"/>
+        </w:rPr>
+        <w:t>Luke 22:21 features Jesus declaring during the Last Supper that his betrayer is present at the table, highlighting the intimacy of the betrayal. Key points include the shocking revelation of treachery among friends, the fulfillment of prophecy, and the setting of the betrayal within the context of the New Covenant meal. </w:t>
+      </w:r>
+    </w:p>
+    <w:p>
+      <w:pPr>
+        <w:numPr>
+          <w:ilvl w:val="0"/>
+          <w:numId w:val="98"/>
+        </w:numPr>
+        <w:rPr>
+          <w:rFonts w:cstheme="minorHAnsi"/>
+          <w:sz w:val="24"/>
+          <w:szCs w:val="24"/>
+        </w:rPr>
+      </w:pPr>
+      <w:r>
+        <w:rPr>
+          <w:rFonts w:cstheme="minorHAnsi"/>
+          <w:b/>
+          <w:bCs/>
+          <w:sz w:val="24"/>
+          <w:szCs w:val="24"/>
+        </w:rPr>
+        <w:t>Intimate Betrayal:</w:t>
+      </w:r>
+      <w:r>
+        <w:rPr>
+          <w:rFonts w:cstheme="minorHAnsi"/>
+          <w:sz w:val="24"/>
+          <w:szCs w:val="24"/>
+        </w:rPr>
+        <w:t> Jesus states, "the hand of him who betrays me is with me on the table," indicating the traitor is part of his inner circle, sharing fellowship.</w:t>
+      </w:r>
+    </w:p>
+    <w:p>
+      <w:pPr>
+        <w:numPr>
+          <w:ilvl w:val="0"/>
+          <w:numId w:val="98"/>
+        </w:numPr>
+        <w:rPr>
+          <w:rFonts w:cstheme="minorHAnsi"/>
+          <w:sz w:val="24"/>
+          <w:szCs w:val="24"/>
+        </w:rPr>
+      </w:pPr>
+      <w:r>
+        <w:rPr>
+          <w:rFonts w:cstheme="minorHAnsi"/>
+          <w:b/>
+          <w:bCs/>
+          <w:sz w:val="24"/>
+          <w:szCs w:val="24"/>
+        </w:rPr>
+        <w:t>Presence of Judas:</w:t>
+      </w:r>
+      <w:r>
+        <w:rPr>
+          <w:rFonts w:cstheme="minorHAnsi"/>
+          <w:sz w:val="24"/>
+          <w:szCs w:val="24"/>
+        </w:rPr>
+        <w:t> This verse implies Judas Iscariot was present during the inauguration of the Lord’s Supper, sharing the meal just before his act of treachery.</w:t>
+      </w:r>
+    </w:p>
+    <w:p>
+      <w:pPr>
+        <w:numPr>
+          <w:ilvl w:val="0"/>
+          <w:numId w:val="98"/>
+        </w:numPr>
+        <w:rPr>
+          <w:rFonts w:cstheme="minorHAnsi"/>
+          <w:sz w:val="24"/>
+          <w:szCs w:val="24"/>
+        </w:rPr>
+      </w:pPr>
+      <w:r>
+        <w:rPr>
+          <w:rFonts w:cstheme="minorHAnsi"/>
+          <w:b/>
+          <w:bCs/>
+          <w:sz w:val="24"/>
+          <w:szCs w:val="24"/>
+        </w:rPr>
+        <w:t>Sovereign Plan and Guilt:</w:t>
+      </w:r>
+      <w:r>
+        <w:rPr>
+          <w:rFonts w:cstheme="minorHAnsi"/>
+          <w:sz w:val="24"/>
+          <w:szCs w:val="24"/>
+        </w:rPr>
+        <w:t> While the betrayal is part of God's predetermined plan, Jesus emphasizes the personal responsibility and "woe" (judgment) upon the betrayer.</w:t>
+      </w:r>
+    </w:p>
+    <w:p>
+      <w:pPr>
+        <w:numPr>
+          <w:ilvl w:val="0"/>
+          <w:numId w:val="98"/>
+        </w:numPr>
+        <w:rPr>
+          <w:rFonts w:cstheme="minorHAnsi"/>
+          <w:sz w:val="24"/>
+          <w:szCs w:val="24"/>
+        </w:rPr>
+      </w:pPr>
+      <w:r>
+        <w:rPr>
+          <w:rFonts w:cstheme="minorHAnsi"/>
+          <w:b/>
+          <w:bCs/>
+          <w:sz w:val="24"/>
+          <w:szCs w:val="24"/>
+        </w:rPr>
+        <w:t>Fulfilled Prophecy:</w:t>
+      </w:r>
+      <w:r>
+        <w:rPr>
+          <w:rFonts w:cstheme="minorHAnsi"/>
+          <w:sz w:val="24"/>
+          <w:szCs w:val="24"/>
+        </w:rPr>
+        <w:t> This act aligns with scripture regarding the Messiah being betrayed by a close friend, as seen in Psalms.</w:t>
+      </w:r>
+    </w:p>
+    <w:p>
+      <w:pPr>
+        <w:numPr>
+          <w:ilvl w:val="0"/>
+          <w:numId w:val="98"/>
+        </w:numPr>
+        <w:rPr>
+          <w:rFonts w:cstheme="minorHAnsi"/>
+          <w:sz w:val="24"/>
+          <w:szCs w:val="24"/>
+        </w:rPr>
+      </w:pPr>
+      <w:r>
+        <w:rPr>
+          <w:rFonts w:cstheme="minorHAnsi"/>
+          <w:b/>
+          <w:bCs/>
+          <w:sz w:val="24"/>
+          <w:szCs w:val="24"/>
+        </w:rPr>
+        <w:t>The Shocking Revelation:</w:t>
+      </w:r>
+      <w:r>
+        <w:rPr>
+          <w:rFonts w:cstheme="minorHAnsi"/>
+          <w:sz w:val="24"/>
+          <w:szCs w:val="24"/>
+        </w:rPr>
+        <w:t> The announcement disrupts the Passover meal, causing the disciples to question one another about who could commit such an act. </w:t>
+      </w:r>
+    </w:p>
+    <w:p>
+      <w:pPr>
+        <w:rPr>
+          <w:rFonts w:cstheme="minorHAnsi"/>
+          <w:sz w:val="24"/>
+          <w:szCs w:val="24"/>
+        </w:rPr>
+      </w:pPr>
+      <w:r>
+        <w:rPr>
+          <w:rFonts w:cstheme="minorHAnsi"/>
+          <w:sz w:val="24"/>
+          <w:szCs w:val="24"/>
+        </w:rPr>
+        <w:lastRenderedPageBreak/>
+        <w:t>This moment highlights the deep emotional pain of the betrayal and the paradox of grace, where Jesus eats with the one who will deliver him to death. </w:t>
+      </w:r>
+    </w:p>
+    <w:p>
+      <w:pPr>
+        <w:rPr>
+          <w:rFonts w:cstheme="minorHAnsi"/>
+          <w:sz w:val="24"/>
+          <w:szCs w:val="24"/>
+        </w:rPr>
+      </w:pPr>
+    </w:p>
+    <w:p>
+      <w:pPr>
+        <w:rPr>
+          <w:rFonts w:cstheme="minorHAnsi"/>
+          <w:sz w:val="24"/>
+          <w:szCs w:val="24"/>
+        </w:rPr>
+      </w:pPr>
+      <w:r>
+        <w:rPr>
+          <w:rFonts w:cstheme="minorHAnsi"/>
+          <w:sz w:val="24"/>
+          <w:szCs w:val="24"/>
+        </w:rPr>
+        <w:t>8:1</w:t>
+      </w:r>
+      <w:r>
+        <w:rPr>
+          <w:rFonts w:cstheme="minorHAnsi"/>
+          <w:sz w:val="24"/>
+          <w:szCs w:val="24"/>
+        </w:rPr>
+        <w:t>5</w:t>
+      </w:r>
+      <w:r>
+        <w:rPr>
+          <w:rFonts w:cstheme="minorHAnsi"/>
+          <w:sz w:val="24"/>
+          <w:szCs w:val="24"/>
+        </w:rPr>
+        <w:t>/31:46</w:t>
+      </w:r>
+    </w:p>
+    <w:p>
+      <w:pPr>
+        <w:rPr>
+          <w:rFonts w:cstheme="minorHAnsi"/>
+          <w:sz w:val="24"/>
+          <w:szCs w:val="24"/>
+        </w:rPr>
+      </w:pPr>
+      <w:r>
+        <w:rPr>
+          <w:rFonts w:cstheme="minorHAnsi"/>
+          <w:sz w:val="24"/>
+          <w:szCs w:val="24"/>
+        </w:rPr>
+        <w:t>Jesus does not say Judas.</w:t>
+      </w:r>
+      <w:r>
+        <w:rPr>
+          <w:rFonts w:cstheme="minorHAnsi"/>
+          <w:sz w:val="24"/>
+          <w:szCs w:val="24"/>
+        </w:rPr>
+        <w:t xml:space="preserve"> Judas trades Jesus for 30 pieces of silver.</w:t>
+      </w:r>
+      <w:r>
+        <w:rPr>
+          <w:rFonts w:cstheme="minorHAnsi"/>
+          <w:sz w:val="24"/>
+          <w:szCs w:val="24"/>
+        </w:rPr>
+        <w:t xml:space="preserve"> You can be in the room and table</w:t>
+      </w:r>
+      <w:r>
+        <w:rPr>
+          <w:rFonts w:cstheme="minorHAnsi"/>
+          <w:sz w:val="24"/>
+          <w:szCs w:val="24"/>
+        </w:rPr>
+        <w:t xml:space="preserve"> and receive the bread and cup</w:t>
+      </w:r>
+      <w:r>
+        <w:rPr>
+          <w:rFonts w:cstheme="minorHAnsi"/>
+          <w:sz w:val="24"/>
+          <w:szCs w:val="24"/>
+        </w:rPr>
+        <w:t xml:space="preserve"> but miss the point.</w:t>
+      </w:r>
+      <w:r>
+        <w:rPr>
+          <w:rFonts w:cstheme="minorHAnsi"/>
+          <w:sz w:val="24"/>
+          <w:szCs w:val="24"/>
+        </w:rPr>
+        <w:t xml:space="preserve"> Judas get the seats but</w:t>
+      </w:r>
+      <w:r>
+        <w:rPr>
+          <w:rFonts w:cstheme="minorHAnsi"/>
+          <w:sz w:val="24"/>
+          <w:szCs w:val="24"/>
+        </w:rPr>
+        <w:t xml:space="preserve"> sell Jesus out</w:t>
+      </w:r>
+      <w:r>
+        <w:rPr>
+          <w:rFonts w:cstheme="minorHAnsi"/>
+          <w:sz w:val="24"/>
+          <w:szCs w:val="24"/>
+        </w:rPr>
+        <w:t>.</w:t>
+      </w:r>
+    </w:p>
+    <w:p>
+      <w:pPr>
+        <w:rPr>
+          <w:rFonts w:cstheme="minorHAnsi"/>
+          <w:sz w:val="24"/>
+          <w:szCs w:val="24"/>
+        </w:rPr>
+      </w:pPr>
+    </w:p>
+    <w:p>
+      <w:pPr>
+        <w:rPr>
+          <w:rFonts w:cstheme="minorHAnsi"/>
+          <w:sz w:val="24"/>
+          <w:szCs w:val="24"/>
+        </w:rPr>
+      </w:pPr>
+      <w:r>
+        <w:rPr>
+          <w:rFonts w:cstheme="minorHAnsi"/>
+          <w:sz w:val="24"/>
+          <w:szCs w:val="24"/>
+        </w:rPr>
+        <w:t>The second seat is Peter.</w:t>
+      </w:r>
+      <w:r>
+        <w:rPr>
+          <w:rFonts w:cstheme="minorHAnsi"/>
+          <w:sz w:val="24"/>
+          <w:szCs w:val="24"/>
+        </w:rPr>
+        <w:t xml:space="preserve"> Peter looked at Jesus and said “I am ready to go with you.” Jesus said, the time is not there yet.</w:t>
+      </w:r>
+    </w:p>
+    <w:p>
+      <w:pPr>
+        <w:rPr>
+          <w:rFonts w:cstheme="minorHAnsi"/>
+          <w:sz w:val="24"/>
+          <w:szCs w:val="24"/>
+        </w:rPr>
+      </w:pPr>
+    </w:p>
+    <w:p>
+      <w:pPr>
+        <w:rPr>
+          <w:rFonts w:cstheme="minorHAnsi"/>
+          <w:sz w:val="24"/>
+          <w:szCs w:val="24"/>
+        </w:rPr>
+      </w:pPr>
+      <w:r>
+        <w:rPr>
+          <w:rFonts w:cstheme="minorHAnsi"/>
+          <w:sz w:val="24"/>
+          <w:szCs w:val="24"/>
+        </w:rPr>
+        <w:t>16</w:t>
+      </w:r>
+      <w:r>
+        <w:rPr>
+          <w:rFonts w:cstheme="minorHAnsi"/>
+          <w:sz w:val="24"/>
+          <w:szCs w:val="24"/>
+        </w:rPr>
+        <w:t>:</w:t>
+      </w:r>
+      <w:r>
+        <w:rPr>
+          <w:rFonts w:cstheme="minorHAnsi"/>
+          <w:sz w:val="24"/>
+          <w:szCs w:val="24"/>
+        </w:rPr>
+        <w:t>58</w:t>
+      </w:r>
+      <w:r>
+        <w:rPr>
+          <w:rFonts w:cstheme="minorHAnsi"/>
+          <w:sz w:val="24"/>
+          <w:szCs w:val="24"/>
+        </w:rPr>
+        <w:t>/31:46</w:t>
+      </w:r>
+    </w:p>
+    <w:p>
+      <w:pPr>
+        <w:rPr>
+          <w:rFonts w:cstheme="minorHAnsi"/>
+          <w:sz w:val="24"/>
+          <w:szCs w:val="24"/>
+        </w:rPr>
+      </w:pPr>
+      <w:r>
+        <w:rPr>
+          <w:rFonts w:cstheme="minorHAnsi"/>
+          <w:sz w:val="24"/>
+          <w:szCs w:val="24"/>
+        </w:rPr>
+        <w:drawing>
+          <wp:inline distT="0" distB="0" distL="0" distR="0" wp14:anchorId="5F0A9B63" wp14:editId="24333CBF">
+            <wp:extent cx="5943600" cy="319405"/>
+            <wp:effectExtent l="0" t="0" r="0" b="4445"/>
+            <wp:docPr id="1837463930" name="Picture 1"/>
+            <wp:cNvGraphicFramePr>
+              <a:graphicFrameLocks xmlns:a="http://schemas.openxmlformats.org/drawingml/2006/main" noChangeAspect="1"/>
+            </wp:cNvGraphicFramePr>
+            <a:graphic xmlns:a="http://schemas.openxmlformats.org/drawingml/2006/main">
+              <a:graphicData uri="http://schemas.openxmlformats.org/drawingml/2006/picture">
+                <pic:pic xmlns:pic="http://schemas.openxmlformats.org/drawingml/2006/picture">
+                  <pic:nvPicPr>
+                    <pic:cNvPr id="1837463930" name=""/>
+                    <pic:cNvPicPr/>
+                  </pic:nvPicPr>
+                  <pic:blipFill>
+                    <a:blip r:embed="rId17"/>
+                    <a:stretch>
+                      <a:fillRect/>
+                    </a:stretch>
+                  </pic:blipFill>
+                  <pic:spPr>
+                    <a:xfrm>
+                      <a:off x="0" y="0"/>
+                      <a:ext cx="5943600" cy="319405"/>
+                    </a:xfrm>
+                    <a:prstGeom prst="rect">
+                      <a:avLst/>
+                    </a:prstGeom>
+                  </pic:spPr>
+                </pic:pic>
+              </a:graphicData>
+            </a:graphic>
+          </wp:inline>
+        </w:drawing>
+      </w:r>
+    </w:p>
+    <w:p>
+      <w:pPr>
+        <w:rPr>
+          <w:rFonts w:cstheme="minorHAnsi"/>
+          <w:sz w:val="24"/>
+          <w:szCs w:val="24"/>
+        </w:rPr>
+      </w:pPr>
+      <w:r>
+        <w:rPr>
+          <w:rFonts w:cstheme="minorHAnsi"/>
+          <w:sz w:val="24"/>
+          <w:szCs w:val="24"/>
+        </w:rPr>
+        <w:t>I have prayed for you that your faith may not fail.</w:t>
+      </w:r>
+    </w:p>
+    <w:p>
+      <w:pPr>
+        <w:rPr>
+          <w:rFonts w:cstheme="minorHAnsi"/>
+          <w:sz w:val="24"/>
+          <w:szCs w:val="24"/>
+        </w:rPr>
+      </w:pPr>
+      <w:r>
+        <w:rPr>
+          <w:rFonts w:cstheme="minorHAnsi"/>
+          <w:sz w:val="24"/>
+          <w:szCs w:val="24"/>
+        </w:rPr>
+        <w:t>Luke 22:32</w:t>
+      </w:r>
+    </w:p>
+    <w:p>
+      <w:pPr>
+        <w:rPr>
+          <w:rFonts w:cstheme="minorHAnsi"/>
+          <w:sz w:val="24"/>
+          <w:szCs w:val="24"/>
+        </w:rPr>
+      </w:pPr>
+      <w:r>
+        <w:rPr>
+          <w:rFonts w:cstheme="minorHAnsi"/>
+          <w:sz w:val="24"/>
+          <w:szCs w:val="24"/>
+        </w:rPr>
+        <w:t>English Standard Version</w:t>
+      </w:r>
+    </w:p>
+    <w:p>
+      <w:pPr>
+        <w:rPr>
+          <w:rFonts w:cstheme="minorHAnsi"/>
+          <w:sz w:val="24"/>
+          <w:szCs w:val="24"/>
+        </w:rPr>
+      </w:pPr>
+      <w:r>
+        <w:rPr>
+          <w:rFonts w:cstheme="minorHAnsi"/>
+          <w:b/>
+          <w:bCs/>
+          <w:sz w:val="24"/>
+          <w:szCs w:val="24"/>
+          <w:vertAlign w:val="superscript"/>
+        </w:rPr>
+        <w:t>32 </w:t>
+      </w:r>
+      <w:r>
+        <w:rPr>
+          <w:rFonts w:cstheme="minorHAnsi"/>
+          <w:sz w:val="24"/>
+          <w:szCs w:val="24"/>
+        </w:rPr>
+        <w:t>but I have prayed for you that your faith may not fail. And when you have turned again, strengthen your brothers.”</w:t>
+      </w:r>
+    </w:p>
+    <w:p>
+      <w:pPr>
+        <w:rPr>
+          <w:rFonts w:cstheme="minorHAnsi"/>
+          <w:sz w:val="24"/>
+          <w:szCs w:val="24"/>
+        </w:rPr>
+      </w:pPr>
+    </w:p>
+    <w:p>
+      <w:pPr>
+        <w:rPr>
+          <w:rFonts w:cstheme="minorHAnsi"/>
+          <w:sz w:val="24"/>
+          <w:szCs w:val="24"/>
+        </w:rPr>
+      </w:pPr>
+      <w:r>
+        <w:rPr>
+          <w:rFonts w:cstheme="minorHAnsi"/>
+          <w:sz w:val="24"/>
+          <w:szCs w:val="24"/>
+        </w:rPr>
+        <w:t>The main point of Luke 22:32 is that Jesus intercedes for believers to ensure their faith survives severe spiritual trials, enabling them to repent after failure and strengthen others. Despite Peter’s impending denial, Jesus assures him of his eventual restoration and his crucial role in leading the church. </w:t>
+      </w:r>
+    </w:p>
+    <w:p>
+      <w:pPr>
+        <w:rPr>
+          <w:rFonts w:cstheme="minorHAnsi"/>
+          <w:sz w:val="24"/>
+          <w:szCs w:val="24"/>
+        </w:rPr>
+      </w:pPr>
+      <w:r>
+        <w:rPr>
+          <w:rFonts w:cstheme="minorHAnsi"/>
+          <w:sz w:val="24"/>
+          <w:szCs w:val="24"/>
+        </w:rPr>
+        <w:t>Key aspects of Luke 22:32:</w:t>
+      </w:r>
+    </w:p>
+    <w:p>
+      <w:pPr>
+        <w:numPr>
+          <w:ilvl w:val="0"/>
+          <w:numId w:val="97"/>
+        </w:numPr>
+        <w:rPr>
+          <w:rFonts w:cstheme="minorHAnsi"/>
+          <w:sz w:val="24"/>
+          <w:szCs w:val="24"/>
+        </w:rPr>
+      </w:pPr>
+      <w:r>
+        <w:rPr>
+          <w:rFonts w:cstheme="minorHAnsi"/>
+          <w:b/>
+          <w:bCs/>
+          <w:sz w:val="24"/>
+          <w:szCs w:val="24"/>
+        </w:rPr>
+        <w:t>Intercession:</w:t>
+      </w:r>
+      <w:r>
+        <w:rPr>
+          <w:rFonts w:cstheme="minorHAnsi"/>
+          <w:sz w:val="24"/>
+          <w:szCs w:val="24"/>
+        </w:rPr>
+        <w:t> Jesus proactively prays for Peter's faith to withstand Satan's efforts to destroy him.</w:t>
+      </w:r>
+    </w:p>
+    <w:p>
+      <w:pPr>
+        <w:numPr>
+          <w:ilvl w:val="0"/>
+          <w:numId w:val="97"/>
+        </w:numPr>
+        <w:rPr>
+          <w:rFonts w:cstheme="minorHAnsi"/>
+          <w:sz w:val="24"/>
+          <w:szCs w:val="24"/>
+        </w:rPr>
+      </w:pPr>
+      <w:r>
+        <w:rPr>
+          <w:rFonts w:cstheme="minorHAnsi"/>
+          <w:b/>
+          <w:bCs/>
+          <w:sz w:val="24"/>
+          <w:szCs w:val="24"/>
+        </w:rPr>
+        <w:t>Restoration:</w:t>
+      </w:r>
+      <w:r>
+        <w:rPr>
+          <w:rFonts w:cstheme="minorHAnsi"/>
+          <w:sz w:val="24"/>
+          <w:szCs w:val="24"/>
+        </w:rPr>
+        <w:t> The phrase "when you have turned again" implies a temporary failure (the denial) but promises certain repentance and restoration.</w:t>
+      </w:r>
+    </w:p>
+    <w:p>
+      <w:pPr>
+        <w:numPr>
+          <w:ilvl w:val="0"/>
+          <w:numId w:val="97"/>
+        </w:numPr>
+        <w:rPr>
+          <w:rFonts w:cstheme="minorHAnsi"/>
+          <w:sz w:val="24"/>
+          <w:szCs w:val="24"/>
+        </w:rPr>
+      </w:pPr>
+      <w:r>
+        <w:rPr>
+          <w:rFonts w:cstheme="minorHAnsi"/>
+          <w:b/>
+          <w:bCs/>
+          <w:sz w:val="24"/>
+          <w:szCs w:val="24"/>
+        </w:rPr>
+        <w:t>Purpose of Trials:</w:t>
+      </w:r>
+      <w:r>
+        <w:rPr>
+          <w:rFonts w:cstheme="minorHAnsi"/>
+          <w:sz w:val="24"/>
+          <w:szCs w:val="24"/>
+        </w:rPr>
+        <w:t> Peter's failure is meant to be used for a higher purpose: to "strengthen your brothers" by helping them remain resilient in their own faith. </w:t>
+      </w:r>
+    </w:p>
+    <w:p>
+      <w:pPr>
+        <w:rPr>
+          <w:rFonts w:cstheme="minorHAnsi"/>
+          <w:sz w:val="24"/>
+          <w:szCs w:val="24"/>
+        </w:rPr>
+      </w:pPr>
+      <w:r>
+        <w:rPr>
+          <w:rFonts w:cstheme="minorHAnsi"/>
+          <w:i/>
+          <w:iCs/>
+          <w:sz w:val="24"/>
+          <w:szCs w:val="24"/>
+        </w:rPr>
+        <w:t>In short: Jesus guarantees restoration after failure, transforming weakness into a strength for serving others.</w:t>
+      </w:r>
+      <w:r>
+        <w:rPr>
+          <w:rFonts w:cstheme="minorHAnsi"/>
+          <w:sz w:val="24"/>
+          <w:szCs w:val="24"/>
+        </w:rPr>
+        <w:t> </w:t>
+      </w:r>
+    </w:p>
+    <w:p>
+      <w:pPr>
+        <w:rPr>
+          <w:rFonts w:cstheme="minorHAnsi"/>
+          <w:sz w:val="24"/>
+          <w:szCs w:val="24"/>
+        </w:rPr>
+      </w:pPr>
+    </w:p>
+    <w:p>
+      <w:pPr>
+        <w:rPr>
+          <w:rFonts w:cstheme="minorHAnsi"/>
+          <w:sz w:val="24"/>
+          <w:szCs w:val="24"/>
+        </w:rPr>
+      </w:pPr>
+    </w:p>
+    <w:p>
+      <w:pPr>
+        <w:rPr>
+          <w:rFonts w:cstheme="minorHAnsi"/>
+          <w:sz w:val="24"/>
+          <w:szCs w:val="24"/>
+        </w:rPr>
+      </w:pPr>
+      <w:r>
+        <w:rPr>
+          <w:rFonts w:cstheme="minorHAnsi"/>
+          <w:sz w:val="24"/>
+          <w:szCs w:val="24"/>
+        </w:rPr>
+        <w:t>1</w:t>
+      </w:r>
+      <w:r>
+        <w:rPr>
+          <w:rFonts w:cstheme="minorHAnsi"/>
+          <w:sz w:val="24"/>
+          <w:szCs w:val="24"/>
+        </w:rPr>
+        <w:t>9</w:t>
+      </w:r>
+      <w:r>
+        <w:rPr>
+          <w:rFonts w:cstheme="minorHAnsi"/>
+          <w:sz w:val="24"/>
+          <w:szCs w:val="24"/>
+        </w:rPr>
+        <w:t>:</w:t>
+      </w:r>
+      <w:r>
+        <w:rPr>
+          <w:rFonts w:cstheme="minorHAnsi"/>
+          <w:sz w:val="24"/>
+          <w:szCs w:val="24"/>
+        </w:rPr>
+        <w:t>00</w:t>
+      </w:r>
+      <w:r>
+        <w:rPr>
+          <w:rFonts w:cstheme="minorHAnsi"/>
+          <w:sz w:val="24"/>
+          <w:szCs w:val="24"/>
+        </w:rPr>
+        <w:t>/31:46</w:t>
+      </w:r>
+    </w:p>
+    <w:p>
+      <w:pPr>
+        <w:rPr>
+          <w:rFonts w:cstheme="minorHAnsi"/>
+          <w:sz w:val="24"/>
+          <w:szCs w:val="24"/>
+        </w:rPr>
+      </w:pPr>
+      <w:r>
+        <w:rPr>
+          <w:rFonts w:cstheme="minorHAnsi"/>
+          <w:sz w:val="24"/>
+          <w:szCs w:val="24"/>
+        </w:rPr>
+        <w:lastRenderedPageBreak/>
+        <w:drawing>
+          <wp:inline distT="0" distB="0" distL="0" distR="0" wp14:anchorId="38ACAAB8" wp14:editId="0907673F">
+            <wp:extent cx="4105276" cy="2128417"/>
+            <wp:effectExtent l="0" t="0" r="0" b="5715"/>
+            <wp:docPr id="1838790722" name="Picture 1"/>
+            <wp:cNvGraphicFramePr>
+              <a:graphicFrameLocks xmlns:a="http://schemas.openxmlformats.org/drawingml/2006/main" noChangeAspect="1"/>
+            </wp:cNvGraphicFramePr>
+            <a:graphic xmlns:a="http://schemas.openxmlformats.org/drawingml/2006/main">
+              <a:graphicData uri="http://schemas.openxmlformats.org/drawingml/2006/picture">
+                <pic:pic xmlns:pic="http://schemas.openxmlformats.org/drawingml/2006/picture">
+                  <pic:nvPicPr>
+                    <pic:cNvPr id="1838790722" name=""/>
+                    <pic:cNvPicPr/>
+                  </pic:nvPicPr>
+                  <pic:blipFill>
+                    <a:blip r:embed="rId18"/>
+                    <a:stretch>
+                      <a:fillRect/>
+                    </a:stretch>
+                  </pic:blipFill>
+                  <pic:spPr>
+                    <a:xfrm>
+                      <a:off x="0" y="0"/>
+                      <a:ext cx="4116408" cy="2134188"/>
+                    </a:xfrm>
+                    <a:prstGeom prst="rect">
+                      <a:avLst/>
+                    </a:prstGeom>
+                  </pic:spPr>
+                </pic:pic>
+              </a:graphicData>
+            </a:graphic>
+          </wp:inline>
+        </w:drawing>
+      </w:r>
+    </w:p>
+    <w:p>
+      <w:pPr>
+        <w:rPr>
+          <w:rFonts w:cstheme="minorHAnsi"/>
+          <w:sz w:val="24"/>
+          <w:szCs w:val="24"/>
+        </w:rPr>
+      </w:pPr>
+    </w:p>
+    <w:p>
+      <w:pPr>
+        <w:rPr>
+          <w:rFonts w:cstheme="minorHAnsi"/>
+          <w:sz w:val="24"/>
+          <w:szCs w:val="24"/>
+        </w:rPr>
+      </w:pPr>
+      <w:r>
+        <w:rPr>
+          <w:rFonts w:cstheme="minorHAnsi"/>
+          <w:sz w:val="24"/>
+          <w:szCs w:val="24"/>
+        </w:rPr>
+        <w:t>20</w:t>
+      </w:r>
+      <w:r>
+        <w:rPr>
+          <w:rFonts w:cstheme="minorHAnsi"/>
+          <w:sz w:val="24"/>
+          <w:szCs w:val="24"/>
+        </w:rPr>
+        <w:t>:</w:t>
+      </w:r>
+      <w:r>
+        <w:rPr>
+          <w:rFonts w:cstheme="minorHAnsi"/>
+          <w:sz w:val="24"/>
+          <w:szCs w:val="24"/>
+        </w:rPr>
+        <w:t>16</w:t>
+      </w:r>
+      <w:r>
+        <w:rPr>
+          <w:rFonts w:cstheme="minorHAnsi"/>
+          <w:sz w:val="24"/>
+          <w:szCs w:val="24"/>
+        </w:rPr>
+        <w:t>/31:46</w:t>
+      </w:r>
+    </w:p>
+    <w:p>
+      <w:pPr>
+        <w:rPr>
+          <w:rFonts w:cstheme="minorHAnsi"/>
+          <w:sz w:val="24"/>
+          <w:szCs w:val="24"/>
+        </w:rPr>
+      </w:pPr>
+      <w:r>
+        <w:rPr>
+          <w:rFonts w:cstheme="minorHAnsi"/>
+          <w:sz w:val="24"/>
+          <w:szCs w:val="24"/>
+        </w:rPr>
+        <w:t>For 2000 years, Jesus said the bread of Jesus body and wine for the Jesus blood.</w:t>
+      </w:r>
+    </w:p>
+    <w:p>
+      <w:pPr>
+        <w:rPr>
+          <w:rFonts w:cstheme="minorHAnsi"/>
+          <w:sz w:val="24"/>
+          <w:szCs w:val="24"/>
+        </w:rPr>
+      </w:pPr>
+    </w:p>
+    <w:p>
+      <w:pPr>
+        <w:rPr>
+          <w:rFonts w:cstheme="minorHAnsi"/>
+          <w:sz w:val="24"/>
+          <w:szCs w:val="24"/>
+        </w:rPr>
+      </w:pPr>
+      <w:r>
+        <w:rPr>
+          <w:rFonts w:cstheme="minorHAnsi"/>
+          <w:sz w:val="24"/>
+          <w:szCs w:val="24"/>
+        </w:rPr>
+        <w:t>2</w:t>
+      </w:r>
+      <w:r>
+        <w:rPr>
+          <w:rFonts w:cstheme="minorHAnsi"/>
+          <w:sz w:val="24"/>
+          <w:szCs w:val="24"/>
+        </w:rPr>
+        <w:t>2</w:t>
+      </w:r>
+      <w:r>
+        <w:rPr>
+          <w:rFonts w:cstheme="minorHAnsi"/>
+          <w:sz w:val="24"/>
+          <w:szCs w:val="24"/>
+        </w:rPr>
+        <w:t>:</w:t>
+      </w:r>
+      <w:r>
+        <w:rPr>
+          <w:rFonts w:cstheme="minorHAnsi"/>
+          <w:sz w:val="24"/>
+          <w:szCs w:val="24"/>
+        </w:rPr>
+        <w:t>00</w:t>
+      </w:r>
+      <w:r>
+        <w:rPr>
+          <w:rFonts w:cstheme="minorHAnsi"/>
+          <w:sz w:val="24"/>
+          <w:szCs w:val="24"/>
+        </w:rPr>
+        <w:t>/31:46</w:t>
+      </w:r>
+    </w:p>
+    <w:p>
+      <w:pPr>
+        <w:rPr>
+          <w:rFonts w:cstheme="minorHAnsi"/>
+          <w:sz w:val="24"/>
+          <w:szCs w:val="24"/>
+        </w:rPr>
+      </w:pPr>
+      <w:r>
+        <w:rPr>
+          <w:rFonts w:cstheme="minorHAnsi"/>
+          <w:sz w:val="24"/>
+          <w:szCs w:val="24"/>
+        </w:rPr>
+        <w:drawing>
+          <wp:inline distT="0" distB="0" distL="0" distR="0" wp14:anchorId="10FDD1C1" wp14:editId="16CD69EE">
+            <wp:extent cx="4400550" cy="720261"/>
+            <wp:effectExtent l="0" t="0" r="0" b="3810"/>
+            <wp:docPr id="1302904093" name="Picture 1"/>
+            <wp:cNvGraphicFramePr>
+              <a:graphicFrameLocks xmlns:a="http://schemas.openxmlformats.org/drawingml/2006/main" noChangeAspect="1"/>
+            </wp:cNvGraphicFramePr>
+            <a:graphic xmlns:a="http://schemas.openxmlformats.org/drawingml/2006/main">
+              <a:graphicData uri="http://schemas.openxmlformats.org/drawingml/2006/picture">
+                <pic:pic xmlns:pic="http://schemas.openxmlformats.org/drawingml/2006/picture">
+                  <pic:nvPicPr>
+                    <pic:cNvPr id="1302904093" name=""/>
+                    <pic:cNvPicPr/>
+                  </pic:nvPicPr>
+                  <pic:blipFill>
+                    <a:blip r:embed="rId19"/>
+                    <a:stretch>
+                      <a:fillRect/>
+                    </a:stretch>
+                  </pic:blipFill>
+                  <pic:spPr>
+                    <a:xfrm>
+                      <a:off x="0" y="0"/>
+                      <a:ext cx="4457506" cy="729583"/>
+                    </a:xfrm>
+                    <a:prstGeom prst="rect">
+                      <a:avLst/>
+                    </a:prstGeom>
+                  </pic:spPr>
+                </pic:pic>
+              </a:graphicData>
+            </a:graphic>
+          </wp:inline>
+        </w:drawing>
+      </w:r>
+    </w:p>
+    <w:p>
+      <w:pPr>
+        <w:rPr>
+          <w:rFonts w:cstheme="minorHAnsi"/>
+          <w:sz w:val="24"/>
+          <w:szCs w:val="24"/>
+        </w:rPr>
+      </w:pPr>
+      <w:r>
+        <w:rPr>
+          <w:rFonts w:cstheme="minorHAnsi"/>
+          <w:sz w:val="24"/>
+          <w:szCs w:val="24"/>
+        </w:rPr>
+        <w:t>But not so with you, Rather, let the greatest among you become as the youngest and the leader as one who serves.</w:t>
+      </w:r>
+    </w:p>
+    <w:p>
+      <w:pPr>
+        <w:rPr>
+          <w:rFonts w:cstheme="minorHAnsi"/>
+          <w:sz w:val="24"/>
+          <w:szCs w:val="24"/>
+        </w:rPr>
+      </w:pPr>
+    </w:p>
+    <w:p>
+      <w:pPr>
+        <w:rPr>
+          <w:rFonts w:cstheme="minorHAnsi"/>
+          <w:sz w:val="24"/>
+          <w:szCs w:val="24"/>
+        </w:rPr>
+      </w:pPr>
+      <w:r>
+        <w:rPr>
+          <w:rFonts w:cstheme="minorHAnsi"/>
+          <w:sz w:val="24"/>
+          <w:szCs w:val="24"/>
+        </w:rPr>
+        <w:t>Luke 22:26</w:t>
+      </w:r>
+    </w:p>
+    <w:p>
+      <w:pPr>
+        <w:rPr>
+          <w:rFonts w:cstheme="minorHAnsi"/>
+          <w:sz w:val="24"/>
+          <w:szCs w:val="24"/>
+        </w:rPr>
+      </w:pPr>
+      <w:r>
+        <w:rPr>
+          <w:rFonts w:cstheme="minorHAnsi"/>
+          <w:sz w:val="24"/>
+          <w:szCs w:val="24"/>
+        </w:rPr>
+        <w:t>English Standard Version</w:t>
+      </w:r>
+    </w:p>
+    <w:p>
+      <w:pPr>
+        <w:rPr>
+          <w:rFonts w:cstheme="minorHAnsi"/>
+          <w:sz w:val="24"/>
+          <w:szCs w:val="24"/>
+        </w:rPr>
+      </w:pPr>
+      <w:r>
+        <w:rPr>
+          <w:rFonts w:cstheme="minorHAnsi"/>
+          <w:b/>
+          <w:bCs/>
+          <w:sz w:val="24"/>
+          <w:szCs w:val="24"/>
+          <w:vertAlign w:val="superscript"/>
+        </w:rPr>
+        <w:t>26 </w:t>
+      </w:r>
+      <w:r>
+        <w:rPr>
+          <w:rFonts w:cstheme="minorHAnsi"/>
+          <w:sz w:val="24"/>
+          <w:szCs w:val="24"/>
+        </w:rPr>
+        <w:t>But not so with you. Rather, let the greatest among you become as the youngest, and the leader as one who serves.</w:t>
+      </w:r>
+    </w:p>
+    <w:p>
+      <w:pPr>
+        <w:rPr>
+          <w:rFonts w:cstheme="minorHAnsi"/>
+          <w:sz w:val="24"/>
+          <w:szCs w:val="24"/>
+        </w:rPr>
+      </w:pPr>
+    </w:p>
+    <w:p>
+      <w:pPr>
+        <w:rPr>
+          <w:rFonts w:cstheme="minorHAnsi"/>
+          <w:sz w:val="24"/>
+          <w:szCs w:val="24"/>
+        </w:rPr>
+      </w:pPr>
+      <w:r>
+        <w:rPr>
+          <w:rFonts w:cstheme="minorHAnsi"/>
+          <w:sz w:val="24"/>
+          <w:szCs w:val="24"/>
+        </w:rPr>
+        <w:t>The main point of Luke 22:26 is that true greatness in Jesus' kingdom is found in humble service, not in pursuing status or authority. Jesus directly contrasts worldly leadership (seeking power) with kingdom leadership, where the greatest must behave like the youngest (lowly) and act as the servant of all. </w:t>
+      </w:r>
+    </w:p>
+    <w:p>
+      <w:pPr>
+        <w:rPr>
+          <w:rFonts w:cstheme="minorHAnsi"/>
+          <w:sz w:val="24"/>
+          <w:szCs w:val="24"/>
+        </w:rPr>
+      </w:pPr>
+      <w:r>
+        <w:rPr>
+          <w:rFonts w:cstheme="minorHAnsi"/>
+          <w:b/>
+          <w:bCs/>
+          <w:sz w:val="24"/>
+          <w:szCs w:val="24"/>
+        </w:rPr>
+        <w:t>Key Aspects of the Verse:</w:t>
+      </w:r>
+    </w:p>
+    <w:p>
+      <w:pPr>
+        <w:numPr>
+          <w:ilvl w:val="0"/>
+          <w:numId w:val="96"/>
+        </w:numPr>
+        <w:rPr>
+          <w:rFonts w:cstheme="minorHAnsi"/>
+          <w:sz w:val="24"/>
+          <w:szCs w:val="24"/>
+        </w:rPr>
+      </w:pPr>
+      <w:r>
+        <w:rPr>
+          <w:rFonts w:cstheme="minorHAnsi"/>
+          <w:b/>
+          <w:bCs/>
+          <w:sz w:val="24"/>
+          <w:szCs w:val="24"/>
+        </w:rPr>
+        <w:t>Contradiction of Status:</w:t>
+      </w:r>
+      <w:r>
+        <w:rPr>
+          <w:rFonts w:cstheme="minorHAnsi"/>
+          <w:sz w:val="24"/>
+          <w:szCs w:val="24"/>
+        </w:rPr>
+        <w:t> Jesus tells his disciples "not so with you," redefining leadership against the selfish, power-hungry model of Gentile rulers.</w:t>
+      </w:r>
+    </w:p>
+    <w:p>
+      <w:pPr>
+        <w:numPr>
+          <w:ilvl w:val="0"/>
+          <w:numId w:val="96"/>
+        </w:numPr>
+        <w:rPr>
+          <w:rFonts w:cstheme="minorHAnsi"/>
+          <w:sz w:val="24"/>
+          <w:szCs w:val="24"/>
+        </w:rPr>
+      </w:pPr>
+      <w:r>
+        <w:rPr>
+          <w:rFonts w:cstheme="minorHAnsi"/>
+          <w:b/>
+          <w:bCs/>
+          <w:sz w:val="24"/>
+          <w:szCs w:val="24"/>
+        </w:rPr>
+        <w:t>The "Youngest" Model:</w:t>
+      </w:r>
+      <w:r>
+        <w:rPr>
+          <w:rFonts w:cstheme="minorHAnsi"/>
+          <w:sz w:val="24"/>
+          <w:szCs w:val="24"/>
+        </w:rPr>
+        <w:t> In that culture, the youngest was considered least, often assigned menial tasks, making them the model for humility and service.</w:t>
+      </w:r>
+    </w:p>
+    <w:p>
+      <w:pPr>
+        <w:numPr>
+          <w:ilvl w:val="0"/>
+          <w:numId w:val="96"/>
+        </w:numPr>
+        <w:rPr>
+          <w:rFonts w:cstheme="minorHAnsi"/>
+          <w:sz w:val="24"/>
+          <w:szCs w:val="24"/>
+        </w:rPr>
+      </w:pPr>
+      <w:r>
+        <w:rPr>
+          <w:rFonts w:cstheme="minorHAnsi"/>
+          <w:b/>
+          <w:bCs/>
+          <w:sz w:val="24"/>
+          <w:szCs w:val="24"/>
+        </w:rPr>
+        <w:t>Servant-Leader:</w:t>
+      </w:r>
+      <w:r>
+        <w:rPr>
+          <w:rFonts w:cstheme="minorHAnsi"/>
+          <w:sz w:val="24"/>
+          <w:szCs w:val="24"/>
+        </w:rPr>
+        <w:t> Leaders are called to be servants rather than demanding to be served, a principle illustrated by Jesus himself, who came to serve. </w:t>
+      </w:r>
+    </w:p>
+    <w:p>
+      <w:pPr>
+        <w:rPr>
+          <w:rFonts w:cstheme="minorHAnsi"/>
+          <w:sz w:val="24"/>
+          <w:szCs w:val="24"/>
+        </w:rPr>
+      </w:pPr>
+      <w:r>
+        <w:rPr>
+          <w:rFonts w:cstheme="minorHAnsi"/>
+          <w:sz w:val="24"/>
+          <w:szCs w:val="24"/>
+        </w:rPr>
+        <w:t>This teaching reverses social standards: the path to greatness is to take the lowest place and focus on serving others. </w:t>
+      </w:r>
+    </w:p>
+    <w:p>
+      <w:pPr>
+        <w:rPr>
+          <w:rFonts w:cstheme="minorHAnsi"/>
+          <w:sz w:val="24"/>
+          <w:szCs w:val="24"/>
+        </w:rPr>
+      </w:pPr>
+    </w:p>
+    <w:p>
+      <w:pPr>
+        <w:rPr>
+          <w:rFonts w:cstheme="minorHAnsi"/>
+          <w:sz w:val="24"/>
+          <w:szCs w:val="24"/>
+        </w:rPr>
+      </w:pPr>
+      <w:r>
+        <w:rPr>
+          <w:rFonts w:cstheme="minorHAnsi"/>
+          <w:sz w:val="24"/>
+          <w:szCs w:val="24"/>
+        </w:rPr>
+        <w:t>2</w:t>
+      </w:r>
+      <w:r>
+        <w:rPr>
+          <w:rFonts w:cstheme="minorHAnsi"/>
+          <w:sz w:val="24"/>
+          <w:szCs w:val="24"/>
+        </w:rPr>
+        <w:t>8</w:t>
+      </w:r>
+      <w:r>
+        <w:rPr>
+          <w:rFonts w:cstheme="minorHAnsi"/>
+          <w:sz w:val="24"/>
+          <w:szCs w:val="24"/>
+        </w:rPr>
+        <w:t>:00/31:46</w:t>
+      </w:r>
+    </w:p>
+    <w:p>
+      <w:pPr>
+        <w:rPr>
+          <w:rFonts w:cstheme="minorHAnsi"/>
+          <w:sz w:val="24"/>
+          <w:szCs w:val="24"/>
+        </w:rPr>
+      </w:pPr>
+      <w:r>
+        <w:rPr>
+          <w:rFonts w:cstheme="minorHAnsi"/>
+          <w:sz w:val="24"/>
+          <w:szCs w:val="24"/>
+        </w:rPr>
+        <w:lastRenderedPageBreak/>
+        <w:t>Jesus set up the table, everyone is there. Whether you belong here or not.</w:t>
+      </w:r>
+    </w:p>
+    <w:p>
+      <w:pPr>
+        <w:rPr>
+          <w:rFonts w:cstheme="minorHAnsi"/>
+          <w:sz w:val="24"/>
+          <w:szCs w:val="24"/>
+        </w:rPr>
+      </w:pPr>
+    </w:p>
+    <w:p>
+      <w:pPr>
+        <w:rPr>
+          <w:rFonts w:cstheme="minorHAnsi"/>
+          <w:sz w:val="24"/>
+          <w:szCs w:val="24"/>
+        </w:rPr>
+      </w:pPr>
+      <w:r>
+        <w:rPr>
+          <w:rFonts w:cstheme="minorHAnsi"/>
+          <w:sz w:val="24"/>
+          <w:szCs w:val="24"/>
+        </w:rPr>
+        <w:t xml:space="preserve">I want to think about the table, a shared meals carry the weight of everything of whole world. They want to at this table before they are ready. </w:t>
+      </w:r>
+      <w:r>
+        <w:rPr>
+          <w:rFonts w:cstheme="minorHAnsi"/>
+          <w:sz w:val="24"/>
+          <w:szCs w:val="24"/>
+        </w:rPr>
+        <w:t xml:space="preserve"> The table is there 2000 years ago. You have to be </w:t>
+      </w:r>
+      <w:r>
+        <w:rPr>
+          <w:rFonts w:cstheme="minorHAnsi"/>
+          <w:sz w:val="24"/>
+          <w:szCs w:val="24"/>
+        </w:rPr>
+        <w:t>ready to receive the grace.</w:t>
+      </w:r>
+      <w:r>
+        <w:rPr>
+          <w:rFonts w:cstheme="minorHAnsi"/>
+          <w:sz w:val="24"/>
+          <w:szCs w:val="24"/>
+        </w:rPr>
+        <w:t xml:space="preserve"> </w:t>
+      </w:r>
+      <w:r>
+        <w:rPr>
+          <w:rFonts w:cstheme="minorHAnsi"/>
+          <w:sz w:val="24"/>
+          <w:szCs w:val="24"/>
+        </w:rPr>
+        <w:t>The table is available to you.</w:t>
+      </w:r>
+    </w:p>
+    <w:p>
+      <w:pPr>
+        <w:rPr>
+          <w:rFonts w:cstheme="minorHAnsi"/>
+          <w:sz w:val="24"/>
+          <w:szCs w:val="24"/>
+        </w:rPr>
+      </w:pPr>
+    </w:p>
+    <w:p>
+      <w:pPr>
+        <w:rPr>
+          <w:rFonts w:cstheme="minorHAnsi"/>
+          <w:sz w:val="24"/>
+          <w:szCs w:val="24"/>
+        </w:rPr>
+      </w:pPr>
+    </w:p>
+    <w:p>
+      <w:pPr>
+        <w:rPr>
+          <w:rFonts w:cstheme="minorHAnsi"/>
+          <w:sz w:val="24"/>
+          <w:szCs w:val="24"/>
+        </w:rPr>
+      </w:pPr>
+      <w:r>
+        <w:rPr>
+          <w:rFonts w:cstheme="minorHAnsi"/>
+          <w:sz w:val="24"/>
+          <w:szCs w:val="24"/>
+        </w:rPr>
+        <w:t>======</w:t>
+      </w:r>
+    </w:p>
+    <w:p>
+      <w:pPr>
+        <w:rPr>
+          <w:rFonts w:cstheme="minorHAnsi"/>
+          <w:sz w:val="24"/>
+          <w:szCs w:val="24"/>
+        </w:rPr>
+      </w:pPr>
+      <w:r>
+        <w:rPr>
+          <w:rFonts w:cstheme="minorHAnsi"/>
+          <w:sz w:val="24"/>
+          <w:szCs w:val="24"/>
+        </w:rPr>
+        <w:t>03</w:t>
+      </w:r>
+      <w:r>
+        <w:rPr>
+          <w:rFonts w:cstheme="minorHAnsi"/>
+          <w:sz w:val="24"/>
+          <w:szCs w:val="24"/>
+        </w:rPr>
+        <w:t>/</w:t>
+      </w:r>
+      <w:r>
+        <w:rPr>
+          <w:rFonts w:cstheme="minorHAnsi"/>
+          <w:sz w:val="24"/>
+          <w:szCs w:val="24"/>
+        </w:rPr>
+        <w:t>28/</w:t>
+      </w:r>
+      <w:r>
+        <w:rPr>
+          <w:rFonts w:cstheme="minorHAnsi"/>
+          <w:sz w:val="24"/>
+          <w:szCs w:val="24"/>
+        </w:rPr>
+        <w:t>202</w:t>
+      </w:r>
+      <w:r>
+        <w:rPr>
+          <w:rFonts w:cstheme="minorHAnsi"/>
+          <w:sz w:val="24"/>
+          <w:szCs w:val="24"/>
+        </w:rPr>
+        <w:t>6</w:t>
+      </w:r>
+      <w:r>
+        <w:rPr>
+          <w:rFonts w:cstheme="minorHAnsi"/>
+          <w:sz w:val="24"/>
+          <w:szCs w:val="24"/>
+        </w:rPr>
+        <w:t xml:space="preserve">, </w:t>
+      </w:r>
+      <w:r>
+        <w:rPr>
+          <w:rFonts w:cstheme="minorHAnsi"/>
+          <w:sz w:val="24"/>
+          <w:szCs w:val="24"/>
+        </w:rPr>
+        <w:t>Menlo Church Worship (Summary of last week, 03/22/2028)</w:t>
+      </w:r>
+    </w:p>
+    <w:p>
+      <w:pPr>
+        <w:rPr>
+          <w:rFonts w:cstheme="minorHAnsi"/>
+          <w:sz w:val="24"/>
+          <w:szCs w:val="24"/>
+        </w:rPr>
+      </w:pPr>
+      <w:r>
+        <w:rPr>
+          <w:rFonts w:cstheme="minorHAnsi"/>
+          <w:sz w:val="24"/>
+          <w:szCs w:val="24"/>
+        </w:rPr>
+        <w:t>https://youtu.be/CzEdPKdj0GY?si=WRHI8PZPTEXkiuyf</w:t>
+      </w:r>
+    </w:p>
+    <w:p>
+      <w:pPr>
+        <w:rPr>
+          <w:rFonts w:cstheme="minorHAnsi"/>
+          <w:sz w:val="24"/>
+          <w:szCs w:val="24"/>
+        </w:rPr>
+      </w:pPr>
+      <w:r>
+        <w:rPr>
+          <w:rFonts w:cstheme="minorHAnsi"/>
+          <w:sz w:val="24"/>
+          <w:szCs w:val="24"/>
+        </w:rPr>
+        <w:t>“</w:t>
+      </w:r>
+      <w:r>
+        <w:rPr>
+          <w:rFonts w:cstheme="minorHAnsi"/>
+          <w:sz w:val="24"/>
+          <w:szCs w:val="24"/>
+        </w:rPr>
+        <w:t xml:space="preserve">I Am With You At the Table </w:t>
+      </w:r>
+      <w:r>
+        <w:rPr>
+          <w:rFonts w:cstheme="minorHAnsi"/>
+          <w:sz w:val="24"/>
+          <w:szCs w:val="24"/>
+        </w:rPr>
+        <w:t xml:space="preserve">| </w:t>
+      </w:r>
+      <w:r>
+        <w:rPr>
+          <w:rFonts w:cstheme="minorHAnsi"/>
+          <w:sz w:val="24"/>
+          <w:szCs w:val="24"/>
+        </w:rPr>
+        <w:t>I Am …The God Who Gets Close</w:t>
+      </w:r>
+      <w:r>
+        <w:rPr>
+          <w:rFonts w:cstheme="minorHAnsi"/>
+          <w:sz w:val="24"/>
+          <w:szCs w:val="24"/>
+        </w:rPr>
+        <w:t>,”</w:t>
+      </w:r>
+      <w:r>
+        <w:rPr>
+          <w:rFonts w:cstheme="minorHAnsi"/>
+          <w:sz w:val="24"/>
+          <w:szCs w:val="24"/>
+        </w:rPr>
+        <w:t xml:space="preserve"> </w:t>
+      </w:r>
+      <w:r>
+        <w:rPr>
+          <w:rFonts w:cstheme="minorHAnsi"/>
+          <w:sz w:val="24"/>
+          <w:szCs w:val="24"/>
+        </w:rPr>
+        <w:t>Phil EuBank, Lead Pastor</w:t>
+      </w:r>
+    </w:p>
+    <w:p>
+      <w:pPr>
+        <w:rPr>
+          <w:rFonts w:cstheme="minorHAnsi"/>
+          <w:sz w:val="24"/>
+          <w:szCs w:val="24"/>
+        </w:rPr>
+      </w:pPr>
+    </w:p>
+    <w:p>
+      <w:pPr>
+        <w:rPr>
+          <w:rFonts w:cstheme="minorHAnsi"/>
+          <w:sz w:val="24"/>
+          <w:szCs w:val="24"/>
+        </w:rPr>
+      </w:pPr>
+      <w:r>
+        <w:rPr>
+          <w:rFonts w:cstheme="minorHAnsi"/>
+          <w:sz w:val="24"/>
+          <w:szCs w:val="24"/>
+        </w:rPr>
+        <w:t xml:space="preserve">Today, we talk </w:t>
+      </w:r>
+      <w:r>
+        <w:rPr>
+          <w:rFonts w:cstheme="minorHAnsi"/>
+          <w:sz w:val="24"/>
+          <w:szCs w:val="24"/>
+        </w:rPr>
+        <w:t xml:space="preserve">"I Am With You </w:t>
+      </w:r>
+      <w:r>
+        <w:rPr>
+          <w:rFonts w:cstheme="minorHAnsi"/>
+          <w:sz w:val="24"/>
+          <w:szCs w:val="24"/>
+        </w:rPr>
+        <w:t>At the Table.”</w:t>
+      </w:r>
+      <w:r>
+        <w:rPr>
+          <w:rFonts w:cstheme="minorHAnsi"/>
+          <w:sz w:val="24"/>
+          <w:szCs w:val="24"/>
+        </w:rPr>
+        <w:t> </w:t>
+      </w:r>
+      <w:r>
+        <w:rPr>
+          <w:rFonts w:cstheme="minorHAnsi"/>
+          <w:sz w:val="24"/>
+          <w:szCs w:val="24"/>
+        </w:rPr>
+        <w:t>It is the fifth of “I Am …The God Who Gets Close” series. In Luke 22</w:t>
+      </w:r>
+      <w:r>
+        <w:rPr>
+          <w:rFonts w:cstheme="minorHAnsi"/>
+          <w:sz w:val="24"/>
+          <w:szCs w:val="24"/>
+        </w:rPr>
+        <w:t>: 15-22</w:t>
+      </w:r>
+      <w:r>
+        <w:rPr>
+          <w:rFonts w:cstheme="minorHAnsi"/>
+          <w:sz w:val="24"/>
+          <w:szCs w:val="24"/>
+        </w:rPr>
+        <w:t>, Jesus sets up the table and invites his 12 disciples for the last dinner.</w:t>
+      </w:r>
+    </w:p>
+    <w:p>
+      <w:pPr>
+        <w:rPr>
+          <w:rFonts w:cstheme="minorHAnsi"/>
+          <w:sz w:val="24"/>
+          <w:szCs w:val="24"/>
+        </w:rPr>
+      </w:pPr>
+    </w:p>
+    <w:p>
+      <w:pPr>
+        <w:rPr>
+          <w:rFonts w:cstheme="minorHAnsi"/>
+          <w:sz w:val="24"/>
+          <w:szCs w:val="24"/>
+        </w:rPr>
+      </w:pPr>
+      <w:r>
+        <w:rPr>
+          <w:rFonts w:cstheme="minorHAnsi"/>
+          <w:sz w:val="24"/>
+          <w:szCs w:val="24"/>
+        </w:rPr>
+        <w:t>Summary:</w:t>
+      </w:r>
+    </w:p>
+    <w:p>
+      <w:pPr>
+        <w:rPr>
+          <w:rFonts w:cstheme="minorHAnsi"/>
+        </w:rPr>
+      </w:pPr>
+      <w:r>
+        <w:rPr>
+          <w:rFonts w:cstheme="minorHAnsi"/>
+        </w:rPr>
+        <w:t xml:space="preserve">1. </w:t>
+      </w:r>
+      <w:r>
+        <w:rPr>
+          <w:rFonts w:cstheme="minorHAnsi"/>
+          <w:sz w:val="24"/>
+          <w:szCs w:val="24"/>
+        </w:rPr>
+        <w:t>Luke 22:15</w:t>
+      </w:r>
+      <w:r>
+        <w:rPr>
+          <w:rFonts w:cstheme="minorHAnsi"/>
+          <w:sz w:val="24"/>
+          <w:szCs w:val="24"/>
+        </w:rPr>
+        <w:t>: “</w:t>
+      </w:r>
+      <w:r>
+        <w:rPr>
+          <w:rFonts w:cstheme="minorHAnsi"/>
+          <w:sz w:val="24"/>
+          <w:szCs w:val="24"/>
+        </w:rPr>
+        <w:t>And he said to them, “I have earnestly desired to eat this Passover with you before I suffer.</w:t>
+      </w:r>
+      <w:r>
+        <w:rPr>
+          <w:rFonts w:cstheme="minorHAnsi"/>
+          <w:sz w:val="24"/>
+          <w:szCs w:val="24"/>
+        </w:rPr>
+        <w:t>”</w:t>
+      </w:r>
+      <w:r>
+        <w:rPr>
+          <w:rFonts w:cstheme="minorHAnsi"/>
+          <w:sz w:val="24"/>
+          <w:szCs w:val="24"/>
+        </w:rPr>
+        <w:t xml:space="preserve"> </w:t>
+      </w:r>
+    </w:p>
+    <w:p>
+      <w:pPr>
+        <w:rPr>
+          <w:rFonts w:cstheme="minorHAnsi"/>
+        </w:rPr>
+      </w:pPr>
+      <w:r>
+        <w:rPr>
+          <w:rFonts w:cstheme="minorHAnsi"/>
+        </w:rPr>
+        <w:t>Jesus sets up the table and invites us to join.</w:t>
+      </w:r>
+      <w:r>
+        <w:rPr>
+          <w:rFonts w:cstheme="minorHAnsi"/>
+        </w:rPr>
+        <w:t xml:space="preserve"> </w:t>
+      </w:r>
+      <w:r>
+        <w:rPr>
+          <w:rFonts w:cstheme="minorHAnsi"/>
+        </w:rPr>
+        <w:t>The first seat is Judas. We are very uncomfortable for the first seat. Jesus takes the bread, take and cup, and then break the bread, and show New Covenant in his blood.</w:t>
+      </w:r>
+    </w:p>
+    <w:p>
+      <w:pPr>
+        <w:rPr>
+          <w:rFonts w:cstheme="minorHAnsi"/>
+          <w:sz w:val="24"/>
+          <w:szCs w:val="24"/>
+        </w:rPr>
+      </w:pPr>
+      <w:r>
+        <w:rPr>
+          <w:rFonts w:cstheme="minorHAnsi"/>
+        </w:rPr>
+        <w:t xml:space="preserve">2. </w:t>
+      </w:r>
+      <w:r>
+        <w:rPr>
+          <w:rFonts w:cstheme="minorHAnsi"/>
+          <w:sz w:val="24"/>
+          <w:szCs w:val="24"/>
+        </w:rPr>
+        <w:t xml:space="preserve"> </w:t>
+      </w:r>
+      <w:r>
+        <w:rPr>
+          <w:rFonts w:cstheme="minorHAnsi"/>
+          <w:sz w:val="24"/>
+          <w:szCs w:val="24"/>
+        </w:rPr>
+        <w:t>Luke 22:21</w:t>
+      </w:r>
+      <w:r>
+        <w:rPr>
+          <w:rFonts w:cstheme="minorHAnsi"/>
+          <w:sz w:val="24"/>
+          <w:szCs w:val="24"/>
+        </w:rPr>
+        <w:t>: “</w:t>
+      </w:r>
+      <w:r>
+        <w:rPr>
+          <w:rFonts w:cstheme="minorHAnsi"/>
+          <w:sz w:val="24"/>
+          <w:szCs w:val="24"/>
+        </w:rPr>
+        <w:t>But behold, the hand of him who betrays me is with me on the table.</w:t>
+      </w:r>
+      <w:r>
+        <w:rPr>
+          <w:rFonts w:cstheme="minorHAnsi"/>
+          <w:sz w:val="24"/>
+          <w:szCs w:val="24"/>
+        </w:rPr>
+        <w:t>”</w:t>
+      </w:r>
+    </w:p>
+    <w:p>
+      <w:pPr>
+        <w:rPr>
+          <w:rFonts w:cstheme="minorHAnsi"/>
+          <w:sz w:val="24"/>
+          <w:szCs w:val="24"/>
+        </w:rPr>
+      </w:pPr>
+      <w:r>
+        <w:rPr>
+          <w:rFonts w:cstheme="minorHAnsi"/>
+          <w:sz w:val="24"/>
+          <w:szCs w:val="24"/>
+        </w:rPr>
+        <w:t xml:space="preserve">Jesus </w:t>
+      </w:r>
+      <w:r>
+        <w:rPr>
+          <w:rFonts w:cstheme="minorHAnsi"/>
+          <w:sz w:val="24"/>
+          <w:szCs w:val="24"/>
+        </w:rPr>
+        <w:t xml:space="preserve">hold Judas hand but </w:t>
+      </w:r>
+      <w:r>
+        <w:rPr>
+          <w:rFonts w:cstheme="minorHAnsi"/>
+          <w:sz w:val="24"/>
+          <w:szCs w:val="24"/>
+        </w:rPr>
+        <w:t>does not say Judas trades Jesus for 30 pieces of silver. You can be in the room and table and receive the bread and cup but miss the point. Judas get the seats but sell Jesus out.</w:t>
+      </w:r>
+    </w:p>
+    <w:p>
+      <w:pPr>
+        <w:rPr>
+          <w:rFonts w:cstheme="minorHAnsi"/>
+          <w:sz w:val="24"/>
+          <w:szCs w:val="24"/>
+        </w:rPr>
+      </w:pPr>
+      <w:r>
+        <w:rPr>
+          <w:rFonts w:cstheme="minorHAnsi"/>
+          <w:sz w:val="24"/>
+          <w:szCs w:val="24"/>
+        </w:rPr>
+        <w:t xml:space="preserve">The second seat is Peter. Peter looked at Jesus and said “I am ready to go with you.” Jesus said, </w:t>
+      </w:r>
+      <w:r>
+        <w:rPr>
+          <w:rFonts w:cstheme="minorHAnsi"/>
+          <w:sz w:val="24"/>
+          <w:szCs w:val="24"/>
+        </w:rPr>
+        <w:t>“T</w:t>
+      </w:r>
+      <w:r>
+        <w:rPr>
+          <w:rFonts w:cstheme="minorHAnsi"/>
+          <w:sz w:val="24"/>
+          <w:szCs w:val="24"/>
+        </w:rPr>
+        <w:t>he time is not there yet.</w:t>
+      </w:r>
+      <w:r>
+        <w:rPr>
+          <w:rFonts w:cstheme="minorHAnsi"/>
+          <w:sz w:val="24"/>
+          <w:szCs w:val="24"/>
+        </w:rPr>
+        <w:t>”</w:t>
+      </w:r>
+    </w:p>
+    <w:p>
+      <w:pPr>
+        <w:rPr>
+          <w:rFonts w:cstheme="minorHAnsi"/>
+          <w:sz w:val="24"/>
+          <w:szCs w:val="24"/>
+        </w:rPr>
+      </w:pPr>
+      <w:r>
+        <w:rPr>
+          <w:rFonts w:cstheme="minorHAnsi"/>
+          <w:sz w:val="24"/>
+          <w:szCs w:val="24"/>
+        </w:rPr>
+        <w:t xml:space="preserve">3. </w:t>
+      </w:r>
+      <w:r>
+        <w:rPr>
+          <w:rFonts w:cstheme="minorHAnsi"/>
+          <w:sz w:val="24"/>
+          <w:szCs w:val="24"/>
+        </w:rPr>
+        <w:t>Luke 22:32</w:t>
+      </w:r>
+      <w:r>
+        <w:rPr>
+          <w:rFonts w:cstheme="minorHAnsi"/>
+          <w:sz w:val="24"/>
+          <w:szCs w:val="24"/>
+        </w:rPr>
+        <w:t>: “</w:t>
+      </w:r>
+      <w:r>
+        <w:rPr>
+          <w:rFonts w:cstheme="minorHAnsi"/>
+          <w:sz w:val="24"/>
+          <w:szCs w:val="24"/>
+        </w:rPr>
+        <w:t>but I have prayed for you that your faith may not fail. And when you have turned again, strengthen your brothers.”</w:t>
+      </w:r>
+    </w:p>
+    <w:p>
+      <w:pPr>
+        <w:rPr>
+          <w:rFonts w:cstheme="minorHAnsi"/>
+          <w:sz w:val="24"/>
+          <w:szCs w:val="24"/>
+        </w:rPr>
+      </w:pPr>
+      <w:r>
+        <w:rPr>
+          <w:rFonts w:cstheme="minorHAnsi"/>
+          <w:sz w:val="24"/>
+          <w:szCs w:val="24"/>
+        </w:rPr>
+        <w:t xml:space="preserve">Jesus </w:t>
+      </w:r>
+      <w:r>
+        <w:rPr>
+          <w:rFonts w:cstheme="minorHAnsi"/>
+          <w:sz w:val="24"/>
+          <w:szCs w:val="24"/>
+        </w:rPr>
+        <w:t xml:space="preserve">prays for </w:t>
+      </w:r>
+      <w:r>
+        <w:rPr>
+          <w:rFonts w:cstheme="minorHAnsi"/>
+          <w:sz w:val="24"/>
+          <w:szCs w:val="24"/>
+        </w:rPr>
+        <w:t>believers to ensure their faith survives severe spiritual trials. Despite Peter’s impending denial, Jesus assures him of his eventual restoration and his crucial role in leading the church. </w:t>
+      </w:r>
+      <w:r>
+        <w:rPr>
+          <w:rFonts w:cstheme="minorHAnsi"/>
+          <w:sz w:val="24"/>
+          <w:szCs w:val="24"/>
+        </w:rPr>
+        <w:t>For 2000 years, Jesus said the bread of Jesus body and wine for the Jesus blood.</w:t>
+      </w:r>
+    </w:p>
+    <w:p>
+      <w:pPr>
+        <w:rPr>
+          <w:rFonts w:cstheme="minorHAnsi"/>
+          <w:sz w:val="24"/>
+          <w:szCs w:val="24"/>
+        </w:rPr>
+      </w:pPr>
+      <w:r>
+        <w:rPr>
+          <w:rFonts w:cstheme="minorHAnsi"/>
+          <w:sz w:val="24"/>
+          <w:szCs w:val="24"/>
+        </w:rPr>
+        <w:t>4</w:t>
+      </w:r>
+      <w:r>
+        <w:rPr>
+          <w:rFonts w:cstheme="minorHAnsi"/>
+          <w:sz w:val="24"/>
+          <w:szCs w:val="24"/>
+        </w:rPr>
+        <w:t xml:space="preserve">. </w:t>
+      </w:r>
+      <w:r>
+        <w:rPr>
+          <w:rFonts w:cstheme="minorHAnsi"/>
+          <w:sz w:val="24"/>
+          <w:szCs w:val="24"/>
+        </w:rPr>
+        <w:t>Luke 22:26</w:t>
+      </w:r>
+      <w:r>
+        <w:rPr>
+          <w:rFonts w:cstheme="minorHAnsi"/>
+          <w:sz w:val="24"/>
+          <w:szCs w:val="24"/>
+        </w:rPr>
+        <w:t xml:space="preserve">: </w:t>
+      </w:r>
+      <w:r>
+        <w:rPr>
+          <w:rFonts w:cstheme="minorHAnsi"/>
+          <w:b/>
+          <w:bCs/>
+          <w:sz w:val="24"/>
+          <w:szCs w:val="24"/>
+          <w:vertAlign w:val="superscript"/>
+        </w:rPr>
+        <w:t>“</w:t>
+      </w:r>
+      <w:r>
+        <w:rPr>
+          <w:rFonts w:cstheme="minorHAnsi"/>
+          <w:sz w:val="24"/>
+          <w:szCs w:val="24"/>
+        </w:rPr>
+        <w:t>But not so with you. Rather, let the greatest among you become as the youngest, and the leader as one who serves.</w:t>
+      </w:r>
+      <w:r>
+        <w:rPr>
+          <w:rFonts w:cstheme="minorHAnsi"/>
+          <w:sz w:val="24"/>
+          <w:szCs w:val="24"/>
+        </w:rPr>
+        <w:t>”</w:t>
+      </w:r>
+    </w:p>
+    <w:p>
+      <w:pPr>
+        <w:rPr>
+          <w:rFonts w:cstheme="minorHAnsi"/>
+          <w:sz w:val="24"/>
+          <w:szCs w:val="24"/>
+        </w:rPr>
+      </w:pPr>
+      <w:r>
+        <w:rPr>
+          <w:rFonts w:cstheme="minorHAnsi"/>
+          <w:sz w:val="24"/>
+          <w:szCs w:val="24"/>
+        </w:rPr>
+        <w:t>T</w:t>
+      </w:r>
+      <w:r>
+        <w:rPr>
+          <w:rFonts w:cstheme="minorHAnsi"/>
+          <w:sz w:val="24"/>
+          <w:szCs w:val="24"/>
+        </w:rPr>
+        <w:t xml:space="preserve">he </w:t>
+      </w:r>
+      <w:r>
+        <w:rPr>
+          <w:rFonts w:cstheme="minorHAnsi"/>
+          <w:sz w:val="24"/>
+          <w:szCs w:val="24"/>
+        </w:rPr>
+        <w:t>true greatness in Jesus' kingdom is found in humble service, not in pursuing status or authority.</w:t>
+      </w:r>
+    </w:p>
+    <w:p>
+      <w:pPr>
+        <w:rPr>
+          <w:rFonts w:cstheme="minorHAnsi"/>
+          <w:sz w:val="24"/>
+          <w:szCs w:val="24"/>
+        </w:rPr>
+      </w:pPr>
+      <w:r>
+        <w:rPr>
+          <w:rFonts w:cstheme="minorHAnsi"/>
+          <w:sz w:val="24"/>
+          <w:szCs w:val="24"/>
+        </w:rPr>
+        <w:t>5. Conclusion:</w:t>
+      </w:r>
+    </w:p>
+    <w:p>
+      <w:pPr>
+        <w:rPr>
+          <w:rFonts w:cstheme="minorHAnsi"/>
+          <w:sz w:val="24"/>
+          <w:szCs w:val="24"/>
+        </w:rPr>
+      </w:pPr>
+      <w:r>
+        <w:rPr>
+          <w:rFonts w:cstheme="minorHAnsi"/>
+          <w:sz w:val="24"/>
+          <w:szCs w:val="24"/>
+        </w:rPr>
+        <w:t>Jesus set up the table, everyone is there. Whether you belong here or not.</w:t>
+      </w:r>
+      <w:r>
+        <w:rPr>
+          <w:rFonts w:cstheme="minorHAnsi"/>
+          <w:sz w:val="24"/>
+          <w:szCs w:val="24"/>
+        </w:rPr>
+        <w:t xml:space="preserve"> A</w:t>
+      </w:r>
+      <w:r>
+        <w:rPr>
+          <w:rFonts w:cstheme="minorHAnsi"/>
+          <w:sz w:val="24"/>
+          <w:szCs w:val="24"/>
+        </w:rPr>
+        <w:t xml:space="preserve"> shared meals carry the weight of everything of whole world. They want to at this table before they are ready.  The table is there 2000 years ago. You have to be ready to receive the grace. The table is available to you.</w:t>
+      </w:r>
     </w:p>
     <w:sectPr>
-      <w:footerReference w:type="default" r:id="rId17"/>
+      <w:footerReference w:type="default" r:id="rId20"/>
       <w:pgSz w:w="12240" w:h="15840"/>
       <w:pgMar w:top="1440" w:right="1440" w:bottom="1530" w:left="1440" w:header="0" w:footer="720" w:gutter="0"/>
       <w:cols w:space="720"/>
@@ -3817,6 +6083,155 @@
     </w:lvl>
   </w:abstractNum>
   <w:abstractNum w:abstractNumId="14" w15:restartNumberingAfterBreak="0">
+    <w:nsid w:val="142A5411"/>
+    <w:multiLevelType w:val="multilevel"/>
+    <w:tmpl w:val="BCC2E4DA"/>
+    <w:lvl w:ilvl="0">
+      <w:start w:val="1"/>
+      <w:numFmt w:val="bullet"/>
+      <w:lvlText w:val=""/>
+      <w:lvlJc w:val="left"/>
+      <w:pPr>
+        <w:tabs>
+          <w:tab w:val="num" w:pos="720"/>
+        </w:tabs>
+        <w:ind w:left="720" w:hanging="360"/>
+      </w:pPr>
+      <w:rPr>
+        <w:rFonts w:ascii="Symbol" w:hAnsi="Symbol" w:hint="default"/>
+        <w:sz w:val="20"/>
+      </w:rPr>
+    </w:lvl>
+    <w:lvl w:ilvl="1" w:tentative="1">
+      <w:start w:val="1"/>
+      <w:numFmt w:val="bullet"/>
+      <w:lvlText w:val="o"/>
+      <w:lvlJc w:val="left"/>
+      <w:pPr>
+        <w:tabs>
+          <w:tab w:val="num" w:pos="1440"/>
+        </w:tabs>
+        <w:ind w:left="1440" w:hanging="360"/>
+      </w:pPr>
+      <w:rPr>
+        <w:rFonts w:ascii="Courier New" w:hAnsi="Courier New" w:hint="default"/>
+        <w:sz w:val="20"/>
+      </w:rPr>
+    </w:lvl>
+    <w:lvl w:ilvl="2" w:tentative="1">
+      <w:start w:val="1"/>
+      <w:numFmt w:val="bullet"/>
+      <w:lvlText w:val=""/>
+      <w:lvlJc w:val="left"/>
+      <w:pPr>
+        <w:tabs>
+          <w:tab w:val="num" w:pos="2160"/>
+        </w:tabs>
+        <w:ind w:left="2160" w:hanging="360"/>
+      </w:pPr>
+      <w:rPr>
+        <w:rFonts w:ascii="Wingdings" w:hAnsi="Wingdings" w:hint="default"/>
+        <w:sz w:val="20"/>
+      </w:rPr>
+    </w:lvl>
+    <w:lvl w:ilvl="3" w:tentative="1">
+      <w:start w:val="1"/>
+      <w:numFmt w:val="bullet"/>
+      <w:lvlText w:val=""/>
+      <w:lvlJc w:val="left"/>
+      <w:pPr>
+        <w:tabs>
+          <w:tab w:val="num" w:pos="2880"/>
+        </w:tabs>
+        <w:ind w:left="2880" w:hanging="360"/>
+      </w:pPr>
+      <w:rPr>
+        <w:rFonts w:ascii="Wingdings" w:hAnsi="Wingdings" w:hint="default"/>
+        <w:sz w:val="20"/>
+      </w:rPr>
+    </w:lvl>
+    <w:lvl w:ilvl="4" w:tentative="1">
+      <w:start w:val="1"/>
+      <w:numFmt w:val="bullet"/>
+      <w:lvlText w:val=""/>
+      <w:lvlJc w:val="left"/>
+      <w:pPr>
+        <w:tabs>
+          <w:tab w:val="num" w:pos="3600"/>
+        </w:tabs>
+        <w:ind w:left="3600" w:hanging="360"/>
+      </w:pPr>
+      <w:rPr>
+        <w:rFonts w:ascii="Wingdings" w:hAnsi="Wingdings" w:hint="default"/>
+        <w:sz w:val="20"/>
+      </w:rPr>
+    </w:lvl>
+    <w:lvl w:ilvl="5" w:tentative="1">
+      <w:start w:val="1"/>
+      <w:numFmt w:val="bullet"/>
+      <w:lvlText w:val=""/>
+      <w:lvlJc w:val="left"/>
+      <w:pPr>
+        <w:tabs>
+          <w:tab w:val="num" w:pos="4320"/>
+        </w:tabs>
+        <w:ind w:left="4320" w:hanging="360"/>
+      </w:pPr>
+      <w:rPr>
+        <w:rFonts w:ascii="Wingdings" w:hAnsi="Wingdings" w:hint="default"/>
+        <w:sz w:val="20"/>
+      </w:rPr>
+    </w:lvl>
+    <w:lvl w:ilvl="6" w:tentative="1">
+      <w:start w:val="1"/>
+      <w:numFmt w:val="bullet"/>
+      <w:lvlText w:val=""/>
+      <w:lvlJc w:val="left"/>
+      <w:pPr>
+        <w:tabs>
+          <w:tab w:val="num" w:pos="5040"/>
+        </w:tabs>
+        <w:ind w:left="5040" w:hanging="360"/>
+      </w:pPr>
+      <w:rPr>
+        <w:rFonts w:ascii="Wingdings" w:hAnsi="Wingdings" w:hint="default"/>
+        <w:sz w:val="20"/>
+      </w:rPr>
+    </w:lvl>
+    <w:lvl w:ilvl="7" w:tentative="1">
+      <w:start w:val="1"/>
+      <w:numFmt w:val="bullet"/>
+      <w:lvlText w:val=""/>
+      <w:lvlJc w:val="left"/>
+      <w:pPr>
+        <w:tabs>
+          <w:tab w:val="num" w:pos="5760"/>
+        </w:tabs>
+        <w:ind w:left="5760" w:hanging="360"/>
+      </w:pPr>
+      <w:rPr>
+        <w:rFonts w:ascii="Wingdings" w:hAnsi="Wingdings" w:hint="default"/>
+        <w:sz w:val="20"/>
+      </w:rPr>
+    </w:lvl>
+    <w:lvl w:ilvl="8" w:tentative="1">
+      <w:start w:val="1"/>
+      <w:numFmt w:val="bullet"/>
+      <w:lvlText w:val=""/>
+      <w:lvlJc w:val="left"/>
+      <w:pPr>
+        <w:tabs>
+          <w:tab w:val="num" w:pos="6480"/>
+        </w:tabs>
+        <w:ind w:left="6480" w:hanging="360"/>
+      </w:pPr>
+      <w:rPr>
+        <w:rFonts w:ascii="Wingdings" w:hAnsi="Wingdings" w:hint="default"/>
+        <w:sz w:val="20"/>
+      </w:rPr>
+    </w:lvl>
+  </w:abstractNum>
+  <w:abstractNum w:abstractNumId="15" w15:restartNumberingAfterBreak="0">
     <w:nsid w:val="174A1AC6"/>
     <w:multiLevelType w:val="multilevel"/>
     <w:tmpl w:val="ADAE743E"/>
@@ -3965,7 +6380,7 @@
       </w:rPr>
     </w:lvl>
   </w:abstractNum>
-  <w:abstractNum w:abstractNumId="15" w15:restartNumberingAfterBreak="0">
+  <w:abstractNum w:abstractNumId="16" w15:restartNumberingAfterBreak="0">
     <w:nsid w:val="18E841E6"/>
     <w:multiLevelType w:val="multilevel"/>
     <w:tmpl w:val="C6FE7FBA"/>
@@ -4114,7 +6529,7 @@
       </w:rPr>
     </w:lvl>
   </w:abstractNum>
-  <w:abstractNum w:abstractNumId="16" w15:restartNumberingAfterBreak="0">
+  <w:abstractNum w:abstractNumId="17" w15:restartNumberingAfterBreak="0">
     <w:nsid w:val="19837B86"/>
     <w:multiLevelType w:val="multilevel"/>
     <w:tmpl w:val="46C0AF18"/>
@@ -4263,7 +6678,7 @@
       </w:rPr>
     </w:lvl>
   </w:abstractNum>
-  <w:abstractNum w:abstractNumId="17" w15:restartNumberingAfterBreak="0">
+  <w:abstractNum w:abstractNumId="18" w15:restartNumberingAfterBreak="0">
     <w:nsid w:val="1BD31920"/>
     <w:multiLevelType w:val="multilevel"/>
     <w:tmpl w:val="22B4DA4A"/>
@@ -4412,7 +6827,7 @@
       </w:rPr>
     </w:lvl>
   </w:abstractNum>
-  <w:abstractNum w:abstractNumId="18" w15:restartNumberingAfterBreak="0">
+  <w:abstractNum w:abstractNumId="19" w15:restartNumberingAfterBreak="0">
     <w:nsid w:val="1BEC6855"/>
     <w:multiLevelType w:val="multilevel"/>
     <w:tmpl w:val="A46C74AA"/>
@@ -4561,7 +6976,7 @@
       </w:rPr>
     </w:lvl>
   </w:abstractNum>
-  <w:abstractNum w:abstractNumId="19" w15:restartNumberingAfterBreak="0">
+  <w:abstractNum w:abstractNumId="20" w15:restartNumberingAfterBreak="0">
     <w:nsid w:val="1C965F6F"/>
     <w:multiLevelType w:val="multilevel"/>
     <w:tmpl w:val="01D45980"/>
@@ -4710,7 +7125,7 @@
       </w:rPr>
     </w:lvl>
   </w:abstractNum>
-  <w:abstractNum w:abstractNumId="20" w15:restartNumberingAfterBreak="0">
+  <w:abstractNum w:abstractNumId="21" w15:restartNumberingAfterBreak="0">
     <w:nsid w:val="1CB916F2"/>
     <w:multiLevelType w:val="multilevel"/>
     <w:tmpl w:val="E2D4A3F4"/>
@@ -4859,7 +7274,7 @@
       </w:rPr>
     </w:lvl>
   </w:abstractNum>
-  <w:abstractNum w:abstractNumId="21" w15:restartNumberingAfterBreak="0">
+  <w:abstractNum w:abstractNumId="22" w15:restartNumberingAfterBreak="0">
     <w:nsid w:val="1CBF71F4"/>
     <w:multiLevelType w:val="multilevel"/>
     <w:tmpl w:val="CAAE1466"/>
@@ -5008,7 +7423,7 @@
       </w:rPr>
     </w:lvl>
   </w:abstractNum>
-  <w:abstractNum w:abstractNumId="22" w15:restartNumberingAfterBreak="0">
+  <w:abstractNum w:abstractNumId="23" w15:restartNumberingAfterBreak="0">
     <w:nsid w:val="1E8A45E7"/>
     <w:multiLevelType w:val="multilevel"/>
     <w:tmpl w:val="DCC287E2"/>
@@ -5157,7 +7572,7 @@
       </w:rPr>
     </w:lvl>
   </w:abstractNum>
-  <w:abstractNum w:abstractNumId="23" w15:restartNumberingAfterBreak="0">
+  <w:abstractNum w:abstractNumId="24" w15:restartNumberingAfterBreak="0">
     <w:nsid w:val="1EB5382F"/>
     <w:multiLevelType w:val="multilevel"/>
     <w:tmpl w:val="3B84C206"/>
@@ -5306,7 +7721,7 @@
       </w:rPr>
     </w:lvl>
   </w:abstractNum>
-  <w:abstractNum w:abstractNumId="24" w15:restartNumberingAfterBreak="0">
+  <w:abstractNum w:abstractNumId="25" w15:restartNumberingAfterBreak="0">
     <w:nsid w:val="203139C0"/>
     <w:multiLevelType w:val="multilevel"/>
     <w:tmpl w:val="70FE5D36"/>
@@ -5455,7 +7870,7 @@
       </w:rPr>
     </w:lvl>
   </w:abstractNum>
-  <w:abstractNum w:abstractNumId="25" w15:restartNumberingAfterBreak="0">
+  <w:abstractNum w:abstractNumId="26" w15:restartNumberingAfterBreak="0">
     <w:nsid w:val="203705AD"/>
     <w:multiLevelType w:val="multilevel"/>
     <w:tmpl w:val="C84C9C9A"/>
@@ -5604,7 +8019,7 @@
       </w:rPr>
     </w:lvl>
   </w:abstractNum>
-  <w:abstractNum w:abstractNumId="26" w15:restartNumberingAfterBreak="0">
+  <w:abstractNum w:abstractNumId="27" w15:restartNumberingAfterBreak="0">
     <w:nsid w:val="20395BEE"/>
     <w:multiLevelType w:val="multilevel"/>
     <w:tmpl w:val="23EEB24C"/>
@@ -5753,7 +8168,7 @@
       </w:rPr>
     </w:lvl>
   </w:abstractNum>
-  <w:abstractNum w:abstractNumId="27" w15:restartNumberingAfterBreak="0">
+  <w:abstractNum w:abstractNumId="28" w15:restartNumberingAfterBreak="0">
     <w:nsid w:val="209E1278"/>
     <w:multiLevelType w:val="multilevel"/>
     <w:tmpl w:val="62B29FA6"/>
@@ -5902,7 +8317,7 @@
       </w:rPr>
     </w:lvl>
   </w:abstractNum>
-  <w:abstractNum w:abstractNumId="28" w15:restartNumberingAfterBreak="0">
+  <w:abstractNum w:abstractNumId="29" w15:restartNumberingAfterBreak="0">
     <w:nsid w:val="20D675A7"/>
     <w:multiLevelType w:val="multilevel"/>
     <w:tmpl w:val="CD0CD3C6"/>
@@ -6051,7 +8466,7 @@
       </w:rPr>
     </w:lvl>
   </w:abstractNum>
-  <w:abstractNum w:abstractNumId="29" w15:restartNumberingAfterBreak="0">
+  <w:abstractNum w:abstractNumId="30" w15:restartNumberingAfterBreak="0">
     <w:nsid w:val="210567A8"/>
     <w:multiLevelType w:val="multilevel"/>
     <w:tmpl w:val="DDB85AD8"/>
@@ -6200,7 +8615,7 @@
       </w:rPr>
     </w:lvl>
   </w:abstractNum>
-  <w:abstractNum w:abstractNumId="30" w15:restartNumberingAfterBreak="0">
+  <w:abstractNum w:abstractNumId="31" w15:restartNumberingAfterBreak="0">
     <w:nsid w:val="22A00D4E"/>
     <w:multiLevelType w:val="multilevel"/>
     <w:tmpl w:val="3FC0F3E2"/>
@@ -6349,7 +8764,7 @@
       </w:rPr>
     </w:lvl>
   </w:abstractNum>
-  <w:abstractNum w:abstractNumId="31" w15:restartNumberingAfterBreak="0">
+  <w:abstractNum w:abstractNumId="32" w15:restartNumberingAfterBreak="0">
     <w:nsid w:val="26E37D4A"/>
     <w:multiLevelType w:val="multilevel"/>
     <w:tmpl w:val="C1B6D482"/>
@@ -6498,7 +8913,7 @@
       </w:rPr>
     </w:lvl>
   </w:abstractNum>
-  <w:abstractNum w:abstractNumId="32" w15:restartNumberingAfterBreak="0">
+  <w:abstractNum w:abstractNumId="33" w15:restartNumberingAfterBreak="0">
     <w:nsid w:val="27176457"/>
     <w:multiLevelType w:val="multilevel"/>
     <w:tmpl w:val="7006F21A"/>
@@ -6647,7 +9062,7 @@
       </w:rPr>
     </w:lvl>
   </w:abstractNum>
-  <w:abstractNum w:abstractNumId="33" w15:restartNumberingAfterBreak="0">
+  <w:abstractNum w:abstractNumId="34" w15:restartNumberingAfterBreak="0">
     <w:nsid w:val="276804D0"/>
     <w:multiLevelType w:val="multilevel"/>
     <w:tmpl w:val="B740A53A"/>
@@ -6796,7 +9211,7 @@
       </w:rPr>
     </w:lvl>
   </w:abstractNum>
-  <w:abstractNum w:abstractNumId="34" w15:restartNumberingAfterBreak="0">
+  <w:abstractNum w:abstractNumId="35" w15:restartNumberingAfterBreak="0">
     <w:nsid w:val="276E4E4F"/>
     <w:multiLevelType w:val="multilevel"/>
     <w:tmpl w:val="0A9A01F0"/>
@@ -6945,7 +9360,7 @@
       </w:rPr>
     </w:lvl>
   </w:abstractNum>
-  <w:abstractNum w:abstractNumId="35" w15:restartNumberingAfterBreak="0">
+  <w:abstractNum w:abstractNumId="36" w15:restartNumberingAfterBreak="0">
     <w:nsid w:val="27C30B69"/>
     <w:multiLevelType w:val="multilevel"/>
     <w:tmpl w:val="F0C67C3E"/>
@@ -7094,7 +9509,7 @@
       </w:rPr>
     </w:lvl>
   </w:abstractNum>
-  <w:abstractNum w:abstractNumId="36" w15:restartNumberingAfterBreak="0">
+  <w:abstractNum w:abstractNumId="37" w15:restartNumberingAfterBreak="0">
     <w:nsid w:val="27EB1E66"/>
     <w:multiLevelType w:val="multilevel"/>
     <w:tmpl w:val="E3B07468"/>
@@ -7243,7 +9658,7 @@
       </w:rPr>
     </w:lvl>
   </w:abstractNum>
-  <w:abstractNum w:abstractNumId="37" w15:restartNumberingAfterBreak="0">
+  <w:abstractNum w:abstractNumId="38" w15:restartNumberingAfterBreak="0">
     <w:nsid w:val="28EE7E1C"/>
     <w:multiLevelType w:val="multilevel"/>
     <w:tmpl w:val="A7ACF23A"/>
@@ -7392,7 +9807,7 @@
       </w:rPr>
     </w:lvl>
   </w:abstractNum>
-  <w:abstractNum w:abstractNumId="38" w15:restartNumberingAfterBreak="0">
+  <w:abstractNum w:abstractNumId="39" w15:restartNumberingAfterBreak="0">
     <w:nsid w:val="29927A80"/>
     <w:multiLevelType w:val="multilevel"/>
     <w:tmpl w:val="BBCC2C72"/>
@@ -7541,7 +9956,7 @@
       </w:rPr>
     </w:lvl>
   </w:abstractNum>
-  <w:abstractNum w:abstractNumId="39" w15:restartNumberingAfterBreak="0">
+  <w:abstractNum w:abstractNumId="40" w15:restartNumberingAfterBreak="0">
     <w:nsid w:val="2A5B15E3"/>
     <w:multiLevelType w:val="multilevel"/>
     <w:tmpl w:val="9ADEA4F6"/>
@@ -7690,7 +10105,7 @@
       </w:rPr>
     </w:lvl>
   </w:abstractNum>
-  <w:abstractNum w:abstractNumId="40" w15:restartNumberingAfterBreak="0">
+  <w:abstractNum w:abstractNumId="41" w15:restartNumberingAfterBreak="0">
     <w:nsid w:val="2C725617"/>
     <w:multiLevelType w:val="multilevel"/>
     <w:tmpl w:val="08A062C0"/>
@@ -7839,7 +10254,7 @@
       </w:rPr>
     </w:lvl>
   </w:abstractNum>
-  <w:abstractNum w:abstractNumId="41" w15:restartNumberingAfterBreak="0">
+  <w:abstractNum w:abstractNumId="42" w15:restartNumberingAfterBreak="0">
     <w:nsid w:val="2E59585A"/>
     <w:multiLevelType w:val="multilevel"/>
     <w:tmpl w:val="66A645C4"/>
@@ -7988,7 +10403,7 @@
       </w:rPr>
     </w:lvl>
   </w:abstractNum>
-  <w:abstractNum w:abstractNumId="42" w15:restartNumberingAfterBreak="0">
+  <w:abstractNum w:abstractNumId="43" w15:restartNumberingAfterBreak="0">
     <w:nsid w:val="2E773ACC"/>
     <w:multiLevelType w:val="multilevel"/>
     <w:tmpl w:val="E932CEBA"/>
@@ -8137,7 +10552,7 @@
       </w:rPr>
     </w:lvl>
   </w:abstractNum>
-  <w:abstractNum w:abstractNumId="43" w15:restartNumberingAfterBreak="0">
+  <w:abstractNum w:abstractNumId="44" w15:restartNumberingAfterBreak="0">
     <w:nsid w:val="2E925E8B"/>
     <w:multiLevelType w:val="multilevel"/>
     <w:tmpl w:val="8898901C"/>
@@ -8286,7 +10701,7 @@
       </w:rPr>
     </w:lvl>
   </w:abstractNum>
-  <w:abstractNum w:abstractNumId="44" w15:restartNumberingAfterBreak="0">
+  <w:abstractNum w:abstractNumId="45" w15:restartNumberingAfterBreak="0">
     <w:nsid w:val="2EF81A66"/>
     <w:multiLevelType w:val="multilevel"/>
     <w:tmpl w:val="D1DECD90"/>
@@ -8435,7 +10850,7 @@
       </w:rPr>
     </w:lvl>
   </w:abstractNum>
-  <w:abstractNum w:abstractNumId="45" w15:restartNumberingAfterBreak="0">
+  <w:abstractNum w:abstractNumId="46" w15:restartNumberingAfterBreak="0">
     <w:nsid w:val="2F517DE7"/>
     <w:multiLevelType w:val="multilevel"/>
     <w:tmpl w:val="B31CD828"/>
@@ -8584,7 +10999,7 @@
       </w:rPr>
     </w:lvl>
   </w:abstractNum>
-  <w:abstractNum w:abstractNumId="46" w15:restartNumberingAfterBreak="0">
+  <w:abstractNum w:abstractNumId="47" w15:restartNumberingAfterBreak="0">
     <w:nsid w:val="2F7979B3"/>
     <w:multiLevelType w:val="multilevel"/>
     <w:tmpl w:val="592EA9EA"/>
@@ -8733,7 +11148,7 @@
       </w:rPr>
     </w:lvl>
   </w:abstractNum>
-  <w:abstractNum w:abstractNumId="47" w15:restartNumberingAfterBreak="0">
+  <w:abstractNum w:abstractNumId="48" w15:restartNumberingAfterBreak="0">
     <w:nsid w:val="315B3332"/>
     <w:multiLevelType w:val="multilevel"/>
     <w:tmpl w:val="705858E4"/>
@@ -8882,7 +11297,7 @@
       </w:rPr>
     </w:lvl>
   </w:abstractNum>
-  <w:abstractNum w:abstractNumId="48" w15:restartNumberingAfterBreak="0">
+  <w:abstractNum w:abstractNumId="49" w15:restartNumberingAfterBreak="0">
     <w:nsid w:val="34130AAE"/>
     <w:multiLevelType w:val="multilevel"/>
     <w:tmpl w:val="C846CA42"/>
@@ -9031,7 +11446,7 @@
       </w:rPr>
     </w:lvl>
   </w:abstractNum>
-  <w:abstractNum w:abstractNumId="49" w15:restartNumberingAfterBreak="0">
+  <w:abstractNum w:abstractNumId="50" w15:restartNumberingAfterBreak="0">
     <w:nsid w:val="34D6369A"/>
     <w:multiLevelType w:val="multilevel"/>
     <w:tmpl w:val="D94A676E"/>
@@ -9180,7 +11595,7 @@
       </w:rPr>
     </w:lvl>
   </w:abstractNum>
-  <w:abstractNum w:abstractNumId="50" w15:restartNumberingAfterBreak="0">
+  <w:abstractNum w:abstractNumId="51" w15:restartNumberingAfterBreak="0">
     <w:nsid w:val="37420D42"/>
     <w:multiLevelType w:val="multilevel"/>
     <w:tmpl w:val="C448B24E"/>
@@ -9293,7 +11708,7 @@
       </w:pPr>
     </w:lvl>
   </w:abstractNum>
-  <w:abstractNum w:abstractNumId="51" w15:restartNumberingAfterBreak="0">
+  <w:abstractNum w:abstractNumId="52" w15:restartNumberingAfterBreak="0">
     <w:nsid w:val="397C09CE"/>
     <w:multiLevelType w:val="multilevel"/>
     <w:tmpl w:val="89A634FC"/>
@@ -9442,7 +11857,7 @@
       </w:rPr>
     </w:lvl>
   </w:abstractNum>
-  <w:abstractNum w:abstractNumId="52" w15:restartNumberingAfterBreak="0">
+  <w:abstractNum w:abstractNumId="53" w15:restartNumberingAfterBreak="0">
     <w:nsid w:val="3A6027FA"/>
     <w:multiLevelType w:val="multilevel"/>
     <w:tmpl w:val="955C968A"/>
@@ -9591,7 +12006,7 @@
       </w:rPr>
     </w:lvl>
   </w:abstractNum>
-  <w:abstractNum w:abstractNumId="53" w15:restartNumberingAfterBreak="0">
+  <w:abstractNum w:abstractNumId="54" w15:restartNumberingAfterBreak="0">
     <w:nsid w:val="3A8D6B64"/>
     <w:multiLevelType w:val="multilevel"/>
     <w:tmpl w:val="324025CC"/>
@@ -9740,7 +12155,7 @@
       </w:rPr>
     </w:lvl>
   </w:abstractNum>
-  <w:abstractNum w:abstractNumId="54" w15:restartNumberingAfterBreak="0">
+  <w:abstractNum w:abstractNumId="55" w15:restartNumberingAfterBreak="0">
     <w:nsid w:val="3AF32BBE"/>
     <w:multiLevelType w:val="multilevel"/>
     <w:tmpl w:val="82A09416"/>
@@ -9889,7 +12304,7 @@
       </w:rPr>
     </w:lvl>
   </w:abstractNum>
-  <w:abstractNum w:abstractNumId="55" w15:restartNumberingAfterBreak="0">
+  <w:abstractNum w:abstractNumId="56" w15:restartNumberingAfterBreak="0">
     <w:nsid w:val="3CA07421"/>
     <w:multiLevelType w:val="multilevel"/>
     <w:tmpl w:val="C7467F92"/>
@@ -10038,7 +12453,7 @@
       </w:rPr>
     </w:lvl>
   </w:abstractNum>
-  <w:abstractNum w:abstractNumId="56" w15:restartNumberingAfterBreak="0">
+  <w:abstractNum w:abstractNumId="57" w15:restartNumberingAfterBreak="0">
     <w:nsid w:val="3D535374"/>
     <w:multiLevelType w:val="multilevel"/>
     <w:tmpl w:val="BD923DE2"/>
@@ -10187,7 +12602,7 @@
       </w:rPr>
     </w:lvl>
   </w:abstractNum>
-  <w:abstractNum w:abstractNumId="57" w15:restartNumberingAfterBreak="0">
+  <w:abstractNum w:abstractNumId="58" w15:restartNumberingAfterBreak="0">
     <w:nsid w:val="40A37E11"/>
     <w:multiLevelType w:val="multilevel"/>
     <w:tmpl w:val="39387D48"/>
@@ -10336,7 +12751,7 @@
       </w:rPr>
     </w:lvl>
   </w:abstractNum>
-  <w:abstractNum w:abstractNumId="58" w15:restartNumberingAfterBreak="0">
+  <w:abstractNum w:abstractNumId="59" w15:restartNumberingAfterBreak="0">
     <w:nsid w:val="41CA26F6"/>
     <w:multiLevelType w:val="multilevel"/>
     <w:tmpl w:val="AB44D24A"/>
@@ -10485,7 +12900,7 @@
       </w:rPr>
     </w:lvl>
   </w:abstractNum>
-  <w:abstractNum w:abstractNumId="59" w15:restartNumberingAfterBreak="0">
+  <w:abstractNum w:abstractNumId="60" w15:restartNumberingAfterBreak="0">
     <w:nsid w:val="41E94FEE"/>
     <w:multiLevelType w:val="multilevel"/>
     <w:tmpl w:val="5B18305C"/>
@@ -10634,7 +13049,7 @@
       </w:rPr>
     </w:lvl>
   </w:abstractNum>
-  <w:abstractNum w:abstractNumId="60" w15:restartNumberingAfterBreak="0">
+  <w:abstractNum w:abstractNumId="61" w15:restartNumberingAfterBreak="0">
     <w:nsid w:val="44F115CA"/>
     <w:multiLevelType w:val="multilevel"/>
     <w:tmpl w:val="17902F36"/>
@@ -10783,7 +13198,7 @@
       </w:rPr>
     </w:lvl>
   </w:abstractNum>
-  <w:abstractNum w:abstractNumId="61" w15:restartNumberingAfterBreak="0">
+  <w:abstractNum w:abstractNumId="62" w15:restartNumberingAfterBreak="0">
     <w:nsid w:val="45784C13"/>
     <w:multiLevelType w:val="multilevel"/>
     <w:tmpl w:val="5EA42E88"/>
@@ -10932,7 +13347,7 @@
       </w:rPr>
     </w:lvl>
   </w:abstractNum>
-  <w:abstractNum w:abstractNumId="62" w15:restartNumberingAfterBreak="0">
+  <w:abstractNum w:abstractNumId="63" w15:restartNumberingAfterBreak="0">
     <w:nsid w:val="47913F6C"/>
     <w:multiLevelType w:val="multilevel"/>
     <w:tmpl w:val="BDF6000A"/>
@@ -11081,7 +13496,7 @@
       </w:rPr>
     </w:lvl>
   </w:abstractNum>
-  <w:abstractNum w:abstractNumId="63" w15:restartNumberingAfterBreak="0">
+  <w:abstractNum w:abstractNumId="64" w15:restartNumberingAfterBreak="0">
     <w:nsid w:val="47B239BB"/>
     <w:multiLevelType w:val="hybridMultilevel"/>
     <w:tmpl w:val="1606498C"/>
@@ -11170,7 +13585,7 @@
       </w:pPr>
     </w:lvl>
   </w:abstractNum>
-  <w:abstractNum w:abstractNumId="64" w15:restartNumberingAfterBreak="0">
+  <w:abstractNum w:abstractNumId="65" w15:restartNumberingAfterBreak="0">
     <w:nsid w:val="4C8011ED"/>
     <w:multiLevelType w:val="multilevel"/>
     <w:tmpl w:val="AB2A1D86"/>
@@ -11319,7 +13734,7 @@
       </w:rPr>
     </w:lvl>
   </w:abstractNum>
-  <w:abstractNum w:abstractNumId="65" w15:restartNumberingAfterBreak="0">
+  <w:abstractNum w:abstractNumId="66" w15:restartNumberingAfterBreak="0">
     <w:nsid w:val="4E414C40"/>
     <w:multiLevelType w:val="multilevel"/>
     <w:tmpl w:val="0742E086"/>
@@ -11468,7 +13883,7 @@
       </w:rPr>
     </w:lvl>
   </w:abstractNum>
-  <w:abstractNum w:abstractNumId="66" w15:restartNumberingAfterBreak="0">
+  <w:abstractNum w:abstractNumId="67" w15:restartNumberingAfterBreak="0">
     <w:nsid w:val="500513B7"/>
     <w:multiLevelType w:val="multilevel"/>
     <w:tmpl w:val="E92CF7FA"/>
@@ -11617,7 +14032,7 @@
       </w:rPr>
     </w:lvl>
   </w:abstractNum>
-  <w:abstractNum w:abstractNumId="67" w15:restartNumberingAfterBreak="0">
+  <w:abstractNum w:abstractNumId="68" w15:restartNumberingAfterBreak="0">
     <w:nsid w:val="52CD4399"/>
     <w:multiLevelType w:val="multilevel"/>
     <w:tmpl w:val="F6747A30"/>
@@ -11766,7 +14181,7 @@
       </w:rPr>
     </w:lvl>
   </w:abstractNum>
-  <w:abstractNum w:abstractNumId="68" w15:restartNumberingAfterBreak="0">
+  <w:abstractNum w:abstractNumId="69" w15:restartNumberingAfterBreak="0">
     <w:nsid w:val="547E23FC"/>
     <w:multiLevelType w:val="multilevel"/>
     <w:tmpl w:val="5C42B236"/>
@@ -11915,7 +14330,96 @@
       </w:rPr>
     </w:lvl>
   </w:abstractNum>
-  <w:abstractNum w:abstractNumId="69" w15:restartNumberingAfterBreak="0">
+  <w:abstractNum w:abstractNumId="70" w15:restartNumberingAfterBreak="0">
+    <w:nsid w:val="5636248B"/>
+    <w:multiLevelType w:val="hybridMultilevel"/>
+    <w:tmpl w:val="49162834"/>
+    <w:lvl w:ilvl="0" w:tplc="0409000F">
+      <w:start w:val="1"/>
+      <w:numFmt w:val="decimal"/>
+      <w:lvlText w:val="%1."/>
+      <w:lvlJc w:val="left"/>
+      <w:pPr>
+        <w:ind w:left="720" w:hanging="360"/>
+      </w:pPr>
+      <w:rPr>
+        <w:rFonts w:hint="default"/>
+      </w:rPr>
+    </w:lvl>
+    <w:lvl w:ilvl="1" w:tplc="04090019" w:tentative="1">
+      <w:start w:val="1"/>
+      <w:numFmt w:val="lowerLetter"/>
+      <w:lvlText w:val="%2."/>
+      <w:lvlJc w:val="left"/>
+      <w:pPr>
+        <w:ind w:left="1440" w:hanging="360"/>
+      </w:pPr>
+    </w:lvl>
+    <w:lvl w:ilvl="2" w:tplc="0409001B" w:tentative="1">
+      <w:start w:val="1"/>
+      <w:numFmt w:val="lowerRoman"/>
+      <w:lvlText w:val="%3."/>
+      <w:lvlJc w:val="right"/>
+      <w:pPr>
+        <w:ind w:left="2160" w:hanging="180"/>
+      </w:pPr>
+    </w:lvl>
+    <w:lvl w:ilvl="3" w:tplc="0409000F" w:tentative="1">
+      <w:start w:val="1"/>
+      <w:numFmt w:val="decimal"/>
+      <w:lvlText w:val="%4."/>
+      <w:lvlJc w:val="left"/>
+      <w:pPr>
+        <w:ind w:left="2880" w:hanging="360"/>
+      </w:pPr>
+    </w:lvl>
+    <w:lvl w:ilvl="4" w:tplc="04090019" w:tentative="1">
+      <w:start w:val="1"/>
+      <w:numFmt w:val="lowerLetter"/>
+      <w:lvlText w:val="%5."/>
+      <w:lvlJc w:val="left"/>
+      <w:pPr>
+        <w:ind w:left="3600" w:hanging="360"/>
+      </w:pPr>
+    </w:lvl>
+    <w:lvl w:ilvl="5" w:tplc="0409001B" w:tentative="1">
+      <w:start w:val="1"/>
+      <w:numFmt w:val="lowerRoman"/>
+      <w:lvlText w:val="%6."/>
+      <w:lvlJc w:val="right"/>
+      <w:pPr>
+        <w:ind w:left="4320" w:hanging="180"/>
+      </w:pPr>
+    </w:lvl>
+    <w:lvl w:ilvl="6" w:tplc="0409000F" w:tentative="1">
+      <w:start w:val="1"/>
+      <w:numFmt w:val="decimal"/>
+      <w:lvlText w:val="%7."/>
+      <w:lvlJc w:val="left"/>
+      <w:pPr>
+        <w:ind w:left="5040" w:hanging="360"/>
+      </w:pPr>
+    </w:lvl>
+    <w:lvl w:ilvl="7" w:tplc="04090019" w:tentative="1">
+      <w:start w:val="1"/>
+      <w:numFmt w:val="lowerLetter"/>
+      <w:lvlText w:val="%8."/>
+      <w:lvlJc w:val="left"/>
+      <w:pPr>
+        <w:ind w:left="5760" w:hanging="360"/>
+      </w:pPr>
+    </w:lvl>
+    <w:lvl w:ilvl="8" w:tplc="0409001B" w:tentative="1">
+      <w:start w:val="1"/>
+      <w:numFmt w:val="lowerRoman"/>
+      <w:lvlText w:val="%9."/>
+      <w:lvlJc w:val="right"/>
+      <w:pPr>
+        <w:ind w:left="6480" w:hanging="180"/>
+      </w:pPr>
+    </w:lvl>
+  </w:abstractNum>
+  <w:abstractNum w:abstractNumId="71" w15:restartNumberingAfterBreak="0">
     <w:nsid w:val="591127C4"/>
     <w:multiLevelType w:val="multilevel"/>
     <w:tmpl w:val="AEC094BC"/>
@@ -12064,7 +14568,7 @@
       </w:rPr>
     </w:lvl>
   </w:abstractNum>
-  <w:abstractNum w:abstractNumId="70" w15:restartNumberingAfterBreak="0">
+  <w:abstractNum w:abstractNumId="72" w15:restartNumberingAfterBreak="0">
     <w:nsid w:val="5A6D5498"/>
     <w:multiLevelType w:val="multilevel"/>
     <w:tmpl w:val="2E4EBFE8"/>
@@ -12213,7 +14717,156 @@
       </w:rPr>
     </w:lvl>
   </w:abstractNum>
-  <w:abstractNum w:abstractNumId="71" w15:restartNumberingAfterBreak="0">
+  <w:abstractNum w:abstractNumId="73" w15:restartNumberingAfterBreak="0">
+    <w:nsid w:val="5C6A1815"/>
+    <w:multiLevelType w:val="multilevel"/>
+    <w:tmpl w:val="0846C15C"/>
+    <w:lvl w:ilvl="0">
+      <w:start w:val="1"/>
+      <w:numFmt w:val="bullet"/>
+      <w:lvlText w:val=""/>
+      <w:lvlJc w:val="left"/>
+      <w:pPr>
+        <w:tabs>
+          <w:tab w:val="num" w:pos="720"/>
+        </w:tabs>
+        <w:ind w:left="720" w:hanging="360"/>
+      </w:pPr>
+      <w:rPr>
+        <w:rFonts w:ascii="Symbol" w:hAnsi="Symbol" w:hint="default"/>
+        <w:sz w:val="20"/>
+      </w:rPr>
+    </w:lvl>
+    <w:lvl w:ilvl="1" w:tentative="1">
+      <w:start w:val="1"/>
+      <w:numFmt w:val="bullet"/>
+      <w:lvlText w:val="o"/>
+      <w:lvlJc w:val="left"/>
+      <w:pPr>
+        <w:tabs>
+          <w:tab w:val="num" w:pos="1440"/>
+        </w:tabs>
+        <w:ind w:left="1440" w:hanging="360"/>
+      </w:pPr>
+      <w:rPr>
+        <w:rFonts w:ascii="Courier New" w:hAnsi="Courier New" w:hint="default"/>
+        <w:sz w:val="20"/>
+      </w:rPr>
+    </w:lvl>
+    <w:lvl w:ilvl="2" w:tentative="1">
+      <w:start w:val="1"/>
+      <w:numFmt w:val="bullet"/>
+      <w:lvlText w:val=""/>
+      <w:lvlJc w:val="left"/>
+      <w:pPr>
+        <w:tabs>
+          <w:tab w:val="num" w:pos="2160"/>
+        </w:tabs>
+        <w:ind w:left="2160" w:hanging="360"/>
+      </w:pPr>
+      <w:rPr>
+        <w:rFonts w:ascii="Wingdings" w:hAnsi="Wingdings" w:hint="default"/>
+        <w:sz w:val="20"/>
+      </w:rPr>
+    </w:lvl>
+    <w:lvl w:ilvl="3" w:tentative="1">
+      <w:start w:val="1"/>
+      <w:numFmt w:val="bullet"/>
+      <w:lvlText w:val=""/>
+      <w:lvlJc w:val="left"/>
+      <w:pPr>
+        <w:tabs>
+          <w:tab w:val="num" w:pos="2880"/>
+        </w:tabs>
+        <w:ind w:left="2880" w:hanging="360"/>
+      </w:pPr>
+      <w:rPr>
+        <w:rFonts w:ascii="Wingdings" w:hAnsi="Wingdings" w:hint="default"/>
+        <w:sz w:val="20"/>
+      </w:rPr>
+    </w:lvl>
+    <w:lvl w:ilvl="4" w:tentative="1">
+      <w:start w:val="1"/>
+      <w:numFmt w:val="bullet"/>
+      <w:lvlText w:val=""/>
+      <w:lvlJc w:val="left"/>
+      <w:pPr>
+        <w:tabs>
+          <w:tab w:val="num" w:pos="3600"/>
+        </w:tabs>
+        <w:ind w:left="3600" w:hanging="360"/>
+      </w:pPr>
+      <w:rPr>
+        <w:rFonts w:ascii="Wingdings" w:hAnsi="Wingdings" w:hint="default"/>
+        <w:sz w:val="20"/>
+      </w:rPr>
+    </w:lvl>
+    <w:lvl w:ilvl="5" w:tentative="1">
+      <w:start w:val="1"/>
+      <w:numFmt w:val="bullet"/>
+      <w:lvlText w:val=""/>
+      <w:lvlJc w:val="left"/>
+      <w:pPr>
+        <w:tabs>
+          <w:tab w:val="num" w:pos="4320"/>
+        </w:tabs>
+        <w:ind w:left="4320" w:hanging="360"/>
+      </w:pPr>
+      <w:rPr>
+        <w:rFonts w:ascii="Wingdings" w:hAnsi="Wingdings" w:hint="default"/>
+        <w:sz w:val="20"/>
+      </w:rPr>
+    </w:lvl>
+    <w:lvl w:ilvl="6" w:tentative="1">
+      <w:start w:val="1"/>
+      <w:numFmt w:val="bullet"/>
+      <w:lvlText w:val=""/>
+      <w:lvlJc w:val="left"/>
+      <w:pPr>
+        <w:tabs>
+          <w:tab w:val="num" w:pos="5040"/>
+        </w:tabs>
+        <w:ind w:left="5040" w:hanging="360"/>
+      </w:pPr>
+      <w:rPr>
+        <w:rFonts w:ascii="Wingdings" w:hAnsi="Wingdings" w:hint="default"/>
+        <w:sz w:val="20"/>
+      </w:rPr>
+    </w:lvl>
+    <w:lvl w:ilvl="7" w:tentative="1">
+      <w:start w:val="1"/>
+      <w:numFmt w:val="bullet"/>
+      <w:lvlText w:val=""/>
+      <w:lvlJc w:val="left"/>
+      <w:pPr>
+        <w:tabs>
+          <w:tab w:val="num" w:pos="5760"/>
+        </w:tabs>
+        <w:ind w:left="5760" w:hanging="360"/>
+      </w:pPr>
+      <w:rPr>
+        <w:rFonts w:ascii="Wingdings" w:hAnsi="Wingdings" w:hint="default"/>
+        <w:sz w:val="20"/>
+      </w:rPr>
+    </w:lvl>
+    <w:lvl w:ilvl="8" w:tentative="1">
+      <w:start w:val="1"/>
+      <w:numFmt w:val="bullet"/>
+      <w:lvlText w:val=""/>
+      <w:lvlJc w:val="left"/>
+      <w:pPr>
+        <w:tabs>
+          <w:tab w:val="num" w:pos="6480"/>
+        </w:tabs>
+        <w:ind w:left="6480" w:hanging="360"/>
+      </w:pPr>
+      <w:rPr>
+        <w:rFonts w:ascii="Wingdings" w:hAnsi="Wingdings" w:hint="default"/>
+        <w:sz w:val="20"/>
+      </w:rPr>
+    </w:lvl>
+  </w:abstractNum>
+  <w:abstractNum w:abstractNumId="74" w15:restartNumberingAfterBreak="0">
     <w:nsid w:val="5C6D072B"/>
     <w:multiLevelType w:val="multilevel"/>
     <w:tmpl w:val="6A885898"/>
@@ -12362,7 +15015,7 @@
       </w:rPr>
     </w:lvl>
   </w:abstractNum>
-  <w:abstractNum w:abstractNumId="72" w15:restartNumberingAfterBreak="0">
+  <w:abstractNum w:abstractNumId="75" w15:restartNumberingAfterBreak="0">
     <w:nsid w:val="5D0E1CB5"/>
     <w:multiLevelType w:val="multilevel"/>
     <w:tmpl w:val="FBB277F2"/>
@@ -12511,7 +15164,7 @@
       </w:rPr>
     </w:lvl>
   </w:abstractNum>
-  <w:abstractNum w:abstractNumId="73" w15:restartNumberingAfterBreak="0">
+  <w:abstractNum w:abstractNumId="76" w15:restartNumberingAfterBreak="0">
     <w:nsid w:val="5D2E041D"/>
     <w:multiLevelType w:val="multilevel"/>
     <w:tmpl w:val="10B8C828"/>
@@ -12660,7 +15313,7 @@
       </w:rPr>
     </w:lvl>
   </w:abstractNum>
-  <w:abstractNum w:abstractNumId="74" w15:restartNumberingAfterBreak="0">
+  <w:abstractNum w:abstractNumId="77" w15:restartNumberingAfterBreak="0">
     <w:nsid w:val="5D403D6C"/>
     <w:multiLevelType w:val="multilevel"/>
     <w:tmpl w:val="1316B11A"/>
@@ -12809,7 +15462,7 @@
       </w:rPr>
     </w:lvl>
   </w:abstractNum>
-  <w:abstractNum w:abstractNumId="75" w15:restartNumberingAfterBreak="0">
+  <w:abstractNum w:abstractNumId="78" w15:restartNumberingAfterBreak="0">
     <w:nsid w:val="5E3E4270"/>
     <w:multiLevelType w:val="multilevel"/>
     <w:tmpl w:val="14E4D4A8"/>
@@ -12958,7 +15611,7 @@
       </w:rPr>
     </w:lvl>
   </w:abstractNum>
-  <w:abstractNum w:abstractNumId="76" w15:restartNumberingAfterBreak="0">
+  <w:abstractNum w:abstractNumId="79" w15:restartNumberingAfterBreak="0">
     <w:nsid w:val="60B07B50"/>
     <w:multiLevelType w:val="multilevel"/>
     <w:tmpl w:val="0E4A929A"/>
@@ -13107,7 +15760,7 @@
       </w:rPr>
     </w:lvl>
   </w:abstractNum>
-  <w:abstractNum w:abstractNumId="77" w15:restartNumberingAfterBreak="0">
+  <w:abstractNum w:abstractNumId="80" w15:restartNumberingAfterBreak="0">
     <w:nsid w:val="60DC1F84"/>
     <w:multiLevelType w:val="multilevel"/>
     <w:tmpl w:val="67603B68"/>
@@ -13256,7 +15909,7 @@
       </w:rPr>
     </w:lvl>
   </w:abstractNum>
-  <w:abstractNum w:abstractNumId="78" w15:restartNumberingAfterBreak="0">
+  <w:abstractNum w:abstractNumId="81" w15:restartNumberingAfterBreak="0">
     <w:nsid w:val="624F4572"/>
     <w:multiLevelType w:val="multilevel"/>
     <w:tmpl w:val="C658DBE2"/>
@@ -13405,7 +16058,7 @@
       </w:rPr>
     </w:lvl>
   </w:abstractNum>
-  <w:abstractNum w:abstractNumId="79" w15:restartNumberingAfterBreak="0">
+  <w:abstractNum w:abstractNumId="82" w15:restartNumberingAfterBreak="0">
     <w:nsid w:val="62952FFE"/>
     <w:multiLevelType w:val="multilevel"/>
     <w:tmpl w:val="BB16B1D2"/>
@@ -13554,7 +16207,7 @@
       </w:rPr>
     </w:lvl>
   </w:abstractNum>
-  <w:abstractNum w:abstractNumId="80" w15:restartNumberingAfterBreak="0">
+  <w:abstractNum w:abstractNumId="83" w15:restartNumberingAfterBreak="0">
     <w:nsid w:val="64584C0C"/>
     <w:multiLevelType w:val="multilevel"/>
     <w:tmpl w:val="43EE7618"/>
@@ -13703,7 +16356,7 @@
       </w:rPr>
     </w:lvl>
   </w:abstractNum>
-  <w:abstractNum w:abstractNumId="81" w15:restartNumberingAfterBreak="0">
+  <w:abstractNum w:abstractNumId="84" w15:restartNumberingAfterBreak="0">
     <w:nsid w:val="6814153C"/>
     <w:multiLevelType w:val="multilevel"/>
     <w:tmpl w:val="88C2E398"/>
@@ -13852,7 +16505,7 @@
       </w:rPr>
     </w:lvl>
   </w:abstractNum>
-  <w:abstractNum w:abstractNumId="82" w15:restartNumberingAfterBreak="0">
+  <w:abstractNum w:abstractNumId="85" w15:restartNumberingAfterBreak="0">
     <w:nsid w:val="6B6A1939"/>
     <w:multiLevelType w:val="multilevel"/>
     <w:tmpl w:val="C84A4EAC"/>
@@ -14001,7 +16654,7 @@
       </w:rPr>
     </w:lvl>
   </w:abstractNum>
-  <w:abstractNum w:abstractNumId="83" w15:restartNumberingAfterBreak="0">
+  <w:abstractNum w:abstractNumId="86" w15:restartNumberingAfterBreak="0">
     <w:nsid w:val="6E660C6B"/>
     <w:multiLevelType w:val="multilevel"/>
     <w:tmpl w:val="2126050C"/>
@@ -14150,7 +16803,7 @@
       </w:rPr>
     </w:lvl>
   </w:abstractNum>
-  <w:abstractNum w:abstractNumId="84" w15:restartNumberingAfterBreak="0">
+  <w:abstractNum w:abstractNumId="87" w15:restartNumberingAfterBreak="0">
     <w:nsid w:val="74C629B2"/>
     <w:multiLevelType w:val="multilevel"/>
     <w:tmpl w:val="926CA70C"/>
@@ -14299,7 +16952,7 @@
       </w:rPr>
     </w:lvl>
   </w:abstractNum>
-  <w:abstractNum w:abstractNumId="85" w15:restartNumberingAfterBreak="0">
+  <w:abstractNum w:abstractNumId="88" w15:restartNumberingAfterBreak="0">
     <w:nsid w:val="74D26D17"/>
     <w:multiLevelType w:val="multilevel"/>
     <w:tmpl w:val="A4561C7A"/>
@@ -14448,7 +17101,7 @@
       </w:rPr>
     </w:lvl>
   </w:abstractNum>
-  <w:abstractNum w:abstractNumId="86" w15:restartNumberingAfterBreak="0">
+  <w:abstractNum w:abstractNumId="89" w15:restartNumberingAfterBreak="0">
     <w:nsid w:val="757256D9"/>
     <w:multiLevelType w:val="multilevel"/>
     <w:tmpl w:val="2BE664DA"/>
@@ -14597,7 +17250,7 @@
       </w:rPr>
     </w:lvl>
   </w:abstractNum>
-  <w:abstractNum w:abstractNumId="87" w15:restartNumberingAfterBreak="0">
+  <w:abstractNum w:abstractNumId="90" w15:restartNumberingAfterBreak="0">
     <w:nsid w:val="76917BA4"/>
     <w:multiLevelType w:val="multilevel"/>
     <w:tmpl w:val="43708D7A"/>
@@ -14746,7 +17399,7 @@
       </w:rPr>
     </w:lvl>
   </w:abstractNum>
-  <w:abstractNum w:abstractNumId="88" w15:restartNumberingAfterBreak="0">
+  <w:abstractNum w:abstractNumId="91" w15:restartNumberingAfterBreak="0">
     <w:nsid w:val="7715363F"/>
     <w:multiLevelType w:val="multilevel"/>
     <w:tmpl w:val="7854C050"/>
@@ -14895,7 +17548,156 @@
       </w:rPr>
     </w:lvl>
   </w:abstractNum>
-  <w:abstractNum w:abstractNumId="89" w15:restartNumberingAfterBreak="0">
+  <w:abstractNum w:abstractNumId="92" w15:restartNumberingAfterBreak="0">
+    <w:nsid w:val="78A656B8"/>
+    <w:multiLevelType w:val="multilevel"/>
+    <w:tmpl w:val="487C4C66"/>
+    <w:lvl w:ilvl="0">
+      <w:start w:val="1"/>
+      <w:numFmt w:val="bullet"/>
+      <w:lvlText w:val=""/>
+      <w:lvlJc w:val="left"/>
+      <w:pPr>
+        <w:tabs>
+          <w:tab w:val="num" w:pos="720"/>
+        </w:tabs>
+        <w:ind w:left="720" w:hanging="360"/>
+      </w:pPr>
+      <w:rPr>
+        <w:rFonts w:ascii="Symbol" w:hAnsi="Symbol" w:hint="default"/>
+        <w:sz w:val="20"/>
+      </w:rPr>
+    </w:lvl>
+    <w:lvl w:ilvl="1" w:tentative="1">
+      <w:start w:val="1"/>
+      <w:numFmt w:val="bullet"/>
+      <w:lvlText w:val="o"/>
+      <w:lvlJc w:val="left"/>
+      <w:pPr>
+        <w:tabs>
+          <w:tab w:val="num" w:pos="1440"/>
+        </w:tabs>
+        <w:ind w:left="1440" w:hanging="360"/>
+      </w:pPr>
+      <w:rPr>
+        <w:rFonts w:ascii="Courier New" w:hAnsi="Courier New" w:hint="default"/>
+        <w:sz w:val="20"/>
+      </w:rPr>
+    </w:lvl>
+    <w:lvl w:ilvl="2" w:tentative="1">
+      <w:start w:val="1"/>
+      <w:numFmt w:val="bullet"/>
+      <w:lvlText w:val=""/>
+      <w:lvlJc w:val="left"/>
+      <w:pPr>
+        <w:tabs>
+          <w:tab w:val="num" w:pos="2160"/>
+        </w:tabs>
+        <w:ind w:left="2160" w:hanging="360"/>
+      </w:pPr>
+      <w:rPr>
+        <w:rFonts w:ascii="Wingdings" w:hAnsi="Wingdings" w:hint="default"/>
+        <w:sz w:val="20"/>
+      </w:rPr>
+    </w:lvl>
+    <w:lvl w:ilvl="3" w:tentative="1">
+      <w:start w:val="1"/>
+      <w:numFmt w:val="bullet"/>
+      <w:lvlText w:val=""/>
+      <w:lvlJc w:val="left"/>
+      <w:pPr>
+        <w:tabs>
+          <w:tab w:val="num" w:pos="2880"/>
+        </w:tabs>
+        <w:ind w:left="2880" w:hanging="360"/>
+      </w:pPr>
+      <w:rPr>
+        <w:rFonts w:ascii="Wingdings" w:hAnsi="Wingdings" w:hint="default"/>
+        <w:sz w:val="20"/>
+      </w:rPr>
+    </w:lvl>
+    <w:lvl w:ilvl="4" w:tentative="1">
+      <w:start w:val="1"/>
+      <w:numFmt w:val="bullet"/>
+      <w:lvlText w:val=""/>
+      <w:lvlJc w:val="left"/>
+      <w:pPr>
+        <w:tabs>
+          <w:tab w:val="num" w:pos="3600"/>
+        </w:tabs>
+        <w:ind w:left="3600" w:hanging="360"/>
+      </w:pPr>
+      <w:rPr>
+        <w:rFonts w:ascii="Wingdings" w:hAnsi="Wingdings" w:hint="default"/>
+        <w:sz w:val="20"/>
+      </w:rPr>
+    </w:lvl>
+    <w:lvl w:ilvl="5" w:tentative="1">
+      <w:start w:val="1"/>
+      <w:numFmt w:val="bullet"/>
+      <w:lvlText w:val=""/>
+      <w:lvlJc w:val="left"/>
+      <w:pPr>
+        <w:tabs>
+          <w:tab w:val="num" w:pos="4320"/>
+        </w:tabs>
+        <w:ind w:left="4320" w:hanging="360"/>
+      </w:pPr>
+      <w:rPr>
+        <w:rFonts w:ascii="Wingdings" w:hAnsi="Wingdings" w:hint="default"/>
+        <w:sz w:val="20"/>
+      </w:rPr>
+    </w:lvl>
+    <w:lvl w:ilvl="6" w:tentative="1">
+      <w:start w:val="1"/>
+      <w:numFmt w:val="bullet"/>
+      <w:lvlText w:val=""/>
+      <w:lvlJc w:val="left"/>
+      <w:pPr>
+        <w:tabs>
+          <w:tab w:val="num" w:pos="5040"/>
+        </w:tabs>
+        <w:ind w:left="5040" w:hanging="360"/>
+      </w:pPr>
+      <w:rPr>
+        <w:rFonts w:ascii="Wingdings" w:hAnsi="Wingdings" w:hint="default"/>
+        <w:sz w:val="20"/>
+      </w:rPr>
+    </w:lvl>
+    <w:lvl w:ilvl="7" w:tentative="1">
+      <w:start w:val="1"/>
+      <w:numFmt w:val="bullet"/>
+      <w:lvlText w:val=""/>
+      <w:lvlJc w:val="left"/>
+      <w:pPr>
+        <w:tabs>
+          <w:tab w:val="num" w:pos="5760"/>
+        </w:tabs>
+        <w:ind w:left="5760" w:hanging="360"/>
+      </w:pPr>
+      <w:rPr>
+        <w:rFonts w:ascii="Wingdings" w:hAnsi="Wingdings" w:hint="default"/>
+        <w:sz w:val="20"/>
+      </w:rPr>
+    </w:lvl>
+    <w:lvl w:ilvl="8" w:tentative="1">
+      <w:start w:val="1"/>
+      <w:numFmt w:val="bullet"/>
+      <w:lvlText w:val=""/>
+      <w:lvlJc w:val="left"/>
+      <w:pPr>
+        <w:tabs>
+          <w:tab w:val="num" w:pos="6480"/>
+        </w:tabs>
+        <w:ind w:left="6480" w:hanging="360"/>
+      </w:pPr>
+      <w:rPr>
+        <w:rFonts w:ascii="Wingdings" w:hAnsi="Wingdings" w:hint="default"/>
+        <w:sz w:val="20"/>
+      </w:rPr>
+    </w:lvl>
+  </w:abstractNum>
+  <w:abstractNum w:abstractNumId="93" w15:restartNumberingAfterBreak="0">
     <w:nsid w:val="79546F4C"/>
     <w:multiLevelType w:val="multilevel"/>
     <w:tmpl w:val="2454FFA0"/>
@@ -15044,7 +17846,7 @@
       </w:rPr>
     </w:lvl>
   </w:abstractNum>
-  <w:abstractNum w:abstractNumId="90" w15:restartNumberingAfterBreak="0">
+  <w:abstractNum w:abstractNumId="94" w15:restartNumberingAfterBreak="0">
     <w:nsid w:val="7A6C5AD0"/>
     <w:multiLevelType w:val="multilevel"/>
     <w:tmpl w:val="47DC21D6"/>
@@ -15193,7 +17995,156 @@
       </w:rPr>
     </w:lvl>
   </w:abstractNum>
-  <w:abstractNum w:abstractNumId="91" w15:restartNumberingAfterBreak="0">
+  <w:abstractNum w:abstractNumId="95" w15:restartNumberingAfterBreak="0">
+    <w:nsid w:val="7D161717"/>
+    <w:multiLevelType w:val="multilevel"/>
+    <w:tmpl w:val="EBF223C8"/>
+    <w:lvl w:ilvl="0">
+      <w:start w:val="1"/>
+      <w:numFmt w:val="bullet"/>
+      <w:lvlText w:val=""/>
+      <w:lvlJc w:val="left"/>
+      <w:pPr>
+        <w:tabs>
+          <w:tab w:val="num" w:pos="720"/>
+        </w:tabs>
+        <w:ind w:left="720" w:hanging="360"/>
+      </w:pPr>
+      <w:rPr>
+        <w:rFonts w:ascii="Symbol" w:hAnsi="Symbol" w:hint="default"/>
+        <w:sz w:val="20"/>
+      </w:rPr>
+    </w:lvl>
+    <w:lvl w:ilvl="1" w:tentative="1">
+      <w:start w:val="1"/>
+      <w:numFmt w:val="bullet"/>
+      <w:lvlText w:val="o"/>
+      <w:lvlJc w:val="left"/>
+      <w:pPr>
+        <w:tabs>
+          <w:tab w:val="num" w:pos="1440"/>
+        </w:tabs>
+        <w:ind w:left="1440" w:hanging="360"/>
+      </w:pPr>
+      <w:rPr>
+        <w:rFonts w:ascii="Courier New" w:hAnsi="Courier New" w:hint="default"/>
+        <w:sz w:val="20"/>
+      </w:rPr>
+    </w:lvl>
+    <w:lvl w:ilvl="2" w:tentative="1">
+      <w:start w:val="1"/>
+      <w:numFmt w:val="bullet"/>
+      <w:lvlText w:val=""/>
+      <w:lvlJc w:val="left"/>
+      <w:pPr>
+        <w:tabs>
+          <w:tab w:val="num" w:pos="2160"/>
+        </w:tabs>
+        <w:ind w:left="2160" w:hanging="360"/>
+      </w:pPr>
+      <w:rPr>
+        <w:rFonts w:ascii="Wingdings" w:hAnsi="Wingdings" w:hint="default"/>
+        <w:sz w:val="20"/>
+      </w:rPr>
+    </w:lvl>
+    <w:lvl w:ilvl="3" w:tentative="1">
+      <w:start w:val="1"/>
+      <w:numFmt w:val="bullet"/>
+      <w:lvlText w:val=""/>
+      <w:lvlJc w:val="left"/>
+      <w:pPr>
+        <w:tabs>
+          <w:tab w:val="num" w:pos="2880"/>
+        </w:tabs>
+        <w:ind w:left="2880" w:hanging="360"/>
+      </w:pPr>
+      <w:rPr>
+        <w:rFonts w:ascii="Wingdings" w:hAnsi="Wingdings" w:hint="default"/>
+        <w:sz w:val="20"/>
+      </w:rPr>
+    </w:lvl>
+    <w:lvl w:ilvl="4" w:tentative="1">
+      <w:start w:val="1"/>
+      <w:numFmt w:val="bullet"/>
+      <w:lvlText w:val=""/>
+      <w:lvlJc w:val="left"/>
+      <w:pPr>
+        <w:tabs>
+          <w:tab w:val="num" w:pos="3600"/>
+        </w:tabs>
+        <w:ind w:left="3600" w:hanging="360"/>
+      </w:pPr>
+      <w:rPr>
+        <w:rFonts w:ascii="Wingdings" w:hAnsi="Wingdings" w:hint="default"/>
+        <w:sz w:val="20"/>
+      </w:rPr>
+    </w:lvl>
+    <w:lvl w:ilvl="5" w:tentative="1">
+      <w:start w:val="1"/>
+      <w:numFmt w:val="bullet"/>
+      <w:lvlText w:val=""/>
+      <w:lvlJc w:val="left"/>
+      <w:pPr>
+        <w:tabs>
+          <w:tab w:val="num" w:pos="4320"/>
+        </w:tabs>
+        <w:ind w:left="4320" w:hanging="360"/>
+      </w:pPr>
+      <w:rPr>
+        <w:rFonts w:ascii="Wingdings" w:hAnsi="Wingdings" w:hint="default"/>
+        <w:sz w:val="20"/>
+      </w:rPr>
+    </w:lvl>
+    <w:lvl w:ilvl="6" w:tentative="1">
+      <w:start w:val="1"/>
+      <w:numFmt w:val="bullet"/>
+      <w:lvlText w:val=""/>
+      <w:lvlJc w:val="left"/>
+      <w:pPr>
+        <w:tabs>
+          <w:tab w:val="num" w:pos="5040"/>
+        </w:tabs>
+        <w:ind w:left="5040" w:hanging="360"/>
+      </w:pPr>
+      <w:rPr>
+        <w:rFonts w:ascii="Wingdings" w:hAnsi="Wingdings" w:hint="default"/>
+        <w:sz w:val="20"/>
+      </w:rPr>
+    </w:lvl>
+    <w:lvl w:ilvl="7" w:tentative="1">
+      <w:start w:val="1"/>
+      <w:numFmt w:val="bullet"/>
+      <w:lvlText w:val=""/>
+      <w:lvlJc w:val="left"/>
+      <w:pPr>
+        <w:tabs>
+          <w:tab w:val="num" w:pos="5760"/>
+        </w:tabs>
+        <w:ind w:left="5760" w:hanging="360"/>
+      </w:pPr>
+      <w:rPr>
+        <w:rFonts w:ascii="Wingdings" w:hAnsi="Wingdings" w:hint="default"/>
+        <w:sz w:val="20"/>
+      </w:rPr>
+    </w:lvl>
+    <w:lvl w:ilvl="8" w:tentative="1">
+      <w:start w:val="1"/>
+      <w:numFmt w:val="bullet"/>
+      <w:lvlText w:val=""/>
+      <w:lvlJc w:val="left"/>
+      <w:pPr>
+        <w:tabs>
+          <w:tab w:val="num" w:pos="6480"/>
+        </w:tabs>
+        <w:ind w:left="6480" w:hanging="360"/>
+      </w:pPr>
+      <w:rPr>
+        <w:rFonts w:ascii="Wingdings" w:hAnsi="Wingdings" w:hint="default"/>
+        <w:sz w:val="20"/>
+      </w:rPr>
+    </w:lvl>
+  </w:abstractNum>
+  <w:abstractNum w:abstractNumId="96" w15:restartNumberingAfterBreak="0">
     <w:nsid w:val="7D9B6CDC"/>
     <w:multiLevelType w:val="multilevel"/>
     <w:tmpl w:val="E0F26886"/>
@@ -15342,7 +18293,7 @@
       </w:rPr>
     </w:lvl>
   </w:abstractNum>
-  <w:abstractNum w:abstractNumId="92" w15:restartNumberingAfterBreak="0">
+  <w:abstractNum w:abstractNumId="97" w15:restartNumberingAfterBreak="0">
     <w:nsid w:val="7E6F3E9B"/>
     <w:multiLevelType w:val="multilevel"/>
     <w:tmpl w:val="0DA86070"/>
@@ -15491,7 +18442,7 @@
       </w:rPr>
     </w:lvl>
   </w:abstractNum>
-  <w:abstractNum w:abstractNumId="93" w15:restartNumberingAfterBreak="0">
+  <w:abstractNum w:abstractNumId="98" w15:restartNumberingAfterBreak="0">
     <w:nsid w:val="7E8A58D9"/>
     <w:multiLevelType w:val="multilevel"/>
     <w:tmpl w:val="6BDC5EDE"/>
@@ -15640,7 +18591,7 @@
       </w:rPr>
     </w:lvl>
   </w:abstractNum>
-  <w:abstractNum w:abstractNumId="94" w15:restartNumberingAfterBreak="0">
+  <w:abstractNum w:abstractNumId="99" w15:restartNumberingAfterBreak="0">
     <w:nsid w:val="7F9C57E6"/>
     <w:multiLevelType w:val="multilevel"/>
     <w:tmpl w:val="917EFE4C"/>
@@ -15793,187 +18744,187 @@
     <w:abstractNumId w:val="2"/>
   </w:num>
   <w:num w:numId="2" w16cid:durableId="1684168531">
-    <w:abstractNumId w:val="75"/>
+    <w:abstractNumId w:val="78"/>
   </w:num>
   <w:num w:numId="3" w16cid:durableId="601499336">
-    <w:abstractNumId w:val="94"/>
+    <w:abstractNumId w:val="99"/>
   </w:num>
   <w:num w:numId="4" w16cid:durableId="1551309419">
-    <w:abstractNumId w:val="26"/>
+    <w:abstractNumId w:val="27"/>
   </w:num>
   <w:num w:numId="5" w16cid:durableId="1288900212">
-    <w:abstractNumId w:val="38"/>
+    <w:abstractNumId w:val="39"/>
   </w:num>
   <w:num w:numId="6" w16cid:durableId="816148157">
-    <w:abstractNumId w:val="22"/>
+    <w:abstractNumId w:val="23"/>
   </w:num>
   <w:num w:numId="7" w16cid:durableId="1744793871">
-    <w:abstractNumId w:val="28"/>
+    <w:abstractNumId w:val="29"/>
   </w:num>
   <w:num w:numId="8" w16cid:durableId="478115726">
-    <w:abstractNumId w:val="33"/>
+    <w:abstractNumId w:val="34"/>
   </w:num>
   <w:num w:numId="9" w16cid:durableId="2044474014">
-    <w:abstractNumId w:val="87"/>
+    <w:abstractNumId w:val="90"/>
   </w:num>
   <w:num w:numId="10" w16cid:durableId="483737074">
-    <w:abstractNumId w:val="65"/>
+    <w:abstractNumId w:val="66"/>
   </w:num>
   <w:num w:numId="11" w16cid:durableId="1688942017">
-    <w:abstractNumId w:val="30"/>
+    <w:abstractNumId w:val="31"/>
   </w:num>
   <w:num w:numId="12" w16cid:durableId="1144735889">
-    <w:abstractNumId w:val="44"/>
+    <w:abstractNumId w:val="45"/>
   </w:num>
   <w:num w:numId="13" w16cid:durableId="1888879141">
-    <w:abstractNumId w:val="66"/>
+    <w:abstractNumId w:val="67"/>
   </w:num>
   <w:num w:numId="14" w16cid:durableId="384255422">
     <w:abstractNumId w:val="12"/>
   </w:num>
   <w:num w:numId="15" w16cid:durableId="1875732300">
-    <w:abstractNumId w:val="39"/>
+    <w:abstractNumId w:val="40"/>
   </w:num>
   <w:num w:numId="16" w16cid:durableId="528953528">
-    <w:abstractNumId w:val="25"/>
+    <w:abstractNumId w:val="26"/>
   </w:num>
   <w:num w:numId="17" w16cid:durableId="2169386">
+    <w:abstractNumId w:val="44"/>
+  </w:num>
+  <w:num w:numId="18" w16cid:durableId="1913541369">
+    <w:abstractNumId w:val="83"/>
+  </w:num>
+  <w:num w:numId="19" w16cid:durableId="959848181">
+    <w:abstractNumId w:val="61"/>
+  </w:num>
+  <w:num w:numId="20" w16cid:durableId="1951470876">
+    <w:abstractNumId w:val="15"/>
+  </w:num>
+  <w:num w:numId="21" w16cid:durableId="620696030">
     <w:abstractNumId w:val="43"/>
   </w:num>
-  <w:num w:numId="18" w16cid:durableId="1913541369">
-    <w:abstractNumId w:val="80"/>
-  </w:num>
-  <w:num w:numId="19" w16cid:durableId="959848181">
-    <w:abstractNumId w:val="60"/>
-  </w:num>
-  <w:num w:numId="20" w16cid:durableId="1951470876">
-    <w:abstractNumId w:val="14"/>
-  </w:num>
-  <w:num w:numId="21" w16cid:durableId="620696030">
-    <w:abstractNumId w:val="42"/>
-  </w:num>
   <w:num w:numId="22" w16cid:durableId="168644955">
-    <w:abstractNumId w:val="51"/>
+    <w:abstractNumId w:val="52"/>
   </w:num>
   <w:num w:numId="23" w16cid:durableId="303313016">
-    <w:abstractNumId w:val="89"/>
+    <w:abstractNumId w:val="93"/>
   </w:num>
   <w:num w:numId="24" w16cid:durableId="654064635">
-    <w:abstractNumId w:val="91"/>
+    <w:abstractNumId w:val="96"/>
   </w:num>
   <w:num w:numId="25" w16cid:durableId="1199899313">
-    <w:abstractNumId w:val="47"/>
+    <w:abstractNumId w:val="48"/>
   </w:num>
   <w:num w:numId="26" w16cid:durableId="2140880941">
-    <w:abstractNumId w:val="31"/>
+    <w:abstractNumId w:val="32"/>
   </w:num>
   <w:num w:numId="27" w16cid:durableId="1867790755">
-    <w:abstractNumId w:val="72"/>
+    <w:abstractNumId w:val="75"/>
   </w:num>
   <w:num w:numId="28" w16cid:durableId="1066296575">
     <w:abstractNumId w:val="4"/>
   </w:num>
   <w:num w:numId="29" w16cid:durableId="311756558">
-    <w:abstractNumId w:val="78"/>
+    <w:abstractNumId w:val="81"/>
   </w:num>
   <w:num w:numId="30" w16cid:durableId="409620393">
-    <w:abstractNumId w:val="68"/>
+    <w:abstractNumId w:val="69"/>
   </w:num>
   <w:num w:numId="31" w16cid:durableId="346833783">
-    <w:abstractNumId w:val="71"/>
+    <w:abstractNumId w:val="74"/>
   </w:num>
   <w:num w:numId="32" w16cid:durableId="1339771232">
-    <w:abstractNumId w:val="54"/>
+    <w:abstractNumId w:val="55"/>
   </w:num>
   <w:num w:numId="33" w16cid:durableId="2057242382">
     <w:abstractNumId w:val="11"/>
   </w:num>
   <w:num w:numId="34" w16cid:durableId="1267806960">
-    <w:abstractNumId w:val="52"/>
+    <w:abstractNumId w:val="53"/>
   </w:num>
   <w:num w:numId="35" w16cid:durableId="749935190">
-    <w:abstractNumId w:val="49"/>
+    <w:abstractNumId w:val="50"/>
   </w:num>
   <w:num w:numId="36" w16cid:durableId="140971076">
-    <w:abstractNumId w:val="27"/>
+    <w:abstractNumId w:val="28"/>
   </w:num>
   <w:num w:numId="37" w16cid:durableId="1948269227">
-    <w:abstractNumId w:val="17"/>
+    <w:abstractNumId w:val="18"/>
   </w:num>
   <w:num w:numId="38" w16cid:durableId="991836728">
-    <w:abstractNumId w:val="32"/>
+    <w:abstractNumId w:val="33"/>
   </w:num>
   <w:num w:numId="39" w16cid:durableId="1930691984">
-    <w:abstractNumId w:val="48"/>
+    <w:abstractNumId w:val="49"/>
   </w:num>
   <w:num w:numId="40" w16cid:durableId="742215958">
     <w:abstractNumId w:val="0"/>
   </w:num>
   <w:num w:numId="41" w16cid:durableId="1181318251">
-    <w:abstractNumId w:val="53"/>
+    <w:abstractNumId w:val="54"/>
   </w:num>
   <w:num w:numId="42" w16cid:durableId="902374234">
-    <w:abstractNumId w:val="56"/>
+    <w:abstractNumId w:val="57"/>
   </w:num>
   <w:num w:numId="43" w16cid:durableId="1937713341">
-    <w:abstractNumId w:val="93"/>
+    <w:abstractNumId w:val="98"/>
   </w:num>
   <w:num w:numId="44" w16cid:durableId="568729027">
     <w:abstractNumId w:val="6"/>
   </w:num>
   <w:num w:numId="45" w16cid:durableId="1737897733">
-    <w:abstractNumId w:val="63"/>
+    <w:abstractNumId w:val="64"/>
   </w:num>
   <w:num w:numId="46" w16cid:durableId="1634672172">
-    <w:abstractNumId w:val="16"/>
+    <w:abstractNumId w:val="17"/>
   </w:num>
   <w:num w:numId="47" w16cid:durableId="13924057">
-    <w:abstractNumId w:val="58"/>
+    <w:abstractNumId w:val="59"/>
   </w:num>
   <w:num w:numId="48" w16cid:durableId="1127116691">
-    <w:abstractNumId w:val="82"/>
+    <w:abstractNumId w:val="85"/>
   </w:num>
   <w:num w:numId="49" w16cid:durableId="2043359014">
-    <w:abstractNumId w:val="23"/>
+    <w:abstractNumId w:val="24"/>
   </w:num>
   <w:num w:numId="50" w16cid:durableId="1315642875">
     <w:abstractNumId w:val="5"/>
   </w:num>
   <w:num w:numId="51" w16cid:durableId="1736276234">
-    <w:abstractNumId w:val="81"/>
+    <w:abstractNumId w:val="84"/>
   </w:num>
   <w:num w:numId="52" w16cid:durableId="1320842877">
+    <w:abstractNumId w:val="89"/>
+  </w:num>
+  <w:num w:numId="53" w16cid:durableId="660934027">
+    <w:abstractNumId w:val="37"/>
+  </w:num>
+  <w:num w:numId="54" w16cid:durableId="2077431277">
     <w:abstractNumId w:val="86"/>
   </w:num>
-  <w:num w:numId="53" w16cid:durableId="660934027">
-    <w:abstractNumId w:val="36"/>
-  </w:num>
-  <w:num w:numId="54" w16cid:durableId="2077431277">
-    <w:abstractNumId w:val="83"/>
-  </w:num>
   <w:num w:numId="55" w16cid:durableId="767190297">
-    <w:abstractNumId w:val="79"/>
+    <w:abstractNumId w:val="82"/>
   </w:num>
   <w:num w:numId="56" w16cid:durableId="1795296107">
-    <w:abstractNumId w:val="41"/>
+    <w:abstractNumId w:val="42"/>
   </w:num>
   <w:num w:numId="57" w16cid:durableId="1585148188">
     <w:abstractNumId w:val="8"/>
   </w:num>
   <w:num w:numId="58" w16cid:durableId="1057321318">
-    <w:abstractNumId w:val="69"/>
+    <w:abstractNumId w:val="71"/>
   </w:num>
   <w:num w:numId="59" w16cid:durableId="2142651329">
-    <w:abstractNumId w:val="50"/>
+    <w:abstractNumId w:val="51"/>
   </w:num>
   <w:num w:numId="60" w16cid:durableId="437726317">
-    <w:abstractNumId w:val="24"/>
+    <w:abstractNumId w:val="25"/>
   </w:num>
   <w:num w:numId="61" w16cid:durableId="1740444279">
     <w:abstractNumId w:val="13"/>
   </w:num>
   <w:num w:numId="62" w16cid:durableId="29117008">
-    <w:abstractNumId w:val="67"/>
+    <w:abstractNumId w:val="68"/>
   </w:num>
   <w:num w:numId="63" w16cid:durableId="1013917872">
     <w:abstractNumId w:val="7"/>
@@ -15982,97 +18933,112 @@
     <w:abstractNumId w:val="10"/>
   </w:num>
   <w:num w:numId="65" w16cid:durableId="1614898229">
-    <w:abstractNumId w:val="74"/>
+    <w:abstractNumId w:val="77"/>
   </w:num>
   <w:num w:numId="66" w16cid:durableId="411005392">
-    <w:abstractNumId w:val="88"/>
+    <w:abstractNumId w:val="91"/>
   </w:num>
   <w:num w:numId="67" w16cid:durableId="1416240644">
     <w:abstractNumId w:val="9"/>
   </w:num>
   <w:num w:numId="68" w16cid:durableId="493882115">
-    <w:abstractNumId w:val="92"/>
+    <w:abstractNumId w:val="97"/>
   </w:num>
   <w:num w:numId="69" w16cid:durableId="1717968321">
-    <w:abstractNumId w:val="35"/>
+    <w:abstractNumId w:val="36"/>
   </w:num>
   <w:num w:numId="70" w16cid:durableId="556017849">
-    <w:abstractNumId w:val="73"/>
+    <w:abstractNumId w:val="76"/>
   </w:num>
   <w:num w:numId="71" w16cid:durableId="1833570057">
-    <w:abstractNumId w:val="62"/>
+    <w:abstractNumId w:val="63"/>
   </w:num>
   <w:num w:numId="72" w16cid:durableId="1827553864">
-    <w:abstractNumId w:val="40"/>
+    <w:abstractNumId w:val="41"/>
   </w:num>
   <w:num w:numId="73" w16cid:durableId="449588983">
     <w:abstractNumId w:val="1"/>
   </w:num>
   <w:num w:numId="74" w16cid:durableId="81343511">
-    <w:abstractNumId w:val="18"/>
+    <w:abstractNumId w:val="19"/>
   </w:num>
   <w:num w:numId="75" w16cid:durableId="1838156497">
-    <w:abstractNumId w:val="19"/>
+    <w:abstractNumId w:val="20"/>
   </w:num>
   <w:num w:numId="76" w16cid:durableId="213660588">
+    <w:abstractNumId w:val="47"/>
+  </w:num>
+  <w:num w:numId="77" w16cid:durableId="1358778420">
+    <w:abstractNumId w:val="30"/>
+  </w:num>
+  <w:num w:numId="78" w16cid:durableId="1553999188">
+    <w:abstractNumId w:val="35"/>
+  </w:num>
+  <w:num w:numId="79" w16cid:durableId="2069500392">
     <w:abstractNumId w:val="46"/>
   </w:num>
-  <w:num w:numId="77" w16cid:durableId="1358778420">
-    <w:abstractNumId w:val="29"/>
-  </w:num>
-  <w:num w:numId="78" w16cid:durableId="1553999188">
-    <w:abstractNumId w:val="34"/>
-  </w:num>
-  <w:num w:numId="79" w16cid:durableId="2069500392">
-    <w:abstractNumId w:val="45"/>
-  </w:num>
   <w:num w:numId="80" w16cid:durableId="730495259">
-    <w:abstractNumId w:val="37"/>
+    <w:abstractNumId w:val="38"/>
   </w:num>
   <w:num w:numId="81" w16cid:durableId="1526021663">
-    <w:abstractNumId w:val="59"/>
+    <w:abstractNumId w:val="60"/>
   </w:num>
   <w:num w:numId="82" w16cid:durableId="1188520027">
-    <w:abstractNumId w:val="77"/>
+    <w:abstractNumId w:val="80"/>
   </w:num>
   <w:num w:numId="83" w16cid:durableId="1446382305">
-    <w:abstractNumId w:val="76"/>
+    <w:abstractNumId w:val="79"/>
   </w:num>
   <w:num w:numId="84" w16cid:durableId="662927190">
-    <w:abstractNumId w:val="90"/>
+    <w:abstractNumId w:val="94"/>
   </w:num>
   <w:num w:numId="85" w16cid:durableId="204100005">
-    <w:abstractNumId w:val="64"/>
+    <w:abstractNumId w:val="65"/>
   </w:num>
   <w:num w:numId="86" w16cid:durableId="1936401234">
-    <w:abstractNumId w:val="85"/>
+    <w:abstractNumId w:val="88"/>
   </w:num>
   <w:num w:numId="87" w16cid:durableId="987630137">
-    <w:abstractNumId w:val="15"/>
+    <w:abstractNumId w:val="16"/>
   </w:num>
   <w:num w:numId="88" w16cid:durableId="2118404536">
-    <w:abstractNumId w:val="21"/>
+    <w:abstractNumId w:val="22"/>
   </w:num>
   <w:num w:numId="89" w16cid:durableId="863589291">
-    <w:abstractNumId w:val="61"/>
+    <w:abstractNumId w:val="62"/>
   </w:num>
   <w:num w:numId="90" w16cid:durableId="1612396162">
-    <w:abstractNumId w:val="57"/>
+    <w:abstractNumId w:val="58"/>
   </w:num>
   <w:num w:numId="91" w16cid:durableId="1722558252">
-    <w:abstractNumId w:val="70"/>
+    <w:abstractNumId w:val="72"/>
   </w:num>
   <w:num w:numId="92" w16cid:durableId="842476132">
     <w:abstractNumId w:val="3"/>
   </w:num>
   <w:num w:numId="93" w16cid:durableId="2081707439">
-    <w:abstractNumId w:val="84"/>
+    <w:abstractNumId w:val="87"/>
   </w:num>
   <w:num w:numId="94" w16cid:durableId="746342018">
-    <w:abstractNumId w:val="20"/>
+    <w:abstractNumId w:val="21"/>
   </w:num>
   <w:num w:numId="95" w16cid:durableId="1062369787">
-    <w:abstractNumId w:val="55"/>
+    <w:abstractNumId w:val="56"/>
+  </w:num>
+  <w:num w:numId="96" w16cid:durableId="910164467">
+    <w:abstractNumId w:val="73"/>
+  </w:num>
+  <w:num w:numId="97" w16cid:durableId="455031686">
+    <w:abstractNumId w:val="95"/>
+  </w:num>
+  <w:num w:numId="98" w16cid:durableId="434132528">
+    <w:abstractNumId w:val="14"/>
+  </w:num>
+  <w:num w:numId="99" w16cid:durableId="950278900">
+    <w:abstractNumId w:val="92"/>
+  </w:num>
+  <w:num w:numId="100" w16cid:durableId="1345667727">
+    <w:abstractNumId w:val="70"/>
   </w:num>
 </w:numbering>
 </file>
@@ -16721,7 +19687,6 @@
   <w:style w:type="character" w:default="1" w:styleId="DefaultParagraphFont">
     <w:name w:val="Default Paragraph Font"/>
     <w:uiPriority w:val="1"/>
-    <w:semiHidden/>
     <w:unhideWhenUsed/>
   </w:style>
   <w:style w:type="table" w:default="1" w:styleId="TableNormal">

--- a/Church/2026/2026_0328_MenloChurch.docx
+++ b/Church/2026/2026_0328_MenloChurch.docx
@@ -236,15 +236,7 @@
           <w:sz w:val="24"/>
           <w:szCs w:val="24"/>
         </w:rPr>
-        <w:t>I Am …The God Who Gets Close</w:t>
-      </w:r>
-      <w:r>
-        <w:rPr>
-          <w:rFonts w:cstheme="minorHAnsi"/>
-          <w:sz w:val="24"/>
-          <w:szCs w:val="24"/>
-        </w:rPr>
-        <w:t xml:space="preserve">” series. In Luke 22, Jesus sets up the table and invites </w:t>
+        <w:t xml:space="preserve">I Am …The God Who Gets Close” series. In Luke 22, Jesus sets up the table and invites </w:t>
       </w:r>
       <w:r>
         <w:rPr>
@@ -1470,31 +1462,7 @@
           <w:sz w:val="24"/>
           <w:szCs w:val="24"/>
         </w:rPr>
-        <w:t>7</w:t>
-      </w:r>
-      <w:r>
-        <w:rPr>
-          <w:rFonts w:cstheme="minorHAnsi"/>
-          <w:sz w:val="24"/>
-          <w:szCs w:val="24"/>
-        </w:rPr>
-        <w:t>:</w:t>
-      </w:r>
-      <w:r>
-        <w:rPr>
-          <w:rFonts w:cstheme="minorHAnsi"/>
-          <w:sz w:val="24"/>
-          <w:szCs w:val="24"/>
-        </w:rPr>
-        <w:t>00</w:t>
-      </w:r>
-      <w:r>
-        <w:rPr>
-          <w:rFonts w:cstheme="minorHAnsi"/>
-          <w:sz w:val="24"/>
-          <w:szCs w:val="24"/>
-        </w:rPr>
-        <w:t>/31:46</w:t>
+        <w:t>7:00/31:46</w:t>
       </w:r>
     </w:p>
     <w:p>
@@ -1656,6 +1624,7 @@
       <w:r>
         <w:rPr>
           <w:rFonts w:cstheme="minorHAnsi"/>
+          <w:noProof/>
           <w:sz w:val="24"/>
           <w:szCs w:val="24"/>
         </w:rPr>
@@ -1728,31 +1697,7 @@
           <w:sz w:val="24"/>
           <w:szCs w:val="24"/>
         </w:rPr>
-        <w:t>8</w:t>
-      </w:r>
-      <w:r>
-        <w:rPr>
-          <w:rFonts w:cstheme="minorHAnsi"/>
-          <w:sz w:val="24"/>
-          <w:szCs w:val="24"/>
-        </w:rPr>
-        <w:t>:</w:t>
-      </w:r>
-      <w:r>
-        <w:rPr>
-          <w:rFonts w:cstheme="minorHAnsi"/>
-          <w:sz w:val="24"/>
-          <w:szCs w:val="24"/>
-        </w:rPr>
-        <w:t>10</w:t>
-      </w:r>
-      <w:r>
-        <w:rPr>
-          <w:rFonts w:cstheme="minorHAnsi"/>
-          <w:sz w:val="24"/>
-          <w:szCs w:val="24"/>
-        </w:rPr>
-        <w:t>/31:46</w:t>
+        <w:t>8:10/31:46</w:t>
       </w:r>
     </w:p>
     <w:p>
@@ -1775,6 +1720,7 @@
       <w:r>
         <w:rPr>
           <w:rFonts w:cstheme="minorHAnsi"/>
+          <w:noProof/>
           <w:sz w:val="24"/>
           <w:szCs w:val="24"/>
         </w:rPr>
@@ -2115,23 +2061,7 @@
           <w:sz w:val="24"/>
           <w:szCs w:val="24"/>
         </w:rPr>
-        <w:t>8:1</w:t>
-      </w:r>
-      <w:r>
-        <w:rPr>
-          <w:rFonts w:cstheme="minorHAnsi"/>
-          <w:sz w:val="24"/>
-          <w:szCs w:val="24"/>
-        </w:rPr>
-        <w:t>5</w:t>
-      </w:r>
-      <w:r>
-        <w:rPr>
-          <w:rFonts w:cstheme="minorHAnsi"/>
-          <w:sz w:val="24"/>
-          <w:szCs w:val="24"/>
-        </w:rPr>
-        <w:t>/31:46</w:t>
+        <w:t>8:15/31:46</w:t>
       </w:r>
     </w:p>
     <w:p>
@@ -2264,31 +2194,7 @@
           <w:sz w:val="24"/>
           <w:szCs w:val="24"/>
         </w:rPr>
-        <w:t>16</w:t>
-      </w:r>
-      <w:r>
-        <w:rPr>
-          <w:rFonts w:cstheme="minorHAnsi"/>
-          <w:sz w:val="24"/>
-          <w:szCs w:val="24"/>
-        </w:rPr>
-        <w:t>:</w:t>
-      </w:r>
-      <w:r>
-        <w:rPr>
-          <w:rFonts w:cstheme="minorHAnsi"/>
-          <w:sz w:val="24"/>
-          <w:szCs w:val="24"/>
-        </w:rPr>
-        <w:t>58</w:t>
-      </w:r>
-      <w:r>
-        <w:rPr>
-          <w:rFonts w:cstheme="minorHAnsi"/>
-          <w:sz w:val="24"/>
-          <w:szCs w:val="24"/>
-        </w:rPr>
-        <w:t>/31:46</w:t>
+        <w:t>16:58/31:46</w:t>
       </w:r>
     </w:p>
     <w:p>
@@ -2302,6 +2208,7 @@
       <w:r>
         <w:rPr>
           <w:rFonts w:cstheme="minorHAnsi"/>
+          <w:noProof/>
           <w:sz w:val="24"/>
           <w:szCs w:val="24"/>
         </w:rPr>
@@ -2616,39 +2523,7 @@
           <w:sz w:val="24"/>
           <w:szCs w:val="24"/>
         </w:rPr>
-        <w:t>1</w:t>
-      </w:r>
-      <w:r>
-        <w:rPr>
-          <w:rFonts w:cstheme="minorHAnsi"/>
-          <w:sz w:val="24"/>
-          <w:szCs w:val="24"/>
-        </w:rPr>
-        <w:t>9</w:t>
-      </w:r>
-      <w:r>
-        <w:rPr>
-          <w:rFonts w:cstheme="minorHAnsi"/>
-          <w:sz w:val="24"/>
-          <w:szCs w:val="24"/>
-        </w:rPr>
-        <w:t>:</w:t>
-      </w:r>
-      <w:r>
-        <w:rPr>
-          <w:rFonts w:cstheme="minorHAnsi"/>
-          <w:sz w:val="24"/>
-          <w:szCs w:val="24"/>
-        </w:rPr>
-        <w:t>00</w:t>
-      </w:r>
-      <w:r>
-        <w:rPr>
-          <w:rFonts w:cstheme="minorHAnsi"/>
-          <w:sz w:val="24"/>
-          <w:szCs w:val="24"/>
-        </w:rPr>
-        <w:t>/31:46</w:t>
+        <w:t>19:00/31:46</w:t>
       </w:r>
     </w:p>
     <w:p>
@@ -2662,6 +2537,7 @@
       <w:r>
         <w:rPr>
           <w:rFonts w:cstheme="minorHAnsi"/>
+          <w:noProof/>
           <w:sz w:val="24"/>
           <w:szCs w:val="24"/>
         </w:rPr>
@@ -2726,31 +2602,7 @@
           <w:sz w:val="24"/>
           <w:szCs w:val="24"/>
         </w:rPr>
-        <w:t>20</w:t>
-      </w:r>
-      <w:r>
-        <w:rPr>
-          <w:rFonts w:cstheme="minorHAnsi"/>
-          <w:sz w:val="24"/>
-          <w:szCs w:val="24"/>
-        </w:rPr>
-        <w:t>:</w:t>
-      </w:r>
-      <w:r>
-        <w:rPr>
-          <w:rFonts w:cstheme="minorHAnsi"/>
-          <w:sz w:val="24"/>
-          <w:szCs w:val="24"/>
-        </w:rPr>
-        <w:t>16</w:t>
-      </w:r>
-      <w:r>
-        <w:rPr>
-          <w:rFonts w:cstheme="minorHAnsi"/>
-          <w:sz w:val="24"/>
-          <w:szCs w:val="24"/>
-        </w:rPr>
-        <w:t>/31:46</w:t>
+        <w:t>20:16/31:46</w:t>
       </w:r>
     </w:p>
     <w:p>
@@ -2793,39 +2645,7 @@
           <w:sz w:val="24"/>
           <w:szCs w:val="24"/>
         </w:rPr>
-        <w:t>2</w:t>
-      </w:r>
-      <w:r>
-        <w:rPr>
-          <w:rFonts w:cstheme="minorHAnsi"/>
-          <w:sz w:val="24"/>
-          <w:szCs w:val="24"/>
-        </w:rPr>
-        <w:t>2</w:t>
-      </w:r>
-      <w:r>
-        <w:rPr>
-          <w:rFonts w:cstheme="minorHAnsi"/>
-          <w:sz w:val="24"/>
-          <w:szCs w:val="24"/>
-        </w:rPr>
-        <w:t>:</w:t>
-      </w:r>
-      <w:r>
-        <w:rPr>
-          <w:rFonts w:cstheme="minorHAnsi"/>
-          <w:sz w:val="24"/>
-          <w:szCs w:val="24"/>
-        </w:rPr>
-        <w:t>00</w:t>
-      </w:r>
-      <w:r>
-        <w:rPr>
-          <w:rFonts w:cstheme="minorHAnsi"/>
-          <w:sz w:val="24"/>
-          <w:szCs w:val="24"/>
-        </w:rPr>
-        <w:t>/31:46</w:t>
+        <w:t>22:00/31:46</w:t>
       </w:r>
     </w:p>
     <w:p>
@@ -2839,6 +2659,7 @@
       <w:r>
         <w:rPr>
           <w:rFonts w:cstheme="minorHAnsi"/>
+          <w:noProof/>
           <w:sz w:val="24"/>
           <w:szCs w:val="24"/>
         </w:rPr>
@@ -3145,23 +2966,7 @@
           <w:sz w:val="24"/>
           <w:szCs w:val="24"/>
         </w:rPr>
-        <w:t>2</w:t>
-      </w:r>
-      <w:r>
-        <w:rPr>
-          <w:rFonts w:cstheme="minorHAnsi"/>
-          <w:sz w:val="24"/>
-          <w:szCs w:val="24"/>
-        </w:rPr>
-        <w:t>8</w:t>
-      </w:r>
-      <w:r>
-        <w:rPr>
-          <w:rFonts w:cstheme="minorHAnsi"/>
-          <w:sz w:val="24"/>
-          <w:szCs w:val="24"/>
-        </w:rPr>
-        <w:t>:00/31:46</w:t>
+        <w:t>28:00/31:46</w:t>
       </w:r>
     </w:p>
     <w:p>
@@ -3585,19 +3390,7 @@
         <w:rPr>
           <w:rFonts w:cstheme="minorHAnsi"/>
         </w:rPr>
-        <w:t>Jesus sets up the table and invites us to join.</w:t>
-      </w:r>
-      <w:r>
-        <w:rPr>
-          <w:rFonts w:cstheme="minorHAnsi"/>
-        </w:rPr>
-        <w:t xml:space="preserve"> </w:t>
-      </w:r>
-      <w:r>
-        <w:rPr>
-          <w:rFonts w:cstheme="minorHAnsi"/>
-        </w:rPr>
-        <w:t>The first seat is Judas. We are very uncomfortable for the first seat. Jesus takes the bread, take and cup, and then break the bread, and show New Covenant in his blood.</w:t>
+        <w:t>Jesus sets up the table and invites us to join. The first seat is Judas. We are very uncomfortable for the first seat. Jesus takes the bread, take and cup, and then break the bread, and show New Covenant in his blood.</w:t>
       </w:r>
     </w:p>
     <w:p>
@@ -3669,23 +3462,7 @@
           <w:sz w:val="24"/>
           <w:szCs w:val="24"/>
         </w:rPr>
-        <w:t xml:space="preserve">Jesus </w:t>
-      </w:r>
-      <w:r>
-        <w:rPr>
-          <w:rFonts w:cstheme="minorHAnsi"/>
-          <w:sz w:val="24"/>
-          <w:szCs w:val="24"/>
-        </w:rPr>
-        <w:t xml:space="preserve">hold Judas hand but </w:t>
-      </w:r>
-      <w:r>
-        <w:rPr>
-          <w:rFonts w:cstheme="minorHAnsi"/>
-          <w:sz w:val="24"/>
-          <w:szCs w:val="24"/>
-        </w:rPr>
-        <w:t>does not say Judas trades Jesus for 30 pieces of silver. You can be in the room and table and receive the bread and cup but miss the point. Judas get the seats but sell Jesus out.</w:t>
+        <w:t>Jesus hold Judas hand but does not say Judas trades Jesus for 30 pieces of silver. You can be in the room and table and receive the bread and cup but miss the point. Judas get the seats but sell Jesus out.</w:t>
       </w:r>
     </w:p>
     <w:p>
@@ -3702,31 +3479,7 @@
           <w:sz w:val="24"/>
           <w:szCs w:val="24"/>
         </w:rPr>
-        <w:t xml:space="preserve">The second seat is Peter. Peter looked at Jesus and said “I am ready to go with you.” Jesus said, </w:t>
-      </w:r>
-      <w:r>
-        <w:rPr>
-          <w:rFonts w:cstheme="minorHAnsi"/>
-          <w:sz w:val="24"/>
-          <w:szCs w:val="24"/>
-        </w:rPr>
-        <w:t>“T</w:t>
-      </w:r>
-      <w:r>
-        <w:rPr>
-          <w:rFonts w:cstheme="minorHAnsi"/>
-          <w:sz w:val="24"/>
-          <w:szCs w:val="24"/>
-        </w:rPr>
-        <w:t>he time is not there yet.</w:t>
-      </w:r>
-      <w:r>
-        <w:rPr>
-          <w:rFonts w:cstheme="minorHAnsi"/>
-          <w:sz w:val="24"/>
-          <w:szCs w:val="24"/>
-        </w:rPr>
-        <w:t>”</w:t>
+        <w:t>The second seat is Peter. Peter looked at Jesus and said “I am ready to go with you.” Jesus said, “The time is not there yet.”</w:t>
       </w:r>
     </w:p>
     <w:p>
@@ -3960,6 +3713,1296 @@
           <w:szCs w:val="24"/>
         </w:rPr>
         <w:t xml:space="preserve"> shared meals carry the weight of everything of whole world. They want to at this table before they are ready.  The table is there 2000 years ago. You have to be ready to receive the grace. The table is available to you.</w:t>
+      </w:r>
+    </w:p>
+    <w:p>
+      <w:pPr>
+        <w:rPr>
+          <w:rFonts w:cstheme="minorHAnsi"/>
+          <w:sz w:val="24"/>
+          <w:szCs w:val="24"/>
+        </w:rPr>
+      </w:pPr>
+    </w:p>
+    <w:p>
+      <w:pPr>
+        <w:rPr>
+          <w:rFonts w:cstheme="minorHAnsi"/>
+          <w:sz w:val="24"/>
+          <w:szCs w:val="24"/>
+        </w:rPr>
+      </w:pPr>
+      <w:r>
+        <w:rPr>
+          <w:rFonts w:cstheme="minorHAnsi"/>
+          <w:sz w:val="24"/>
+          <w:szCs w:val="24"/>
+        </w:rPr>
+        <w:t xml:space="preserve">===&gt; Chinese </w:t>
+      </w:r>
+    </w:p>
+    <w:p>
+      <w:pPr>
+        <w:rPr>
+          <w:rFonts w:cstheme="minorHAnsi" w:hint="eastAsia"/>
+          <w:sz w:val="24"/>
+          <w:szCs w:val="24"/>
+        </w:rPr>
+      </w:pPr>
+      <w:r>
+        <w:rPr>
+          <w:rFonts w:cstheme="minorHAnsi" w:hint="eastAsia"/>
+          <w:sz w:val="24"/>
+          <w:szCs w:val="24"/>
+        </w:rPr>
+        <w:t>2026</w:t>
+      </w:r>
+      <w:r>
+        <w:rPr>
+          <w:rFonts w:cstheme="minorHAnsi" w:hint="eastAsia"/>
+          <w:sz w:val="24"/>
+          <w:szCs w:val="24"/>
+        </w:rPr>
+        <w:t>年</w:t>
+      </w:r>
+      <w:r>
+        <w:rPr>
+          <w:rFonts w:cstheme="minorHAnsi" w:hint="eastAsia"/>
+          <w:sz w:val="24"/>
+          <w:szCs w:val="24"/>
+        </w:rPr>
+        <w:t>3</w:t>
+      </w:r>
+      <w:r>
+        <w:rPr>
+          <w:rFonts w:cstheme="minorHAnsi" w:hint="eastAsia"/>
+          <w:sz w:val="24"/>
+          <w:szCs w:val="24"/>
+        </w:rPr>
+        <w:t>月</w:t>
+      </w:r>
+      <w:r>
+        <w:rPr>
+          <w:rFonts w:cstheme="minorHAnsi" w:hint="eastAsia"/>
+          <w:sz w:val="24"/>
+          <w:szCs w:val="24"/>
+        </w:rPr>
+        <w:t>28</w:t>
+      </w:r>
+      <w:r>
+        <w:rPr>
+          <w:rFonts w:cstheme="minorHAnsi" w:hint="eastAsia"/>
+          <w:sz w:val="24"/>
+          <w:szCs w:val="24"/>
+        </w:rPr>
+        <w:t>日，門洛教會崇拜（上週總結，</w:t>
+      </w:r>
+      <w:r>
+        <w:rPr>
+          <w:rFonts w:cstheme="minorHAnsi" w:hint="eastAsia"/>
+          <w:sz w:val="24"/>
+          <w:szCs w:val="24"/>
+        </w:rPr>
+        <w:t>2028</w:t>
+      </w:r>
+      <w:r>
+        <w:rPr>
+          <w:rFonts w:cstheme="minorHAnsi" w:hint="eastAsia"/>
+          <w:sz w:val="24"/>
+          <w:szCs w:val="24"/>
+        </w:rPr>
+        <w:t>年</w:t>
+      </w:r>
+      <w:r>
+        <w:rPr>
+          <w:rFonts w:cstheme="minorHAnsi" w:hint="eastAsia"/>
+          <w:sz w:val="24"/>
+          <w:szCs w:val="24"/>
+        </w:rPr>
+        <w:t>3</w:t>
+      </w:r>
+      <w:r>
+        <w:rPr>
+          <w:rFonts w:cstheme="minorHAnsi" w:hint="eastAsia"/>
+          <w:sz w:val="24"/>
+          <w:szCs w:val="24"/>
+        </w:rPr>
+        <w:t>月</w:t>
+      </w:r>
+      <w:r>
+        <w:rPr>
+          <w:rFonts w:cstheme="minorHAnsi" w:hint="eastAsia"/>
+          <w:sz w:val="24"/>
+          <w:szCs w:val="24"/>
+        </w:rPr>
+        <w:t>22</w:t>
+      </w:r>
+      <w:r>
+        <w:rPr>
+          <w:rFonts w:cstheme="minorHAnsi" w:hint="eastAsia"/>
+          <w:sz w:val="24"/>
+          <w:szCs w:val="24"/>
+        </w:rPr>
+        <w:t>日）</w:t>
+      </w:r>
+    </w:p>
+    <w:p>
+      <w:pPr>
+        <w:rPr>
+          <w:rFonts w:cstheme="minorHAnsi"/>
+          <w:sz w:val="24"/>
+          <w:szCs w:val="24"/>
+        </w:rPr>
+      </w:pPr>
+      <w:r>
+        <w:rPr>
+          <w:rFonts w:cstheme="minorHAnsi"/>
+          <w:sz w:val="24"/>
+          <w:szCs w:val="24"/>
+        </w:rPr>
+        <w:lastRenderedPageBreak/>
+        <w:t>https://youtu.be/CzEdPKdj0GY?si=WRHI8PZPTEXkiuyf</w:t>
+      </w:r>
+    </w:p>
+    <w:p>
+      <w:pPr>
+        <w:rPr>
+          <w:rFonts w:cstheme="minorHAnsi" w:hint="eastAsia"/>
+          <w:sz w:val="24"/>
+          <w:szCs w:val="24"/>
+        </w:rPr>
+      </w:pPr>
+      <w:r>
+        <w:rPr>
+          <w:rFonts w:cstheme="minorHAnsi" w:hint="eastAsia"/>
+          <w:sz w:val="24"/>
+          <w:szCs w:val="24"/>
+        </w:rPr>
+        <w:t>“我在餐桌旁与你同在</w:t>
+      </w:r>
+      <w:r>
+        <w:rPr>
+          <w:rFonts w:cstheme="minorHAnsi" w:hint="eastAsia"/>
+          <w:sz w:val="24"/>
+          <w:szCs w:val="24"/>
+        </w:rPr>
+        <w:t xml:space="preserve"> | </w:t>
+      </w:r>
+      <w:r>
+        <w:rPr>
+          <w:rFonts w:cstheme="minorHAnsi" w:hint="eastAsia"/>
+          <w:sz w:val="24"/>
+          <w:szCs w:val="24"/>
+        </w:rPr>
+        <w:t>我是……亲近的神，”菲尔·尤班克（</w:t>
+      </w:r>
+      <w:r>
+        <w:rPr>
+          <w:rFonts w:cstheme="minorHAnsi" w:hint="eastAsia"/>
+          <w:sz w:val="24"/>
+          <w:szCs w:val="24"/>
+        </w:rPr>
+        <w:t>Phil EuBank</w:t>
+      </w:r>
+      <w:r>
+        <w:rPr>
+          <w:rFonts w:cstheme="minorHAnsi" w:hint="eastAsia"/>
+          <w:sz w:val="24"/>
+          <w:szCs w:val="24"/>
+        </w:rPr>
+        <w:t>），主任牧师</w:t>
+      </w:r>
+    </w:p>
+    <w:p>
+      <w:pPr>
+        <w:rPr>
+          <w:rFonts w:cstheme="minorHAnsi"/>
+          <w:sz w:val="24"/>
+          <w:szCs w:val="24"/>
+        </w:rPr>
+      </w:pPr>
+    </w:p>
+    <w:p>
+      <w:pPr>
+        <w:rPr>
+          <w:rFonts w:cstheme="minorHAnsi" w:hint="eastAsia"/>
+          <w:sz w:val="24"/>
+          <w:szCs w:val="24"/>
+        </w:rPr>
+      </w:pPr>
+      <w:r>
+        <w:rPr>
+          <w:rFonts w:cstheme="minorHAnsi" w:hint="eastAsia"/>
+          <w:sz w:val="24"/>
+          <w:szCs w:val="24"/>
+        </w:rPr>
+        <w:t>今天，我們談論「我與你同在」。这是《我是……亲近的神》系列的第五部。在路加福音</w:t>
+      </w:r>
+      <w:r>
+        <w:rPr>
+          <w:rFonts w:cstheme="minorHAnsi" w:hint="eastAsia"/>
+          <w:sz w:val="24"/>
+          <w:szCs w:val="24"/>
+        </w:rPr>
+        <w:t xml:space="preserve"> 22:15-22 </w:t>
+      </w:r>
+      <w:r>
+        <w:rPr>
+          <w:rFonts w:cstheme="minorHAnsi" w:hint="eastAsia"/>
+          <w:sz w:val="24"/>
+          <w:szCs w:val="24"/>
+        </w:rPr>
+        <w:t>中，耶稣摆好桌子，邀请他的</w:t>
+      </w:r>
+      <w:r>
+        <w:rPr>
+          <w:rFonts w:cstheme="minorHAnsi" w:hint="eastAsia"/>
+          <w:sz w:val="24"/>
+          <w:szCs w:val="24"/>
+        </w:rPr>
+        <w:t xml:space="preserve"> 12 </w:t>
+      </w:r>
+      <w:r>
+        <w:rPr>
+          <w:rFonts w:cstheme="minorHAnsi" w:hint="eastAsia"/>
+          <w:sz w:val="24"/>
+          <w:szCs w:val="24"/>
+        </w:rPr>
+        <w:t>个门徒参加最后的晚餐。</w:t>
+      </w:r>
+    </w:p>
+    <w:p>
+      <w:pPr>
+        <w:rPr>
+          <w:rFonts w:cstheme="minorHAnsi"/>
+          <w:sz w:val="24"/>
+          <w:szCs w:val="24"/>
+        </w:rPr>
+      </w:pPr>
+    </w:p>
+    <w:p>
+      <w:pPr>
+        <w:rPr>
+          <w:rFonts w:cstheme="minorHAnsi" w:hint="eastAsia"/>
+          <w:sz w:val="24"/>
+          <w:szCs w:val="24"/>
+        </w:rPr>
+      </w:pPr>
+      <w:r>
+        <w:rPr>
+          <w:rFonts w:cstheme="minorHAnsi" w:hint="eastAsia"/>
+          <w:sz w:val="24"/>
+          <w:szCs w:val="24"/>
+        </w:rPr>
+        <w:t>摘要：</w:t>
+      </w:r>
+    </w:p>
+    <w:p>
+      <w:pPr>
+        <w:rPr>
+          <w:rFonts w:cstheme="minorHAnsi" w:hint="eastAsia"/>
+          <w:sz w:val="24"/>
+          <w:szCs w:val="24"/>
+        </w:rPr>
+      </w:pPr>
+      <w:r>
+        <w:rPr>
+          <w:rFonts w:cstheme="minorHAnsi" w:hint="eastAsia"/>
+          <w:sz w:val="24"/>
+          <w:szCs w:val="24"/>
+        </w:rPr>
+        <w:t xml:space="preserve">1. </w:t>
+      </w:r>
+      <w:r>
+        <w:rPr>
+          <w:rFonts w:cstheme="minorHAnsi" w:hint="eastAsia"/>
+          <w:sz w:val="24"/>
+          <w:szCs w:val="24"/>
+        </w:rPr>
+        <w:t>路加福音</w:t>
+      </w:r>
+      <w:r>
+        <w:rPr>
+          <w:rFonts w:cstheme="minorHAnsi" w:hint="eastAsia"/>
+          <w:sz w:val="24"/>
+          <w:szCs w:val="24"/>
+        </w:rPr>
+        <w:t xml:space="preserve"> 22:15</w:t>
+      </w:r>
+      <w:r>
+        <w:rPr>
+          <w:rFonts w:cstheme="minorHAnsi" w:hint="eastAsia"/>
+          <w:sz w:val="24"/>
+          <w:szCs w:val="24"/>
+        </w:rPr>
+        <w:t>：“耶稣对他们说：‘我很愿意在受害以先，同你们吃这逾越节的筵席。’”</w:t>
+      </w:r>
+    </w:p>
+    <w:p>
+      <w:pPr>
+        <w:rPr>
+          <w:rFonts w:cstheme="minorHAnsi" w:hint="eastAsia"/>
+          <w:sz w:val="24"/>
+          <w:szCs w:val="24"/>
+        </w:rPr>
+      </w:pPr>
+      <w:r>
+        <w:rPr>
+          <w:rFonts w:cstheme="minorHAnsi" w:hint="eastAsia"/>
+          <w:sz w:val="24"/>
+          <w:szCs w:val="24"/>
+        </w:rPr>
+        <w:t>耶穌擺好桌子並邀請我們加入。第一個座位是猶大。我們對第一個座位感到非常不舒服。耶稣拿起饼，拿起杯子，然后擘开饼，用他的血表明新约。</w:t>
+      </w:r>
+    </w:p>
+    <w:p>
+      <w:pPr>
+        <w:rPr>
+          <w:rFonts w:cstheme="minorHAnsi" w:hint="eastAsia"/>
+          <w:sz w:val="24"/>
+          <w:szCs w:val="24"/>
+        </w:rPr>
+      </w:pPr>
+      <w:r>
+        <w:rPr>
+          <w:rFonts w:cstheme="minorHAnsi" w:hint="eastAsia"/>
+          <w:sz w:val="24"/>
+          <w:szCs w:val="24"/>
+        </w:rPr>
+        <w:t xml:space="preserve">2. </w:t>
+      </w:r>
+      <w:r>
+        <w:rPr>
+          <w:rFonts w:cstheme="minorHAnsi" w:hint="eastAsia"/>
+          <w:sz w:val="24"/>
+          <w:szCs w:val="24"/>
+        </w:rPr>
+        <w:t>路加福音</w:t>
+      </w:r>
+      <w:r>
+        <w:rPr>
+          <w:rFonts w:cstheme="minorHAnsi" w:hint="eastAsia"/>
+          <w:sz w:val="24"/>
+          <w:szCs w:val="24"/>
+        </w:rPr>
+        <w:t xml:space="preserve"> 22:21</w:t>
+      </w:r>
+      <w:r>
+        <w:rPr>
+          <w:rFonts w:cstheme="minorHAnsi" w:hint="eastAsia"/>
+          <w:sz w:val="24"/>
+          <w:szCs w:val="24"/>
+        </w:rPr>
+        <w:t>：“看哪，出卖我者的手与我同在。”</w:t>
+      </w:r>
+    </w:p>
+    <w:p>
+      <w:pPr>
+        <w:rPr>
+          <w:rFonts w:cstheme="minorHAnsi" w:hint="eastAsia"/>
+          <w:sz w:val="24"/>
+          <w:szCs w:val="24"/>
+        </w:rPr>
+      </w:pPr>
+      <w:r>
+        <w:rPr>
+          <w:rFonts w:cstheme="minorHAnsi" w:hint="eastAsia"/>
+          <w:sz w:val="24"/>
+          <w:szCs w:val="24"/>
+        </w:rPr>
+        <w:t>耶稣握着犹大的手，但并没有说犹大用三十块银子交换耶稣。你可以在房间和桌子上领取面包和杯子，但没有抓住重点。猶大獲得了一個席位，但卻出賣了耶穌。</w:t>
+      </w:r>
+    </w:p>
+    <w:p>
+      <w:pPr>
+        <w:rPr>
+          <w:rFonts w:cstheme="minorHAnsi" w:hint="eastAsia"/>
+          <w:sz w:val="24"/>
+          <w:szCs w:val="24"/>
+        </w:rPr>
+      </w:pPr>
+      <w:r>
+        <w:rPr>
+          <w:rFonts w:cstheme="minorHAnsi" w:hint="eastAsia"/>
+          <w:sz w:val="24"/>
+          <w:szCs w:val="24"/>
+        </w:rPr>
+        <w:t>第二個座位是彼得。彼得看著耶穌說：“我準備和你一起去。”耶穌說：“時候還沒到。”</w:t>
+      </w:r>
+    </w:p>
+    <w:p>
+      <w:pPr>
+        <w:rPr>
+          <w:rFonts w:cstheme="minorHAnsi" w:hint="eastAsia"/>
+          <w:sz w:val="24"/>
+          <w:szCs w:val="24"/>
+        </w:rPr>
+      </w:pPr>
+      <w:r>
+        <w:rPr>
+          <w:rFonts w:cstheme="minorHAnsi" w:hint="eastAsia"/>
+          <w:sz w:val="24"/>
+          <w:szCs w:val="24"/>
+        </w:rPr>
+        <w:t xml:space="preserve">3. </w:t>
+      </w:r>
+      <w:r>
+        <w:rPr>
+          <w:rFonts w:cstheme="minorHAnsi" w:hint="eastAsia"/>
+          <w:sz w:val="24"/>
+          <w:szCs w:val="24"/>
+        </w:rPr>
+        <w:t>路加福音</w:t>
+      </w:r>
+      <w:r>
+        <w:rPr>
+          <w:rFonts w:cstheme="minorHAnsi" w:hint="eastAsia"/>
+          <w:sz w:val="24"/>
+          <w:szCs w:val="24"/>
+        </w:rPr>
+        <w:t xml:space="preserve"> 22:32</w:t>
+      </w:r>
+      <w:r>
+        <w:rPr>
+          <w:rFonts w:cstheme="minorHAnsi" w:hint="eastAsia"/>
+          <w:sz w:val="24"/>
+          <w:szCs w:val="24"/>
+        </w:rPr>
+        <w:t>：“但我已经为你们祈求，叫你们不致失了信心。当你再次回转时，请坚固你的兄弟。”</w:t>
+      </w:r>
+    </w:p>
+    <w:p>
+      <w:pPr>
+        <w:rPr>
+          <w:rFonts w:cstheme="minorHAnsi" w:hint="eastAsia"/>
+          <w:sz w:val="24"/>
+          <w:szCs w:val="24"/>
+        </w:rPr>
+      </w:pPr>
+      <w:r>
+        <w:rPr>
+          <w:rFonts w:cstheme="minorHAnsi" w:hint="eastAsia"/>
+          <w:sz w:val="24"/>
+          <w:szCs w:val="24"/>
+        </w:rPr>
+        <w:t>耶稣为信徒祈祷，确保他们的信仰能够经受住严峻的属灵考验。尽管彼得即将否认，但耶稣向他保证他最终会复兴，并在领导教会中发挥关键作用。</w:t>
+      </w:r>
+      <w:r>
+        <w:rPr>
+          <w:rFonts w:cstheme="minorHAnsi" w:hint="eastAsia"/>
+          <w:sz w:val="24"/>
+          <w:szCs w:val="24"/>
+        </w:rPr>
+        <w:t xml:space="preserve"> 2000</w:t>
+      </w:r>
+      <w:r>
+        <w:rPr>
+          <w:rFonts w:cstheme="minorHAnsi" w:hint="eastAsia"/>
+          <w:sz w:val="24"/>
+          <w:szCs w:val="24"/>
+        </w:rPr>
+        <w:t>年来，耶稣说耶稣身体的饼和耶稣血的酒。</w:t>
+      </w:r>
+    </w:p>
+    <w:p>
+      <w:pPr>
+        <w:rPr>
+          <w:rFonts w:cstheme="minorHAnsi" w:hint="eastAsia"/>
+          <w:sz w:val="24"/>
+          <w:szCs w:val="24"/>
+        </w:rPr>
+      </w:pPr>
+      <w:r>
+        <w:rPr>
+          <w:rFonts w:cstheme="minorHAnsi" w:hint="eastAsia"/>
+          <w:sz w:val="24"/>
+          <w:szCs w:val="24"/>
+        </w:rPr>
+        <w:t xml:space="preserve">4. </w:t>
+      </w:r>
+      <w:r>
+        <w:rPr>
+          <w:rFonts w:cstheme="minorHAnsi" w:hint="eastAsia"/>
+          <w:sz w:val="24"/>
+          <w:szCs w:val="24"/>
+        </w:rPr>
+        <w:t>路加福音</w:t>
+      </w:r>
+      <w:r>
+        <w:rPr>
+          <w:rFonts w:cstheme="minorHAnsi" w:hint="eastAsia"/>
+          <w:sz w:val="24"/>
+          <w:szCs w:val="24"/>
+        </w:rPr>
+        <w:t xml:space="preserve"> 22:26</w:t>
+      </w:r>
+      <w:r>
+        <w:rPr>
+          <w:rFonts w:cstheme="minorHAnsi" w:hint="eastAsia"/>
+          <w:sz w:val="24"/>
+          <w:szCs w:val="24"/>
+        </w:rPr>
+        <w:t>：“但你们却不然。相反，让你们中最伟大的人成为最年轻的人，让领导者成为服务者。”</w:t>
+      </w:r>
+    </w:p>
+    <w:p>
+      <w:pPr>
+        <w:rPr>
+          <w:rFonts w:cstheme="minorHAnsi" w:hint="eastAsia"/>
+          <w:sz w:val="24"/>
+          <w:szCs w:val="24"/>
+        </w:rPr>
+      </w:pPr>
+      <w:r>
+        <w:rPr>
+          <w:rFonts w:cstheme="minorHAnsi" w:hint="eastAsia"/>
+          <w:sz w:val="24"/>
+          <w:szCs w:val="24"/>
+        </w:rPr>
+        <w:t>耶稣国度中真正的伟大在于谦卑的服务，而不是追求地位或权威。</w:t>
+      </w:r>
+    </w:p>
+    <w:p>
+      <w:pPr>
+        <w:rPr>
+          <w:rFonts w:cstheme="minorHAnsi" w:hint="eastAsia"/>
+          <w:sz w:val="24"/>
+          <w:szCs w:val="24"/>
+        </w:rPr>
+      </w:pPr>
+      <w:r>
+        <w:rPr>
+          <w:rFonts w:cstheme="minorHAnsi" w:hint="eastAsia"/>
+          <w:sz w:val="24"/>
+          <w:szCs w:val="24"/>
+        </w:rPr>
+        <w:t>5</w:t>
+      </w:r>
+      <w:r>
+        <w:rPr>
+          <w:rFonts w:cstheme="minorHAnsi" w:hint="eastAsia"/>
+          <w:sz w:val="24"/>
+          <w:szCs w:val="24"/>
+        </w:rPr>
+        <w:t>、結論：</w:t>
+      </w:r>
+    </w:p>
+    <w:p>
+      <w:pPr>
+        <w:rPr>
+          <w:rFonts w:cstheme="minorHAnsi"/>
+          <w:sz w:val="24"/>
+          <w:szCs w:val="24"/>
+        </w:rPr>
+      </w:pPr>
+      <w:r>
+        <w:rPr>
+          <w:rFonts w:cstheme="minorHAnsi" w:hint="eastAsia"/>
+          <w:sz w:val="24"/>
+          <w:szCs w:val="24"/>
+        </w:rPr>
+        <w:t>耶穌擺好了桌子，每個人都在那裡。無論你是否屬於這裡。一頓飯承載著整個世界的重量。他们想在准备好之前就坐到这张桌子上。</w:t>
+      </w:r>
+      <w:r>
+        <w:rPr>
+          <w:rFonts w:cstheme="minorHAnsi" w:hint="eastAsia"/>
+          <w:sz w:val="24"/>
+          <w:szCs w:val="24"/>
+        </w:rPr>
+        <w:t xml:space="preserve">  </w:t>
+      </w:r>
+      <w:r>
+        <w:rPr>
+          <w:rFonts w:cstheme="minorHAnsi" w:hint="eastAsia"/>
+          <w:sz w:val="24"/>
+          <w:szCs w:val="24"/>
+        </w:rPr>
+        <w:t>這張桌子</w:t>
+      </w:r>
+      <w:r>
+        <w:rPr>
+          <w:rFonts w:cstheme="minorHAnsi" w:hint="eastAsia"/>
+          <w:sz w:val="24"/>
+          <w:szCs w:val="24"/>
+        </w:rPr>
+        <w:t>2000</w:t>
+      </w:r>
+      <w:r>
+        <w:rPr>
+          <w:rFonts w:cstheme="minorHAnsi" w:hint="eastAsia"/>
+          <w:sz w:val="24"/>
+          <w:szCs w:val="24"/>
+        </w:rPr>
+        <w:t>年前就在那裡了。你必須準備好接受恩典。該表可供您使用。</w:t>
+      </w:r>
+    </w:p>
+    <w:p>
+      <w:pPr>
+        <w:rPr>
+          <w:rFonts w:cstheme="minorHAnsi"/>
+          <w:sz w:val="24"/>
+          <w:szCs w:val="24"/>
+        </w:rPr>
+      </w:pPr>
+    </w:p>
+    <w:p>
+      <w:pPr>
+        <w:rPr>
+          <w:rFonts w:cstheme="minorHAnsi"/>
+          <w:sz w:val="24"/>
+          <w:szCs w:val="24"/>
+        </w:rPr>
+      </w:pPr>
+      <w:r>
+        <w:rPr>
+          <w:rFonts w:cstheme="minorHAnsi"/>
+          <w:sz w:val="24"/>
+          <w:szCs w:val="24"/>
+        </w:rPr>
+        <w:t>===&gt; Japanese</w:t>
+      </w:r>
+    </w:p>
+    <w:p>
+      <w:pPr>
+        <w:rPr>
+          <w:rFonts w:cstheme="minorHAnsi" w:hint="eastAsia"/>
+          <w:sz w:val="24"/>
+          <w:szCs w:val="24"/>
+        </w:rPr>
+      </w:pPr>
+      <w:r>
+        <w:rPr>
+          <w:rFonts w:cstheme="minorHAnsi" w:hint="eastAsia"/>
+          <w:sz w:val="24"/>
+          <w:szCs w:val="24"/>
+        </w:rPr>
+        <w:t>2026/03/28</w:t>
+      </w:r>
+      <w:r>
+        <w:rPr>
+          <w:rFonts w:cstheme="minorHAnsi" w:hint="eastAsia"/>
+          <w:sz w:val="24"/>
+          <w:szCs w:val="24"/>
+        </w:rPr>
+        <w:t>、メンロー教会礼拝</w:t>
+      </w:r>
+      <w:r>
+        <w:rPr>
+          <w:rFonts w:cstheme="minorHAnsi" w:hint="eastAsia"/>
+          <w:sz w:val="24"/>
+          <w:szCs w:val="24"/>
+        </w:rPr>
+        <w:t xml:space="preserve"> (</w:t>
+      </w:r>
+      <w:r>
+        <w:rPr>
+          <w:rFonts w:cstheme="minorHAnsi" w:hint="eastAsia"/>
+          <w:sz w:val="24"/>
+          <w:szCs w:val="24"/>
+        </w:rPr>
+        <w:t>先週の概要、</w:t>
+      </w:r>
+      <w:r>
+        <w:rPr>
+          <w:rFonts w:cstheme="minorHAnsi" w:hint="eastAsia"/>
+          <w:sz w:val="24"/>
+          <w:szCs w:val="24"/>
+        </w:rPr>
+        <w:t>2028/03/22)</w:t>
+      </w:r>
+    </w:p>
+    <w:p>
+      <w:pPr>
+        <w:rPr>
+          <w:rFonts w:cstheme="minorHAnsi"/>
+          <w:sz w:val="24"/>
+          <w:szCs w:val="24"/>
+        </w:rPr>
+      </w:pPr>
+      <w:r>
+        <w:rPr>
+          <w:rFonts w:cstheme="minorHAnsi"/>
+          <w:sz w:val="24"/>
+          <w:szCs w:val="24"/>
+        </w:rPr>
+        <w:t>https://youtu.be/CzEdPKdj0GY?si=WRHI8PZPTEXkiuyf</w:t>
+      </w:r>
+    </w:p>
+    <w:p>
+      <w:pPr>
+        <w:rPr>
+          <w:rFonts w:cstheme="minorHAnsi"/>
+          <w:sz w:val="24"/>
+          <w:szCs w:val="24"/>
+        </w:rPr>
+      </w:pPr>
+      <w:r>
+        <w:rPr>
+          <w:rFonts w:cstheme="minorHAnsi" w:hint="eastAsia"/>
+          <w:sz w:val="24"/>
+          <w:szCs w:val="24"/>
+        </w:rPr>
+        <w:t>「私はあなたと一緒にテーブルにいます</w:t>
+      </w:r>
+      <w:r>
+        <w:rPr>
+          <w:rFonts w:cstheme="minorHAnsi"/>
+          <w:sz w:val="24"/>
+          <w:szCs w:val="24"/>
+        </w:rPr>
+        <w:t xml:space="preserve"> | </w:t>
+      </w:r>
+      <w:r>
+        <w:rPr>
+          <w:rFonts w:cstheme="minorHAnsi" w:hint="eastAsia"/>
+          <w:sz w:val="24"/>
+          <w:szCs w:val="24"/>
+        </w:rPr>
+        <w:t>私は…近づく神です」</w:t>
+      </w:r>
+      <w:r>
+        <w:rPr>
+          <w:rFonts w:cstheme="minorHAnsi"/>
+          <w:sz w:val="24"/>
+          <w:szCs w:val="24"/>
+        </w:rPr>
+        <w:t xml:space="preserve"> </w:t>
+      </w:r>
+      <w:r>
+        <w:rPr>
+          <w:rFonts w:cstheme="minorHAnsi" w:hint="eastAsia"/>
+          <w:sz w:val="24"/>
+          <w:szCs w:val="24"/>
+        </w:rPr>
+        <w:t>フィル</w:t>
+      </w:r>
+      <w:r>
+        <w:rPr>
+          <w:rFonts w:ascii="MS Mincho" w:eastAsia="MS Mincho" w:hAnsi="MS Mincho" w:cs="MS Mincho" w:hint="eastAsia"/>
+          <w:sz w:val="24"/>
+          <w:szCs w:val="24"/>
+        </w:rPr>
+        <w:t>・</w:t>
+      </w:r>
+      <w:r>
+        <w:rPr>
+          <w:rFonts w:ascii="SimSun" w:hAnsi="SimSun" w:cs="SimSun" w:hint="eastAsia"/>
+          <w:sz w:val="24"/>
+          <w:szCs w:val="24"/>
+        </w:rPr>
+        <w:t>ユーバンク、主任牧師</w:t>
+      </w:r>
+    </w:p>
+    <w:p>
+      <w:pPr>
+        <w:rPr>
+          <w:rFonts w:cstheme="minorHAnsi"/>
+          <w:sz w:val="24"/>
+          <w:szCs w:val="24"/>
+        </w:rPr>
+      </w:pPr>
+    </w:p>
+    <w:p>
+      <w:pPr>
+        <w:rPr>
+          <w:rFonts w:cstheme="minorHAnsi" w:hint="eastAsia"/>
+          <w:sz w:val="24"/>
+          <w:szCs w:val="24"/>
+        </w:rPr>
+      </w:pPr>
+      <w:r>
+        <w:rPr>
+          <w:rFonts w:cstheme="minorHAnsi" w:hint="eastAsia"/>
+          <w:sz w:val="24"/>
+          <w:szCs w:val="24"/>
+        </w:rPr>
+        <w:t>今日は「私はテーブルであなたと一緒にいます」について話します。</w:t>
+      </w:r>
+      <w:r>
+        <w:rPr>
+          <w:rFonts w:cstheme="minorHAnsi" w:hint="eastAsia"/>
+          <w:sz w:val="24"/>
+          <w:szCs w:val="24"/>
+        </w:rPr>
+        <w:t xml:space="preserve"> </w:t>
+      </w:r>
+      <w:r>
+        <w:rPr>
+          <w:rFonts w:cstheme="minorHAnsi" w:hint="eastAsia"/>
+          <w:sz w:val="24"/>
+          <w:szCs w:val="24"/>
+        </w:rPr>
+        <w:t>「</w:t>
+      </w:r>
+      <w:r>
+        <w:rPr>
+          <w:rFonts w:cstheme="minorHAnsi" w:hint="eastAsia"/>
+          <w:sz w:val="24"/>
+          <w:szCs w:val="24"/>
+        </w:rPr>
+        <w:t>I Am</w:t>
+      </w:r>
+      <w:r>
+        <w:rPr>
+          <w:rFonts w:cstheme="minorHAnsi" w:hint="eastAsia"/>
+          <w:sz w:val="24"/>
+          <w:szCs w:val="24"/>
+        </w:rPr>
+        <w:t>…近づく神様」シリーズの第</w:t>
+      </w:r>
+      <w:r>
+        <w:rPr>
+          <w:rFonts w:cstheme="minorHAnsi" w:hint="eastAsia"/>
+          <w:sz w:val="24"/>
+          <w:szCs w:val="24"/>
+        </w:rPr>
+        <w:t>5</w:t>
+      </w:r>
+      <w:r>
+        <w:rPr>
+          <w:rFonts w:cstheme="minorHAnsi" w:hint="eastAsia"/>
+          <w:sz w:val="24"/>
+          <w:szCs w:val="24"/>
+        </w:rPr>
+        <w:t>弾です。ルカ</w:t>
+      </w:r>
+      <w:r>
+        <w:rPr>
+          <w:rFonts w:cstheme="minorHAnsi" w:hint="eastAsia"/>
+          <w:sz w:val="24"/>
+          <w:szCs w:val="24"/>
+        </w:rPr>
+        <w:t xml:space="preserve"> 22:15-22 </w:t>
+      </w:r>
+      <w:r>
+        <w:rPr>
+          <w:rFonts w:cstheme="minorHAnsi" w:hint="eastAsia"/>
+          <w:sz w:val="24"/>
+          <w:szCs w:val="24"/>
+        </w:rPr>
+        <w:t>では、イエスが食卓を整え、</w:t>
+      </w:r>
+      <w:r>
+        <w:rPr>
+          <w:rFonts w:cstheme="minorHAnsi" w:hint="eastAsia"/>
+          <w:sz w:val="24"/>
+          <w:szCs w:val="24"/>
+        </w:rPr>
+        <w:t xml:space="preserve">12 </w:t>
+      </w:r>
+      <w:r>
+        <w:rPr>
+          <w:rFonts w:cstheme="minorHAnsi" w:hint="eastAsia"/>
+          <w:sz w:val="24"/>
+          <w:szCs w:val="24"/>
+        </w:rPr>
+        <w:t>人の弟子たちを最後の晩餐に招待します。</w:t>
+      </w:r>
+    </w:p>
+    <w:p>
+      <w:pPr>
+        <w:rPr>
+          <w:rFonts w:cstheme="minorHAnsi"/>
+          <w:sz w:val="24"/>
+          <w:szCs w:val="24"/>
+        </w:rPr>
+      </w:pPr>
+    </w:p>
+    <w:p>
+      <w:pPr>
+        <w:rPr>
+          <w:rFonts w:cstheme="minorHAnsi" w:hint="eastAsia"/>
+          <w:sz w:val="24"/>
+          <w:szCs w:val="24"/>
+        </w:rPr>
+      </w:pPr>
+      <w:r>
+        <w:rPr>
+          <w:rFonts w:cstheme="minorHAnsi" w:hint="eastAsia"/>
+          <w:sz w:val="24"/>
+          <w:szCs w:val="24"/>
+        </w:rPr>
+        <w:t>概要</w:t>
+      </w:r>
+      <w:r>
+        <w:rPr>
+          <w:rFonts w:cstheme="minorHAnsi" w:hint="eastAsia"/>
+          <w:sz w:val="24"/>
+          <w:szCs w:val="24"/>
+        </w:rPr>
+        <w:t>:</w:t>
+      </w:r>
+    </w:p>
+    <w:p>
+      <w:pPr>
+        <w:rPr>
+          <w:rFonts w:cstheme="minorHAnsi" w:hint="eastAsia"/>
+          <w:sz w:val="24"/>
+          <w:szCs w:val="24"/>
+        </w:rPr>
+      </w:pPr>
+      <w:r>
+        <w:rPr>
+          <w:rFonts w:cstheme="minorHAnsi" w:hint="eastAsia"/>
+          <w:sz w:val="24"/>
+          <w:szCs w:val="24"/>
+        </w:rPr>
+        <w:lastRenderedPageBreak/>
+        <w:t xml:space="preserve">1. </w:t>
+      </w:r>
+      <w:r>
+        <w:rPr>
+          <w:rFonts w:cstheme="minorHAnsi" w:hint="eastAsia"/>
+          <w:sz w:val="24"/>
+          <w:szCs w:val="24"/>
+        </w:rPr>
+        <w:t>ルカ</w:t>
+      </w:r>
+      <w:r>
+        <w:rPr>
+          <w:rFonts w:cstheme="minorHAnsi" w:hint="eastAsia"/>
+          <w:sz w:val="24"/>
+          <w:szCs w:val="24"/>
+        </w:rPr>
+        <w:t xml:space="preserve"> 22:15: </w:t>
+      </w:r>
+      <w:r>
+        <w:rPr>
+          <w:rFonts w:cstheme="minorHAnsi" w:hint="eastAsia"/>
+          <w:sz w:val="24"/>
+          <w:szCs w:val="24"/>
+        </w:rPr>
+        <w:t>「そしてイエスは彼らに言った、「苦しむ前に、この過越の食事をあなたたちと一緒に食べたいと心から願っていました。」</w:t>
+      </w:r>
+    </w:p>
+    <w:p>
+      <w:pPr>
+        <w:rPr>
+          <w:rFonts w:cstheme="minorHAnsi" w:hint="eastAsia"/>
+          <w:sz w:val="24"/>
+          <w:szCs w:val="24"/>
+        </w:rPr>
+      </w:pPr>
+      <w:r>
+        <w:rPr>
+          <w:rFonts w:cstheme="minorHAnsi" w:hint="eastAsia"/>
+          <w:sz w:val="24"/>
+          <w:szCs w:val="24"/>
+        </w:rPr>
+        <w:t>イエスはテーブルを用意し、私たちも参加するよう勧めます。最初の席はユダです。最初の席はとても居心地が悪いです。イエスはパンを取り、杯を取り、それからパンを裂き、その血で新しい契約を示します。</w:t>
+      </w:r>
+    </w:p>
+    <w:p>
+      <w:pPr>
+        <w:rPr>
+          <w:rFonts w:cstheme="minorHAnsi" w:hint="eastAsia"/>
+          <w:sz w:val="24"/>
+          <w:szCs w:val="24"/>
+        </w:rPr>
+      </w:pPr>
+      <w:r>
+        <w:rPr>
+          <w:rFonts w:cstheme="minorHAnsi" w:hint="eastAsia"/>
+          <w:sz w:val="24"/>
+          <w:szCs w:val="24"/>
+        </w:rPr>
+        <w:t xml:space="preserve">2. </w:t>
+      </w:r>
+      <w:r>
+        <w:rPr>
+          <w:rFonts w:cstheme="minorHAnsi" w:hint="eastAsia"/>
+          <w:sz w:val="24"/>
+          <w:szCs w:val="24"/>
+        </w:rPr>
+        <w:t>ルカ</w:t>
+      </w:r>
+      <w:r>
+        <w:rPr>
+          <w:rFonts w:cstheme="minorHAnsi" w:hint="eastAsia"/>
+          <w:sz w:val="24"/>
+          <w:szCs w:val="24"/>
+        </w:rPr>
+        <w:t xml:space="preserve"> 22:21: </w:t>
+      </w:r>
+      <w:r>
+        <w:rPr>
+          <w:rFonts w:cstheme="minorHAnsi" w:hint="eastAsia"/>
+          <w:sz w:val="24"/>
+          <w:szCs w:val="24"/>
+        </w:rPr>
+        <w:t>「しかし見よ、わたしを裏切る者の手はわたしとともに食卓の上にある。」</w:t>
+      </w:r>
+    </w:p>
+    <w:p>
+      <w:pPr>
+        <w:rPr>
+          <w:rFonts w:cstheme="minorHAnsi" w:hint="eastAsia"/>
+          <w:sz w:val="24"/>
+          <w:szCs w:val="24"/>
+        </w:rPr>
+      </w:pPr>
+      <w:r>
+        <w:rPr>
+          <w:rFonts w:cstheme="minorHAnsi" w:hint="eastAsia"/>
+          <w:sz w:val="24"/>
+          <w:szCs w:val="24"/>
+        </w:rPr>
+        <w:t>イエスはユダの手を握りましたが、ユダがイエスを銀貨</w:t>
+      </w:r>
+      <w:r>
+        <w:rPr>
+          <w:rFonts w:cstheme="minorHAnsi" w:hint="eastAsia"/>
+          <w:sz w:val="24"/>
+          <w:szCs w:val="24"/>
+        </w:rPr>
+        <w:t>30</w:t>
+      </w:r>
+      <w:r>
+        <w:rPr>
+          <w:rFonts w:cstheme="minorHAnsi" w:hint="eastAsia"/>
+          <w:sz w:val="24"/>
+          <w:szCs w:val="24"/>
+        </w:rPr>
+        <w:t>枚と交換したとは言いませんでした。部屋やテーブルにいてパンとカップを受け取ることはできますが、要点を見逃しています。ユダは議席を獲得しますが、イエスを売り飛ばします。</w:t>
+      </w:r>
+    </w:p>
+    <w:p>
+      <w:pPr>
+        <w:rPr>
+          <w:rFonts w:cstheme="minorHAnsi" w:hint="eastAsia"/>
+          <w:sz w:val="24"/>
+          <w:szCs w:val="24"/>
+        </w:rPr>
+      </w:pPr>
+      <w:r>
+        <w:rPr>
+          <w:rFonts w:cstheme="minorHAnsi" w:hint="eastAsia"/>
+          <w:sz w:val="24"/>
+          <w:szCs w:val="24"/>
+        </w:rPr>
+        <w:t>2</w:t>
+      </w:r>
+      <w:r>
+        <w:rPr>
+          <w:rFonts w:cstheme="minorHAnsi" w:hint="eastAsia"/>
+          <w:sz w:val="24"/>
+          <w:szCs w:val="24"/>
+        </w:rPr>
+        <w:t>番目の席はピーターです。ペテロはイエスを見て、「私はあなたと一緒に行く用意ができています」と言った。イエスは、「その時はまだ来ていない」と言われました。</w:t>
+      </w:r>
+    </w:p>
+    <w:p>
+      <w:pPr>
+        <w:rPr>
+          <w:rFonts w:cstheme="minorHAnsi" w:hint="eastAsia"/>
+          <w:sz w:val="24"/>
+          <w:szCs w:val="24"/>
+        </w:rPr>
+      </w:pPr>
+      <w:r>
+        <w:rPr>
+          <w:rFonts w:cstheme="minorHAnsi" w:hint="eastAsia"/>
+          <w:sz w:val="24"/>
+          <w:szCs w:val="24"/>
+        </w:rPr>
+        <w:t xml:space="preserve">3. </w:t>
+      </w:r>
+      <w:r>
+        <w:rPr>
+          <w:rFonts w:cstheme="minorHAnsi" w:hint="eastAsia"/>
+          <w:sz w:val="24"/>
+          <w:szCs w:val="24"/>
+        </w:rPr>
+        <w:t>ルカ</w:t>
+      </w:r>
+      <w:r>
+        <w:rPr>
+          <w:rFonts w:cstheme="minorHAnsi" w:hint="eastAsia"/>
+          <w:sz w:val="24"/>
+          <w:szCs w:val="24"/>
+        </w:rPr>
+        <w:t xml:space="preserve"> 22:32: </w:t>
+      </w:r>
+      <w:r>
+        <w:rPr>
+          <w:rFonts w:cstheme="minorHAnsi" w:hint="eastAsia"/>
+          <w:sz w:val="24"/>
+          <w:szCs w:val="24"/>
+        </w:rPr>
+        <w:t>「しかし、わたしはあなたの信仰がなくならないように、あなたのために祈りました。そして、あなたが再び立ち直ったら、兄弟たちを力づけてください。」</w:t>
+      </w:r>
+    </w:p>
+    <w:p>
+      <w:pPr>
+        <w:rPr>
+          <w:rFonts w:cstheme="minorHAnsi" w:hint="eastAsia"/>
+          <w:sz w:val="24"/>
+          <w:szCs w:val="24"/>
+        </w:rPr>
+      </w:pPr>
+      <w:r>
+        <w:rPr>
+          <w:rFonts w:cstheme="minorHAnsi" w:hint="eastAsia"/>
+          <w:sz w:val="24"/>
+          <w:szCs w:val="24"/>
+        </w:rPr>
+        <w:t>イエスは信者たちが厳しい霊的試練に耐えられるよう祈りました。ペテロが差し迫った否認にもかかわらず、イエスはペテロが最終的に回復することと、教会を導く上での重要な役割を保証されました。</w:t>
+      </w:r>
+      <w:r>
+        <w:rPr>
+          <w:rFonts w:cstheme="minorHAnsi" w:hint="eastAsia"/>
+          <w:sz w:val="24"/>
+          <w:szCs w:val="24"/>
+        </w:rPr>
+        <w:t xml:space="preserve"> 2000</w:t>
+      </w:r>
+      <w:r>
+        <w:rPr>
+          <w:rFonts w:cstheme="minorHAnsi" w:hint="eastAsia"/>
+          <w:sz w:val="24"/>
+          <w:szCs w:val="24"/>
+        </w:rPr>
+        <w:t>年間、イエスはイエスの体のパンとイエスの血のワインを言いました。</w:t>
+      </w:r>
+    </w:p>
+    <w:p>
+      <w:pPr>
+        <w:rPr>
+          <w:rFonts w:cstheme="minorHAnsi" w:hint="eastAsia"/>
+          <w:sz w:val="24"/>
+          <w:szCs w:val="24"/>
+        </w:rPr>
+      </w:pPr>
+      <w:r>
+        <w:rPr>
+          <w:rFonts w:cstheme="minorHAnsi" w:hint="eastAsia"/>
+          <w:sz w:val="24"/>
+          <w:szCs w:val="24"/>
+        </w:rPr>
+        <w:t xml:space="preserve">4. </w:t>
+      </w:r>
+      <w:r>
+        <w:rPr>
+          <w:rFonts w:cstheme="minorHAnsi" w:hint="eastAsia"/>
+          <w:sz w:val="24"/>
+          <w:szCs w:val="24"/>
+        </w:rPr>
+        <w:t>ルカ</w:t>
+      </w:r>
+      <w:r>
+        <w:rPr>
+          <w:rFonts w:cstheme="minorHAnsi" w:hint="eastAsia"/>
+          <w:sz w:val="24"/>
+          <w:szCs w:val="24"/>
+        </w:rPr>
+        <w:t xml:space="preserve"> 22:26: </w:t>
+      </w:r>
+      <w:r>
+        <w:rPr>
+          <w:rFonts w:cstheme="minorHAnsi" w:hint="eastAsia"/>
+          <w:sz w:val="24"/>
+          <w:szCs w:val="24"/>
+        </w:rPr>
+        <w:t>「しかし、あなたはそうではありません。むしろ、あなたがたの中で最も優れた者が最年少のようになり、リーダーが奉仕する者になりなさい。」</w:t>
+      </w:r>
+    </w:p>
+    <w:p>
+      <w:pPr>
+        <w:rPr>
+          <w:rFonts w:cstheme="minorHAnsi" w:hint="eastAsia"/>
+          <w:sz w:val="24"/>
+          <w:szCs w:val="24"/>
+        </w:rPr>
+      </w:pPr>
+      <w:r>
+        <w:rPr>
+          <w:rFonts w:cstheme="minorHAnsi" w:hint="eastAsia"/>
+          <w:sz w:val="24"/>
+          <w:szCs w:val="24"/>
+        </w:rPr>
+        <w:t>イエスの王国の真の偉大さは、地位や権威の追求ではなく、謙虚な奉仕の中に見出されます。</w:t>
+      </w:r>
+    </w:p>
+    <w:p>
+      <w:pPr>
+        <w:rPr>
+          <w:rFonts w:cstheme="minorHAnsi" w:hint="eastAsia"/>
+          <w:sz w:val="24"/>
+          <w:szCs w:val="24"/>
+        </w:rPr>
+      </w:pPr>
+      <w:r>
+        <w:rPr>
+          <w:rFonts w:cstheme="minorHAnsi" w:hint="eastAsia"/>
+          <w:sz w:val="24"/>
+          <w:szCs w:val="24"/>
+        </w:rPr>
+        <w:t xml:space="preserve">5. </w:t>
+      </w:r>
+      <w:r>
+        <w:rPr>
+          <w:rFonts w:cstheme="minorHAnsi" w:hint="eastAsia"/>
+          <w:sz w:val="24"/>
+          <w:szCs w:val="24"/>
+        </w:rPr>
+        <w:t>結論</w:t>
+      </w:r>
+      <w:r>
+        <w:rPr>
+          <w:rFonts w:cstheme="minorHAnsi" w:hint="eastAsia"/>
+          <w:sz w:val="24"/>
+          <w:szCs w:val="24"/>
+        </w:rPr>
+        <w:t>:</w:t>
+      </w:r>
+    </w:p>
+    <w:p>
+      <w:pPr>
+        <w:rPr>
+          <w:rFonts w:cstheme="minorHAnsi"/>
+          <w:sz w:val="24"/>
+          <w:szCs w:val="24"/>
+        </w:rPr>
+      </w:pPr>
+      <w:r>
+        <w:rPr>
+          <w:rFonts w:cstheme="minorHAnsi" w:hint="eastAsia"/>
+          <w:sz w:val="24"/>
+          <w:szCs w:val="24"/>
+        </w:rPr>
+        <w:t>イエス様がテーブルを用意してくださいました、全員がそこにいます。あなたがここに属しているかどうか。共有された食事には、全世界のすべての重みが伴います。彼らは準備が整う前にこのテーブルに着きたいと考えています。</w:t>
+      </w:r>
+      <w:r>
+        <w:rPr>
+          <w:rFonts w:cstheme="minorHAnsi" w:hint="eastAsia"/>
+          <w:sz w:val="24"/>
+          <w:szCs w:val="24"/>
+        </w:rPr>
+        <w:t xml:space="preserve"> </w:t>
+      </w:r>
+      <w:r>
+        <w:rPr>
+          <w:rFonts w:cstheme="minorHAnsi" w:hint="eastAsia"/>
+          <w:sz w:val="24"/>
+          <w:szCs w:val="24"/>
+        </w:rPr>
+        <w:t>そのテーブルは</w:t>
+      </w:r>
+      <w:r>
+        <w:rPr>
+          <w:rFonts w:cstheme="minorHAnsi" w:hint="eastAsia"/>
+          <w:sz w:val="24"/>
+          <w:szCs w:val="24"/>
+        </w:rPr>
+        <w:t>2000</w:t>
+      </w:r>
+      <w:r>
+        <w:rPr>
+          <w:rFonts w:cstheme="minorHAnsi" w:hint="eastAsia"/>
+          <w:sz w:val="24"/>
+          <w:szCs w:val="24"/>
+        </w:rPr>
+        <w:t>年前からそこにありました。恵みを受け取る準備ができていなければなりません。テーブルはご利用いただけます。</w:t>
       </w:r>
     </w:p>
     <w:sectPr>
@@ -19687,6 +20730,7 @@
   <w:style w:type="character" w:default="1" w:styleId="DefaultParagraphFont">
     <w:name w:val="Default Paragraph Font"/>
     <w:uiPriority w:val="1"/>
+    <w:semiHidden/>
     <w:unhideWhenUsed/>
   </w:style>
   <w:style w:type="table" w:default="1" w:styleId="TableNormal">

--- a/Church/2026/2026_0328_MenloChurch.docx
+++ b/Church/2026/2026_0328_MenloChurch.docx
@@ -3,379 +3,107 @@
 <w:document xmlns:wpc="http://schemas.microsoft.com/office/word/2010/wordprocessingCanvas" xmlns:cx="http://schemas.microsoft.com/office/drawing/2014/chartex" xmlns:cx1="http://schemas.microsoft.com/office/drawing/2015/9/8/chartex" xmlns:cx2="http://schemas.microsoft.com/office/drawing/2015/10/21/chartex" xmlns:cx3="http://schemas.microsoft.com/office/drawing/2016/5/9/chartex" xmlns:cx4="http://schemas.microsoft.com/office/drawing/2016/5/10/chartex" xmlns:cx5="http://schemas.microsoft.com/office/drawing/2016/5/11/chartex" xmlns:cx6="http://schemas.microsoft.com/office/drawing/2016/5/12/chartex" xmlns:cx7="http://schemas.microsoft.com/office/drawing/2016/5/13/chartex" xmlns:cx8="http://schemas.microsoft.com/office/drawing/2016/5/14/chartex" xmlns:mc="http://schemas.openxmlformats.org/markup-compatibility/2006" xmlns:aink="http://schemas.microsoft.com/office/drawing/2016/ink" xmlns:am3d="http://schemas.microsoft.com/office/drawing/2017/model3d" xmlns:o="urn:schemas-microsoft-com:office:office" xmlns:oel="http://schemas.microsoft.com/office/2019/extlst" xmlns:r="http://schemas.openxmlformats.org/officeDocument/2006/relationships" xmlns:m="http://schemas.openxmlformats.org/officeDocument/2006/math" xmlns:v="urn:schemas-microsoft-com:vml" xmlns:wp14="http://schemas.microsoft.com/office/word/2010/wordprocessingDrawing" xmlns:wp="http://schemas.openxmlformats.org/drawingml/2006/wordprocessingDrawing" xmlns:w10="urn:schemas-microsoft-com:office:word" xmlns:w="http://schemas.openxmlformats.org/wordprocessingml/2006/main" xmlns:w14="http://schemas.microsoft.com/office/word/2010/wordml" xmlns:w15="http://schemas.microsoft.com/office/word/2012/wordml" xmlns:w16cex="http://schemas.microsoft.com/office/word/2018/wordml/cex" xmlns:w16cid="http://schemas.microsoft.com/office/word/2016/wordml/cid" xmlns:w16="http://schemas.microsoft.com/office/word/2018/wordml" xmlns:w16du="http://schemas.microsoft.com/office/word/2023/wordml/word16du" xmlns:w16sdtdh="http://schemas.microsoft.com/office/word/2020/wordml/sdtdatahash" xmlns:w16sdtfl="http://schemas.microsoft.com/office/word/2024/wordml/sdtformatlock" xmlns:w16se="http://schemas.microsoft.com/office/word/2015/wordml/symex" xmlns:wpg="http://schemas.microsoft.com/office/word/2010/wordprocessingGroup" xmlns:wpi="http://schemas.microsoft.com/office/word/2010/wordprocessingInk" xmlns:wne="http://schemas.microsoft.com/office/word/2006/wordml" xmlns:wps="http://schemas.microsoft.com/office/word/2010/wordprocessingShape" mc:Ignorable="w14 w15 w16se w16cid w16 w16cex w16sdtdh w16sdtfl w16du wp14">
   <w:body>
     <w:p>
-      <w:pPr>
-        <w:rPr>
-          <w:rFonts w:cstheme="minorHAnsi"/>
-          <w:sz w:val="24"/>
-          <w:szCs w:val="24"/>
-        </w:rPr>
-      </w:pPr>
-      <w:r>
-        <w:rPr>
-          <w:rFonts w:cstheme="minorHAnsi"/>
-          <w:sz w:val="24"/>
-          <w:szCs w:val="24"/>
-        </w:rPr>
+      <w:r>
         <w:t>03</w:t>
       </w:r>
       <w:r>
-        <w:rPr>
-          <w:rFonts w:cstheme="minorHAnsi"/>
-          <w:sz w:val="24"/>
-          <w:szCs w:val="24"/>
-        </w:rPr>
         <w:t>/</w:t>
       </w:r>
       <w:r>
-        <w:rPr>
-          <w:rFonts w:cstheme="minorHAnsi"/>
-          <w:sz w:val="24"/>
-          <w:szCs w:val="24"/>
-        </w:rPr>
         <w:t>28/</w:t>
       </w:r>
       <w:r>
-        <w:rPr>
-          <w:rFonts w:cstheme="minorHAnsi"/>
-          <w:sz w:val="24"/>
-          <w:szCs w:val="24"/>
-        </w:rPr>
         <w:t>202</w:t>
       </w:r>
       <w:r>
-        <w:rPr>
-          <w:rFonts w:cstheme="minorHAnsi"/>
-          <w:sz w:val="24"/>
-          <w:szCs w:val="24"/>
-        </w:rPr>
         <w:t>6</w:t>
       </w:r>
       <w:r>
-        <w:rPr>
-          <w:rFonts w:cstheme="minorHAnsi"/>
-          <w:sz w:val="24"/>
-          <w:szCs w:val="24"/>
-        </w:rPr>
         <w:t xml:space="preserve">, </w:t>
       </w:r>
       <w:r>
-        <w:rPr>
-          <w:rFonts w:cstheme="minorHAnsi"/>
-          <w:sz w:val="24"/>
-          <w:szCs w:val="24"/>
-        </w:rPr>
         <w:t>Menlo Church Worship (Summary of last week, 03/22/2028)</w:t>
       </w:r>
     </w:p>
     <w:p>
-      <w:pPr>
-        <w:rPr>
-          <w:rFonts w:cstheme="minorHAnsi"/>
-          <w:sz w:val="24"/>
-          <w:szCs w:val="24"/>
-        </w:rPr>
-      </w:pPr>
-      <w:r>
-        <w:rPr>
-          <w:rFonts w:cstheme="minorHAnsi"/>
-          <w:sz w:val="24"/>
-          <w:szCs w:val="24"/>
-        </w:rPr>
+      <w:r>
         <w:t>https://youtu.be/CzEdPKdj0GY?si=WRHI8PZPTEXkiuyf</w:t>
       </w:r>
     </w:p>
     <w:p>
-      <w:pPr>
-        <w:rPr>
-          <w:rFonts w:cstheme="minorHAnsi"/>
-          <w:sz w:val="24"/>
-          <w:szCs w:val="24"/>
-        </w:rPr>
-      </w:pPr>
-      <w:r>
-        <w:rPr>
-          <w:rFonts w:cstheme="minorHAnsi"/>
-          <w:sz w:val="24"/>
-          <w:szCs w:val="24"/>
-        </w:rPr>
+      <w:r>
         <w:t>“</w:t>
       </w:r>
       <w:r>
-        <w:rPr>
-          <w:rFonts w:cstheme="minorHAnsi"/>
-          <w:sz w:val="24"/>
-          <w:szCs w:val="24"/>
-        </w:rPr>
         <w:t xml:space="preserve">I Am With You At the Table </w:t>
       </w:r>
       <w:r>
-        <w:rPr>
-          <w:rFonts w:cstheme="minorHAnsi"/>
-          <w:sz w:val="24"/>
-          <w:szCs w:val="24"/>
-        </w:rPr>
         <w:t xml:space="preserve">| </w:t>
       </w:r>
       <w:r>
-        <w:rPr>
-          <w:rFonts w:cstheme="minorHAnsi"/>
-          <w:sz w:val="24"/>
-          <w:szCs w:val="24"/>
-        </w:rPr>
         <w:t>I Am …The God Who Gets Close</w:t>
       </w:r>
       <w:r>
-        <w:rPr>
-          <w:rFonts w:cstheme="minorHAnsi"/>
-          <w:sz w:val="24"/>
-          <w:szCs w:val="24"/>
-        </w:rPr>
         <w:t>,”</w:t>
       </w:r>
       <w:r>
-        <w:rPr>
-          <w:rFonts w:cstheme="minorHAnsi"/>
-          <w:sz w:val="24"/>
-          <w:szCs w:val="24"/>
-        </w:rPr>
         <w:t xml:space="preserve"> </w:t>
       </w:r>
       <w:r>
-        <w:rPr>
-          <w:rFonts w:cstheme="minorHAnsi"/>
-          <w:sz w:val="24"/>
-          <w:szCs w:val="24"/>
-        </w:rPr>
         <w:t>Phil EuBank, Lead Pastor</w:t>
+      </w:r>
+    </w:p>
+    <w:p/>
+    <w:p>
+      <w:r>
+        <w:t xml:space="preserve">Today, we talk </w:t>
+      </w:r>
+      <w:r>
+        <w:t xml:space="preserve">"I Am With You </w:t>
+      </w:r>
+      <w:r>
+        <w:t>At the Table.”</w:t>
+      </w:r>
+      <w:r>
+        <w:t> </w:t>
+      </w:r>
+      <w:r>
+        <w:t>It is the fifth of “I Am …The God Who Gets Close” series. In Luke 22: 15-26, Jesus sets up the table and invites his 12 disciples for the last dinner.</w:t>
+      </w:r>
+    </w:p>
+    <w:p/>
+    <w:p>
+      <w:r>
+        <w:t>Introduction:</w:t>
       </w:r>
     </w:p>
     <w:p>
-      <w:pPr>
-        <w:rPr>
-          <w:rFonts w:cstheme="minorHAnsi"/>
-          <w:sz w:val="24"/>
-          <w:szCs w:val="24"/>
-        </w:rPr>
-      </w:pPr>
+      <w:r>
+        <w:t>10</w:t>
+      </w:r>
+      <w:r>
+        <w:t>:</w:t>
+      </w:r>
+      <w:r>
+        <w:t>47</w:t>
+      </w:r>
+      <w:r>
+        <w:t>/1:1</w:t>
+      </w:r>
+      <w:r>
+        <w:t>5</w:t>
+      </w:r>
+      <w:r>
+        <w:t>:0</w:t>
+      </w:r>
+      <w:r>
+        <w:t>0</w:t>
+      </w:r>
     </w:p>
     <w:p>
-      <w:pPr>
-        <w:rPr>
-          <w:rFonts w:cstheme="minorHAnsi"/>
-          <w:sz w:val="24"/>
-          <w:szCs w:val="24"/>
-        </w:rPr>
-      </w:pPr>
-      <w:r>
-        <w:rPr>
-          <w:rFonts w:cstheme="minorHAnsi"/>
-          <w:sz w:val="24"/>
-          <w:szCs w:val="24"/>
-        </w:rPr>
-        <w:t xml:space="preserve">Today, we talk </w:t>
-      </w:r>
-      <w:r>
-        <w:rPr>
-          <w:rFonts w:cstheme="minorHAnsi"/>
-          <w:sz w:val="24"/>
-          <w:szCs w:val="24"/>
-        </w:rPr>
-        <w:t xml:space="preserve">"I Am With You </w:t>
-      </w:r>
-      <w:r>
-        <w:rPr>
-          <w:rFonts w:cstheme="minorHAnsi"/>
-          <w:sz w:val="24"/>
-          <w:szCs w:val="24"/>
-        </w:rPr>
-        <w:t>At the Table.”</w:t>
-      </w:r>
-      <w:r>
-        <w:rPr>
-          <w:rFonts w:cstheme="minorHAnsi"/>
-          <w:sz w:val="24"/>
-          <w:szCs w:val="24"/>
-        </w:rPr>
-        <w:t> </w:t>
-      </w:r>
-      <w:r>
-        <w:rPr>
-          <w:rFonts w:cstheme="minorHAnsi"/>
-          <w:sz w:val="24"/>
-          <w:szCs w:val="24"/>
-        </w:rPr>
-        <w:t>It is</w:t>
-      </w:r>
-      <w:r>
-        <w:rPr>
-          <w:rFonts w:cstheme="minorHAnsi"/>
-          <w:sz w:val="24"/>
-          <w:szCs w:val="24"/>
-        </w:rPr>
-        <w:t xml:space="preserve"> the fifth</w:t>
-      </w:r>
-      <w:r>
-        <w:rPr>
-          <w:rFonts w:cstheme="minorHAnsi"/>
-          <w:sz w:val="24"/>
-          <w:szCs w:val="24"/>
-        </w:rPr>
-        <w:t xml:space="preserve"> </w:t>
-      </w:r>
-      <w:r>
-        <w:rPr>
-          <w:rFonts w:cstheme="minorHAnsi"/>
-          <w:sz w:val="24"/>
-          <w:szCs w:val="24"/>
-        </w:rPr>
-        <w:t>of “</w:t>
-      </w:r>
-      <w:r>
-        <w:rPr>
-          <w:rFonts w:cstheme="minorHAnsi"/>
-          <w:sz w:val="24"/>
-          <w:szCs w:val="24"/>
-        </w:rPr>
-        <w:t xml:space="preserve">I Am …The God Who Gets Close” series. In Luke 22, Jesus sets up the table and invites </w:t>
-      </w:r>
-      <w:r>
-        <w:rPr>
-          <w:rFonts w:cstheme="minorHAnsi"/>
-          <w:sz w:val="24"/>
-          <w:szCs w:val="24"/>
-        </w:rPr>
-        <w:t>his 12 disciples</w:t>
-      </w:r>
-      <w:r>
-        <w:rPr>
-          <w:rFonts w:cstheme="minorHAnsi"/>
-          <w:sz w:val="24"/>
-          <w:szCs w:val="24"/>
-        </w:rPr>
-        <w:t xml:space="preserve"> for the last </w:t>
-      </w:r>
-      <w:r>
-        <w:rPr>
-          <w:rFonts w:cstheme="minorHAnsi"/>
-          <w:sz w:val="24"/>
-          <w:szCs w:val="24"/>
-        </w:rPr>
-        <w:t>dinner</w:t>
-      </w:r>
-      <w:r>
-        <w:rPr>
-          <w:rFonts w:cstheme="minorHAnsi"/>
-          <w:sz w:val="24"/>
-          <w:szCs w:val="24"/>
-        </w:rPr>
-        <w:t>.</w:t>
-      </w:r>
-    </w:p>
-    <w:p>
-      <w:pPr>
-        <w:rPr>
-          <w:rFonts w:cstheme="minorHAnsi"/>
-          <w:sz w:val="24"/>
-          <w:szCs w:val="24"/>
-        </w:rPr>
-      </w:pPr>
-    </w:p>
-    <w:p>
-      <w:pPr>
-        <w:rPr>
-          <w:rFonts w:cstheme="minorHAnsi"/>
-          <w:sz w:val="24"/>
-          <w:szCs w:val="24"/>
-        </w:rPr>
-      </w:pPr>
-      <w:r>
-        <w:rPr>
-          <w:rFonts w:cstheme="minorHAnsi"/>
-          <w:sz w:val="24"/>
-          <w:szCs w:val="24"/>
-        </w:rPr>
-        <w:t>Introduction:</w:t>
-      </w:r>
-    </w:p>
-    <w:p>
-      <w:pPr>
-        <w:rPr>
-          <w:rFonts w:cstheme="minorHAnsi"/>
-          <w:sz w:val="24"/>
-          <w:szCs w:val="24"/>
-        </w:rPr>
-      </w:pPr>
-      <w:r>
-        <w:rPr>
-          <w:rFonts w:cstheme="minorHAnsi"/>
-          <w:sz w:val="24"/>
-          <w:szCs w:val="24"/>
-        </w:rPr>
-        <w:t>10</w:t>
-      </w:r>
-      <w:r>
-        <w:rPr>
-          <w:rFonts w:cstheme="minorHAnsi"/>
-          <w:sz w:val="24"/>
-          <w:szCs w:val="24"/>
-        </w:rPr>
-        <w:t>:</w:t>
-      </w:r>
-      <w:r>
-        <w:rPr>
-          <w:rFonts w:cstheme="minorHAnsi"/>
-          <w:sz w:val="24"/>
-          <w:szCs w:val="24"/>
-        </w:rPr>
-        <w:t>47</w:t>
-      </w:r>
-      <w:r>
-        <w:rPr>
-          <w:rFonts w:cstheme="minorHAnsi"/>
-          <w:sz w:val="24"/>
-          <w:szCs w:val="24"/>
-        </w:rPr>
-        <w:t>/1:1</w:t>
-      </w:r>
-      <w:r>
-        <w:rPr>
-          <w:rFonts w:cstheme="minorHAnsi"/>
-          <w:sz w:val="24"/>
-          <w:szCs w:val="24"/>
-        </w:rPr>
-        <w:t>5</w:t>
-      </w:r>
-      <w:r>
-        <w:rPr>
-          <w:rFonts w:cstheme="minorHAnsi"/>
-          <w:sz w:val="24"/>
-          <w:szCs w:val="24"/>
-        </w:rPr>
-        <w:t>:0</w:t>
-      </w:r>
-      <w:r>
-        <w:rPr>
-          <w:rFonts w:cstheme="minorHAnsi"/>
-          <w:sz w:val="24"/>
-          <w:szCs w:val="24"/>
-        </w:rPr>
-        <w:t>0</w:t>
-      </w:r>
-    </w:p>
-    <w:p>
-      <w:pPr>
-        <w:rPr>
-          <w:rFonts w:cstheme="minorHAnsi"/>
-          <w:sz w:val="24"/>
-          <w:szCs w:val="24"/>
-        </w:rPr>
-      </w:pPr>
-      <w:r>
-        <w:rPr>
-          <w:rFonts w:cstheme="minorHAnsi"/>
+      <w:r>
+        <w:rPr>
           <w:noProof/>
-          <w:sz w:val="24"/>
-          <w:szCs w:val="24"/>
         </w:rPr>
         <w:drawing>
           <wp:inline distT="0" distB="0" distL="0" distR="0" wp14:anchorId="319DCCEE" wp14:editId="0DCB8D6C">
@@ -414,19 +142,11 @@
         </w:drawing>
       </w:r>
       <w:r>
-        <w:rPr>
-          <w:rFonts w:cstheme="minorHAnsi"/>
-          <w:sz w:val="24"/>
-          <w:szCs w:val="24"/>
-        </w:rPr>
         <w:t xml:space="preserve"> </w:t>
       </w:r>
       <w:r>
         <w:rPr>
-          <w:rFonts w:cstheme="minorHAnsi"/>
           <w:noProof/>
-          <w:sz w:val="24"/>
-          <w:szCs w:val="24"/>
         </w:rPr>
         <w:drawing>
           <wp:inline distT="0" distB="0" distL="0" distR="0" wp14:anchorId="54FD1C3C" wp14:editId="0D3105E3">
@@ -465,70 +185,25 @@
         </w:drawing>
       </w:r>
     </w:p>
+    <w:p/>
     <w:p>
-      <w:pPr>
-        <w:rPr>
-          <w:rFonts w:cstheme="minorHAnsi"/>
-          <w:sz w:val="24"/>
-          <w:szCs w:val="24"/>
-        </w:rPr>
-      </w:pPr>
+      <w:r>
+        <w:t>0</w:t>
+      </w:r>
+      <w:r>
+        <w:t>:41</w:t>
+      </w:r>
+      <w:r>
+        <w:t>/</w:t>
+      </w:r>
+      <w:r>
+        <w:t>31:46</w:t>
+      </w:r>
     </w:p>
     <w:p>
-      <w:pPr>
-        <w:rPr>
-          <w:rFonts w:cstheme="minorHAnsi"/>
-          <w:sz w:val="24"/>
-          <w:szCs w:val="24"/>
-        </w:rPr>
-      </w:pPr>
-      <w:r>
-        <w:rPr>
-          <w:rFonts w:cstheme="minorHAnsi"/>
-          <w:sz w:val="24"/>
-          <w:szCs w:val="24"/>
-        </w:rPr>
-        <w:t>0</w:t>
-      </w:r>
-      <w:r>
-        <w:rPr>
-          <w:rFonts w:cstheme="minorHAnsi"/>
-          <w:sz w:val="24"/>
-          <w:szCs w:val="24"/>
-        </w:rPr>
-        <w:t>:41</w:t>
-      </w:r>
-      <w:r>
-        <w:rPr>
-          <w:rFonts w:cstheme="minorHAnsi"/>
-          <w:sz w:val="24"/>
-          <w:szCs w:val="24"/>
-        </w:rPr>
-        <w:t>/</w:t>
-      </w:r>
-      <w:r>
-        <w:rPr>
-          <w:rFonts w:cstheme="minorHAnsi"/>
-          <w:sz w:val="24"/>
-          <w:szCs w:val="24"/>
-        </w:rPr>
-        <w:t>31:46</w:t>
-      </w:r>
-    </w:p>
-    <w:p>
-      <w:pPr>
-        <w:rPr>
-          <w:rFonts w:cstheme="minorHAnsi"/>
-          <w:sz w:val="24"/>
-          <w:szCs w:val="24"/>
-        </w:rPr>
-      </w:pPr>
-      <w:r>
-        <w:rPr>
-          <w:rFonts w:cstheme="minorHAnsi"/>
+      <w:r>
+        <w:rPr>
           <w:noProof/>
-          <w:sz w:val="24"/>
-          <w:szCs w:val="24"/>
         </w:rPr>
         <w:drawing>
           <wp:inline distT="0" distB="0" distL="0" distR="0" wp14:anchorId="4C2A8575" wp14:editId="583F3473">
@@ -567,62 +242,22 @@
         </w:drawing>
       </w:r>
     </w:p>
+    <w:p/>
     <w:p>
-      <w:pPr>
-        <w:rPr>
-          <w:rFonts w:cstheme="minorHAnsi"/>
-          <w:sz w:val="24"/>
-          <w:szCs w:val="24"/>
-        </w:rPr>
-      </w:pPr>
+      <w:r>
+        <w:t>0</w:t>
+      </w:r>
+      <w:r>
+        <w:t>:</w:t>
+      </w:r>
+      <w:r>
+        <w:t>00/31:46</w:t>
+      </w:r>
     </w:p>
     <w:p>
-      <w:pPr>
-        <w:rPr>
-          <w:rFonts w:cstheme="minorHAnsi"/>
-          <w:sz w:val="24"/>
-          <w:szCs w:val="24"/>
-        </w:rPr>
-      </w:pPr>
-      <w:r>
-        <w:rPr>
-          <w:rFonts w:cstheme="minorHAnsi"/>
-          <w:sz w:val="24"/>
-          <w:szCs w:val="24"/>
-        </w:rPr>
-        <w:t>0</w:t>
-      </w:r>
-      <w:r>
-        <w:rPr>
-          <w:rFonts w:cstheme="minorHAnsi"/>
-          <w:sz w:val="24"/>
-          <w:szCs w:val="24"/>
-        </w:rPr>
-        <w:t>:</w:t>
-      </w:r>
-      <w:r>
-        <w:rPr>
-          <w:rFonts w:cstheme="minorHAnsi"/>
-          <w:sz w:val="24"/>
-          <w:szCs w:val="24"/>
-        </w:rPr>
-        <w:t>00/31:46</w:t>
-      </w:r>
-    </w:p>
-    <w:p>
-      <w:pPr>
-        <w:rPr>
-          <w:rFonts w:cstheme="minorHAnsi"/>
-          <w:sz w:val="24"/>
-          <w:szCs w:val="24"/>
-        </w:rPr>
-      </w:pPr>
-      <w:r>
-        <w:rPr>
-          <w:rFonts w:cstheme="minorHAnsi"/>
+      <w:r>
+        <w:rPr>
           <w:noProof/>
-          <w:sz w:val="24"/>
-          <w:szCs w:val="24"/>
         </w:rPr>
         <w:drawing>
           <wp:inline distT="0" distB="0" distL="0" distR="0" wp14:anchorId="0F28CD7F" wp14:editId="2B602C12">
@@ -661,27 +296,14 @@
         </w:drawing>
       </w:r>
       <w:r>
-        <w:rPr>
-          <w:rFonts w:cstheme="minorHAnsi"/>
-          <w:sz w:val="24"/>
-          <w:szCs w:val="24"/>
-        </w:rPr>
         <w:t xml:space="preserve"> </w:t>
       </w:r>
       <w:r>
-        <w:rPr>
-          <w:rFonts w:cstheme="minorHAnsi"/>
-          <w:sz w:val="24"/>
-          <w:szCs w:val="24"/>
-        </w:rPr>
         <w:t xml:space="preserve"> </w:t>
       </w:r>
       <w:r>
         <w:rPr>
-          <w:rFonts w:cstheme="minorHAnsi"/>
           <w:noProof/>
-          <w:sz w:val="24"/>
-          <w:szCs w:val="24"/>
         </w:rPr>
         <w:drawing>
           <wp:inline distT="0" distB="0" distL="0" distR="0" wp14:anchorId="23878B74" wp14:editId="21FD9D9C">
@@ -721,335 +343,111 @@
       </w:r>
     </w:p>
     <w:p>
-      <w:pPr>
-        <w:rPr>
-          <w:rFonts w:cstheme="minorHAnsi"/>
-          <w:sz w:val="24"/>
-          <w:szCs w:val="24"/>
-        </w:rPr>
-      </w:pPr>
-      <w:r>
-        <w:rPr>
-          <w:rFonts w:cstheme="minorHAnsi"/>
-          <w:sz w:val="24"/>
-          <w:szCs w:val="24"/>
-        </w:rPr>
+      <w:r>
         <w:t>Phil EuBank, Lead Pastor</w:t>
+      </w:r>
+    </w:p>
+    <w:p/>
+    <w:p>
+      <w:r>
+        <w:t>The Last Supper, found in Matthew 26, Mark 14, Luke 22, and John 13, was Jesus's final Passover meal with his disciples before his crucifixion. He instituted the Eucharist/Lord's Supper, identifying the bread as his body and the wine as his blood of the new covenant, and predicted his betrayal by Judas</w:t>
+      </w:r>
+      <w:r>
+        <w:t>.</w:t>
+      </w:r>
+    </w:p>
+    <w:p/>
+    <w:p>
+      <w:r>
+        <w:t>2:25/31:46</w:t>
       </w:r>
     </w:p>
     <w:p>
-      <w:pPr>
-        <w:rPr>
-          <w:rFonts w:cstheme="minorHAnsi"/>
-          <w:sz w:val="24"/>
-          <w:szCs w:val="24"/>
-        </w:rPr>
-      </w:pPr>
+      <w:r>
+        <w:t xml:space="preserve">We are in the fifth of “I Am…” series. We talk </w:t>
+      </w:r>
+      <w:r>
+        <w:t xml:space="preserve">"I Am With You </w:t>
+      </w:r>
+      <w:r>
+        <w:t>At the Table.</w:t>
+      </w:r>
+      <w:r>
+        <w:t>" </w:t>
+      </w:r>
     </w:p>
     <w:p>
-      <w:pPr>
-        <w:rPr>
-          <w:rFonts w:cstheme="minorHAnsi"/>
-          <w:sz w:val="24"/>
-          <w:szCs w:val="24"/>
-        </w:rPr>
-      </w:pPr>
-      <w:r>
-        <w:rPr>
-          <w:rFonts w:cstheme="minorHAnsi"/>
-          <w:sz w:val="24"/>
-          <w:szCs w:val="24"/>
-        </w:rPr>
-        <w:t>The Last Supper, found in Matthew 26, Mark 14, Luke 22, and John 13, was Jesus's final Passover meal with his disciples before his crucifixion. He instituted the Eucharist/Lord's Supper, identifying the bread as his body and the wine as his blood of the new covenant, and predicted his betrayal by Judas</w:t>
-      </w:r>
-      <w:r>
-        <w:rPr>
-          <w:rFonts w:cstheme="minorHAnsi"/>
-          <w:sz w:val="24"/>
-          <w:szCs w:val="24"/>
-        </w:rPr>
-        <w:t>.</w:t>
+      <w:r>
+        <w:t>2000 years ago, Jesus had setup table</w:t>
+      </w:r>
+      <w:r>
+        <w:t xml:space="preserve"> like this</w:t>
+      </w:r>
+      <w:r>
+        <w:t xml:space="preserve"> called </w:t>
+      </w:r>
+      <w:r>
+        <w:t>P</w:t>
+      </w:r>
+      <w:r>
+        <w:t>assover</w:t>
+      </w:r>
+      <w:r>
+        <w:t xml:space="preserve"> for everyone.</w:t>
+      </w:r>
+      <w:r>
+        <w:t xml:space="preserve"> </w:t>
       </w:r>
     </w:p>
     <w:p>
-      <w:pPr>
-        <w:rPr>
-          <w:rFonts w:cstheme="minorHAnsi"/>
-          <w:sz w:val="24"/>
-          <w:szCs w:val="24"/>
-        </w:rPr>
-      </w:pPr>
+      <w:r>
+        <w:t xml:space="preserve">Passover is the holiday to celebrate </w:t>
+      </w:r>
+      <w:r>
+        <w:t>for every year and Jesus has gathered his close</w:t>
+      </w:r>
+      <w:r>
+        <w:t>s</w:t>
+      </w:r>
+      <w:r>
+        <w:t>t</w:t>
+      </w:r>
+      <w:r>
+        <w:t xml:space="preserve"> friends and to have his final meal</w:t>
+      </w:r>
+      <w:r>
+        <w:t xml:space="preserve"> before he arrested</w:t>
+      </w:r>
+      <w:r>
+        <w:t xml:space="preserve"> with falsely accused</w:t>
+      </w:r>
+      <w:r>
+        <w:t xml:space="preserve"> and executed for all of us</w:t>
+      </w:r>
+      <w:r>
+        <w:t>.</w:t>
+      </w:r>
+      <w:r>
+        <w:t xml:space="preserve"> Jesus with 12 of his closest friends who have spent 3 years with him</w:t>
+      </w:r>
+      <w:r>
+        <w:t>.</w:t>
+      </w:r>
+      <w:r>
+        <w:t xml:space="preserve"> </w:t>
+      </w:r>
+      <w:r>
+        <w:t xml:space="preserve"> </w:t>
+      </w:r>
     </w:p>
+    <w:p/>
+    <w:p/>
     <w:p>
-      <w:pPr>
-        <w:rPr>
-          <w:rFonts w:cstheme="minorHAnsi"/>
-          <w:sz w:val="24"/>
-          <w:szCs w:val="24"/>
-        </w:rPr>
-      </w:pPr>
-      <w:r>
-        <w:rPr>
-          <w:rFonts w:cstheme="minorHAnsi"/>
-          <w:sz w:val="24"/>
-          <w:szCs w:val="24"/>
-        </w:rPr>
-        <w:t>2:25/31:46</w:t>
-      </w:r>
-    </w:p>
-    <w:p>
-      <w:pPr>
-        <w:rPr>
-          <w:rFonts w:cstheme="minorHAnsi"/>
-          <w:sz w:val="24"/>
-          <w:szCs w:val="24"/>
-        </w:rPr>
-      </w:pPr>
-      <w:r>
-        <w:rPr>
-          <w:rFonts w:cstheme="minorHAnsi"/>
-          <w:sz w:val="24"/>
-          <w:szCs w:val="24"/>
-        </w:rPr>
-        <w:t xml:space="preserve">We are in the fifth of “I Am…” series. We talk </w:t>
-      </w:r>
-      <w:r>
-        <w:rPr>
-          <w:rFonts w:cstheme="minorHAnsi"/>
-          <w:sz w:val="24"/>
-          <w:szCs w:val="24"/>
-        </w:rPr>
-        <w:t xml:space="preserve">"I Am With You </w:t>
-      </w:r>
-      <w:r>
-        <w:rPr>
-          <w:rFonts w:cstheme="minorHAnsi"/>
-          <w:sz w:val="24"/>
-          <w:szCs w:val="24"/>
-        </w:rPr>
-        <w:t>At the Table.</w:t>
-      </w:r>
-      <w:r>
-        <w:rPr>
-          <w:rFonts w:cstheme="minorHAnsi"/>
-          <w:sz w:val="24"/>
-          <w:szCs w:val="24"/>
-        </w:rPr>
-        <w:t>" </w:t>
-      </w:r>
-    </w:p>
-    <w:p>
-      <w:pPr>
-        <w:rPr>
-          <w:rFonts w:cstheme="minorHAnsi"/>
-          <w:sz w:val="24"/>
-          <w:szCs w:val="24"/>
-        </w:rPr>
-      </w:pPr>
-      <w:r>
-        <w:rPr>
-          <w:rFonts w:cstheme="minorHAnsi"/>
-          <w:sz w:val="24"/>
-          <w:szCs w:val="24"/>
-        </w:rPr>
-        <w:t>2000 years ago, Jesus had setup table</w:t>
-      </w:r>
-      <w:r>
-        <w:rPr>
-          <w:rFonts w:cstheme="minorHAnsi"/>
-          <w:sz w:val="24"/>
-          <w:szCs w:val="24"/>
-        </w:rPr>
-        <w:t xml:space="preserve"> like this</w:t>
-      </w:r>
-      <w:r>
-        <w:rPr>
-          <w:rFonts w:cstheme="minorHAnsi"/>
-          <w:sz w:val="24"/>
-          <w:szCs w:val="24"/>
-        </w:rPr>
-        <w:t xml:space="preserve"> called </w:t>
-      </w:r>
-      <w:r>
-        <w:rPr>
-          <w:rFonts w:cstheme="minorHAnsi"/>
-          <w:sz w:val="24"/>
-          <w:szCs w:val="24"/>
-        </w:rPr>
-        <w:t>P</w:t>
-      </w:r>
-      <w:r>
-        <w:rPr>
-          <w:rFonts w:cstheme="minorHAnsi"/>
-          <w:sz w:val="24"/>
-          <w:szCs w:val="24"/>
-        </w:rPr>
-        <w:t>assover</w:t>
-      </w:r>
-      <w:r>
-        <w:rPr>
-          <w:rFonts w:cstheme="minorHAnsi"/>
-          <w:sz w:val="24"/>
-          <w:szCs w:val="24"/>
-        </w:rPr>
-        <w:t xml:space="preserve"> for everyone.</w:t>
-      </w:r>
-      <w:r>
-        <w:rPr>
-          <w:rFonts w:cstheme="minorHAnsi"/>
-          <w:sz w:val="24"/>
-          <w:szCs w:val="24"/>
-        </w:rPr>
-        <w:t xml:space="preserve"> </w:t>
-      </w:r>
-    </w:p>
-    <w:p>
-      <w:pPr>
-        <w:rPr>
-          <w:rFonts w:cstheme="minorHAnsi"/>
-          <w:sz w:val="24"/>
-          <w:szCs w:val="24"/>
-        </w:rPr>
-      </w:pPr>
-      <w:r>
-        <w:rPr>
-          <w:rFonts w:cstheme="minorHAnsi"/>
-          <w:sz w:val="24"/>
-          <w:szCs w:val="24"/>
+      <w:r>
+        <w:rPr>
+          <w:noProof/>
         </w:rPr>
         <w:lastRenderedPageBreak/>
-        <w:t xml:space="preserve">Passover is the holiday to celebrate </w:t>
-      </w:r>
-      <w:r>
-        <w:rPr>
-          <w:rFonts w:cstheme="minorHAnsi"/>
-          <w:sz w:val="24"/>
-          <w:szCs w:val="24"/>
-        </w:rPr>
-        <w:t>for every year and Jesus has gathered his close</w:t>
-      </w:r>
-      <w:r>
-        <w:rPr>
-          <w:rFonts w:cstheme="minorHAnsi"/>
-          <w:sz w:val="24"/>
-          <w:szCs w:val="24"/>
-        </w:rPr>
-        <w:t>s</w:t>
-      </w:r>
-      <w:r>
-        <w:rPr>
-          <w:rFonts w:cstheme="minorHAnsi"/>
-          <w:sz w:val="24"/>
-          <w:szCs w:val="24"/>
-        </w:rPr>
-        <w:t>t</w:t>
-      </w:r>
-      <w:r>
-        <w:rPr>
-          <w:rFonts w:cstheme="minorHAnsi"/>
-          <w:sz w:val="24"/>
-          <w:szCs w:val="24"/>
-        </w:rPr>
-        <w:t xml:space="preserve"> friends and to have his final meal</w:t>
-      </w:r>
-      <w:r>
-        <w:rPr>
-          <w:rFonts w:cstheme="minorHAnsi"/>
-          <w:sz w:val="24"/>
-          <w:szCs w:val="24"/>
-        </w:rPr>
-        <w:t xml:space="preserve"> before he arrested</w:t>
-      </w:r>
-      <w:r>
-        <w:rPr>
-          <w:rFonts w:cstheme="minorHAnsi"/>
-          <w:sz w:val="24"/>
-          <w:szCs w:val="24"/>
-        </w:rPr>
-        <w:t xml:space="preserve"> with falsely accused</w:t>
-      </w:r>
-      <w:r>
-        <w:rPr>
-          <w:rFonts w:cstheme="minorHAnsi"/>
-          <w:sz w:val="24"/>
-          <w:szCs w:val="24"/>
-        </w:rPr>
-        <w:t xml:space="preserve"> and executed for all of us</w:t>
-      </w:r>
-      <w:r>
-        <w:rPr>
-          <w:rFonts w:cstheme="minorHAnsi"/>
-          <w:sz w:val="24"/>
-          <w:szCs w:val="24"/>
-        </w:rPr>
-        <w:t>.</w:t>
-      </w:r>
-      <w:r>
-        <w:rPr>
-          <w:rFonts w:cstheme="minorHAnsi"/>
-          <w:sz w:val="24"/>
-          <w:szCs w:val="24"/>
-        </w:rPr>
-        <w:t xml:space="preserve"> Jesus with 12 of his closest friends who have spent 3 years with him</w:t>
-      </w:r>
-      <w:r>
-        <w:rPr>
-          <w:rFonts w:cstheme="minorHAnsi"/>
-          <w:sz w:val="24"/>
-          <w:szCs w:val="24"/>
-        </w:rPr>
-        <w:t>.</w:t>
-      </w:r>
-      <w:r>
-        <w:rPr>
-          <w:rFonts w:cstheme="minorHAnsi"/>
-          <w:sz w:val="24"/>
-          <w:szCs w:val="24"/>
-        </w:rPr>
-        <w:t xml:space="preserve"> </w:t>
-      </w:r>
-      <w:r>
-        <w:rPr>
-          <w:rFonts w:cstheme="minorHAnsi"/>
-          <w:sz w:val="24"/>
-          <w:szCs w:val="24"/>
-        </w:rPr>
-        <w:t xml:space="preserve"> </w:t>
-      </w:r>
-    </w:p>
-    <w:p>
-      <w:pPr>
-        <w:rPr>
-          <w:rFonts w:cstheme="minorHAnsi"/>
-          <w:sz w:val="24"/>
-          <w:szCs w:val="24"/>
-        </w:rPr>
-      </w:pPr>
-    </w:p>
-    <w:p>
-      <w:pPr>
-        <w:rPr>
-          <w:rFonts w:cstheme="minorHAnsi"/>
-          <w:sz w:val="24"/>
-          <w:szCs w:val="24"/>
-        </w:rPr>
-      </w:pPr>
-    </w:p>
-    <w:p>
-      <w:pPr>
-        <w:rPr>
-          <w:rFonts w:cstheme="minorHAnsi"/>
-          <w:sz w:val="24"/>
-          <w:szCs w:val="24"/>
-        </w:rPr>
-      </w:pPr>
-      <w:r>
-        <w:rPr>
-          <w:rFonts w:cstheme="minorHAnsi"/>
-          <w:noProof/>
-          <w:sz w:val="24"/>
-          <w:szCs w:val="24"/>
-        </w:rPr>
         <w:drawing>
           <wp:inline distT="0" distB="0" distL="0" distR="0" wp14:anchorId="10FD8353" wp14:editId="4086B255">
             <wp:extent cx="2562225" cy="2053794"/>
@@ -1088,36 +486,14 @@
       </w:r>
     </w:p>
     <w:p>
-      <w:pPr>
-        <w:rPr>
-          <w:rFonts w:cstheme="minorHAnsi"/>
-          <w:sz w:val="24"/>
-          <w:szCs w:val="24"/>
-        </w:rPr>
-      </w:pPr>
-      <w:r>
-        <w:rPr>
-          <w:rFonts w:cstheme="minorHAnsi"/>
-          <w:sz w:val="24"/>
-          <w:szCs w:val="24"/>
-        </w:rPr>
+      <w:r>
         <w:t>5:17/31:46</w:t>
       </w:r>
     </w:p>
     <w:p>
-      <w:pPr>
-        <w:rPr>
-          <w:rFonts w:cstheme="minorHAnsi"/>
-          <w:sz w:val="24"/>
-          <w:szCs w:val="24"/>
-        </w:rPr>
-      </w:pPr>
-      <w:r>
-        <w:rPr>
-          <w:rFonts w:cstheme="minorHAnsi"/>
+      <w:r>
+        <w:rPr>
           <w:noProof/>
-          <w:sz w:val="24"/>
-          <w:szCs w:val="24"/>
         </w:rPr>
         <w:drawing>
           <wp:inline distT="0" distB="0" distL="0" distR="0" wp14:anchorId="5B0EE942" wp14:editId="66177805">
@@ -1157,477 +533,165 @@
       </w:r>
     </w:p>
     <w:p>
-      <w:pPr>
-        <w:rPr>
-          <w:rFonts w:cstheme="minorHAnsi"/>
-          <w:sz w:val="24"/>
-          <w:szCs w:val="24"/>
-        </w:rPr>
-      </w:pPr>
-      <w:r>
-        <w:rPr>
-          <w:rFonts w:cstheme="minorHAnsi"/>
-          <w:sz w:val="24"/>
-          <w:szCs w:val="24"/>
-        </w:rPr>
+      <w:r>
         <w:t>I have earnestly desired to eat this Passover with you before I suffer.</w:t>
+      </w:r>
+    </w:p>
+    <w:p/>
+    <w:p>
+      <w:r>
+        <w:t>Luke 22:15</w:t>
       </w:r>
     </w:p>
     <w:p>
-      <w:pPr>
-        <w:rPr>
-          <w:rFonts w:cstheme="minorHAnsi"/>
-          <w:sz w:val="24"/>
-          <w:szCs w:val="24"/>
-        </w:rPr>
-      </w:pPr>
+      <w:r>
+        <w:t>English Standard Version</w:t>
+      </w:r>
     </w:p>
     <w:p>
-      <w:pPr>
-        <w:rPr>
-          <w:rFonts w:cstheme="minorHAnsi"/>
-          <w:sz w:val="24"/>
-          <w:szCs w:val="24"/>
-        </w:rPr>
-      </w:pPr>
-      <w:r>
-        <w:rPr>
-          <w:rFonts w:cstheme="minorHAnsi"/>
-          <w:sz w:val="24"/>
-          <w:szCs w:val="24"/>
-        </w:rPr>
-        <w:t>Luke 22:15</w:t>
+      <w:r>
+        <w:rPr>
+          <w:b/>
+          <w:bCs/>
+          <w:vertAlign w:val="superscript"/>
+        </w:rPr>
+        <w:t>15 </w:t>
+      </w:r>
+      <w:r>
+        <w:t>And he said to them, “I have earnestly desired to eat this Passover with you before I suffer.</w:t>
+      </w:r>
+    </w:p>
+    <w:p/>
+    <w:p>
+      <w:r>
+        <w:t>The main point of Luke 22:15 ("With fervent desire I have desired to eat this Passover with you before I suffer") is Jesus’ intense, loving desire to share a final, fellowship-forming meal with his disciples before his sacrificial death. It highlights his voluntary, purposeful commitment to fulfill the Passover’s redemptive meaning. </w:t>
       </w:r>
     </w:p>
     <w:p>
-      <w:pPr>
-        <w:rPr>
-          <w:rFonts w:cstheme="minorHAnsi"/>
-          <w:sz w:val="24"/>
-          <w:szCs w:val="24"/>
-        </w:rPr>
-      </w:pPr>
-      <w:r>
-        <w:rPr>
-          <w:rFonts w:cstheme="minorHAnsi"/>
-          <w:sz w:val="24"/>
-          <w:szCs w:val="24"/>
-        </w:rPr>
-        <w:t>English Standard Version</w:t>
+      <w:r>
+        <w:rPr>
+          <w:b/>
+          <w:bCs/>
+        </w:rPr>
+        <w:t>Key Aspects of Luke 22:15:</w:t>
       </w:r>
     </w:p>
     <w:p>
-      <w:pPr>
-        <w:rPr>
-          <w:rFonts w:cstheme="minorHAnsi"/>
-          <w:sz w:val="24"/>
-          <w:szCs w:val="24"/>
-        </w:rPr>
-      </w:pPr>
-      <w:r>
-        <w:rPr>
-          <w:rFonts w:cstheme="minorHAnsi"/>
+      <w:r>
+        <w:rPr>
           <w:b/>
           <w:bCs/>
-          <w:sz w:val="24"/>
-          <w:szCs w:val="24"/>
-          <w:vertAlign w:val="superscript"/>
-        </w:rPr>
-        <w:t>15 </w:t>
-      </w:r>
-      <w:r>
-        <w:rPr>
-          <w:rFonts w:cstheme="minorHAnsi"/>
-          <w:sz w:val="24"/>
-          <w:szCs w:val="24"/>
-        </w:rPr>
-        <w:t>And he said to them, “I have earnestly desired to eat this Passover with you before I suffer.</w:t>
+        </w:rPr>
+        <w:t>Anticipation of Sacrifice:</w:t>
+      </w:r>
+      <w:r>
+        <w:t> Jesus uses this moment to prepare his disciples for his approaching death (suffering) and to frame it as the ultimate Passover sacrifice.</w:t>
       </w:r>
     </w:p>
     <w:p>
-      <w:pPr>
-        <w:rPr>
-          <w:rFonts w:cstheme="minorHAnsi"/>
-          <w:sz w:val="24"/>
-          <w:szCs w:val="24"/>
-        </w:rPr>
-      </w:pPr>
+      <w:r>
+        <w:rPr>
+          <w:b/>
+          <w:bCs/>
+        </w:rPr>
+        <w:t>Finality and Fulfillment:</w:t>
+      </w:r>
+      <w:r>
+        <w:t> It marks the last "old" Passover he will share before he transforms it into the "new" covenant in the kingdom of God.</w:t>
+      </w:r>
     </w:p>
     <w:p>
-      <w:pPr>
-        <w:rPr>
-          <w:rFonts w:cstheme="minorHAnsi"/>
-          <w:sz w:val="24"/>
-          <w:szCs w:val="24"/>
-        </w:rPr>
-      </w:pPr>
-      <w:r>
-        <w:rPr>
-          <w:rFonts w:cstheme="minorHAnsi"/>
-          <w:sz w:val="24"/>
-          <w:szCs w:val="24"/>
-        </w:rPr>
-        <w:t>The main point of Luke 22:15 ("With fervent desire I have desired to eat this Passover with you before I suffer") is Jesus’ intense, loving desire to share a final, fellowship-forming meal with his disciples before his sacrificial death. It highlights his voluntary, purposeful commitment to fulfill the Passover’s redemptive meaning. </w:t>
+      <w:r>
+        <w:rPr>
+          <w:b/>
+          <w:bCs/>
+        </w:rPr>
+        <w:t>Divine Love and Fellowship:</w:t>
+      </w:r>
+      <w:r>
+        <w:t> It demonstrates Jesus' deep, personal care for his followers and a longing to connect with them before his passion.</w:t>
       </w:r>
     </w:p>
     <w:p>
-      <w:pPr>
-        <w:rPr>
-          <w:rFonts w:cstheme="minorHAnsi"/>
-          <w:sz w:val="24"/>
-          <w:szCs w:val="24"/>
-        </w:rPr>
-      </w:pPr>
-      <w:r>
-        <w:rPr>
-          <w:rFonts w:cstheme="minorHAnsi"/>
+      <w:r>
+        <w:rPr>
           <w:b/>
           <w:bCs/>
-          <w:sz w:val="24"/>
-          <w:szCs w:val="24"/>
-        </w:rPr>
-        <w:t>Key Aspects of Luke 22:15:</w:t>
+        </w:rPr>
+        <w:t>The Transition:</w:t>
+      </w:r>
+      <w:r>
+        <w:t> This meal bridges the gap between the Old Covenant (Israel’s exodus) and the New Covenant (salvation through Christ). </w:t>
       </w:r>
     </w:p>
     <w:p>
-      <w:pPr>
-        <w:numPr>
-          <w:ilvl w:val="0"/>
-          <w:numId w:val="99"/>
-        </w:numPr>
-        <w:rPr>
-          <w:rFonts w:cstheme="minorHAnsi"/>
-          <w:sz w:val="24"/>
-          <w:szCs w:val="24"/>
-        </w:rPr>
-      </w:pPr>
-      <w:r>
-        <w:rPr>
-          <w:rFonts w:cstheme="minorHAnsi"/>
-          <w:b/>
-          <w:bCs/>
-          <w:sz w:val="24"/>
-          <w:szCs w:val="24"/>
-        </w:rPr>
-        <w:t>Anticipation of Sacrifice:</w:t>
-      </w:r>
-      <w:r>
-        <w:rPr>
-          <w:rFonts w:cstheme="minorHAnsi"/>
-          <w:sz w:val="24"/>
-          <w:szCs w:val="24"/>
-        </w:rPr>
-        <w:t> Jesus uses this moment to prepare his disciples for his approaching death (suffering) and to frame it as the ultimate Passover sacrifice.</w:t>
+      <w:r>
+        <w:t>The verse shows that Jesus' suffering was not an accident but a planned, awaited act of love. </w:t>
+      </w:r>
+    </w:p>
+    <w:p/>
+    <w:p/>
+    <w:p>
+      <w:r>
+        <w:t>7:00/31:46</w:t>
       </w:r>
     </w:p>
     <w:p>
-      <w:pPr>
-        <w:numPr>
-          <w:ilvl w:val="0"/>
-          <w:numId w:val="99"/>
-        </w:numPr>
-        <w:rPr>
-          <w:rFonts w:cstheme="minorHAnsi"/>
-          <w:sz w:val="24"/>
-          <w:szCs w:val="24"/>
-        </w:rPr>
-      </w:pPr>
-      <w:r>
-        <w:rPr>
-          <w:rFonts w:cstheme="minorHAnsi"/>
-          <w:b/>
-          <w:bCs/>
-          <w:sz w:val="24"/>
-          <w:szCs w:val="24"/>
-        </w:rPr>
-        <w:t>Finality and Fulfillment:</w:t>
-      </w:r>
-      <w:r>
-        <w:rPr>
-          <w:rFonts w:cstheme="minorHAnsi"/>
-          <w:sz w:val="24"/>
-          <w:szCs w:val="24"/>
-        </w:rPr>
-        <w:t> It marks the last "old" Passover he will share before he transforms it into the "new" covenant in the kingdom of God.</w:t>
+      <w:r>
+        <w:t>Jesus</w:t>
+      </w:r>
+      <w:r>
+        <w:t xml:space="preserve"> set</w:t>
+      </w:r>
+      <w:r>
+        <w:t xml:space="preserve">s </w:t>
+      </w:r>
+      <w:r>
+        <w:t xml:space="preserve">up the table and </w:t>
+      </w:r>
+      <w:r>
+        <w:t>invites</w:t>
+      </w:r>
+      <w:r>
+        <w:t xml:space="preserve"> us to join.</w:t>
+      </w:r>
+    </w:p>
+    <w:p/>
+    <w:p>
+      <w:r>
+        <w:t>The first seat is Judas</w:t>
+      </w:r>
+      <w:r>
+        <w:t>. We are very uncomfortable for the first seat.</w:t>
+      </w:r>
+      <w:r>
+        <w:t xml:space="preserve"> Jesus </w:t>
+      </w:r>
+      <w:r>
+        <w:t>takes</w:t>
+      </w:r>
+      <w:r>
+        <w:t xml:space="preserve"> the bread, take and cup, and then break the bread</w:t>
+      </w:r>
+      <w:r>
+        <w:t>,</w:t>
+      </w:r>
+      <w:r>
+        <w:t xml:space="preserve"> and</w:t>
+      </w:r>
+      <w:r>
+        <w:t xml:space="preserve"> show New Covenant in his blood. </w:t>
+      </w:r>
+      <w:r>
+        <w:t xml:space="preserve"> </w:t>
       </w:r>
     </w:p>
     <w:p>
-      <w:pPr>
-        <w:numPr>
-          <w:ilvl w:val="0"/>
-          <w:numId w:val="99"/>
-        </w:numPr>
-        <w:rPr>
-          <w:rFonts w:cstheme="minorHAnsi"/>
-          <w:sz w:val="24"/>
-          <w:szCs w:val="24"/>
-        </w:rPr>
-      </w:pPr>
-      <w:r>
-        <w:rPr>
-          <w:rFonts w:cstheme="minorHAnsi"/>
-          <w:b/>
-          <w:bCs/>
-          <w:sz w:val="24"/>
-          <w:szCs w:val="24"/>
-        </w:rPr>
-        <w:t>Divine Love and Fellowship:</w:t>
-      </w:r>
-      <w:r>
-        <w:rPr>
-          <w:rFonts w:cstheme="minorHAnsi"/>
-          <w:sz w:val="24"/>
-          <w:szCs w:val="24"/>
-        </w:rPr>
-        <w:t> It demonstrates Jesus' deep, personal care for his followers and a longing to connect with them before his passion.</w:t>
-      </w:r>
-    </w:p>
-    <w:p>
-      <w:pPr>
-        <w:numPr>
-          <w:ilvl w:val="0"/>
-          <w:numId w:val="99"/>
-        </w:numPr>
-        <w:rPr>
-          <w:rFonts w:cstheme="minorHAnsi"/>
-          <w:sz w:val="24"/>
-          <w:szCs w:val="24"/>
-        </w:rPr>
-      </w:pPr>
-      <w:r>
-        <w:rPr>
-          <w:rFonts w:cstheme="minorHAnsi"/>
-          <w:b/>
-          <w:bCs/>
-          <w:sz w:val="24"/>
-          <w:szCs w:val="24"/>
-        </w:rPr>
-        <w:t>The Transition:</w:t>
-      </w:r>
-      <w:r>
-        <w:rPr>
-          <w:rFonts w:cstheme="minorHAnsi"/>
-          <w:sz w:val="24"/>
-          <w:szCs w:val="24"/>
-        </w:rPr>
-        <w:t> This meal bridges the gap between the Old Covenant (Israel’s exodus) and the New Covenant (salvation through Christ). </w:t>
-      </w:r>
-    </w:p>
-    <w:p>
-      <w:pPr>
-        <w:rPr>
-          <w:rFonts w:cstheme="minorHAnsi"/>
-          <w:sz w:val="24"/>
-          <w:szCs w:val="24"/>
-        </w:rPr>
-      </w:pPr>
-      <w:r>
-        <w:rPr>
-          <w:rFonts w:cstheme="minorHAnsi"/>
-          <w:sz w:val="24"/>
-          <w:szCs w:val="24"/>
-        </w:rPr>
-        <w:t>The verse shows that Jesus' suffering was not an accident but a planned, awaited act of love. </w:t>
-      </w:r>
-    </w:p>
-    <w:p>
-      <w:pPr>
-        <w:rPr>
-          <w:rFonts w:cstheme="minorHAnsi"/>
-          <w:sz w:val="24"/>
-          <w:szCs w:val="24"/>
-        </w:rPr>
-      </w:pPr>
-    </w:p>
-    <w:p>
-      <w:pPr>
-        <w:rPr>
-          <w:rFonts w:cstheme="minorHAnsi"/>
-          <w:sz w:val="24"/>
-          <w:szCs w:val="24"/>
-        </w:rPr>
-      </w:pPr>
-    </w:p>
-    <w:p>
-      <w:pPr>
-        <w:rPr>
-          <w:rFonts w:cstheme="minorHAnsi"/>
-          <w:sz w:val="24"/>
-          <w:szCs w:val="24"/>
-        </w:rPr>
-      </w:pPr>
-      <w:r>
-        <w:rPr>
-          <w:rFonts w:cstheme="minorHAnsi"/>
-          <w:sz w:val="24"/>
-          <w:szCs w:val="24"/>
-        </w:rPr>
-        <w:t>7:00/31:46</w:t>
-      </w:r>
-    </w:p>
-    <w:p>
-      <w:pPr>
-        <w:rPr>
-          <w:rFonts w:cstheme="minorHAnsi"/>
-          <w:sz w:val="24"/>
-          <w:szCs w:val="24"/>
-        </w:rPr>
-      </w:pPr>
-      <w:r>
-        <w:rPr>
-          <w:rFonts w:cstheme="minorHAnsi"/>
-          <w:sz w:val="24"/>
-          <w:szCs w:val="24"/>
+      <w:r>
+        <w:rPr>
+          <w:noProof/>
         </w:rPr>
         <w:lastRenderedPageBreak/>
-        <w:t>Jesus</w:t>
-      </w:r>
-      <w:r>
-        <w:rPr>
-          <w:rFonts w:cstheme="minorHAnsi"/>
-          <w:sz w:val="24"/>
-          <w:szCs w:val="24"/>
-        </w:rPr>
-        <w:t xml:space="preserve"> set</w:t>
-      </w:r>
-      <w:r>
-        <w:rPr>
-          <w:rFonts w:cstheme="minorHAnsi"/>
-          <w:sz w:val="24"/>
-          <w:szCs w:val="24"/>
-        </w:rPr>
-        <w:t xml:space="preserve">s </w:t>
-      </w:r>
-      <w:r>
-        <w:rPr>
-          <w:rFonts w:cstheme="minorHAnsi"/>
-          <w:sz w:val="24"/>
-          <w:szCs w:val="24"/>
-        </w:rPr>
-        <w:t xml:space="preserve">up the table and </w:t>
-      </w:r>
-      <w:r>
-        <w:rPr>
-          <w:rFonts w:cstheme="minorHAnsi"/>
-          <w:sz w:val="24"/>
-          <w:szCs w:val="24"/>
-        </w:rPr>
-        <w:t>invites</w:t>
-      </w:r>
-      <w:r>
-        <w:rPr>
-          <w:rFonts w:cstheme="minorHAnsi"/>
-          <w:sz w:val="24"/>
-          <w:szCs w:val="24"/>
-        </w:rPr>
-        <w:t xml:space="preserve"> us to join.</w:t>
-      </w:r>
-    </w:p>
-    <w:p>
-      <w:pPr>
-        <w:rPr>
-          <w:rFonts w:cstheme="minorHAnsi"/>
-          <w:sz w:val="24"/>
-          <w:szCs w:val="24"/>
-        </w:rPr>
-      </w:pPr>
-    </w:p>
-    <w:p>
-      <w:pPr>
-        <w:rPr>
-          <w:rFonts w:cstheme="minorHAnsi"/>
-          <w:sz w:val="24"/>
-          <w:szCs w:val="24"/>
-        </w:rPr>
-      </w:pPr>
-      <w:r>
-        <w:rPr>
-          <w:rFonts w:cstheme="minorHAnsi"/>
-          <w:sz w:val="24"/>
-          <w:szCs w:val="24"/>
-        </w:rPr>
-        <w:t>The first seat is Judas</w:t>
-      </w:r>
-      <w:r>
-        <w:rPr>
-          <w:rFonts w:cstheme="minorHAnsi"/>
-          <w:sz w:val="24"/>
-          <w:szCs w:val="24"/>
-        </w:rPr>
-        <w:t>. We are very uncomfortable for the first seat.</w:t>
-      </w:r>
-      <w:r>
-        <w:rPr>
-          <w:rFonts w:cstheme="minorHAnsi"/>
-          <w:sz w:val="24"/>
-          <w:szCs w:val="24"/>
-        </w:rPr>
-        <w:t xml:space="preserve"> Jesus </w:t>
-      </w:r>
-      <w:r>
-        <w:rPr>
-          <w:rFonts w:cstheme="minorHAnsi"/>
-          <w:sz w:val="24"/>
-          <w:szCs w:val="24"/>
-        </w:rPr>
-        <w:t>takes</w:t>
-      </w:r>
-      <w:r>
-        <w:rPr>
-          <w:rFonts w:cstheme="minorHAnsi"/>
-          <w:sz w:val="24"/>
-          <w:szCs w:val="24"/>
-        </w:rPr>
-        <w:t xml:space="preserve"> the bread, take and cup, and then break the bread</w:t>
-      </w:r>
-      <w:r>
-        <w:rPr>
-          <w:rFonts w:cstheme="minorHAnsi"/>
-          <w:sz w:val="24"/>
-          <w:szCs w:val="24"/>
-        </w:rPr>
-        <w:t>,</w:t>
-      </w:r>
-      <w:r>
-        <w:rPr>
-          <w:rFonts w:cstheme="minorHAnsi"/>
-          <w:sz w:val="24"/>
-          <w:szCs w:val="24"/>
-        </w:rPr>
-        <w:t xml:space="preserve"> and</w:t>
-      </w:r>
-      <w:r>
-        <w:rPr>
-          <w:rFonts w:cstheme="minorHAnsi"/>
-          <w:sz w:val="24"/>
-          <w:szCs w:val="24"/>
-        </w:rPr>
-        <w:t xml:space="preserve"> show New Covenant in his blood. </w:t>
-      </w:r>
-      <w:r>
-        <w:rPr>
-          <w:rFonts w:cstheme="minorHAnsi"/>
-          <w:sz w:val="24"/>
-          <w:szCs w:val="24"/>
-        </w:rPr>
-        <w:t xml:space="preserve"> </w:t>
-      </w:r>
-    </w:p>
-    <w:p>
-      <w:pPr>
-        <w:rPr>
-          <w:rFonts w:cstheme="minorHAnsi"/>
-          <w:sz w:val="24"/>
-          <w:szCs w:val="24"/>
-        </w:rPr>
-      </w:pPr>
-      <w:r>
-        <w:rPr>
-          <w:rFonts w:cstheme="minorHAnsi"/>
-          <w:noProof/>
-          <w:sz w:val="24"/>
-          <w:szCs w:val="24"/>
-        </w:rPr>
         <w:drawing>
           <wp:inline distT="0" distB="0" distL="0" distR="0" wp14:anchorId="274F6900" wp14:editId="1C3E3F16">
             <wp:extent cx="3314700" cy="2397464"/>
@@ -1665,64 +729,18 @@
         </w:drawing>
       </w:r>
     </w:p>
+    <w:p/>
+    <w:p/>
     <w:p>
-      <w:pPr>
-        <w:rPr>
-          <w:rFonts w:cstheme="minorHAnsi"/>
-          <w:sz w:val="24"/>
-          <w:szCs w:val="24"/>
-        </w:rPr>
-      </w:pPr>
+      <w:r>
+        <w:t>8:10/31:46</w:t>
+      </w:r>
     </w:p>
+    <w:p/>
     <w:p>
-      <w:pPr>
-        <w:rPr>
-          <w:rFonts w:cstheme="minorHAnsi"/>
-          <w:sz w:val="24"/>
-          <w:szCs w:val="24"/>
-        </w:rPr>
-      </w:pPr>
-    </w:p>
-    <w:p>
-      <w:pPr>
-        <w:rPr>
-          <w:rFonts w:cstheme="minorHAnsi"/>
-          <w:sz w:val="24"/>
-          <w:szCs w:val="24"/>
-        </w:rPr>
-      </w:pPr>
-      <w:r>
-        <w:rPr>
-          <w:rFonts w:cstheme="minorHAnsi"/>
-          <w:sz w:val="24"/>
-          <w:szCs w:val="24"/>
-        </w:rPr>
-        <w:t>8:10/31:46</w:t>
-      </w:r>
-    </w:p>
-    <w:p>
-      <w:pPr>
-        <w:rPr>
-          <w:rFonts w:cstheme="minorHAnsi"/>
-          <w:sz w:val="24"/>
-          <w:szCs w:val="24"/>
-        </w:rPr>
-      </w:pPr>
-    </w:p>
-    <w:p>
-      <w:pPr>
-        <w:rPr>
-          <w:rFonts w:cstheme="minorHAnsi"/>
-          <w:sz w:val="24"/>
-          <w:szCs w:val="24"/>
-        </w:rPr>
-      </w:pPr>
-      <w:r>
-        <w:rPr>
-          <w:rFonts w:cstheme="minorHAnsi"/>
+      <w:r>
+        <w:rPr>
           <w:noProof/>
-          <w:sz w:val="24"/>
-          <w:szCs w:val="24"/>
         </w:rPr>
         <w:drawing>
           <wp:inline distT="0" distB="0" distL="0" distR="0" wp14:anchorId="63FF5463" wp14:editId="28276BB3">
@@ -1762,455 +780,350 @@
       </w:r>
     </w:p>
     <w:p>
-      <w:pPr>
-        <w:rPr>
-          <w:rFonts w:cstheme="minorHAnsi"/>
-          <w:sz w:val="24"/>
-          <w:szCs w:val="24"/>
-        </w:rPr>
-      </w:pPr>
-      <w:r>
-        <w:rPr>
-          <w:rFonts w:cstheme="minorHAnsi"/>
-          <w:sz w:val="24"/>
-          <w:szCs w:val="24"/>
-        </w:rPr>
+      <w:r>
         <w:t>Jesus said, “Behold, the hand of him who betrays me is with me on the Table.</w:t>
       </w:r>
       <w:r>
-        <w:rPr>
-          <w:rFonts w:cstheme="minorHAnsi"/>
-          <w:sz w:val="24"/>
-          <w:szCs w:val="24"/>
-        </w:rPr>
         <w:t>”</w:t>
       </w:r>
     </w:p>
     <w:p>
-      <w:pPr>
-        <w:rPr>
-          <w:rFonts w:cstheme="minorHAnsi"/>
-          <w:sz w:val="24"/>
-          <w:szCs w:val="24"/>
-        </w:rPr>
-      </w:pPr>
-      <w:r>
-        <w:rPr>
-          <w:rFonts w:cstheme="minorHAnsi"/>
-          <w:sz w:val="24"/>
-          <w:szCs w:val="24"/>
-        </w:rPr>
+      <w:r>
         <w:t>Luke 22:21</w:t>
       </w:r>
     </w:p>
     <w:p>
-      <w:pPr>
-        <w:rPr>
-          <w:rFonts w:cstheme="minorHAnsi"/>
-          <w:sz w:val="24"/>
-          <w:szCs w:val="24"/>
-        </w:rPr>
-      </w:pPr>
-      <w:r>
-        <w:rPr>
-          <w:rFonts w:cstheme="minorHAnsi"/>
-          <w:sz w:val="24"/>
-          <w:szCs w:val="24"/>
-        </w:rPr>
+      <w:r>
         <w:t>English Standard Version</w:t>
       </w:r>
     </w:p>
     <w:p>
-      <w:pPr>
-        <w:rPr>
-          <w:rFonts w:cstheme="minorHAnsi"/>
-          <w:sz w:val="24"/>
-          <w:szCs w:val="24"/>
-        </w:rPr>
-      </w:pPr>
-      <w:r>
-        <w:rPr>
-          <w:rFonts w:cstheme="minorHAnsi"/>
+      <w:r>
+        <w:rPr>
           <w:b/>
           <w:bCs/>
-          <w:sz w:val="24"/>
-          <w:szCs w:val="24"/>
           <w:vertAlign w:val="superscript"/>
         </w:rPr>
         <w:t>21 </w:t>
       </w:r>
       <w:r>
-        <w:rPr>
-          <w:rFonts w:cstheme="minorHAnsi"/>
-          <w:sz w:val="24"/>
-          <w:szCs w:val="24"/>
-        </w:rPr>
         <w:t>But behold, the hand of him who betrays me is with me on the table.</w:t>
       </w:r>
     </w:p>
     <w:p>
-      <w:pPr>
-        <w:rPr>
-          <w:rFonts w:cstheme="minorHAnsi"/>
-          <w:sz w:val="24"/>
-          <w:szCs w:val="24"/>
-        </w:rPr>
-      </w:pPr>
-      <w:r>
-        <w:rPr>
-          <w:rFonts w:cstheme="minorHAnsi"/>
-          <w:sz w:val="24"/>
-          <w:szCs w:val="24"/>
-        </w:rPr>
+      <w:r>
         <w:t>Luke 22:21 features Jesus declaring during the Last Supper that his betrayer is present at the table, highlighting the intimacy of the betrayal. Key points include the shocking revelation of treachery among friends, the fulfillment of prophecy, and the setting of the betrayal within the context of the New Covenant meal. </w:t>
       </w:r>
     </w:p>
     <w:p>
-      <w:pPr>
-        <w:numPr>
-          <w:ilvl w:val="0"/>
-          <w:numId w:val="98"/>
-        </w:numPr>
-        <w:rPr>
-          <w:rFonts w:cstheme="minorHAnsi"/>
-          <w:sz w:val="24"/>
-          <w:szCs w:val="24"/>
-        </w:rPr>
-      </w:pPr>
-      <w:r>
-        <w:rPr>
-          <w:rFonts w:cstheme="minorHAnsi"/>
+      <w:r>
+        <w:rPr>
           <w:b/>
           <w:bCs/>
-          <w:sz w:val="24"/>
-          <w:szCs w:val="24"/>
         </w:rPr>
         <w:t>Intimate Betrayal:</w:t>
       </w:r>
       <w:r>
-        <w:rPr>
-          <w:rFonts w:cstheme="minorHAnsi"/>
-          <w:sz w:val="24"/>
-          <w:szCs w:val="24"/>
-        </w:rPr>
         <w:t> Jesus states, "the hand of him who betrays me is with me on the table," indicating the traitor is part of his inner circle, sharing fellowship.</w:t>
       </w:r>
     </w:p>
     <w:p>
-      <w:pPr>
-        <w:numPr>
-          <w:ilvl w:val="0"/>
-          <w:numId w:val="98"/>
-        </w:numPr>
-        <w:rPr>
-          <w:rFonts w:cstheme="minorHAnsi"/>
-          <w:sz w:val="24"/>
-          <w:szCs w:val="24"/>
-        </w:rPr>
-      </w:pPr>
-      <w:r>
-        <w:rPr>
-          <w:rFonts w:cstheme="minorHAnsi"/>
+      <w:r>
+        <w:rPr>
           <w:b/>
           <w:bCs/>
-          <w:sz w:val="24"/>
-          <w:szCs w:val="24"/>
         </w:rPr>
         <w:t>Presence of Judas:</w:t>
       </w:r>
       <w:r>
-        <w:rPr>
-          <w:rFonts w:cstheme="minorHAnsi"/>
-          <w:sz w:val="24"/>
-          <w:szCs w:val="24"/>
-        </w:rPr>
         <w:t> This verse implies Judas Iscariot was present during the inauguration of the Lord’s Supper, sharing the meal just before his act of treachery.</w:t>
       </w:r>
     </w:p>
     <w:p>
-      <w:pPr>
-        <w:numPr>
-          <w:ilvl w:val="0"/>
-          <w:numId w:val="98"/>
-        </w:numPr>
-        <w:rPr>
-          <w:rFonts w:cstheme="minorHAnsi"/>
-          <w:sz w:val="24"/>
-          <w:szCs w:val="24"/>
-        </w:rPr>
-      </w:pPr>
-      <w:r>
-        <w:rPr>
-          <w:rFonts w:cstheme="minorHAnsi"/>
+      <w:r>
+        <w:rPr>
           <w:b/>
           <w:bCs/>
-          <w:sz w:val="24"/>
-          <w:szCs w:val="24"/>
         </w:rPr>
         <w:t>Sovereign Plan and Guilt:</w:t>
       </w:r>
       <w:r>
-        <w:rPr>
-          <w:rFonts w:cstheme="minorHAnsi"/>
-          <w:sz w:val="24"/>
-          <w:szCs w:val="24"/>
-        </w:rPr>
         <w:t> While the betrayal is part of God's predetermined plan, Jesus emphasizes the personal responsibility and "woe" (judgment) upon the betrayer.</w:t>
       </w:r>
     </w:p>
     <w:p>
-      <w:pPr>
-        <w:numPr>
-          <w:ilvl w:val="0"/>
-          <w:numId w:val="98"/>
-        </w:numPr>
-        <w:rPr>
-          <w:rFonts w:cstheme="minorHAnsi"/>
-          <w:sz w:val="24"/>
-          <w:szCs w:val="24"/>
-        </w:rPr>
-      </w:pPr>
-      <w:r>
-        <w:rPr>
-          <w:rFonts w:cstheme="minorHAnsi"/>
+      <w:r>
+        <w:rPr>
           <w:b/>
           <w:bCs/>
-          <w:sz w:val="24"/>
-          <w:szCs w:val="24"/>
         </w:rPr>
         <w:t>Fulfilled Prophecy:</w:t>
       </w:r>
       <w:r>
-        <w:rPr>
-          <w:rFonts w:cstheme="minorHAnsi"/>
-          <w:sz w:val="24"/>
-          <w:szCs w:val="24"/>
-        </w:rPr>
         <w:t> This act aligns with scripture regarding the Messiah being betrayed by a close friend, as seen in Psalms.</w:t>
       </w:r>
     </w:p>
     <w:p>
-      <w:pPr>
-        <w:numPr>
-          <w:ilvl w:val="0"/>
-          <w:numId w:val="98"/>
-        </w:numPr>
-        <w:rPr>
-          <w:rFonts w:cstheme="minorHAnsi"/>
-          <w:sz w:val="24"/>
-          <w:szCs w:val="24"/>
-        </w:rPr>
-      </w:pPr>
-      <w:r>
-        <w:rPr>
-          <w:rFonts w:cstheme="minorHAnsi"/>
+      <w:r>
+        <w:rPr>
           <w:b/>
           <w:bCs/>
-          <w:sz w:val="24"/>
-          <w:szCs w:val="24"/>
         </w:rPr>
         <w:t>The Shocking Revelation:</w:t>
       </w:r>
       <w:r>
-        <w:rPr>
-          <w:rFonts w:cstheme="minorHAnsi"/>
-          <w:sz w:val="24"/>
-          <w:szCs w:val="24"/>
-        </w:rPr>
         <w:t> The announcement disrupts the Passover meal, causing the disciples to question one another about who could commit such an act. </w:t>
       </w:r>
     </w:p>
     <w:p>
-      <w:pPr>
-        <w:rPr>
-          <w:rFonts w:cstheme="minorHAnsi"/>
-          <w:sz w:val="24"/>
-          <w:szCs w:val="24"/>
-        </w:rPr>
-      </w:pPr>
-      <w:r>
-        <w:rPr>
-          <w:rFonts w:cstheme="minorHAnsi"/>
-          <w:sz w:val="24"/>
-          <w:szCs w:val="24"/>
-        </w:rPr>
-        <w:lastRenderedPageBreak/>
+      <w:r>
         <w:t>This moment highlights the deep emotional pain of the betrayal and the paradox of grace, where Jesus eats with the one who will deliver him to death. </w:t>
+      </w:r>
+    </w:p>
+    <w:p/>
+    <w:p>
+      <w:r>
+        <w:t>8:15/31:46</w:t>
       </w:r>
     </w:p>
     <w:p>
-      <w:pPr>
-        <w:rPr>
-          <w:rFonts w:cstheme="minorHAnsi"/>
-          <w:sz w:val="24"/>
-          <w:szCs w:val="24"/>
-        </w:rPr>
-      </w:pPr>
+      <w:r>
+        <w:t>Jesus does not say Judas.</w:t>
+      </w:r>
+      <w:r>
+        <w:t xml:space="preserve"> Judas trades Jesus for 30 pieces of silver.</w:t>
+      </w:r>
+      <w:r>
+        <w:t xml:space="preserve"> You can be in the room and table</w:t>
+      </w:r>
+      <w:r>
+        <w:t xml:space="preserve"> and receive the bread and cup</w:t>
+      </w:r>
+      <w:r>
+        <w:t xml:space="preserve"> but miss the point.</w:t>
+      </w:r>
+      <w:r>
+        <w:t xml:space="preserve"> Judas get the seats but</w:t>
+      </w:r>
+      <w:r>
+        <w:t xml:space="preserve"> sell Jesus out</w:t>
+      </w:r>
+      <w:r>
+        <w:t>.</w:t>
+      </w:r>
     </w:p>
     <w:p>
-      <w:pPr>
-        <w:rPr>
-          <w:rFonts w:cstheme="minorHAnsi"/>
-          <w:sz w:val="24"/>
-          <w:szCs w:val="24"/>
-        </w:rPr>
-      </w:pPr>
-      <w:r>
-        <w:rPr>
-          <w:rFonts w:cstheme="minorHAnsi"/>
-          <w:sz w:val="24"/>
-          <w:szCs w:val="24"/>
-        </w:rPr>
-        <w:t>8:15/31:46</w:t>
+      <w:r>
+        <w:t>Judas was in the room and Judas got the seat around the table but still miss the Jesus point.</w:t>
+      </w:r>
+    </w:p>
+    <w:p/>
+    <w:p>
+      <w:r>
+        <w:lastRenderedPageBreak/>
+        <w:t>13:59/31:46</w:t>
       </w:r>
     </w:p>
     <w:p>
-      <w:pPr>
-        <w:rPr>
-          <w:rFonts w:cstheme="minorHAnsi"/>
-          <w:sz w:val="24"/>
-          <w:szCs w:val="24"/>
-        </w:rPr>
-      </w:pPr>
-      <w:r>
-        <w:rPr>
-          <w:rFonts w:cstheme="minorHAnsi"/>
-          <w:sz w:val="24"/>
-          <w:szCs w:val="24"/>
-        </w:rPr>
-        <w:t>Jesus does not say Judas.</w:t>
-      </w:r>
-      <w:r>
-        <w:rPr>
-          <w:rFonts w:cstheme="minorHAnsi"/>
-          <w:sz w:val="24"/>
-          <w:szCs w:val="24"/>
-        </w:rPr>
-        <w:t xml:space="preserve"> Judas trades Jesus for 30 pieces of silver.</w:t>
-      </w:r>
-      <w:r>
-        <w:rPr>
-          <w:rFonts w:cstheme="minorHAnsi"/>
-          <w:sz w:val="24"/>
-          <w:szCs w:val="24"/>
-        </w:rPr>
-        <w:t xml:space="preserve"> You can be in the room and table</w:t>
-      </w:r>
-      <w:r>
-        <w:rPr>
-          <w:rFonts w:cstheme="minorHAnsi"/>
-          <w:sz w:val="24"/>
-          <w:szCs w:val="24"/>
-        </w:rPr>
-        <w:t xml:space="preserve"> and receive the bread and cup</w:t>
-      </w:r>
-      <w:r>
-        <w:rPr>
-          <w:rFonts w:cstheme="minorHAnsi"/>
-          <w:sz w:val="24"/>
-          <w:szCs w:val="24"/>
-        </w:rPr>
-        <w:t xml:space="preserve"> but miss the point.</w:t>
-      </w:r>
-      <w:r>
-        <w:rPr>
-          <w:rFonts w:cstheme="minorHAnsi"/>
-          <w:sz w:val="24"/>
-          <w:szCs w:val="24"/>
-        </w:rPr>
-        <w:t xml:space="preserve"> Judas get the seats but</w:t>
-      </w:r>
-      <w:r>
-        <w:rPr>
-          <w:rFonts w:cstheme="minorHAnsi"/>
-          <w:sz w:val="24"/>
-          <w:szCs w:val="24"/>
-        </w:rPr>
-        <w:t xml:space="preserve"> sell Jesus out</w:t>
-      </w:r>
-      <w:r>
-        <w:rPr>
-          <w:rFonts w:cstheme="minorHAnsi"/>
-          <w:sz w:val="24"/>
-          <w:szCs w:val="24"/>
-        </w:rPr>
-        <w:t>.</w:t>
+      <w:r>
+        <w:t>The second seat is Peter.</w:t>
+      </w:r>
+      <w:r>
+        <w:t xml:space="preserve"> Peter looked at Jesus and said “I am ready to go with you.” Jesus said, the time is not there yet.</w:t>
+      </w:r>
+    </w:p>
+    <w:p/>
+    <w:p>
+      <w:r>
+        <w:t>14:</w:t>
+      </w:r>
+      <w:r>
+        <w:t>3</w:t>
+      </w:r>
+      <w:r>
+        <w:t>0/31:46</w:t>
       </w:r>
     </w:p>
     <w:p>
-      <w:pPr>
-        <w:rPr>
-          <w:rFonts w:cstheme="minorHAnsi"/>
-          <w:sz w:val="24"/>
-          <w:szCs w:val="24"/>
-        </w:rPr>
-      </w:pPr>
+      <w:r>
+        <w:t>Peter is over confident with Jesus.</w:t>
+      </w:r>
     </w:p>
     <w:p>
-      <w:pPr>
-        <w:rPr>
-          <w:rFonts w:cstheme="minorHAnsi"/>
-          <w:sz w:val="24"/>
-          <w:szCs w:val="24"/>
-        </w:rPr>
-      </w:pPr>
-      <w:r>
-        <w:rPr>
-          <w:rFonts w:cstheme="minorHAnsi"/>
-          <w:sz w:val="24"/>
-          <w:szCs w:val="24"/>
-        </w:rPr>
-        <w:t>The second seat is Peter.</w:t>
-      </w:r>
-      <w:r>
-        <w:rPr>
-          <w:rFonts w:cstheme="minorHAnsi"/>
-          <w:sz w:val="24"/>
-          <w:szCs w:val="24"/>
-        </w:rPr>
-        <w:t xml:space="preserve"> Peter looked at Jesus and said “I am ready to go with you.” Jesus said, the time is not there yet.</w:t>
+      <w:r>
+        <w:drawing>
+          <wp:inline distT="0" distB="0" distL="0" distR="0" wp14:anchorId="30CCE284" wp14:editId="3F1AA64A">
+            <wp:extent cx="5372850" cy="733527"/>
+            <wp:effectExtent l="0" t="0" r="0" b="9525"/>
+            <wp:docPr id="968171269" name="Picture 1"/>
+            <wp:cNvGraphicFramePr>
+              <a:graphicFrameLocks xmlns:a="http://schemas.openxmlformats.org/drawingml/2006/main" noChangeAspect="1"/>
+            </wp:cNvGraphicFramePr>
+            <a:graphic xmlns:a="http://schemas.openxmlformats.org/drawingml/2006/main">
+              <a:graphicData uri="http://schemas.openxmlformats.org/drawingml/2006/picture">
+                <pic:pic xmlns:pic="http://schemas.openxmlformats.org/drawingml/2006/picture">
+                  <pic:nvPicPr>
+                    <pic:cNvPr id="968171269" name=""/>
+                    <pic:cNvPicPr/>
+                  </pic:nvPicPr>
+                  <pic:blipFill>
+                    <a:blip r:embed="rId17"/>
+                    <a:stretch>
+                      <a:fillRect/>
+                    </a:stretch>
+                  </pic:blipFill>
+                  <pic:spPr>
+                    <a:xfrm>
+                      <a:off x="0" y="0"/>
+                      <a:ext cx="5372850" cy="733527"/>
+                    </a:xfrm>
+                    <a:prstGeom prst="rect">
+                      <a:avLst/>
+                    </a:prstGeom>
+                  </pic:spPr>
+                </pic:pic>
+              </a:graphicData>
+            </a:graphic>
+          </wp:inline>
+        </w:drawing>
       </w:r>
     </w:p>
     <w:p>
-      <w:pPr>
-        <w:rPr>
-          <w:rFonts w:cstheme="minorHAnsi"/>
-          <w:sz w:val="24"/>
-          <w:szCs w:val="24"/>
-        </w:rPr>
-      </w:pPr>
+      <w:r>
+        <w:t>“Lord, I am ready to go with you both to prison and to death.”</w:t>
+      </w:r>
     </w:p>
     <w:p>
-      <w:pPr>
-        <w:rPr>
-          <w:rFonts w:cstheme="minorHAnsi"/>
-          <w:sz w:val="24"/>
-          <w:szCs w:val="24"/>
-        </w:rPr>
-      </w:pPr>
-      <w:r>
-        <w:rPr>
-          <w:rFonts w:cstheme="minorHAnsi"/>
-          <w:sz w:val="24"/>
-          <w:szCs w:val="24"/>
-        </w:rPr>
-        <w:t>16:58/31:46</w:t>
+      <w:r>
+        <w:t>Luke 22:33</w:t>
       </w:r>
     </w:p>
     <w:p>
-      <w:pPr>
-        <w:rPr>
-          <w:rFonts w:cstheme="minorHAnsi"/>
-          <w:sz w:val="24"/>
-          <w:szCs w:val="24"/>
-        </w:rPr>
-      </w:pPr>
-      <w:r>
-        <w:rPr>
-          <w:rFonts w:cstheme="minorHAnsi"/>
+      <w:r>
+        <w:t>English Standard Version</w:t>
+      </w:r>
+    </w:p>
+    <w:p>
+      <w:r>
+        <w:rPr>
+          <w:b/>
+          <w:bCs/>
+          <w:vertAlign w:val="superscript"/>
+        </w:rPr>
+        <w:t>33 </w:t>
+      </w:r>
+      <w:r>
+        <w:t>Peter</w:t>
+      </w:r>
+      <w:r>
+        <w:rPr>
+          <w:vertAlign w:val="superscript"/>
+        </w:rPr>
+        <w:t xml:space="preserve"> </w:t>
+      </w:r>
+      <w:r>
+        <w:t>said to him, “Lord, I am ready to go with you both to prison and to death.”</w:t>
+      </w:r>
+    </w:p>
+    <w:p/>
+    <w:p>
+      <w:r>
+        <w:t>14:</w:t>
+      </w:r>
+      <w:r>
+        <w:t>5</w:t>
+      </w:r>
+      <w:r>
+        <w:t>0/31:46</w:t>
+      </w:r>
+    </w:p>
+    <w:p>
+      <w:r>
+        <w:drawing>
+          <wp:inline distT="0" distB="0" distL="0" distR="0" wp14:anchorId="48923716" wp14:editId="7A316D6E">
+            <wp:extent cx="5019675" cy="504649"/>
+            <wp:effectExtent l="0" t="0" r="0" b="0"/>
+            <wp:docPr id="629200256" name="Picture 1"/>
+            <wp:cNvGraphicFramePr>
+              <a:graphicFrameLocks xmlns:a="http://schemas.openxmlformats.org/drawingml/2006/main" noChangeAspect="1"/>
+            </wp:cNvGraphicFramePr>
+            <a:graphic xmlns:a="http://schemas.openxmlformats.org/drawingml/2006/main">
+              <a:graphicData uri="http://schemas.openxmlformats.org/drawingml/2006/picture">
+                <pic:pic xmlns:pic="http://schemas.openxmlformats.org/drawingml/2006/picture">
+                  <pic:nvPicPr>
+                    <pic:cNvPr id="629200256" name=""/>
+                    <pic:cNvPicPr/>
+                  </pic:nvPicPr>
+                  <pic:blipFill>
+                    <a:blip r:embed="rId18"/>
+                    <a:stretch>
+                      <a:fillRect/>
+                    </a:stretch>
+                  </pic:blipFill>
+                  <pic:spPr>
+                    <a:xfrm>
+                      <a:off x="0" y="0"/>
+                      <a:ext cx="5074114" cy="510122"/>
+                    </a:xfrm>
+                    <a:prstGeom prst="rect">
+                      <a:avLst/>
+                    </a:prstGeom>
+                  </pic:spPr>
+                </pic:pic>
+              </a:graphicData>
+            </a:graphic>
+          </wp:inline>
+        </w:drawing>
+      </w:r>
+    </w:p>
+    <w:p>
+      <w:r>
+        <w:t>Jesus said, “I tell you, Peter, the rooster will not crow this day, until you deny three times that you know me.”</w:t>
+      </w:r>
+    </w:p>
+    <w:p/>
+    <w:p>
+      <w:r>
+        <w:t>Luke 22:34</w:t>
+      </w:r>
+    </w:p>
+    <w:p>
+      <w:r>
+        <w:t>English Standard Version</w:t>
+      </w:r>
+    </w:p>
+    <w:p>
+      <w:r>
+        <w:rPr>
+          <w:b/>
+          <w:bCs/>
+          <w:vertAlign w:val="superscript"/>
+        </w:rPr>
+        <w:t>34 </w:t>
+      </w:r>
+      <w:r>
+        <w:t>Jesus</w:t>
+      </w:r>
+      <w:r>
+        <w:rPr>
+          <w:vertAlign w:val="superscript"/>
+        </w:rPr>
+        <w:t xml:space="preserve"> </w:t>
+      </w:r>
+      <w:r>
+        <w:t>said, “I tell you, Peter, the rooster will not crow this day, until you deny three times that you know me.”</w:t>
+      </w:r>
+    </w:p>
+    <w:p/>
+    <w:p>
+      <w:r>
+        <w:t>16:58/31:46</w:t>
+      </w:r>
+    </w:p>
+    <w:p>
+      <w:r>
+        <w:rPr>
           <w:noProof/>
-          <w:sz w:val="24"/>
-          <w:szCs w:val="24"/>
         </w:rPr>
         <w:drawing>
           <wp:inline distT="0" distB="0" distL="0" distR="0" wp14:anchorId="5F0A9B63" wp14:editId="24333CBF">
@@ -2228,7 +1141,7 @@
                     <pic:cNvPicPr/>
                   </pic:nvPicPr>
                   <pic:blipFill>
-                    <a:blip r:embed="rId17"/>
+                    <a:blip r:embed="rId19"/>
                     <a:stretch>
                       <a:fillRect/>
                     </a:stretch>
@@ -2250,298 +1163,104 @@
       </w:r>
     </w:p>
     <w:p>
-      <w:pPr>
-        <w:rPr>
-          <w:rFonts w:cstheme="minorHAnsi"/>
-          <w:sz w:val="24"/>
-          <w:szCs w:val="24"/>
-        </w:rPr>
-      </w:pPr>
-      <w:r>
-        <w:rPr>
-          <w:rFonts w:cstheme="minorHAnsi"/>
-          <w:sz w:val="24"/>
-          <w:szCs w:val="24"/>
-        </w:rPr>
+      <w:r>
         <w:t>I have prayed for you that your faith may not fail.</w:t>
       </w:r>
     </w:p>
     <w:p>
-      <w:pPr>
-        <w:rPr>
-          <w:rFonts w:cstheme="minorHAnsi"/>
-          <w:sz w:val="24"/>
-          <w:szCs w:val="24"/>
-        </w:rPr>
-      </w:pPr>
-      <w:r>
-        <w:rPr>
-          <w:rFonts w:cstheme="minorHAnsi"/>
-          <w:sz w:val="24"/>
-          <w:szCs w:val="24"/>
-        </w:rPr>
+      <w:r>
         <w:t>Luke 22:32</w:t>
       </w:r>
     </w:p>
     <w:p>
-      <w:pPr>
-        <w:rPr>
-          <w:rFonts w:cstheme="minorHAnsi"/>
-          <w:sz w:val="24"/>
-          <w:szCs w:val="24"/>
-        </w:rPr>
-      </w:pPr>
-      <w:r>
-        <w:rPr>
-          <w:rFonts w:cstheme="minorHAnsi"/>
-          <w:sz w:val="24"/>
-          <w:szCs w:val="24"/>
-        </w:rPr>
+      <w:r>
         <w:t>English Standard Version</w:t>
       </w:r>
     </w:p>
     <w:p>
-      <w:pPr>
-        <w:rPr>
-          <w:rFonts w:cstheme="minorHAnsi"/>
-          <w:sz w:val="24"/>
-          <w:szCs w:val="24"/>
-        </w:rPr>
-      </w:pPr>
-      <w:r>
-        <w:rPr>
-          <w:rFonts w:cstheme="minorHAnsi"/>
+      <w:r>
+        <w:rPr>
           <w:b/>
           <w:bCs/>
-          <w:sz w:val="24"/>
-          <w:szCs w:val="24"/>
           <w:vertAlign w:val="superscript"/>
         </w:rPr>
         <w:t>32 </w:t>
       </w:r>
       <w:r>
-        <w:rPr>
-          <w:rFonts w:cstheme="minorHAnsi"/>
-          <w:sz w:val="24"/>
-          <w:szCs w:val="24"/>
-        </w:rPr>
         <w:t>but I have prayed for you that your faith may not fail. And when you have turned again, strengthen your brothers.”</w:t>
+      </w:r>
+    </w:p>
+    <w:p/>
+    <w:p>
+      <w:r>
+        <w:t>The main point of Luke 22:32 is that Jesus intercedes for believers to ensure their faith survives severe spiritual trials, enabling them to repent after failure and strengthen others. Despite Peter’s impending denial, Jesus assures him of his eventual restoration and his crucial role in leading the church. </w:t>
       </w:r>
     </w:p>
     <w:p>
-      <w:pPr>
-        <w:rPr>
-          <w:rFonts w:cstheme="minorHAnsi"/>
-          <w:sz w:val="24"/>
-          <w:szCs w:val="24"/>
-        </w:rPr>
-      </w:pPr>
+      <w:r>
+        <w:t>Key aspects of Luke 22:32:</w:t>
+      </w:r>
     </w:p>
     <w:p>
-      <w:pPr>
-        <w:rPr>
-          <w:rFonts w:cstheme="minorHAnsi"/>
-          <w:sz w:val="24"/>
-          <w:szCs w:val="24"/>
-        </w:rPr>
-      </w:pPr>
-      <w:r>
-        <w:rPr>
-          <w:rFonts w:cstheme="minorHAnsi"/>
-          <w:sz w:val="24"/>
-          <w:szCs w:val="24"/>
-        </w:rPr>
-        <w:t>The main point of Luke 22:32 is that Jesus intercedes for believers to ensure their faith survives severe spiritual trials, enabling them to repent after failure and strengthen others. Despite Peter’s impending denial, Jesus assures him of his eventual restoration and his crucial role in leading the church. </w:t>
+      <w:r>
+        <w:rPr>
+          <w:b/>
+          <w:bCs/>
+        </w:rPr>
+        <w:t>Intercession:</w:t>
+      </w:r>
+      <w:r>
+        <w:t> Jesus proactively prays for Peter's faith to withstand Satan's efforts to destroy him.</w:t>
       </w:r>
     </w:p>
     <w:p>
-      <w:pPr>
-        <w:rPr>
-          <w:rFonts w:cstheme="minorHAnsi"/>
-          <w:sz w:val="24"/>
-          <w:szCs w:val="24"/>
-        </w:rPr>
-      </w:pPr>
-      <w:r>
-        <w:rPr>
-          <w:rFonts w:cstheme="minorHAnsi"/>
-          <w:sz w:val="24"/>
-          <w:szCs w:val="24"/>
-        </w:rPr>
-        <w:t>Key aspects of Luke 22:32:</w:t>
+      <w:r>
+        <w:rPr>
+          <w:b/>
+          <w:bCs/>
+        </w:rPr>
+        <w:t>Restoration:</w:t>
+      </w:r>
+      <w:r>
+        <w:t> The phrase "when you have turned again" implies a temporary failure (the denial) but promises certain repentance and restoration.</w:t>
       </w:r>
     </w:p>
     <w:p>
-      <w:pPr>
-        <w:numPr>
-          <w:ilvl w:val="0"/>
-          <w:numId w:val="97"/>
-        </w:numPr>
-        <w:rPr>
-          <w:rFonts w:cstheme="minorHAnsi"/>
-          <w:sz w:val="24"/>
-          <w:szCs w:val="24"/>
-        </w:rPr>
-      </w:pPr>
-      <w:r>
-        <w:rPr>
-          <w:rFonts w:cstheme="minorHAnsi"/>
+      <w:r>
+        <w:rPr>
           <w:b/>
           <w:bCs/>
-          <w:sz w:val="24"/>
-          <w:szCs w:val="24"/>
-        </w:rPr>
-        <w:t>Intercession:</w:t>
-      </w:r>
-      <w:r>
-        <w:rPr>
-          <w:rFonts w:cstheme="minorHAnsi"/>
-          <w:sz w:val="24"/>
-          <w:szCs w:val="24"/>
-        </w:rPr>
-        <w:t> Jesus proactively prays for Peter's faith to withstand Satan's efforts to destroy him.</w:t>
+        </w:rPr>
+        <w:t>Purpose of Trials:</w:t>
+      </w:r>
+      <w:r>
+        <w:t> Peter's failure is meant to be used for a higher purpose: to "strengthen your brothers" by helping them remain resilient in their own faith. </w:t>
       </w:r>
     </w:p>
     <w:p>
-      <w:pPr>
-        <w:numPr>
-          <w:ilvl w:val="0"/>
-          <w:numId w:val="97"/>
-        </w:numPr>
-        <w:rPr>
-          <w:rFonts w:cstheme="minorHAnsi"/>
-          <w:sz w:val="24"/>
-          <w:szCs w:val="24"/>
-        </w:rPr>
-      </w:pPr>
-      <w:r>
-        <w:rPr>
-          <w:rFonts w:cstheme="minorHAnsi"/>
-          <w:b/>
-          <w:bCs/>
-          <w:sz w:val="24"/>
-          <w:szCs w:val="24"/>
-        </w:rPr>
-        <w:t>Restoration:</w:t>
-      </w:r>
-      <w:r>
-        <w:rPr>
-          <w:rFonts w:cstheme="minorHAnsi"/>
-          <w:sz w:val="24"/>
-          <w:szCs w:val="24"/>
-        </w:rPr>
-        <w:t> The phrase "when you have turned again" implies a temporary failure (the denial) but promises certain repentance and restoration.</w:t>
+      <w:r>
+        <w:rPr>
+          <w:i/>
+          <w:iCs/>
+        </w:rPr>
+        <w:t>In short: Jesus guarantees restoration after failure, transforming weakness into a strength for serving others.</w:t>
+      </w:r>
+      <w:r>
+        <w:t> </w:t>
+      </w:r>
+    </w:p>
+    <w:p/>
+    <w:p/>
+    <w:p>
+      <w:r>
+        <w:t>19:00/31:46</w:t>
       </w:r>
     </w:p>
     <w:p>
-      <w:pPr>
-        <w:numPr>
-          <w:ilvl w:val="0"/>
-          <w:numId w:val="97"/>
-        </w:numPr>
-        <w:rPr>
-          <w:rFonts w:cstheme="minorHAnsi"/>
-          <w:sz w:val="24"/>
-          <w:szCs w:val="24"/>
-        </w:rPr>
-      </w:pPr>
-      <w:r>
-        <w:rPr>
-          <w:rFonts w:cstheme="minorHAnsi"/>
-          <w:b/>
-          <w:bCs/>
-          <w:sz w:val="24"/>
-          <w:szCs w:val="24"/>
-        </w:rPr>
-        <w:t>Purpose of Trials:</w:t>
-      </w:r>
-      <w:r>
-        <w:rPr>
-          <w:rFonts w:cstheme="minorHAnsi"/>
-          <w:sz w:val="24"/>
-          <w:szCs w:val="24"/>
-        </w:rPr>
-        <w:t> Peter's failure is meant to be used for a higher purpose: to "strengthen your brothers" by helping them remain resilient in their own faith. </w:t>
-      </w:r>
-    </w:p>
-    <w:p>
-      <w:pPr>
-        <w:rPr>
-          <w:rFonts w:cstheme="minorHAnsi"/>
-          <w:sz w:val="24"/>
-          <w:szCs w:val="24"/>
-        </w:rPr>
-      </w:pPr>
-      <w:r>
-        <w:rPr>
-          <w:rFonts w:cstheme="minorHAnsi"/>
-          <w:i/>
-          <w:iCs/>
-          <w:sz w:val="24"/>
-          <w:szCs w:val="24"/>
-        </w:rPr>
-        <w:t>In short: Jesus guarantees restoration after failure, transforming weakness into a strength for serving others.</w:t>
-      </w:r>
-      <w:r>
-        <w:rPr>
-          <w:rFonts w:cstheme="minorHAnsi"/>
-          <w:sz w:val="24"/>
-          <w:szCs w:val="24"/>
-        </w:rPr>
-        <w:t> </w:t>
-      </w:r>
-    </w:p>
-    <w:p>
-      <w:pPr>
-        <w:rPr>
-          <w:rFonts w:cstheme="minorHAnsi"/>
-          <w:sz w:val="24"/>
-          <w:szCs w:val="24"/>
-        </w:rPr>
-      </w:pPr>
-    </w:p>
-    <w:p>
-      <w:pPr>
-        <w:rPr>
-          <w:rFonts w:cstheme="minorHAnsi"/>
-          <w:sz w:val="24"/>
-          <w:szCs w:val="24"/>
-        </w:rPr>
-      </w:pPr>
-    </w:p>
-    <w:p>
-      <w:pPr>
-        <w:rPr>
-          <w:rFonts w:cstheme="minorHAnsi"/>
-          <w:sz w:val="24"/>
-          <w:szCs w:val="24"/>
-        </w:rPr>
-      </w:pPr>
-      <w:r>
-        <w:rPr>
-          <w:rFonts w:cstheme="minorHAnsi"/>
-          <w:sz w:val="24"/>
-          <w:szCs w:val="24"/>
-        </w:rPr>
-        <w:t>19:00/31:46</w:t>
-      </w:r>
-    </w:p>
-    <w:p>
-      <w:pPr>
-        <w:rPr>
-          <w:rFonts w:cstheme="minorHAnsi"/>
-          <w:sz w:val="24"/>
-          <w:szCs w:val="24"/>
-        </w:rPr>
-      </w:pPr>
-      <w:r>
-        <w:rPr>
-          <w:rFonts w:cstheme="minorHAnsi"/>
+      <w:r>
+        <w:rPr>
           <w:noProof/>
-          <w:sz w:val="24"/>
-          <w:szCs w:val="24"/>
-        </w:rPr>
-        <w:lastRenderedPageBreak/>
+        </w:rPr>
         <w:drawing>
           <wp:inline distT="0" distB="0" distL="0" distR="0" wp14:anchorId="38ACAAB8" wp14:editId="0907673F">
             <wp:extent cx="4105276" cy="2128417"/>
@@ -2558,7 +1277,7 @@
                     <pic:cNvPicPr/>
                   </pic:nvPicPr>
                   <pic:blipFill>
-                    <a:blip r:embed="rId18"/>
+                    <a:blip r:embed="rId20"/>
                     <a:stretch>
                       <a:fillRect/>
                     </a:stretch>
@@ -2579,89 +1298,27 @@
         </w:drawing>
       </w:r>
     </w:p>
+    <w:p/>
     <w:p>
-      <w:pPr>
-        <w:rPr>
-          <w:rFonts w:cstheme="minorHAnsi"/>
-          <w:sz w:val="24"/>
-          <w:szCs w:val="24"/>
-        </w:rPr>
-      </w:pPr>
+      <w:r>
+        <w:t>20:16/31:46</w:t>
+      </w:r>
     </w:p>
     <w:p>
-      <w:pPr>
-        <w:rPr>
-          <w:rFonts w:cstheme="minorHAnsi"/>
-          <w:sz w:val="24"/>
-          <w:szCs w:val="24"/>
-        </w:rPr>
-      </w:pPr>
-      <w:r>
-        <w:rPr>
-          <w:rFonts w:cstheme="minorHAnsi"/>
-          <w:sz w:val="24"/>
-          <w:szCs w:val="24"/>
-        </w:rPr>
-        <w:t>20:16/31:46</w:t>
+      <w:r>
+        <w:t>For 2000 years, Jesus said the bread of Jesus body and wine for the Jesus blood.</w:t>
+      </w:r>
+    </w:p>
+    <w:p/>
+    <w:p>
+      <w:r>
+        <w:t>22:00/31:46</w:t>
       </w:r>
     </w:p>
     <w:p>
-      <w:pPr>
-        <w:rPr>
-          <w:rFonts w:cstheme="minorHAnsi"/>
-          <w:sz w:val="24"/>
-          <w:szCs w:val="24"/>
-        </w:rPr>
-      </w:pPr>
-      <w:r>
-        <w:rPr>
-          <w:rFonts w:cstheme="minorHAnsi"/>
-          <w:sz w:val="24"/>
-          <w:szCs w:val="24"/>
-        </w:rPr>
-        <w:t>For 2000 years, Jesus said the bread of Jesus body and wine for the Jesus blood.</w:t>
-      </w:r>
-    </w:p>
-    <w:p>
-      <w:pPr>
-        <w:rPr>
-          <w:rFonts w:cstheme="minorHAnsi"/>
-          <w:sz w:val="24"/>
-          <w:szCs w:val="24"/>
-        </w:rPr>
-      </w:pPr>
-    </w:p>
-    <w:p>
-      <w:pPr>
-        <w:rPr>
-          <w:rFonts w:cstheme="minorHAnsi"/>
-          <w:sz w:val="24"/>
-          <w:szCs w:val="24"/>
-        </w:rPr>
-      </w:pPr>
-      <w:r>
-        <w:rPr>
-          <w:rFonts w:cstheme="minorHAnsi"/>
-          <w:sz w:val="24"/>
-          <w:szCs w:val="24"/>
-        </w:rPr>
-        <w:t>22:00/31:46</w:t>
-      </w:r>
-    </w:p>
-    <w:p>
-      <w:pPr>
-        <w:rPr>
-          <w:rFonts w:cstheme="minorHAnsi"/>
-          <w:sz w:val="24"/>
-          <w:szCs w:val="24"/>
-        </w:rPr>
-      </w:pPr>
-      <w:r>
-        <w:rPr>
-          <w:rFonts w:cstheme="minorHAnsi"/>
+      <w:r>
+        <w:rPr>
           <w:noProof/>
-          <w:sz w:val="24"/>
-          <w:szCs w:val="24"/>
         </w:rPr>
         <w:drawing>
           <wp:inline distT="0" distB="0" distL="0" distR="0" wp14:anchorId="10FDD1C1" wp14:editId="16CD69EE">
@@ -2679,7 +1336,7 @@
                     <pic:cNvPicPr/>
                   </pic:nvPicPr>
                   <pic:blipFill>
-                    <a:blip r:embed="rId19"/>
+                    <a:blip r:embed="rId21"/>
                     <a:stretch>
                       <a:fillRect/>
                     </a:stretch>
@@ -2701,2312 +1358,1589 @@
       </w:r>
     </w:p>
     <w:p>
-      <w:pPr>
-        <w:rPr>
-          <w:rFonts w:cstheme="minorHAnsi"/>
-          <w:sz w:val="24"/>
-          <w:szCs w:val="24"/>
-        </w:rPr>
-      </w:pPr>
-      <w:r>
-        <w:rPr>
-          <w:rFonts w:cstheme="minorHAnsi"/>
-          <w:sz w:val="24"/>
-          <w:szCs w:val="24"/>
-        </w:rPr>
+      <w:r>
         <w:t>But not so with you, Rather, let the greatest among you become as the youngest and the leader as one who serves.</w:t>
+      </w:r>
+    </w:p>
+    <w:p/>
+    <w:p>
+      <w:r>
+        <w:t>Luke 22:26</w:t>
       </w:r>
     </w:p>
     <w:p>
-      <w:pPr>
-        <w:rPr>
-          <w:rFonts w:cstheme="minorHAnsi"/>
-          <w:sz w:val="24"/>
-          <w:szCs w:val="24"/>
-        </w:rPr>
-      </w:pPr>
+      <w:r>
+        <w:t>English Standard Version</w:t>
+      </w:r>
     </w:p>
     <w:p>
-      <w:pPr>
-        <w:rPr>
-          <w:rFonts w:cstheme="minorHAnsi"/>
-          <w:sz w:val="24"/>
-          <w:szCs w:val="24"/>
-        </w:rPr>
-      </w:pPr>
-      <w:r>
-        <w:rPr>
-          <w:rFonts w:cstheme="minorHAnsi"/>
-          <w:sz w:val="24"/>
-          <w:szCs w:val="24"/>
-        </w:rPr>
-        <w:t>Luke 22:26</w:t>
+      <w:r>
+        <w:rPr>
+          <w:b/>
+          <w:bCs/>
+          <w:vertAlign w:val="superscript"/>
+        </w:rPr>
+        <w:t>26 </w:t>
+      </w:r>
+      <w:r>
+        <w:t>But not so with you. Rather, let the greatest among you become as the youngest, and the leader as one who serves.</w:t>
+      </w:r>
+    </w:p>
+    <w:p/>
+    <w:p>
+      <w:r>
+        <w:t>The main point of Luke 22:26 is that true greatness in Jesus' kingdom is found in humble service, not in pursuing status or authority. Jesus directly contrasts worldly leadership (seeking power) with kingdom leadership, where the greatest must behave like the youngest (lowly) and act as the servant of all. </w:t>
       </w:r>
     </w:p>
     <w:p>
-      <w:pPr>
-        <w:rPr>
-          <w:rFonts w:cstheme="minorHAnsi"/>
-          <w:sz w:val="24"/>
-          <w:szCs w:val="24"/>
-        </w:rPr>
-      </w:pPr>
-      <w:r>
-        <w:rPr>
-          <w:rFonts w:cstheme="minorHAnsi"/>
-          <w:sz w:val="24"/>
-          <w:szCs w:val="24"/>
-        </w:rPr>
-        <w:t>English Standard Version</w:t>
+      <w:r>
+        <w:rPr>
+          <w:b/>
+          <w:bCs/>
+        </w:rPr>
+        <w:t>Key Aspects of the Verse:</w:t>
       </w:r>
     </w:p>
     <w:p>
-      <w:pPr>
-        <w:rPr>
-          <w:rFonts w:cstheme="minorHAnsi"/>
-          <w:sz w:val="24"/>
-          <w:szCs w:val="24"/>
-        </w:rPr>
-      </w:pPr>
-      <w:r>
-        <w:rPr>
-          <w:rFonts w:cstheme="minorHAnsi"/>
+      <w:r>
+        <w:rPr>
           <w:b/>
           <w:bCs/>
-          <w:sz w:val="24"/>
-          <w:szCs w:val="24"/>
-          <w:vertAlign w:val="superscript"/>
-        </w:rPr>
-        <w:t>26 </w:t>
-      </w:r>
-      <w:r>
-        <w:rPr>
-          <w:rFonts w:cstheme="minorHAnsi"/>
-          <w:sz w:val="24"/>
-          <w:szCs w:val="24"/>
-        </w:rPr>
-        <w:t>But not so with you. Rather, let the greatest among you become as the youngest, and the leader as one who serves.</w:t>
+        </w:rPr>
+        <w:t>Contradiction of Status:</w:t>
+      </w:r>
+      <w:r>
+        <w:t> Jesus tells his disciples "not so with you," redefining leadership against the selfish, power-hungry model of Gentile rulers.</w:t>
       </w:r>
     </w:p>
     <w:p>
-      <w:pPr>
-        <w:rPr>
-          <w:rFonts w:cstheme="minorHAnsi"/>
-          <w:sz w:val="24"/>
-          <w:szCs w:val="24"/>
-        </w:rPr>
-      </w:pPr>
+      <w:r>
+        <w:rPr>
+          <w:b/>
+          <w:bCs/>
+        </w:rPr>
+        <w:t>The "Youngest" Model:</w:t>
+      </w:r>
+      <w:r>
+        <w:t> In that culture, the youngest was considered least, often assigned menial tasks, making them the model for humility and service.</w:t>
+      </w:r>
     </w:p>
     <w:p>
-      <w:pPr>
-        <w:rPr>
-          <w:rFonts w:cstheme="minorHAnsi"/>
-          <w:sz w:val="24"/>
-          <w:szCs w:val="24"/>
-        </w:rPr>
-      </w:pPr>
-      <w:r>
-        <w:rPr>
-          <w:rFonts w:cstheme="minorHAnsi"/>
-          <w:sz w:val="24"/>
-          <w:szCs w:val="24"/>
-        </w:rPr>
-        <w:t>The main point of Luke 22:26 is that true greatness in Jesus' kingdom is found in humble service, not in pursuing status or authority. Jesus directly contrasts worldly leadership (seeking power) with kingdom leadership, where the greatest must behave like the youngest (lowly) and act as the servant of all. </w:t>
+      <w:r>
+        <w:rPr>
+          <w:b/>
+          <w:bCs/>
+        </w:rPr>
+        <w:t>Servant-Leader:</w:t>
+      </w:r>
+      <w:r>
+        <w:t> Leaders are called to be servants rather than demanding to be served, a principle illustrated by Jesus himself, who came to serve. </w:t>
       </w:r>
     </w:p>
     <w:p>
-      <w:pPr>
-        <w:rPr>
-          <w:rFonts w:cstheme="minorHAnsi"/>
-          <w:sz w:val="24"/>
-          <w:szCs w:val="24"/>
-        </w:rPr>
-      </w:pPr>
-      <w:r>
-        <w:rPr>
-          <w:rFonts w:cstheme="minorHAnsi"/>
+      <w:r>
+        <w:t>This teaching reverses social standards: the path to greatness is to take the lowest place and focus on serving others. </w:t>
+      </w:r>
+    </w:p>
+    <w:p/>
+    <w:p>
+      <w:r>
+        <w:t>28:00/31:46</w:t>
+      </w:r>
+    </w:p>
+    <w:p>
+      <w:r>
+        <w:t>Jesus set up the table, everyone is there. Whether you belong here or not.</w:t>
+      </w:r>
+    </w:p>
+    <w:p/>
+    <w:p>
+      <w:r>
+        <w:t xml:space="preserve">I want to think about the table, a shared meals carry the weight of everything of whole world. They want to at this table before they are ready. </w:t>
+      </w:r>
+      <w:r>
+        <w:t xml:space="preserve"> The table is there 2000 years ago. You have to be </w:t>
+      </w:r>
+      <w:r>
+        <w:t>ready to receive the grace.</w:t>
+      </w:r>
+      <w:r>
+        <w:t xml:space="preserve"> </w:t>
+      </w:r>
+      <w:r>
+        <w:t>The table is available to you.</w:t>
+      </w:r>
+    </w:p>
+    <w:p/>
+    <w:p/>
+    <w:p>
+      <w:r>
+        <w:t>======</w:t>
+      </w:r>
+    </w:p>
+    <w:p>
+      <w:r>
+        <w:t>03</w:t>
+      </w:r>
+      <w:r>
+        <w:t>/</w:t>
+      </w:r>
+      <w:r>
+        <w:t>28/</w:t>
+      </w:r>
+      <w:r>
+        <w:t>202</w:t>
+      </w:r>
+      <w:r>
+        <w:t>6</w:t>
+      </w:r>
+      <w:r>
+        <w:t xml:space="preserve">, </w:t>
+      </w:r>
+      <w:r>
+        <w:t>Menlo Church Worship (Summary of last week, 03/22/2028)</w:t>
+      </w:r>
+    </w:p>
+    <w:p>
+      <w:r>
+        <w:t>https://youtu.be/CzEdPKdj0GY?si=WRHI8PZPTEXkiuyf</w:t>
+      </w:r>
+    </w:p>
+    <w:p>
+      <w:r>
+        <w:t>“</w:t>
+      </w:r>
+      <w:r>
+        <w:t xml:space="preserve">I Am With You At the Table </w:t>
+      </w:r>
+      <w:r>
+        <w:t xml:space="preserve">| </w:t>
+      </w:r>
+      <w:r>
+        <w:t>I Am …The God Who Gets Close</w:t>
+      </w:r>
+      <w:r>
+        <w:t>,”</w:t>
+      </w:r>
+      <w:r>
+        <w:t xml:space="preserve"> </w:t>
+      </w:r>
+      <w:r>
+        <w:t>Phil EuBank, Lead Pastor</w:t>
+      </w:r>
+    </w:p>
+    <w:p/>
+    <w:p>
+      <w:r>
+        <w:t xml:space="preserve">Today, we talk </w:t>
+      </w:r>
+      <w:r>
+        <w:t xml:space="preserve">"I Am With You </w:t>
+      </w:r>
+      <w:r>
+        <w:t>At the Table.”</w:t>
+      </w:r>
+      <w:r>
+        <w:t> </w:t>
+      </w:r>
+      <w:r>
+        <w:t>It is the fifth of “I Am …The God Who Gets Close” series. In Luke 22</w:t>
+      </w:r>
+      <w:r>
+        <w:t>: 15-2</w:t>
+      </w:r>
+      <w:r>
+        <w:t>6</w:t>
+      </w:r>
+      <w:r>
+        <w:t>, Jesus sets up the table and invites his 12 disciples for the last dinner.</w:t>
+      </w:r>
+    </w:p>
+    <w:p/>
+    <w:p>
+      <w:r>
+        <w:t>Summary:</w:t>
+      </w:r>
+    </w:p>
+    <w:p>
+      <w:r>
+        <w:t xml:space="preserve">1. </w:t>
+      </w:r>
+      <w:r>
+        <w:t>Luke 22:15</w:t>
+      </w:r>
+      <w:r>
+        <w:t>:</w:t>
+      </w:r>
+      <w:r>
+        <w:t xml:space="preserve"> </w:t>
+      </w:r>
+      <w:r>
+        <w:t>Jesus sets up the table and invites us to join. The first seat is Judas. We are very uncomfortable for the first seat. Jesus takes the bread, take and cup, and then break the bread, and show New Covenant in his blood.</w:t>
+      </w:r>
+    </w:p>
+    <w:p>
+      <w:r>
+        <w:t xml:space="preserve">2. </w:t>
+      </w:r>
+      <w:r>
+        <w:t xml:space="preserve"> </w:t>
+      </w:r>
+      <w:r>
+        <w:t>Luke 22:21</w:t>
+      </w:r>
+      <w:r>
+        <w:t xml:space="preserve">: </w:t>
+      </w:r>
+      <w:r>
+        <w:t>Jesus hold Judas hand but does not say Judas trades Jesus for 30 pieces of silver. You can be in the room and table and receive the bread and cup but miss the point. Judas get the seats but sell Jesus out.</w:t>
+      </w:r>
+    </w:p>
+    <w:p>
+      <w:r>
+        <w:t xml:space="preserve">3. </w:t>
+      </w:r>
+      <w:r>
+        <w:t>Luke 22:33</w:t>
+      </w:r>
+      <w:r>
+        <w:t xml:space="preserve">: </w:t>
+      </w:r>
+      <w:r>
+        <w:t>Peter</w:t>
+      </w:r>
+      <w:r>
+        <w:rPr>
+          <w:vertAlign w:val="superscript"/>
+        </w:rPr>
+        <w:t xml:space="preserve"> </w:t>
+      </w:r>
+      <w:r>
+        <w:t xml:space="preserve">wants to </w:t>
+      </w:r>
+      <w:r>
+        <w:t xml:space="preserve">go with </w:t>
+      </w:r>
+      <w:r>
+        <w:t>Jesus</w:t>
+      </w:r>
+      <w:r>
+        <w:t xml:space="preserve"> both to prison and to death.</w:t>
+      </w:r>
+    </w:p>
+    <w:p>
+      <w:r>
+        <w:t xml:space="preserve">4. </w:t>
+      </w:r>
+      <w:r>
+        <w:t>Luke 22:34</w:t>
+      </w:r>
+      <w:r>
+        <w:t xml:space="preserve">: </w:t>
+      </w:r>
+      <w:r>
+        <w:t>Jesus</w:t>
+      </w:r>
+      <w:r>
+        <w:rPr>
+          <w:vertAlign w:val="superscript"/>
+        </w:rPr>
+        <w:t xml:space="preserve"> </w:t>
+      </w:r>
+      <w:r>
+        <w:t>told Peter</w:t>
+      </w:r>
+      <w:r>
+        <w:t xml:space="preserve">, </w:t>
+      </w:r>
+      <w:r>
+        <w:t xml:space="preserve">you are not ready yet </w:t>
+      </w:r>
+      <w:r>
+        <w:t>until you deny three times that you know me.</w:t>
+      </w:r>
+    </w:p>
+    <w:p>
+      <w:r>
+        <w:t>5</w:t>
+      </w:r>
+      <w:r>
+        <w:t xml:space="preserve">. </w:t>
+      </w:r>
+      <w:r>
+        <w:t>Luke 22:32</w:t>
+      </w:r>
+      <w:r>
+        <w:t xml:space="preserve">: </w:t>
+      </w:r>
+      <w:r>
+        <w:t xml:space="preserve">Jesus </w:t>
+      </w:r>
+      <w:r>
+        <w:t xml:space="preserve">prays for </w:t>
+      </w:r>
+      <w:r>
+        <w:t>believers to ensure their faith survives severe spiritual trials. Despite Peter’s impending denial, Jesus assures him of his eventual restoration and his crucial role in leading the church. </w:t>
+      </w:r>
+      <w:r>
+        <w:t>For 2000 years, Jesus said the bread of Jesus body and wine for the Jesus blood.</w:t>
+      </w:r>
+    </w:p>
+    <w:p>
+      <w:r>
+        <w:t>6</w:t>
+      </w:r>
+      <w:r>
+        <w:t xml:space="preserve">. </w:t>
+      </w:r>
+      <w:r>
+        <w:t>Luke 22:26</w:t>
+      </w:r>
+      <w:r>
+        <w:t xml:space="preserve">: </w:t>
+      </w:r>
+      <w:r>
+        <w:rPr>
           <w:b/>
           <w:bCs/>
-          <w:sz w:val="24"/>
-          <w:szCs w:val="24"/>
-        </w:rPr>
-        <w:t>Key Aspects of the Verse:</w:t>
+          <w:vertAlign w:val="superscript"/>
+        </w:rPr>
+        <w:t>“</w:t>
+      </w:r>
+      <w:r>
+        <w:t>But not so with you. Rather, let the greatest among you become as the youngest, and the leader as one who serves.</w:t>
+      </w:r>
+      <w:r>
+        <w:t>”</w:t>
       </w:r>
     </w:p>
     <w:p>
-      <w:pPr>
-        <w:numPr>
-          <w:ilvl w:val="0"/>
-          <w:numId w:val="96"/>
-        </w:numPr>
-        <w:rPr>
-          <w:rFonts w:cstheme="minorHAnsi"/>
-          <w:sz w:val="24"/>
-          <w:szCs w:val="24"/>
-        </w:rPr>
-      </w:pPr>
-      <w:r>
-        <w:rPr>
-          <w:rFonts w:cstheme="minorHAnsi"/>
-          <w:b/>
-          <w:bCs/>
-          <w:sz w:val="24"/>
-          <w:szCs w:val="24"/>
-        </w:rPr>
-        <w:t>Contradiction of Status:</w:t>
-      </w:r>
-      <w:r>
-        <w:rPr>
-          <w:rFonts w:cstheme="minorHAnsi"/>
-          <w:sz w:val="24"/>
-          <w:szCs w:val="24"/>
-        </w:rPr>
-        <w:t> Jesus tells his disciples "not so with you," redefining leadership against the selfish, power-hungry model of Gentile rulers.</w:t>
+      <w:r>
+        <w:t>T</w:t>
+      </w:r>
+      <w:r>
+        <w:t xml:space="preserve">he </w:t>
+      </w:r>
+      <w:r>
+        <w:t>true greatness in Jesus' kingdom is found in humble service, not in pursuing status or authority.</w:t>
       </w:r>
     </w:p>
     <w:p>
-      <w:pPr>
-        <w:numPr>
-          <w:ilvl w:val="0"/>
-          <w:numId w:val="96"/>
-        </w:numPr>
-        <w:rPr>
-          <w:rFonts w:cstheme="minorHAnsi"/>
-          <w:sz w:val="24"/>
-          <w:szCs w:val="24"/>
-        </w:rPr>
-      </w:pPr>
-      <w:r>
-        <w:rPr>
-          <w:rFonts w:cstheme="minorHAnsi"/>
-          <w:b/>
-          <w:bCs/>
-          <w:sz w:val="24"/>
-          <w:szCs w:val="24"/>
-        </w:rPr>
-        <w:t>The "Youngest" Model:</w:t>
-      </w:r>
-      <w:r>
-        <w:rPr>
-          <w:rFonts w:cstheme="minorHAnsi"/>
-          <w:sz w:val="24"/>
-          <w:szCs w:val="24"/>
-        </w:rPr>
-        <w:t> In that culture, the youngest was considered least, often assigned menial tasks, making them the model for humility and service.</w:t>
+      <w:r>
+        <w:t>7</w:t>
+      </w:r>
+      <w:r>
+        <w:t>. Conclusion:</w:t>
       </w:r>
     </w:p>
     <w:p>
-      <w:pPr>
-        <w:numPr>
-          <w:ilvl w:val="0"/>
-          <w:numId w:val="96"/>
-        </w:numPr>
-        <w:rPr>
-          <w:rFonts w:cstheme="minorHAnsi"/>
-          <w:sz w:val="24"/>
-          <w:szCs w:val="24"/>
-        </w:rPr>
-      </w:pPr>
-      <w:r>
-        <w:rPr>
-          <w:rFonts w:cstheme="minorHAnsi"/>
-          <w:b/>
-          <w:bCs/>
-          <w:sz w:val="24"/>
-          <w:szCs w:val="24"/>
-        </w:rPr>
-        <w:t>Servant-Leader:</w:t>
-      </w:r>
-      <w:r>
-        <w:rPr>
-          <w:rFonts w:cstheme="minorHAnsi"/>
-          <w:sz w:val="24"/>
-          <w:szCs w:val="24"/>
-        </w:rPr>
-        <w:t> Leaders are called to be servants rather than demanding to be served, a principle illustrated by Jesus himself, who came to serve. </w:t>
+      <w:r>
+        <w:t>Jesus set up the table, everyone is there. Whether you belong here or not.</w:t>
+      </w:r>
+      <w:r>
+        <w:t xml:space="preserve"> A</w:t>
+      </w:r>
+      <w:r>
+        <w:t xml:space="preserve"> shared meals carry the weight of everything of whole world. They want to at this table before they are ready.  The table is there 2000 years ago. You have to be ready to receive the grace. The table is available to you.</w:t>
+      </w:r>
+    </w:p>
+    <w:p/>
+    <w:p>
+      <w:r>
+        <w:t xml:space="preserve">===&gt; Chinese </w:t>
       </w:r>
     </w:p>
     <w:p>
       <w:pPr>
         <w:rPr>
-          <w:rFonts w:cstheme="minorHAnsi"/>
-          <w:sz w:val="24"/>
-          <w:szCs w:val="24"/>
-        </w:rPr>
-      </w:pPr>
-      <w:r>
-        <w:rPr>
-          <w:rFonts w:cstheme="minorHAnsi"/>
-          <w:sz w:val="24"/>
-          <w:szCs w:val="24"/>
-        </w:rPr>
-        <w:t>This teaching reverses social standards: the path to greatness is to take the lowest place and focus on serving others. </w:t>
+          <w:rFonts w:hint="eastAsia"/>
+        </w:rPr>
+      </w:pPr>
+      <w:r>
+        <w:rPr>
+          <w:rFonts w:hint="eastAsia"/>
+        </w:rPr>
+        <w:t>2026</w:t>
+      </w:r>
+      <w:r>
+        <w:rPr>
+          <w:rFonts w:hint="eastAsia"/>
+        </w:rPr>
+        <w:t>年</w:t>
+      </w:r>
+      <w:r>
+        <w:rPr>
+          <w:rFonts w:hint="eastAsia"/>
+        </w:rPr>
+        <w:t>3</w:t>
+      </w:r>
+      <w:r>
+        <w:rPr>
+          <w:rFonts w:hint="eastAsia"/>
+        </w:rPr>
+        <w:t>月</w:t>
+      </w:r>
+      <w:r>
+        <w:rPr>
+          <w:rFonts w:hint="eastAsia"/>
+        </w:rPr>
+        <w:t>28</w:t>
+      </w:r>
+      <w:r>
+        <w:rPr>
+          <w:rFonts w:hint="eastAsia"/>
+        </w:rPr>
+        <w:t>日，</w:t>
+      </w:r>
+      <w:r>
+        <w:rPr>
+          <w:rFonts w:hint="eastAsia"/>
+        </w:rPr>
+        <w:t>Menlo</w:t>
+      </w:r>
+      <w:r>
+        <w:rPr>
+          <w:rFonts w:hint="eastAsia"/>
+        </w:rPr>
+        <w:t>教會敬拜（上週敬拜回顧，</w:t>
+      </w:r>
+      <w:r>
+        <w:rPr>
+          <w:rFonts w:hint="eastAsia"/>
+        </w:rPr>
+        <w:t>2028</w:t>
+      </w:r>
+      <w:r>
+        <w:rPr>
+          <w:rFonts w:hint="eastAsia"/>
+        </w:rPr>
+        <w:t>年</w:t>
+      </w:r>
+      <w:r>
+        <w:rPr>
+          <w:rFonts w:hint="eastAsia"/>
+        </w:rPr>
+        <w:t>3</w:t>
+      </w:r>
+      <w:r>
+        <w:rPr>
+          <w:rFonts w:hint="eastAsia"/>
+        </w:rPr>
+        <w:t>月</w:t>
+      </w:r>
+      <w:r>
+        <w:rPr>
+          <w:rFonts w:hint="eastAsia"/>
+        </w:rPr>
+        <w:t>22</w:t>
+      </w:r>
+      <w:r>
+        <w:rPr>
+          <w:rFonts w:hint="eastAsia"/>
+        </w:rPr>
+        <w:t>日）</w:t>
       </w:r>
     </w:p>
     <w:p>
       <w:pPr>
         <w:rPr>
-          <w:rFonts w:cstheme="minorHAnsi"/>
-          <w:sz w:val="24"/>
-          <w:szCs w:val="24"/>
-        </w:rPr>
-      </w:pPr>
+          <w:rFonts w:hint="eastAsia"/>
+        </w:rPr>
+      </w:pPr>
+      <w:r>
+        <w:rPr>
+          <w:rFonts w:hint="eastAsia"/>
+        </w:rPr>
+        <w:t>https://youtu.be/CzEdPKdj0GY?si=WRHI8PZPTEXkiuyf</w:t>
+      </w:r>
     </w:p>
     <w:p>
       <w:pPr>
         <w:rPr>
-          <w:rFonts w:cstheme="minorHAnsi"/>
-          <w:sz w:val="24"/>
-          <w:szCs w:val="24"/>
-        </w:rPr>
-      </w:pPr>
-      <w:r>
-        <w:rPr>
-          <w:rFonts w:cstheme="minorHAnsi"/>
-          <w:sz w:val="24"/>
-          <w:szCs w:val="24"/>
-        </w:rPr>
-        <w:t>28:00/31:46</w:t>
-      </w:r>
+          <w:rFonts w:hint="eastAsia"/>
+        </w:rPr>
+      </w:pPr>
+      <w:r>
+        <w:rPr>
+          <w:rFonts w:hint="eastAsia"/>
+        </w:rPr>
+        <w:t>「</w:t>
+      </w:r>
+      <w:proofErr w:type="spellStart"/>
+      <w:r>
+        <w:rPr>
+          <w:rFonts w:hint="eastAsia"/>
+        </w:rPr>
+        <w:t>我與你同席</w:t>
+      </w:r>
+      <w:proofErr w:type="spellEnd"/>
+      <w:r>
+        <w:rPr>
+          <w:rFonts w:hint="eastAsia"/>
+        </w:rPr>
+        <w:t xml:space="preserve"> | </w:t>
+      </w:r>
+      <w:proofErr w:type="spellStart"/>
+      <w:r>
+        <w:rPr>
+          <w:rFonts w:hint="eastAsia"/>
+        </w:rPr>
+        <w:t>我是</w:t>
+      </w:r>
+      <w:proofErr w:type="spellEnd"/>
+      <w:r>
+        <w:rPr>
+          <w:rFonts w:hint="eastAsia"/>
+        </w:rPr>
+        <w:t>…</w:t>
+      </w:r>
+      <w:proofErr w:type="spellStart"/>
+      <w:r>
+        <w:rPr>
+          <w:rFonts w:hint="eastAsia"/>
+        </w:rPr>
+        <w:t>那位親近人的神</w:t>
+      </w:r>
+      <w:proofErr w:type="spellEnd"/>
+      <w:r>
+        <w:rPr>
+          <w:rFonts w:hint="eastAsia"/>
+        </w:rPr>
+        <w:t>」—</w:t>
+      </w:r>
+      <w:r>
+        <w:rPr>
+          <w:rFonts w:hint="eastAsia"/>
+        </w:rPr>
+        <w:t xml:space="preserve"> Phil </w:t>
+      </w:r>
+      <w:proofErr w:type="spellStart"/>
+      <w:r>
+        <w:rPr>
+          <w:rFonts w:hint="eastAsia"/>
+        </w:rPr>
+        <w:t>EuBank</w:t>
+      </w:r>
+      <w:r>
+        <w:rPr>
+          <w:rFonts w:hint="eastAsia"/>
+        </w:rPr>
+        <w:t>，主任牧師</w:t>
+      </w:r>
+      <w:proofErr w:type="spellEnd"/>
     </w:p>
     <w:p>
       <w:pPr>
         <w:rPr>
-          <w:rFonts w:cstheme="minorHAnsi"/>
-          <w:sz w:val="24"/>
-          <w:szCs w:val="24"/>
-        </w:rPr>
-      </w:pPr>
-      <w:r>
-        <w:rPr>
-          <w:rFonts w:cstheme="minorHAnsi"/>
-          <w:sz w:val="24"/>
-          <w:szCs w:val="24"/>
-        </w:rPr>
-        <w:lastRenderedPageBreak/>
-        <w:t>Jesus set up the table, everyone is there. Whether you belong here or not.</w:t>
-      </w:r>
+          <w:rFonts w:hint="eastAsia"/>
+        </w:rPr>
+      </w:pPr>
     </w:p>
     <w:p>
       <w:pPr>
         <w:rPr>
-          <w:rFonts w:cstheme="minorHAnsi"/>
-          <w:sz w:val="24"/>
-          <w:szCs w:val="24"/>
-        </w:rPr>
-      </w:pPr>
+          <w:rFonts w:hint="eastAsia"/>
+        </w:rPr>
+      </w:pPr>
+      <w:r>
+        <w:rPr>
+          <w:rFonts w:hint="eastAsia"/>
+        </w:rPr>
+        <w:t>今天，我們要探討的主題是「我與你同席」。這是「我是…那位親近人的神」系列講道的第五講。在《路加福音》</w:t>
+      </w:r>
+      <w:r>
+        <w:rPr>
+          <w:rFonts w:hint="eastAsia"/>
+        </w:rPr>
+        <w:t>22</w:t>
+      </w:r>
+      <w:r>
+        <w:rPr>
+          <w:rFonts w:hint="eastAsia"/>
+        </w:rPr>
+        <w:t>章</w:t>
+      </w:r>
+      <w:r>
+        <w:rPr>
+          <w:rFonts w:hint="eastAsia"/>
+        </w:rPr>
+        <w:t>15</w:t>
+      </w:r>
+      <w:r>
+        <w:rPr>
+          <w:rFonts w:hint="eastAsia"/>
+        </w:rPr>
+        <w:t>至</w:t>
+      </w:r>
+      <w:r>
+        <w:rPr>
+          <w:rFonts w:hint="eastAsia"/>
+        </w:rPr>
+        <w:t>26</w:t>
+      </w:r>
+      <w:r>
+        <w:rPr>
+          <w:rFonts w:hint="eastAsia"/>
+        </w:rPr>
+        <w:t>節中，耶穌擺設筵席，邀請他的十二位門徒共進最後的晚餐。</w:t>
+      </w:r>
     </w:p>
     <w:p>
       <w:pPr>
         <w:rPr>
-          <w:rFonts w:cstheme="minorHAnsi"/>
-          <w:sz w:val="24"/>
-          <w:szCs w:val="24"/>
-        </w:rPr>
-      </w:pPr>
-      <w:r>
-        <w:rPr>
-          <w:rFonts w:cstheme="minorHAnsi"/>
-          <w:sz w:val="24"/>
-          <w:szCs w:val="24"/>
-        </w:rPr>
-        <w:t xml:space="preserve">I want to think about the table, a shared meals carry the weight of everything of whole world. They want to at this table before they are ready. </w:t>
-      </w:r>
-      <w:r>
-        <w:rPr>
-          <w:rFonts w:cstheme="minorHAnsi"/>
-          <w:sz w:val="24"/>
-          <w:szCs w:val="24"/>
-        </w:rPr>
-        <w:t xml:space="preserve"> The table is there 2000 years ago. You have to be </w:t>
-      </w:r>
-      <w:r>
-        <w:rPr>
-          <w:rFonts w:cstheme="minorHAnsi"/>
-          <w:sz w:val="24"/>
-          <w:szCs w:val="24"/>
-        </w:rPr>
-        <w:t>ready to receive the grace.</w:t>
-      </w:r>
-      <w:r>
-        <w:rPr>
-          <w:rFonts w:cstheme="minorHAnsi"/>
-          <w:sz w:val="24"/>
-          <w:szCs w:val="24"/>
-        </w:rPr>
-        <w:t xml:space="preserve"> </w:t>
-      </w:r>
-      <w:r>
-        <w:rPr>
-          <w:rFonts w:cstheme="minorHAnsi"/>
-          <w:sz w:val="24"/>
-          <w:szCs w:val="24"/>
-        </w:rPr>
-        <w:t>The table is available to you.</w:t>
-      </w:r>
+          <w:rFonts w:hint="eastAsia"/>
+        </w:rPr>
+      </w:pPr>
     </w:p>
     <w:p>
       <w:pPr>
         <w:rPr>
-          <w:rFonts w:cstheme="minorHAnsi"/>
-          <w:sz w:val="24"/>
-          <w:szCs w:val="24"/>
-        </w:rPr>
-      </w:pPr>
+          <w:rFonts w:hint="eastAsia"/>
+        </w:rPr>
+      </w:pPr>
+      <w:proofErr w:type="spellStart"/>
+      <w:r>
+        <w:rPr>
+          <w:rFonts w:hint="eastAsia"/>
+        </w:rPr>
+        <w:t>內容摘要</w:t>
+      </w:r>
+      <w:proofErr w:type="spellEnd"/>
+      <w:r>
+        <w:rPr>
+          <w:rFonts w:hint="eastAsia"/>
+        </w:rPr>
+        <w:t>：</w:t>
+      </w:r>
     </w:p>
     <w:p>
       <w:pPr>
         <w:rPr>
-          <w:rFonts w:cstheme="minorHAnsi"/>
-          <w:sz w:val="24"/>
-          <w:szCs w:val="24"/>
-        </w:rPr>
-      </w:pPr>
+          <w:rFonts w:hint="eastAsia"/>
+        </w:rPr>
+      </w:pPr>
+      <w:r>
+        <w:rPr>
+          <w:rFonts w:hint="eastAsia"/>
+        </w:rPr>
+        <w:t xml:space="preserve">1. </w:t>
+      </w:r>
+      <w:r>
+        <w:rPr>
+          <w:rFonts w:hint="eastAsia"/>
+        </w:rPr>
+        <w:t>《路加福音》</w:t>
+      </w:r>
+      <w:r>
+        <w:rPr>
+          <w:rFonts w:hint="eastAsia"/>
+        </w:rPr>
+        <w:t>22:15</w:t>
+      </w:r>
+      <w:r>
+        <w:rPr>
+          <w:rFonts w:hint="eastAsia"/>
+        </w:rPr>
+        <w:t>：耶穌擺設筵席，邀請我們一同赴宴。坐在首位的竟是猶大。對於這個首位，我們往往感到極不自在。耶穌拿起餅，又拿起杯，隨後擘開餅，以此顯明那藉著他的血所立的「新約」。</w:t>
+      </w:r>
     </w:p>
     <w:p>
       <w:pPr>
         <w:rPr>
-          <w:rFonts w:cstheme="minorHAnsi"/>
-          <w:sz w:val="24"/>
-          <w:szCs w:val="24"/>
-        </w:rPr>
-      </w:pPr>
-      <w:r>
-        <w:rPr>
-          <w:rFonts w:cstheme="minorHAnsi"/>
-          <w:sz w:val="24"/>
-          <w:szCs w:val="24"/>
-        </w:rPr>
-        <w:t>======</w:t>
+          <w:rFonts w:hint="eastAsia"/>
+        </w:rPr>
+      </w:pPr>
+      <w:r>
+        <w:rPr>
+          <w:rFonts w:hint="eastAsia"/>
+        </w:rPr>
+        <w:lastRenderedPageBreak/>
+        <w:t xml:space="preserve">2. </w:t>
+      </w:r>
+      <w:r>
+        <w:rPr>
+          <w:rFonts w:hint="eastAsia"/>
+        </w:rPr>
+        <w:t>《路加福音》</w:t>
+      </w:r>
+      <w:r>
+        <w:rPr>
+          <w:rFonts w:hint="eastAsia"/>
+        </w:rPr>
+        <w:t>22:21</w:t>
+      </w:r>
+      <w:r>
+        <w:rPr>
+          <w:rFonts w:hint="eastAsia"/>
+        </w:rPr>
+        <w:t>：耶穌握著猶大的手，卻未曾提及猶大將以三十塊銀幣出賣他的事。一個人雖身處這房間與筵席之中，也領受了餅與杯，卻仍可能錯失其真正的精義。猶大雖佔有一席之地，最終卻出賣了耶穌。</w:t>
       </w:r>
     </w:p>
     <w:p>
       <w:pPr>
         <w:rPr>
-          <w:rFonts w:cstheme="minorHAnsi"/>
-          <w:sz w:val="24"/>
-          <w:szCs w:val="24"/>
-        </w:rPr>
-      </w:pPr>
-      <w:r>
-        <w:rPr>
-          <w:rFonts w:cstheme="minorHAnsi"/>
-          <w:sz w:val="24"/>
-          <w:szCs w:val="24"/>
-        </w:rPr>
-        <w:t>03</w:t>
-      </w:r>
-      <w:r>
-        <w:rPr>
-          <w:rFonts w:cstheme="minorHAnsi"/>
-          <w:sz w:val="24"/>
-          <w:szCs w:val="24"/>
-        </w:rPr>
-        <w:t>/</w:t>
-      </w:r>
-      <w:r>
-        <w:rPr>
-          <w:rFonts w:cstheme="minorHAnsi"/>
-          <w:sz w:val="24"/>
-          <w:szCs w:val="24"/>
-        </w:rPr>
-        <w:t>28/</w:t>
-      </w:r>
-      <w:r>
-        <w:rPr>
-          <w:rFonts w:cstheme="minorHAnsi"/>
-          <w:sz w:val="24"/>
-          <w:szCs w:val="24"/>
-        </w:rPr>
-        <w:t>202</w:t>
-      </w:r>
-      <w:r>
-        <w:rPr>
-          <w:rFonts w:cstheme="minorHAnsi"/>
-          <w:sz w:val="24"/>
-          <w:szCs w:val="24"/>
-        </w:rPr>
-        <w:t>6</w:t>
-      </w:r>
-      <w:r>
-        <w:rPr>
-          <w:rFonts w:cstheme="minorHAnsi"/>
-          <w:sz w:val="24"/>
-          <w:szCs w:val="24"/>
-        </w:rPr>
-        <w:t xml:space="preserve">, </w:t>
-      </w:r>
-      <w:r>
-        <w:rPr>
-          <w:rFonts w:cstheme="minorHAnsi"/>
-          <w:sz w:val="24"/>
-          <w:szCs w:val="24"/>
-        </w:rPr>
-        <w:t>Menlo Church Worship (Summary of last week, 03/22/2028)</w:t>
+          <w:rFonts w:hint="eastAsia"/>
+        </w:rPr>
+      </w:pPr>
+      <w:r>
+        <w:rPr>
+          <w:rFonts w:hint="eastAsia"/>
+        </w:rPr>
+        <w:t xml:space="preserve">3. </w:t>
+      </w:r>
+      <w:r>
+        <w:rPr>
+          <w:rFonts w:hint="eastAsia"/>
+        </w:rPr>
+        <w:t>《路加福音》</w:t>
+      </w:r>
+      <w:r>
+        <w:rPr>
+          <w:rFonts w:hint="eastAsia"/>
+        </w:rPr>
+        <w:t>22:33</w:t>
+      </w:r>
+      <w:r>
+        <w:rPr>
+          <w:rFonts w:hint="eastAsia"/>
+        </w:rPr>
+        <w:t>：彼得向耶穌告白心志，願無論入獄或赴死，必與耶穌同去。</w:t>
       </w:r>
     </w:p>
     <w:p>
       <w:pPr>
         <w:rPr>
-          <w:rFonts w:cstheme="minorHAnsi"/>
-          <w:sz w:val="24"/>
-          <w:szCs w:val="24"/>
-        </w:rPr>
-      </w:pPr>
-      <w:r>
-        <w:rPr>
-          <w:rFonts w:cstheme="minorHAnsi"/>
-          <w:sz w:val="24"/>
-          <w:szCs w:val="24"/>
-        </w:rPr>
-        <w:t>https://youtu.be/CzEdPKdj0GY?si=WRHI8PZPTEXkiuyf</w:t>
+          <w:rFonts w:hint="eastAsia"/>
+        </w:rPr>
+      </w:pPr>
+      <w:r>
+        <w:rPr>
+          <w:rFonts w:hint="eastAsia"/>
+        </w:rPr>
+        <w:t xml:space="preserve">4. </w:t>
+      </w:r>
+      <w:r>
+        <w:rPr>
+          <w:rFonts w:hint="eastAsia"/>
+        </w:rPr>
+        <w:t>《路加福音》</w:t>
+      </w:r>
+      <w:r>
+        <w:rPr>
+          <w:rFonts w:hint="eastAsia"/>
+        </w:rPr>
+        <w:t>22:34</w:t>
+      </w:r>
+      <w:r>
+        <w:rPr>
+          <w:rFonts w:hint="eastAsia"/>
+        </w:rPr>
+        <w:t>：耶穌對彼得說</w:t>
+      </w:r>
+      <w:proofErr w:type="gramStart"/>
+      <w:r>
+        <w:rPr>
+          <w:rFonts w:hint="eastAsia"/>
+        </w:rPr>
+        <w:t>：“</w:t>
+      </w:r>
+      <w:proofErr w:type="gramEnd"/>
+      <w:r>
+        <w:rPr>
+          <w:rFonts w:hint="eastAsia"/>
+        </w:rPr>
+        <w:t>你尚未預備妥當；直到你三次否認認識我之前，你都還未準備好。”</w:t>
       </w:r>
     </w:p>
     <w:p>
       <w:pPr>
         <w:rPr>
-          <w:rFonts w:cstheme="minorHAnsi"/>
-          <w:sz w:val="24"/>
-          <w:szCs w:val="24"/>
-        </w:rPr>
-      </w:pPr>
-      <w:r>
-        <w:rPr>
-          <w:rFonts w:cstheme="minorHAnsi"/>
-          <w:sz w:val="24"/>
-          <w:szCs w:val="24"/>
-        </w:rPr>
-        <w:t>“</w:t>
-      </w:r>
-      <w:r>
-        <w:rPr>
-          <w:rFonts w:cstheme="minorHAnsi"/>
-          <w:sz w:val="24"/>
-          <w:szCs w:val="24"/>
-        </w:rPr>
-        <w:t xml:space="preserve">I Am With You At the Table </w:t>
-      </w:r>
-      <w:r>
-        <w:rPr>
-          <w:rFonts w:cstheme="minorHAnsi"/>
-          <w:sz w:val="24"/>
-          <w:szCs w:val="24"/>
-        </w:rPr>
-        <w:t xml:space="preserve">| </w:t>
-      </w:r>
-      <w:r>
-        <w:rPr>
-          <w:rFonts w:cstheme="minorHAnsi"/>
-          <w:sz w:val="24"/>
-          <w:szCs w:val="24"/>
-        </w:rPr>
-        <w:t>I Am …The God Who Gets Close</w:t>
-      </w:r>
-      <w:r>
-        <w:rPr>
-          <w:rFonts w:cstheme="minorHAnsi"/>
-          <w:sz w:val="24"/>
-          <w:szCs w:val="24"/>
-        </w:rPr>
-        <w:t>,”</w:t>
-      </w:r>
-      <w:r>
-        <w:rPr>
-          <w:rFonts w:cstheme="minorHAnsi"/>
-          <w:sz w:val="24"/>
-          <w:szCs w:val="24"/>
-        </w:rPr>
-        <w:t xml:space="preserve"> </w:t>
-      </w:r>
-      <w:r>
-        <w:rPr>
-          <w:rFonts w:cstheme="minorHAnsi"/>
-          <w:sz w:val="24"/>
-          <w:szCs w:val="24"/>
-        </w:rPr>
-        <w:t>Phil EuBank, Lead Pastor</w:t>
+          <w:rFonts w:hint="eastAsia"/>
+        </w:rPr>
+      </w:pPr>
+      <w:r>
+        <w:rPr>
+          <w:rFonts w:hint="eastAsia"/>
+        </w:rPr>
+        <w:t xml:space="preserve">5. </w:t>
+      </w:r>
+      <w:r>
+        <w:rPr>
+          <w:rFonts w:hint="eastAsia"/>
+        </w:rPr>
+        <w:t>《路加福音》</w:t>
+      </w:r>
+      <w:r>
+        <w:rPr>
+          <w:rFonts w:hint="eastAsia"/>
+        </w:rPr>
+        <w:t>22:32</w:t>
+      </w:r>
+      <w:r>
+        <w:rPr>
+          <w:rFonts w:hint="eastAsia"/>
+        </w:rPr>
+        <w:t>：耶穌為信徒禱告，以確保他們的信心能在嚴峻的屬靈試煉中得以存留。儘管彼得即將面臨否認主的軟弱時刻，耶穌仍向他確證：他終將得以迴轉復原，並在帶領教會的事工中扮演至關重要的角色。兩千年來，耶穌所說的餅代表著祂的身體，那酒則代表著祂的寶血。</w:t>
       </w:r>
     </w:p>
     <w:p>
       <w:pPr>
         <w:rPr>
-          <w:rFonts w:cstheme="minorHAnsi"/>
-          <w:sz w:val="24"/>
-          <w:szCs w:val="24"/>
-        </w:rPr>
-      </w:pPr>
+          <w:rFonts w:hint="eastAsia"/>
+        </w:rPr>
+      </w:pPr>
+      <w:r>
+        <w:rPr>
+          <w:rFonts w:hint="eastAsia"/>
+        </w:rPr>
+        <w:t xml:space="preserve">6. </w:t>
+      </w:r>
+      <w:r>
+        <w:rPr>
+          <w:rFonts w:hint="eastAsia"/>
+        </w:rPr>
+        <w:t>《路加福音》</w:t>
+      </w:r>
+      <w:r>
+        <w:rPr>
+          <w:rFonts w:hint="eastAsia"/>
+        </w:rPr>
+        <w:t>22:26</w:t>
+      </w:r>
+      <w:proofErr w:type="gramStart"/>
+      <w:r>
+        <w:rPr>
+          <w:rFonts w:hint="eastAsia"/>
+        </w:rPr>
+        <w:t>：“</w:t>
+      </w:r>
+      <w:proofErr w:type="gramEnd"/>
+      <w:r>
+        <w:rPr>
+          <w:rFonts w:hint="eastAsia"/>
+        </w:rPr>
+        <w:t>但你們卻不可這樣；相反，你們中間為大的，當像那年幼的；為首領的，當像那服事人的。”</w:t>
+      </w:r>
     </w:p>
     <w:p>
       <w:pPr>
         <w:rPr>
-          <w:rFonts w:cstheme="minorHAnsi"/>
-          <w:sz w:val="24"/>
-          <w:szCs w:val="24"/>
-        </w:rPr>
-      </w:pPr>
-      <w:r>
-        <w:rPr>
-          <w:rFonts w:cstheme="minorHAnsi"/>
-          <w:sz w:val="24"/>
-          <w:szCs w:val="24"/>
-        </w:rPr>
-        <w:t xml:space="preserve">Today, we talk </w:t>
-      </w:r>
-      <w:r>
-        <w:rPr>
-          <w:rFonts w:cstheme="minorHAnsi"/>
-          <w:sz w:val="24"/>
-          <w:szCs w:val="24"/>
-        </w:rPr>
-        <w:t xml:space="preserve">"I Am With You </w:t>
-      </w:r>
-      <w:r>
-        <w:rPr>
-          <w:rFonts w:cstheme="minorHAnsi"/>
-          <w:sz w:val="24"/>
-          <w:szCs w:val="24"/>
-        </w:rPr>
-        <w:t>At the Table.”</w:t>
-      </w:r>
-      <w:r>
-        <w:rPr>
-          <w:rFonts w:cstheme="minorHAnsi"/>
-          <w:sz w:val="24"/>
-          <w:szCs w:val="24"/>
-        </w:rPr>
-        <w:t> </w:t>
-      </w:r>
-      <w:r>
-        <w:rPr>
-          <w:rFonts w:cstheme="minorHAnsi"/>
-          <w:sz w:val="24"/>
-          <w:szCs w:val="24"/>
-        </w:rPr>
-        <w:t>It is the fifth of “I Am …The God Who Gets Close” series. In Luke 22</w:t>
-      </w:r>
-      <w:r>
-        <w:rPr>
-          <w:rFonts w:cstheme="minorHAnsi"/>
-          <w:sz w:val="24"/>
-          <w:szCs w:val="24"/>
-        </w:rPr>
-        <w:t>: 15-22</w:t>
-      </w:r>
-      <w:r>
-        <w:rPr>
-          <w:rFonts w:cstheme="minorHAnsi"/>
-          <w:sz w:val="24"/>
-          <w:szCs w:val="24"/>
-        </w:rPr>
-        <w:t>, Jesus sets up the table and invites his 12 disciples for the last dinner.</w:t>
+          <w:rFonts w:hint="eastAsia"/>
+        </w:rPr>
+      </w:pPr>
+      <w:proofErr w:type="spellStart"/>
+      <w:r>
+        <w:rPr>
+          <w:rFonts w:hint="eastAsia"/>
+        </w:rPr>
+        <w:t>在耶穌的國度裡，真正的偉大並非在於追逐地位或權柄，而是在於謙卑服事他人</w:t>
+      </w:r>
+      <w:proofErr w:type="spellEnd"/>
+      <w:r>
+        <w:rPr>
+          <w:rFonts w:hint="eastAsia"/>
+        </w:rPr>
+        <w:t>。</w:t>
       </w:r>
     </w:p>
     <w:p>
       <w:pPr>
         <w:rPr>
-          <w:rFonts w:cstheme="minorHAnsi"/>
-          <w:sz w:val="24"/>
-          <w:szCs w:val="24"/>
-        </w:rPr>
-      </w:pPr>
+          <w:rFonts w:hint="eastAsia"/>
+        </w:rPr>
+      </w:pPr>
+      <w:r>
+        <w:rPr>
+          <w:rFonts w:hint="eastAsia"/>
+        </w:rPr>
+        <w:t xml:space="preserve">7. </w:t>
+      </w:r>
+      <w:r>
+        <w:rPr>
+          <w:rFonts w:hint="eastAsia"/>
+        </w:rPr>
+        <w:t>結語：</w:t>
+      </w:r>
     </w:p>
     <w:p>
-      <w:pPr>
-        <w:rPr>
-          <w:rFonts w:cstheme="minorHAnsi"/>
-          <w:sz w:val="24"/>
-          <w:szCs w:val="24"/>
-        </w:rPr>
-      </w:pPr>
-      <w:r>
-        <w:rPr>
-          <w:rFonts w:cstheme="minorHAnsi"/>
-          <w:sz w:val="24"/>
-          <w:szCs w:val="24"/>
-        </w:rPr>
-        <w:t>Summary:</w:t>
+      <w:r>
+        <w:rPr>
+          <w:rFonts w:hint="eastAsia"/>
+        </w:rPr>
+        <w:t>耶穌擺設了筵席，而所有人都已在座。無論你是否覺得自己屬於這裡，一頓共同享用的餐點都承載著整個世界的重量。人們往往在尚未做好準備之時，便渴望坐上這張餐桌。這張餐桌早在兩千年前便已設立。你必須做好準備，去領受那份恩典；因為，這張餐桌永遠為你敞開。</w:t>
+      </w:r>
+    </w:p>
+    <w:p/>
+    <w:p>
+      <w:r>
+        <w:t>===&gt; Japanese</w:t>
       </w:r>
     </w:p>
     <w:p>
       <w:pPr>
         <w:rPr>
-          <w:rFonts w:cstheme="minorHAnsi"/>
-        </w:rPr>
-      </w:pPr>
-      <w:r>
-        <w:rPr>
-          <w:rFonts w:cstheme="minorHAnsi"/>
-        </w:rPr>
-        <w:t xml:space="preserve">1. </w:t>
-      </w:r>
-      <w:r>
-        <w:rPr>
-          <w:rFonts w:cstheme="minorHAnsi"/>
-          <w:sz w:val="24"/>
-          <w:szCs w:val="24"/>
-        </w:rPr>
-        <w:t>Luke 22:15</w:t>
-      </w:r>
-      <w:r>
-        <w:rPr>
-          <w:rFonts w:cstheme="minorHAnsi"/>
-          <w:sz w:val="24"/>
-          <w:szCs w:val="24"/>
-        </w:rPr>
-        <w:t>: “</w:t>
-      </w:r>
-      <w:r>
-        <w:rPr>
-          <w:rFonts w:cstheme="minorHAnsi"/>
-          <w:sz w:val="24"/>
-          <w:szCs w:val="24"/>
-        </w:rPr>
-        <w:t>And he said to them, “I have earnestly desired to eat this Passover with you before I suffer.</w:t>
-      </w:r>
-      <w:r>
-        <w:rPr>
-          <w:rFonts w:cstheme="minorHAnsi"/>
-          <w:sz w:val="24"/>
-          <w:szCs w:val="24"/>
-        </w:rPr>
-        <w:t>”</w:t>
-      </w:r>
-      <w:r>
-        <w:rPr>
-          <w:rFonts w:cstheme="minorHAnsi"/>
-          <w:sz w:val="24"/>
-          <w:szCs w:val="24"/>
-        </w:rPr>
-        <w:t xml:space="preserve"> </w:t>
+          <w:rFonts w:hint="eastAsia"/>
+        </w:rPr>
+      </w:pPr>
+      <w:r>
+        <w:rPr>
+          <w:rFonts w:hint="eastAsia"/>
+        </w:rPr>
+        <w:t>2026</w:t>
+      </w:r>
+      <w:r>
+        <w:rPr>
+          <w:rFonts w:hint="eastAsia"/>
+        </w:rPr>
+        <w:t>年</w:t>
+      </w:r>
+      <w:r>
+        <w:rPr>
+          <w:rFonts w:hint="eastAsia"/>
+        </w:rPr>
+        <w:t>3</w:t>
+      </w:r>
+      <w:r>
+        <w:rPr>
+          <w:rFonts w:hint="eastAsia"/>
+        </w:rPr>
+        <w:t>月</w:t>
+      </w:r>
+      <w:r>
+        <w:rPr>
+          <w:rFonts w:hint="eastAsia"/>
+        </w:rPr>
+        <w:t>28</w:t>
+      </w:r>
+      <w:r>
+        <w:rPr>
+          <w:rFonts w:hint="eastAsia"/>
+        </w:rPr>
+        <w:t>日、メンロー</w:t>
+      </w:r>
+      <w:r>
+        <w:rPr>
+          <w:rFonts w:ascii="MS Mincho" w:eastAsia="MS Mincho" w:hAnsi="MS Mincho" w:cs="MS Mincho" w:hint="eastAsia"/>
+        </w:rPr>
+        <w:t>・</w:t>
+      </w:r>
+      <w:r>
+        <w:rPr>
+          <w:rFonts w:ascii="SimSun" w:hAnsi="SimSun" w:cs="SimSun" w:hint="eastAsia"/>
+        </w:rPr>
+        <w:t>チャーチ礼拝（先週の要約：</w:t>
+      </w:r>
+      <w:r>
+        <w:rPr>
+          <w:rFonts w:hint="eastAsia"/>
+        </w:rPr>
+        <w:t>2028</w:t>
+      </w:r>
+      <w:r>
+        <w:rPr>
+          <w:rFonts w:hint="eastAsia"/>
+        </w:rPr>
+        <w:t>年</w:t>
+      </w:r>
+      <w:r>
+        <w:rPr>
+          <w:rFonts w:hint="eastAsia"/>
+        </w:rPr>
+        <w:t>3</w:t>
+      </w:r>
+      <w:r>
+        <w:rPr>
+          <w:rFonts w:hint="eastAsia"/>
+        </w:rPr>
+        <w:t>月</w:t>
+      </w:r>
+      <w:r>
+        <w:rPr>
+          <w:rFonts w:hint="eastAsia"/>
+        </w:rPr>
+        <w:t>22</w:t>
+      </w:r>
+      <w:r>
+        <w:rPr>
+          <w:rFonts w:hint="eastAsia"/>
+        </w:rPr>
+        <w:t>日）</w:t>
       </w:r>
     </w:p>
     <w:p>
       <w:pPr>
         <w:rPr>
-          <w:rFonts w:cstheme="minorHAnsi"/>
-        </w:rPr>
-      </w:pPr>
-      <w:r>
-        <w:rPr>
-          <w:rFonts w:cstheme="minorHAnsi"/>
-        </w:rPr>
-        <w:t>Jesus sets up the table and invites us to join. The first seat is Judas. We are very uncomfortable for the first seat. Jesus takes the bread, take and cup, and then break the bread, and show New Covenant in his blood.</w:t>
+          <w:rFonts w:hint="eastAsia"/>
+        </w:rPr>
+      </w:pPr>
+      <w:r>
+        <w:rPr>
+          <w:rFonts w:hint="eastAsia"/>
+        </w:rPr>
+        <w:t>https://youtu.be/CzEdPKdj0GY?si=WRHI8PZPTEXkiuyf</w:t>
       </w:r>
     </w:p>
     <w:p>
       <w:pPr>
         <w:rPr>
-          <w:rFonts w:cstheme="minorHAnsi"/>
-          <w:sz w:val="24"/>
-          <w:szCs w:val="24"/>
-        </w:rPr>
-      </w:pPr>
-      <w:r>
-        <w:rPr>
-          <w:rFonts w:cstheme="minorHAnsi"/>
-        </w:rPr>
-        <w:t xml:space="preserve">2. </w:t>
-      </w:r>
-      <w:r>
-        <w:rPr>
-          <w:rFonts w:cstheme="minorHAnsi"/>
-          <w:sz w:val="24"/>
-          <w:szCs w:val="24"/>
+          <w:rFonts w:hint="eastAsia"/>
+        </w:rPr>
+      </w:pPr>
+      <w:r>
+        <w:rPr>
+          <w:rFonts w:hint="eastAsia"/>
+        </w:rPr>
+        <w:t>「</w:t>
+      </w:r>
+      <w:proofErr w:type="spellStart"/>
+      <w:r>
+        <w:rPr>
+          <w:rFonts w:hint="eastAsia"/>
+        </w:rPr>
+        <w:t>私は食卓であなたと共にいる</w:t>
+      </w:r>
+      <w:proofErr w:type="spellEnd"/>
+      <w:r>
+        <w:rPr>
+          <w:rFonts w:hint="eastAsia"/>
         </w:rPr>
         <w:t xml:space="preserve"> </w:t>
       </w:r>
       <w:r>
         <w:rPr>
-          <w:rFonts w:cstheme="minorHAnsi"/>
-          <w:sz w:val="24"/>
-          <w:szCs w:val="24"/>
-        </w:rPr>
-        <w:t>Luke 22:21</w:t>
-      </w:r>
-      <w:r>
-        <w:rPr>
-          <w:rFonts w:cstheme="minorHAnsi"/>
-          <w:sz w:val="24"/>
-          <w:szCs w:val="24"/>
-        </w:rPr>
-        <w:t>: “</w:t>
-      </w:r>
-      <w:r>
-        <w:rPr>
-          <w:rFonts w:cstheme="minorHAnsi"/>
-          <w:sz w:val="24"/>
-          <w:szCs w:val="24"/>
-        </w:rPr>
-        <w:t>But behold, the hand of him who betrays me is with me on the table.</w:t>
-      </w:r>
-      <w:r>
-        <w:rPr>
-          <w:rFonts w:cstheme="minorHAnsi"/>
-          <w:sz w:val="24"/>
-          <w:szCs w:val="24"/>
-        </w:rPr>
-        <w:t>”</w:t>
+          <w:rFonts w:hint="eastAsia"/>
+        </w:rPr>
+        <w:t>——</w:t>
+      </w:r>
+      <w:r>
+        <w:rPr>
+          <w:rFonts w:hint="eastAsia"/>
+        </w:rPr>
+        <w:t xml:space="preserve"> </w:t>
+      </w:r>
+      <w:proofErr w:type="spellStart"/>
+      <w:r>
+        <w:rPr>
+          <w:rFonts w:hint="eastAsia"/>
+        </w:rPr>
+        <w:t>私は</w:t>
+      </w:r>
+      <w:proofErr w:type="spellEnd"/>
+      <w:r>
+        <w:rPr>
+          <w:rFonts w:hint="eastAsia"/>
+        </w:rPr>
+        <w:t>……</w:t>
+      </w:r>
+      <w:proofErr w:type="spellStart"/>
+      <w:r>
+        <w:rPr>
+          <w:rFonts w:hint="eastAsia"/>
+        </w:rPr>
+        <w:t>近づいてくださる神</w:t>
+      </w:r>
+      <w:proofErr w:type="spellEnd"/>
+      <w:r>
+        <w:rPr>
+          <w:rFonts w:hint="eastAsia"/>
+        </w:rPr>
+        <w:t>」</w:t>
+      </w:r>
+      <w:r>
+        <w:rPr>
+          <w:rFonts w:hint="eastAsia"/>
+        </w:rPr>
+        <w:t xml:space="preserve"> </w:t>
+      </w:r>
+      <w:proofErr w:type="spellStart"/>
+      <w:r>
+        <w:rPr>
+          <w:rFonts w:hint="eastAsia"/>
+        </w:rPr>
+        <w:t>フィル</w:t>
+      </w:r>
+      <w:r>
+        <w:rPr>
+          <w:rFonts w:ascii="MS Mincho" w:eastAsia="MS Mincho" w:hAnsi="MS Mincho" w:cs="MS Mincho" w:hint="eastAsia"/>
+        </w:rPr>
+        <w:t>・</w:t>
+      </w:r>
+      <w:r>
+        <w:rPr>
+          <w:rFonts w:ascii="SimSun" w:hAnsi="SimSun" w:cs="SimSun" w:hint="eastAsia"/>
+        </w:rPr>
+        <w:t>ユーバンク（主任牧師</w:t>
+      </w:r>
+      <w:proofErr w:type="spellEnd"/>
+      <w:r>
+        <w:rPr>
+          <w:rFonts w:ascii="SimSun" w:hAnsi="SimSun" w:cs="SimSun" w:hint="eastAsia"/>
+        </w:rPr>
+        <w:t>）</w:t>
       </w:r>
     </w:p>
     <w:p>
       <w:pPr>
         <w:rPr>
-          <w:rFonts w:cstheme="minorHAnsi"/>
-          <w:sz w:val="24"/>
-          <w:szCs w:val="24"/>
-        </w:rPr>
-      </w:pPr>
-      <w:r>
-        <w:rPr>
-          <w:rFonts w:cstheme="minorHAnsi"/>
-          <w:sz w:val="24"/>
-          <w:szCs w:val="24"/>
-        </w:rPr>
-        <w:t>Jesus hold Judas hand but does not say Judas trades Jesus for 30 pieces of silver. You can be in the room and table and receive the bread and cup but miss the point. Judas get the seats but sell Jesus out.</w:t>
-      </w:r>
+          <w:rFonts w:hint="eastAsia"/>
+        </w:rPr>
+      </w:pPr>
     </w:p>
     <w:p>
       <w:pPr>
         <w:rPr>
-          <w:rFonts w:cstheme="minorHAnsi"/>
-          <w:sz w:val="24"/>
-          <w:szCs w:val="24"/>
-        </w:rPr>
-      </w:pPr>
-      <w:r>
-        <w:rPr>
-          <w:rFonts w:cstheme="minorHAnsi"/>
-          <w:sz w:val="24"/>
-          <w:szCs w:val="24"/>
-        </w:rPr>
-        <w:t>The second seat is Peter. Peter looked at Jesus and said “I am ready to go with you.” Jesus said, “The time is not there yet.”</w:t>
+          <w:rFonts w:hint="eastAsia"/>
+        </w:rPr>
+      </w:pPr>
+      <w:r>
+        <w:rPr>
+          <w:rFonts w:hint="eastAsia"/>
+        </w:rPr>
+        <w:t>本日は、「私は食卓であなたと共にいる」というテーマでお話しします。これはシリーズ「私は……近づいてくださる神」の第</w:t>
+      </w:r>
+      <w:r>
+        <w:rPr>
+          <w:rFonts w:hint="eastAsia"/>
+        </w:rPr>
+        <w:t>5</w:t>
+      </w:r>
+      <w:r>
+        <w:rPr>
+          <w:rFonts w:hint="eastAsia"/>
+        </w:rPr>
+        <w:t>回目にあたります。ルカの福音書</w:t>
+      </w:r>
+      <w:r>
+        <w:rPr>
+          <w:rFonts w:hint="eastAsia"/>
+        </w:rPr>
+        <w:t>22</w:t>
+      </w:r>
+      <w:r>
+        <w:rPr>
+          <w:rFonts w:hint="eastAsia"/>
+        </w:rPr>
+        <w:t>章</w:t>
+      </w:r>
+      <w:r>
+        <w:rPr>
+          <w:rFonts w:hint="eastAsia"/>
+        </w:rPr>
+        <w:t>15</w:t>
+      </w:r>
+      <w:r>
+        <w:rPr>
+          <w:rFonts w:hint="eastAsia"/>
+        </w:rPr>
+        <w:t>節から</w:t>
+      </w:r>
+      <w:r>
+        <w:rPr>
+          <w:rFonts w:hint="eastAsia"/>
+        </w:rPr>
+        <w:t>26</w:t>
+      </w:r>
+      <w:r>
+        <w:rPr>
+          <w:rFonts w:hint="eastAsia"/>
+        </w:rPr>
+        <w:t>節において、イエス様は食卓を整え、</w:t>
+      </w:r>
+      <w:r>
+        <w:rPr>
+          <w:rFonts w:hint="eastAsia"/>
+        </w:rPr>
+        <w:t>12</w:t>
+      </w:r>
+      <w:r>
+        <w:rPr>
+          <w:rFonts w:hint="eastAsia"/>
+        </w:rPr>
+        <w:t>人の弟子たちを最後の晩餐へと招かれます。</w:t>
       </w:r>
     </w:p>
     <w:p>
       <w:pPr>
         <w:rPr>
-          <w:rFonts w:cstheme="minorHAnsi"/>
-          <w:sz w:val="24"/>
-          <w:szCs w:val="24"/>
-        </w:rPr>
-      </w:pPr>
-      <w:r>
-        <w:rPr>
-          <w:rFonts w:cstheme="minorHAnsi"/>
-          <w:sz w:val="24"/>
-          <w:szCs w:val="24"/>
-        </w:rPr>
-        <w:t xml:space="preserve">3. </w:t>
-      </w:r>
-      <w:r>
-        <w:rPr>
-          <w:rFonts w:cstheme="minorHAnsi"/>
-          <w:sz w:val="24"/>
-          <w:szCs w:val="24"/>
-        </w:rPr>
-        <w:t>Luke 22:32</w:t>
-      </w:r>
-      <w:r>
-        <w:rPr>
-          <w:rFonts w:cstheme="minorHAnsi"/>
-          <w:sz w:val="24"/>
-          <w:szCs w:val="24"/>
-        </w:rPr>
-        <w:t>: “</w:t>
-      </w:r>
-      <w:r>
-        <w:rPr>
-          <w:rFonts w:cstheme="minorHAnsi"/>
-          <w:sz w:val="24"/>
-          <w:szCs w:val="24"/>
-        </w:rPr>
-        <w:t>but I have prayed for you that your faith may not fail. And when you have turned again, strengthen your brothers.”</w:t>
-      </w:r>
+          <w:rFonts w:hint="eastAsia"/>
+        </w:rPr>
+      </w:pPr>
     </w:p>
     <w:p>
       <w:pPr>
         <w:rPr>
-          <w:rFonts w:cstheme="minorHAnsi"/>
-          <w:sz w:val="24"/>
-          <w:szCs w:val="24"/>
-        </w:rPr>
-      </w:pPr>
-      <w:r>
-        <w:rPr>
-          <w:rFonts w:cstheme="minorHAnsi"/>
-          <w:sz w:val="24"/>
-          <w:szCs w:val="24"/>
-        </w:rPr>
-        <w:t xml:space="preserve">Jesus </w:t>
-      </w:r>
-      <w:r>
-        <w:rPr>
-          <w:rFonts w:cstheme="minorHAnsi"/>
-          <w:sz w:val="24"/>
-          <w:szCs w:val="24"/>
-        </w:rPr>
-        <w:t xml:space="preserve">prays for </w:t>
-      </w:r>
-      <w:r>
-        <w:rPr>
-          <w:rFonts w:cstheme="minorHAnsi"/>
-          <w:sz w:val="24"/>
-          <w:szCs w:val="24"/>
-        </w:rPr>
-        <w:t>believers to ensure their faith survives severe spiritual trials. Despite Peter’s impending denial, Jesus assures him of his eventual restoration and his crucial role in leading the church. </w:t>
-      </w:r>
-      <w:r>
-        <w:rPr>
-          <w:rFonts w:cstheme="minorHAnsi"/>
-          <w:sz w:val="24"/>
-          <w:szCs w:val="24"/>
-        </w:rPr>
-        <w:t>For 2000 years, Jesus said the bread of Jesus body and wine for the Jesus blood.</w:t>
+          <w:rFonts w:hint="eastAsia"/>
+        </w:rPr>
+      </w:pPr>
+      <w:proofErr w:type="spellStart"/>
+      <w:r>
+        <w:rPr>
+          <w:rFonts w:hint="eastAsia"/>
+        </w:rPr>
+        <w:t>要約</w:t>
+      </w:r>
+      <w:proofErr w:type="spellEnd"/>
+      <w:r>
+        <w:rPr>
+          <w:rFonts w:hint="eastAsia"/>
+        </w:rPr>
+        <w:t>：</w:t>
       </w:r>
     </w:p>
     <w:p>
       <w:pPr>
         <w:rPr>
-          <w:rFonts w:cstheme="minorHAnsi"/>
-          <w:sz w:val="24"/>
-          <w:szCs w:val="24"/>
-        </w:rPr>
-      </w:pPr>
-      <w:r>
-        <w:rPr>
-          <w:rFonts w:cstheme="minorHAnsi"/>
-          <w:sz w:val="24"/>
-          <w:szCs w:val="24"/>
-        </w:rPr>
-        <w:t>4</w:t>
-      </w:r>
-      <w:r>
-        <w:rPr>
-          <w:rFonts w:cstheme="minorHAnsi"/>
-          <w:sz w:val="24"/>
-          <w:szCs w:val="24"/>
-        </w:rPr>
-        <w:t xml:space="preserve">. </w:t>
-      </w:r>
-      <w:r>
-        <w:rPr>
-          <w:rFonts w:cstheme="minorHAnsi"/>
-          <w:sz w:val="24"/>
-          <w:szCs w:val="24"/>
-        </w:rPr>
-        <w:t>Luke 22:26</w:t>
-      </w:r>
-      <w:r>
-        <w:rPr>
-          <w:rFonts w:cstheme="minorHAnsi"/>
-          <w:sz w:val="24"/>
-          <w:szCs w:val="24"/>
-        </w:rPr>
-        <w:t xml:space="preserve">: </w:t>
-      </w:r>
-      <w:r>
-        <w:rPr>
-          <w:rFonts w:cstheme="minorHAnsi"/>
-          <w:b/>
-          <w:bCs/>
-          <w:sz w:val="24"/>
-          <w:szCs w:val="24"/>
-          <w:vertAlign w:val="superscript"/>
-        </w:rPr>
-        <w:t>“</w:t>
-      </w:r>
-      <w:r>
-        <w:rPr>
-          <w:rFonts w:cstheme="minorHAnsi"/>
-          <w:sz w:val="24"/>
-          <w:szCs w:val="24"/>
-        </w:rPr>
-        <w:t>But not so with you. Rather, let the greatest among you become as the youngest, and the leader as one who serves.</w:t>
-      </w:r>
-      <w:r>
-        <w:rPr>
-          <w:rFonts w:cstheme="minorHAnsi"/>
-          <w:sz w:val="24"/>
-          <w:szCs w:val="24"/>
-        </w:rPr>
-        <w:t>”</w:t>
+          <w:rFonts w:hint="eastAsia"/>
+        </w:rPr>
+      </w:pPr>
+      <w:r>
+        <w:rPr>
+          <w:rFonts w:hint="eastAsia"/>
+        </w:rPr>
+        <w:t xml:space="preserve">1. </w:t>
+      </w:r>
+      <w:r>
+        <w:rPr>
+          <w:rFonts w:hint="eastAsia"/>
+        </w:rPr>
+        <w:t>ルカ</w:t>
+      </w:r>
+      <w:r>
+        <w:rPr>
+          <w:rFonts w:hint="eastAsia"/>
+        </w:rPr>
+        <w:t>22</w:t>
+      </w:r>
+      <w:r>
+        <w:rPr>
+          <w:rFonts w:hint="eastAsia"/>
+        </w:rPr>
+        <w:t>章</w:t>
+      </w:r>
+      <w:r>
+        <w:rPr>
+          <w:rFonts w:hint="eastAsia"/>
+        </w:rPr>
+        <w:t>15</w:t>
+      </w:r>
+      <w:r>
+        <w:rPr>
+          <w:rFonts w:hint="eastAsia"/>
+        </w:rPr>
+        <w:t>節：イエス様は食卓を整え、私たちをそこへ招き入れてくださいます。その食卓の「上座（一番の席）」に座っているのはユダです。私たちにとって、ユダがその一番の席にいるという事実は、非常に居心地の悪いものに感じられるかもしれません。イエス様はパンを取り、杯を取り、そしてパンを裂いて、ご自身の血による「新しい契約」を示されました。</w:t>
       </w:r>
     </w:p>
     <w:p>
       <w:pPr>
         <w:rPr>
-          <w:rFonts w:cstheme="minorHAnsi"/>
-          <w:sz w:val="24"/>
-          <w:szCs w:val="24"/>
-        </w:rPr>
-      </w:pPr>
-      <w:r>
-        <w:rPr>
-          <w:rFonts w:cstheme="minorHAnsi"/>
-          <w:sz w:val="24"/>
-          <w:szCs w:val="24"/>
-        </w:rPr>
-        <w:t>T</w:t>
-      </w:r>
-      <w:r>
-        <w:rPr>
-          <w:rFonts w:cstheme="minorHAnsi"/>
-          <w:sz w:val="24"/>
-          <w:szCs w:val="24"/>
-        </w:rPr>
-        <w:t xml:space="preserve">he </w:t>
-      </w:r>
-      <w:r>
-        <w:rPr>
-          <w:rFonts w:cstheme="minorHAnsi"/>
-          <w:sz w:val="24"/>
-          <w:szCs w:val="24"/>
-        </w:rPr>
-        <w:t>true greatness in Jesus' kingdom is found in humble service, not in pursuing status or authority.</w:t>
+          <w:rFonts w:hint="eastAsia"/>
+        </w:rPr>
+      </w:pPr>
+      <w:r>
+        <w:rPr>
+          <w:rFonts w:hint="eastAsia"/>
+        </w:rPr>
+        <w:t xml:space="preserve">2. </w:t>
+      </w:r>
+      <w:r>
+        <w:rPr>
+          <w:rFonts w:hint="eastAsia"/>
+        </w:rPr>
+        <w:t>ルカ</w:t>
+      </w:r>
+      <w:r>
+        <w:rPr>
+          <w:rFonts w:hint="eastAsia"/>
+        </w:rPr>
+        <w:t>22</w:t>
+      </w:r>
+      <w:r>
+        <w:rPr>
+          <w:rFonts w:hint="eastAsia"/>
+        </w:rPr>
+        <w:t>章</w:t>
+      </w:r>
+      <w:r>
+        <w:rPr>
+          <w:rFonts w:hint="eastAsia"/>
+        </w:rPr>
+        <w:t>21</w:t>
+      </w:r>
+      <w:r>
+        <w:rPr>
+          <w:rFonts w:hint="eastAsia"/>
+        </w:rPr>
+        <w:t>節：イエス様はユダの手を握られますが、ユダが銀貨</w:t>
+      </w:r>
+      <w:r>
+        <w:rPr>
+          <w:rFonts w:hint="eastAsia"/>
+        </w:rPr>
+        <w:t>30</w:t>
+      </w:r>
+      <w:r>
+        <w:rPr>
+          <w:rFonts w:hint="eastAsia"/>
+        </w:rPr>
+        <w:t>枚と引き換えにイエス様を売り渡そうとしていることについては、あえて口にされません。その場に居合わせ、食卓につき、パンと杯を受け取ったとしても、その本質的な意味を見失ってしまうことはあり得ます。ユダは席を得ながらも、イエス様を裏切ってしまったのです。</w:t>
       </w:r>
     </w:p>
     <w:p>
       <w:pPr>
         <w:rPr>
-          <w:rFonts w:cstheme="minorHAnsi"/>
-          <w:sz w:val="24"/>
-          <w:szCs w:val="24"/>
-        </w:rPr>
-      </w:pPr>
-      <w:r>
-        <w:rPr>
-          <w:rFonts w:cstheme="minorHAnsi"/>
-          <w:sz w:val="24"/>
-          <w:szCs w:val="24"/>
-        </w:rPr>
-        <w:t>5. Conclusion:</w:t>
+          <w:rFonts w:hint="eastAsia"/>
+        </w:rPr>
+      </w:pPr>
+      <w:r>
+        <w:rPr>
+          <w:rFonts w:hint="eastAsia"/>
+        </w:rPr>
+        <w:t xml:space="preserve">3. </w:t>
+      </w:r>
+      <w:r>
+        <w:rPr>
+          <w:rFonts w:hint="eastAsia"/>
+        </w:rPr>
+        <w:t>ルカ</w:t>
+      </w:r>
+      <w:r>
+        <w:rPr>
+          <w:rFonts w:hint="eastAsia"/>
+        </w:rPr>
+        <w:t>22</w:t>
+      </w:r>
+      <w:r>
+        <w:rPr>
+          <w:rFonts w:hint="eastAsia"/>
+        </w:rPr>
+        <w:t>章</w:t>
+      </w:r>
+      <w:r>
+        <w:rPr>
+          <w:rFonts w:hint="eastAsia"/>
+        </w:rPr>
+        <w:t>33</w:t>
+      </w:r>
+      <w:r>
+        <w:rPr>
+          <w:rFonts w:hint="eastAsia"/>
+        </w:rPr>
+        <w:t>節：ペトロは、牢獄へ行くときも、死に至るときも、イエス様と「共に」行きたいと願います。</w:t>
       </w:r>
     </w:p>
     <w:p>
       <w:pPr>
         <w:rPr>
-          <w:rFonts w:cstheme="minorHAnsi"/>
-          <w:sz w:val="24"/>
-          <w:szCs w:val="24"/>
-        </w:rPr>
-      </w:pPr>
-      <w:r>
-        <w:rPr>
-          <w:rFonts w:cstheme="minorHAnsi"/>
-          <w:sz w:val="24"/>
-          <w:szCs w:val="24"/>
-        </w:rPr>
-        <w:t>Jesus set up the table, everyone is there. Whether you belong here or not.</w:t>
-      </w:r>
-      <w:r>
-        <w:rPr>
-          <w:rFonts w:cstheme="minorHAnsi"/>
-          <w:sz w:val="24"/>
-          <w:szCs w:val="24"/>
-        </w:rPr>
-        <w:t xml:space="preserve"> A</w:t>
-      </w:r>
-      <w:r>
-        <w:rPr>
-          <w:rFonts w:cstheme="minorHAnsi"/>
-          <w:sz w:val="24"/>
-          <w:szCs w:val="24"/>
-        </w:rPr>
-        <w:t xml:space="preserve"> shared meals carry the weight of everything of whole world. They want to at this table before they are ready.  The table is there 2000 years ago. You have to be ready to receive the grace. The table is available to you.</w:t>
+          <w:rFonts w:hint="eastAsia"/>
+        </w:rPr>
+      </w:pPr>
+      <w:r>
+        <w:rPr>
+          <w:rFonts w:hint="eastAsia"/>
+        </w:rPr>
+        <w:t xml:space="preserve">4. </w:t>
+      </w:r>
+      <w:r>
+        <w:rPr>
+          <w:rFonts w:hint="eastAsia"/>
+        </w:rPr>
+        <w:t>ルカ</w:t>
+      </w:r>
+      <w:r>
+        <w:rPr>
+          <w:rFonts w:hint="eastAsia"/>
+        </w:rPr>
+        <w:t>22</w:t>
+      </w:r>
+      <w:r>
+        <w:rPr>
+          <w:rFonts w:hint="eastAsia"/>
+        </w:rPr>
+        <w:t>章</w:t>
+      </w:r>
+      <w:r>
+        <w:rPr>
+          <w:rFonts w:hint="eastAsia"/>
+        </w:rPr>
+        <w:t>34</w:t>
+      </w:r>
+      <w:r>
+        <w:rPr>
+          <w:rFonts w:hint="eastAsia"/>
+        </w:rPr>
+        <w:t>節：イエス様はペトロに告げられます。「あなたが私を知らないと三度否認するまでは、あなたはまだその覚悟ができていないのだ」と。</w:t>
       </w:r>
     </w:p>
     <w:p>
       <w:pPr>
         <w:rPr>
-          <w:rFonts w:cstheme="minorHAnsi"/>
-          <w:sz w:val="24"/>
-          <w:szCs w:val="24"/>
-        </w:rPr>
-      </w:pPr>
+          <w:rFonts w:hint="eastAsia"/>
+        </w:rPr>
+      </w:pPr>
+      <w:r>
+        <w:rPr>
+          <w:rFonts w:hint="eastAsia"/>
+        </w:rPr>
+        <w:t xml:space="preserve">5. </w:t>
+      </w:r>
+      <w:r>
+        <w:rPr>
+          <w:rFonts w:hint="eastAsia"/>
+        </w:rPr>
+        <w:t>ルカ</w:t>
+      </w:r>
+      <w:r>
+        <w:rPr>
+          <w:rFonts w:hint="eastAsia"/>
+        </w:rPr>
+        <w:t>22</w:t>
+      </w:r>
+      <w:r>
+        <w:rPr>
+          <w:rFonts w:hint="eastAsia"/>
+        </w:rPr>
+        <w:t>章</w:t>
+      </w:r>
+      <w:r>
+        <w:rPr>
+          <w:rFonts w:hint="eastAsia"/>
+        </w:rPr>
+        <w:t>32</w:t>
+      </w:r>
+      <w:r>
+        <w:rPr>
+          <w:rFonts w:hint="eastAsia"/>
+        </w:rPr>
+        <w:t>節：イエス様は、信徒たちの信仰が厳しい霊的試練の中にあっても失われることのないよう、祈りを捧げられます。ペトロがまもなくイエス様を否認してしまうことをご存知でありながらも、イエス様は彼がやがて信仰を回復し、教会を導くという重要な役割を果たすことになる、と確約されるのです。そして</w:t>
+      </w:r>
+      <w:r>
+        <w:rPr>
+          <w:rFonts w:hint="eastAsia"/>
+        </w:rPr>
+        <w:t>2000</w:t>
+      </w:r>
+      <w:r>
+        <w:rPr>
+          <w:rFonts w:hint="eastAsia"/>
+        </w:rPr>
+        <w:t>年もの長きにわたり、イエス様は、パンをご自身の体として、またぶどう酒をご自身の血として示し続けてこられました。</w:t>
+      </w:r>
     </w:p>
     <w:p>
       <w:pPr>
         <w:rPr>
-          <w:rFonts w:cstheme="minorHAnsi"/>
-          <w:sz w:val="24"/>
-          <w:szCs w:val="24"/>
-        </w:rPr>
-      </w:pPr>
-      <w:r>
-        <w:rPr>
-          <w:rFonts w:cstheme="minorHAnsi"/>
-          <w:sz w:val="24"/>
-          <w:szCs w:val="24"/>
-        </w:rPr>
-        <w:t xml:space="preserve">===&gt; Chinese </w:t>
+          <w:rFonts w:hint="eastAsia"/>
+        </w:rPr>
+      </w:pPr>
+      <w:r>
+        <w:rPr>
+          <w:rFonts w:hint="eastAsia"/>
+        </w:rPr>
+        <w:lastRenderedPageBreak/>
+        <w:t xml:space="preserve">6. </w:t>
+      </w:r>
+      <w:r>
+        <w:rPr>
+          <w:rFonts w:hint="eastAsia"/>
+        </w:rPr>
+        <w:t>ルカ</w:t>
+      </w:r>
+      <w:r>
+        <w:rPr>
+          <w:rFonts w:hint="eastAsia"/>
+        </w:rPr>
+        <w:t>22</w:t>
+      </w:r>
+      <w:r>
+        <w:rPr>
+          <w:rFonts w:hint="eastAsia"/>
+        </w:rPr>
+        <w:t>章</w:t>
+      </w:r>
+      <w:r>
+        <w:rPr>
+          <w:rFonts w:hint="eastAsia"/>
+        </w:rPr>
+        <w:t>26</w:t>
+      </w:r>
+      <w:r>
+        <w:rPr>
+          <w:rFonts w:hint="eastAsia"/>
+        </w:rPr>
+        <w:t>節：「しかし、あなたがたはそうであってはなりません。むしろ、あなたがたの中で一番偉い人は一番若い人のように、指導者は仕える人のようになりなさい。」</w:t>
       </w:r>
     </w:p>
     <w:p>
       <w:pPr>
         <w:rPr>
-          <w:rFonts w:cstheme="minorHAnsi" w:hint="eastAsia"/>
-          <w:sz w:val="24"/>
-          <w:szCs w:val="24"/>
-        </w:rPr>
-      </w:pPr>
-      <w:r>
-        <w:rPr>
-          <w:rFonts w:cstheme="minorHAnsi" w:hint="eastAsia"/>
-          <w:sz w:val="24"/>
-          <w:szCs w:val="24"/>
-        </w:rPr>
-        <w:t>2026</w:t>
-      </w:r>
-      <w:r>
-        <w:rPr>
-          <w:rFonts w:cstheme="minorHAnsi" w:hint="eastAsia"/>
-          <w:sz w:val="24"/>
-          <w:szCs w:val="24"/>
-        </w:rPr>
-        <w:t>年</w:t>
-      </w:r>
-      <w:r>
-        <w:rPr>
-          <w:rFonts w:cstheme="minorHAnsi" w:hint="eastAsia"/>
-          <w:sz w:val="24"/>
-          <w:szCs w:val="24"/>
-        </w:rPr>
-        <w:t>3</w:t>
-      </w:r>
-      <w:r>
-        <w:rPr>
-          <w:rFonts w:cstheme="minorHAnsi" w:hint="eastAsia"/>
-          <w:sz w:val="24"/>
-          <w:szCs w:val="24"/>
-        </w:rPr>
-        <w:t>月</w:t>
-      </w:r>
-      <w:r>
-        <w:rPr>
-          <w:rFonts w:cstheme="minorHAnsi" w:hint="eastAsia"/>
-          <w:sz w:val="24"/>
-          <w:szCs w:val="24"/>
-        </w:rPr>
-        <w:t>28</w:t>
-      </w:r>
-      <w:r>
-        <w:rPr>
-          <w:rFonts w:cstheme="minorHAnsi" w:hint="eastAsia"/>
-          <w:sz w:val="24"/>
-          <w:szCs w:val="24"/>
-        </w:rPr>
-        <w:t>日，門洛教會崇拜（上週總結，</w:t>
-      </w:r>
-      <w:r>
-        <w:rPr>
-          <w:rFonts w:cstheme="minorHAnsi" w:hint="eastAsia"/>
-          <w:sz w:val="24"/>
-          <w:szCs w:val="24"/>
-        </w:rPr>
-        <w:t>2028</w:t>
-      </w:r>
-      <w:r>
-        <w:rPr>
-          <w:rFonts w:cstheme="minorHAnsi" w:hint="eastAsia"/>
-          <w:sz w:val="24"/>
-          <w:szCs w:val="24"/>
-        </w:rPr>
-        <w:t>年</w:t>
-      </w:r>
-      <w:r>
-        <w:rPr>
-          <w:rFonts w:cstheme="minorHAnsi" w:hint="eastAsia"/>
-          <w:sz w:val="24"/>
-          <w:szCs w:val="24"/>
-        </w:rPr>
-        <w:t>3</w:t>
-      </w:r>
-      <w:r>
-        <w:rPr>
-          <w:rFonts w:cstheme="minorHAnsi" w:hint="eastAsia"/>
-          <w:sz w:val="24"/>
-          <w:szCs w:val="24"/>
-        </w:rPr>
-        <w:t>月</w:t>
-      </w:r>
-      <w:r>
-        <w:rPr>
-          <w:rFonts w:cstheme="minorHAnsi" w:hint="eastAsia"/>
-          <w:sz w:val="24"/>
-          <w:szCs w:val="24"/>
-        </w:rPr>
-        <w:t>22</w:t>
-      </w:r>
-      <w:r>
-        <w:rPr>
-          <w:rFonts w:cstheme="minorHAnsi" w:hint="eastAsia"/>
-          <w:sz w:val="24"/>
-          <w:szCs w:val="24"/>
-        </w:rPr>
-        <w:t>日）</w:t>
+          <w:rFonts w:hint="eastAsia"/>
+        </w:rPr>
+      </w:pPr>
+      <w:proofErr w:type="spellStart"/>
+      <w:r>
+        <w:rPr>
+          <w:rFonts w:hint="eastAsia"/>
+        </w:rPr>
+        <w:t>イエス様の国における真の偉大さとは、地位や権力を追い求めることではなく、謙虚に仕えることの中に見出されるものなのです</w:t>
+      </w:r>
+      <w:proofErr w:type="spellEnd"/>
+      <w:r>
+        <w:rPr>
+          <w:rFonts w:hint="eastAsia"/>
+        </w:rPr>
+        <w:t>。</w:t>
       </w:r>
     </w:p>
     <w:p>
       <w:pPr>
         <w:rPr>
-          <w:rFonts w:cstheme="minorHAnsi"/>
-          <w:sz w:val="24"/>
-          <w:szCs w:val="24"/>
-        </w:rPr>
-      </w:pPr>
-      <w:r>
-        <w:rPr>
-          <w:rFonts w:cstheme="minorHAnsi"/>
-          <w:sz w:val="24"/>
-          <w:szCs w:val="24"/>
-        </w:rPr>
-        <w:lastRenderedPageBreak/>
-        <w:t>https://youtu.be/CzEdPKdj0GY?si=WRHI8PZPTEXkiuyf</w:t>
+          <w:rFonts w:hint="eastAsia"/>
+        </w:rPr>
+      </w:pPr>
+      <w:r>
+        <w:rPr>
+          <w:rFonts w:hint="eastAsia"/>
+        </w:rPr>
+        <w:t xml:space="preserve">7. </w:t>
+      </w:r>
+      <w:proofErr w:type="spellStart"/>
+      <w:r>
+        <w:rPr>
+          <w:rFonts w:hint="eastAsia"/>
+        </w:rPr>
+        <w:t>結論</w:t>
+      </w:r>
+      <w:proofErr w:type="spellEnd"/>
+      <w:r>
+        <w:rPr>
+          <w:rFonts w:hint="eastAsia"/>
+        </w:rPr>
+        <w:t>：</w:t>
       </w:r>
     </w:p>
     <w:p>
-      <w:pPr>
-        <w:rPr>
-          <w:rFonts w:cstheme="minorHAnsi" w:hint="eastAsia"/>
-          <w:sz w:val="24"/>
-          <w:szCs w:val="24"/>
-        </w:rPr>
-      </w:pPr>
-      <w:r>
-        <w:rPr>
-          <w:rFonts w:cstheme="minorHAnsi" w:hint="eastAsia"/>
-          <w:sz w:val="24"/>
-          <w:szCs w:val="24"/>
-        </w:rPr>
-        <w:t>“我在餐桌旁与你同在</w:t>
-      </w:r>
-      <w:r>
-        <w:rPr>
-          <w:rFonts w:cstheme="minorHAnsi" w:hint="eastAsia"/>
-          <w:sz w:val="24"/>
-          <w:szCs w:val="24"/>
-        </w:rPr>
-        <w:t xml:space="preserve"> | </w:t>
-      </w:r>
-      <w:r>
-        <w:rPr>
-          <w:rFonts w:cstheme="minorHAnsi" w:hint="eastAsia"/>
-          <w:sz w:val="24"/>
-          <w:szCs w:val="24"/>
-        </w:rPr>
-        <w:t>我是……亲近的神，”菲尔·尤班克（</w:t>
-      </w:r>
-      <w:r>
-        <w:rPr>
-          <w:rFonts w:cstheme="minorHAnsi" w:hint="eastAsia"/>
-          <w:sz w:val="24"/>
-          <w:szCs w:val="24"/>
-        </w:rPr>
-        <w:t>Phil EuBank</w:t>
-      </w:r>
-      <w:r>
-        <w:rPr>
-          <w:rFonts w:cstheme="minorHAnsi" w:hint="eastAsia"/>
-          <w:sz w:val="24"/>
-          <w:szCs w:val="24"/>
-        </w:rPr>
-        <w:t>），主任牧师</w:t>
+      <w:r>
+        <w:rPr>
+          <w:rFonts w:hint="eastAsia"/>
+        </w:rPr>
+        <w:t>イエス様が食卓を整えられ、そこには誰もが招き入れられています。あなたがここに属しているか否かにかかわらず、食卓を共にすることは、この世界のあらゆることの重みをその身に宿しています。人々は、まだその心の準備が整わぬうちから、この食卓に着こうと望むのです。この食卓は、</w:t>
+      </w:r>
+      <w:r>
+        <w:rPr>
+          <w:rFonts w:hint="eastAsia"/>
+        </w:rPr>
+        <w:t>2000</w:t>
+      </w:r>
+      <w:r>
+        <w:rPr>
+          <w:rFonts w:hint="eastAsia"/>
+        </w:rPr>
+        <w:t>年も前からそこに存在し続けています。あなたは、その「恵み」を受け入れるための心の準備を整えなければなりません。その食卓は、今、あなたのために開かれているのです。</w:t>
       </w:r>
     </w:p>
-    <w:p>
-      <w:pPr>
-        <w:rPr>
-          <w:rFonts w:cstheme="minorHAnsi"/>
-          <w:sz w:val="24"/>
-          <w:szCs w:val="24"/>
-        </w:rPr>
-      </w:pPr>
-    </w:p>
-    <w:p>
-      <w:pPr>
-        <w:rPr>
-          <w:rFonts w:cstheme="minorHAnsi" w:hint="eastAsia"/>
-          <w:sz w:val="24"/>
-          <w:szCs w:val="24"/>
-        </w:rPr>
-      </w:pPr>
-      <w:r>
-        <w:rPr>
-          <w:rFonts w:cstheme="minorHAnsi" w:hint="eastAsia"/>
-          <w:sz w:val="24"/>
-          <w:szCs w:val="24"/>
-        </w:rPr>
-        <w:t>今天，我們談論「我與你同在」。这是《我是……亲近的神》系列的第五部。在路加福音</w:t>
-      </w:r>
-      <w:r>
-        <w:rPr>
-          <w:rFonts w:cstheme="minorHAnsi" w:hint="eastAsia"/>
-          <w:sz w:val="24"/>
-          <w:szCs w:val="24"/>
-        </w:rPr>
-        <w:t xml:space="preserve"> 22:15-22 </w:t>
-      </w:r>
-      <w:r>
-        <w:rPr>
-          <w:rFonts w:cstheme="minorHAnsi" w:hint="eastAsia"/>
-          <w:sz w:val="24"/>
-          <w:szCs w:val="24"/>
-        </w:rPr>
-        <w:t>中，耶稣摆好桌子，邀请他的</w:t>
-      </w:r>
-      <w:r>
-        <w:rPr>
-          <w:rFonts w:cstheme="minorHAnsi" w:hint="eastAsia"/>
-          <w:sz w:val="24"/>
-          <w:szCs w:val="24"/>
-        </w:rPr>
-        <w:t xml:space="preserve"> 12 </w:t>
-      </w:r>
-      <w:r>
-        <w:rPr>
-          <w:rFonts w:cstheme="minorHAnsi" w:hint="eastAsia"/>
-          <w:sz w:val="24"/>
-          <w:szCs w:val="24"/>
-        </w:rPr>
-        <w:t>个门徒参加最后的晚餐。</w:t>
-      </w:r>
-    </w:p>
-    <w:p>
-      <w:pPr>
-        <w:rPr>
-          <w:rFonts w:cstheme="minorHAnsi"/>
-          <w:sz w:val="24"/>
-          <w:szCs w:val="24"/>
-        </w:rPr>
-      </w:pPr>
-    </w:p>
-    <w:p>
-      <w:pPr>
-        <w:rPr>
-          <w:rFonts w:cstheme="minorHAnsi" w:hint="eastAsia"/>
-          <w:sz w:val="24"/>
-          <w:szCs w:val="24"/>
-        </w:rPr>
-      </w:pPr>
-      <w:r>
-        <w:rPr>
-          <w:rFonts w:cstheme="minorHAnsi" w:hint="eastAsia"/>
-          <w:sz w:val="24"/>
-          <w:szCs w:val="24"/>
-        </w:rPr>
-        <w:t>摘要：</w:t>
-      </w:r>
-    </w:p>
-    <w:p>
-      <w:pPr>
-        <w:rPr>
-          <w:rFonts w:cstheme="minorHAnsi" w:hint="eastAsia"/>
-          <w:sz w:val="24"/>
-          <w:szCs w:val="24"/>
-        </w:rPr>
-      </w:pPr>
-      <w:r>
-        <w:rPr>
-          <w:rFonts w:cstheme="minorHAnsi" w:hint="eastAsia"/>
-          <w:sz w:val="24"/>
-          <w:szCs w:val="24"/>
-        </w:rPr>
-        <w:t xml:space="preserve">1. </w:t>
-      </w:r>
-      <w:r>
-        <w:rPr>
-          <w:rFonts w:cstheme="minorHAnsi" w:hint="eastAsia"/>
-          <w:sz w:val="24"/>
-          <w:szCs w:val="24"/>
-        </w:rPr>
-        <w:t>路加福音</w:t>
-      </w:r>
-      <w:r>
-        <w:rPr>
-          <w:rFonts w:cstheme="minorHAnsi" w:hint="eastAsia"/>
-          <w:sz w:val="24"/>
-          <w:szCs w:val="24"/>
-        </w:rPr>
-        <w:t xml:space="preserve"> 22:15</w:t>
-      </w:r>
-      <w:r>
-        <w:rPr>
-          <w:rFonts w:cstheme="minorHAnsi" w:hint="eastAsia"/>
-          <w:sz w:val="24"/>
-          <w:szCs w:val="24"/>
-        </w:rPr>
-        <w:t>：“耶稣对他们说：‘我很愿意在受害以先，同你们吃这逾越节的筵席。’”</w:t>
-      </w:r>
-    </w:p>
-    <w:p>
-      <w:pPr>
-        <w:rPr>
-          <w:rFonts w:cstheme="minorHAnsi" w:hint="eastAsia"/>
-          <w:sz w:val="24"/>
-          <w:szCs w:val="24"/>
-        </w:rPr>
-      </w:pPr>
-      <w:r>
-        <w:rPr>
-          <w:rFonts w:cstheme="minorHAnsi" w:hint="eastAsia"/>
-          <w:sz w:val="24"/>
-          <w:szCs w:val="24"/>
-        </w:rPr>
-        <w:t>耶穌擺好桌子並邀請我們加入。第一個座位是猶大。我們對第一個座位感到非常不舒服。耶稣拿起饼，拿起杯子，然后擘开饼，用他的血表明新约。</w:t>
-      </w:r>
-    </w:p>
-    <w:p>
-      <w:pPr>
-        <w:rPr>
-          <w:rFonts w:cstheme="minorHAnsi" w:hint="eastAsia"/>
-          <w:sz w:val="24"/>
-          <w:szCs w:val="24"/>
-        </w:rPr>
-      </w:pPr>
-      <w:r>
-        <w:rPr>
-          <w:rFonts w:cstheme="minorHAnsi" w:hint="eastAsia"/>
-          <w:sz w:val="24"/>
-          <w:szCs w:val="24"/>
-        </w:rPr>
-        <w:t xml:space="preserve">2. </w:t>
-      </w:r>
-      <w:r>
-        <w:rPr>
-          <w:rFonts w:cstheme="minorHAnsi" w:hint="eastAsia"/>
-          <w:sz w:val="24"/>
-          <w:szCs w:val="24"/>
-        </w:rPr>
-        <w:t>路加福音</w:t>
-      </w:r>
-      <w:r>
-        <w:rPr>
-          <w:rFonts w:cstheme="minorHAnsi" w:hint="eastAsia"/>
-          <w:sz w:val="24"/>
-          <w:szCs w:val="24"/>
-        </w:rPr>
-        <w:t xml:space="preserve"> 22:21</w:t>
-      </w:r>
-      <w:r>
-        <w:rPr>
-          <w:rFonts w:cstheme="minorHAnsi" w:hint="eastAsia"/>
-          <w:sz w:val="24"/>
-          <w:szCs w:val="24"/>
-        </w:rPr>
-        <w:t>：“看哪，出卖我者的手与我同在。”</w:t>
-      </w:r>
-    </w:p>
-    <w:p>
-      <w:pPr>
-        <w:rPr>
-          <w:rFonts w:cstheme="minorHAnsi" w:hint="eastAsia"/>
-          <w:sz w:val="24"/>
-          <w:szCs w:val="24"/>
-        </w:rPr>
-      </w:pPr>
-      <w:r>
-        <w:rPr>
-          <w:rFonts w:cstheme="minorHAnsi" w:hint="eastAsia"/>
-          <w:sz w:val="24"/>
-          <w:szCs w:val="24"/>
-        </w:rPr>
-        <w:t>耶稣握着犹大的手，但并没有说犹大用三十块银子交换耶稣。你可以在房间和桌子上领取面包和杯子，但没有抓住重点。猶大獲得了一個席位，但卻出賣了耶穌。</w:t>
-      </w:r>
-    </w:p>
-    <w:p>
-      <w:pPr>
-        <w:rPr>
-          <w:rFonts w:cstheme="minorHAnsi" w:hint="eastAsia"/>
-          <w:sz w:val="24"/>
-          <w:szCs w:val="24"/>
-        </w:rPr>
-      </w:pPr>
-      <w:r>
-        <w:rPr>
-          <w:rFonts w:cstheme="minorHAnsi" w:hint="eastAsia"/>
-          <w:sz w:val="24"/>
-          <w:szCs w:val="24"/>
-        </w:rPr>
-        <w:t>第二個座位是彼得。彼得看著耶穌說：“我準備和你一起去。”耶穌說：“時候還沒到。”</w:t>
-      </w:r>
-    </w:p>
-    <w:p>
-      <w:pPr>
-        <w:rPr>
-          <w:rFonts w:cstheme="minorHAnsi" w:hint="eastAsia"/>
-          <w:sz w:val="24"/>
-          <w:szCs w:val="24"/>
-        </w:rPr>
-      </w:pPr>
-      <w:r>
-        <w:rPr>
-          <w:rFonts w:cstheme="minorHAnsi" w:hint="eastAsia"/>
-          <w:sz w:val="24"/>
-          <w:szCs w:val="24"/>
-        </w:rPr>
-        <w:t xml:space="preserve">3. </w:t>
-      </w:r>
-      <w:r>
-        <w:rPr>
-          <w:rFonts w:cstheme="minorHAnsi" w:hint="eastAsia"/>
-          <w:sz w:val="24"/>
-          <w:szCs w:val="24"/>
-        </w:rPr>
-        <w:t>路加福音</w:t>
-      </w:r>
-      <w:r>
-        <w:rPr>
-          <w:rFonts w:cstheme="minorHAnsi" w:hint="eastAsia"/>
-          <w:sz w:val="24"/>
-          <w:szCs w:val="24"/>
-        </w:rPr>
-        <w:t xml:space="preserve"> 22:32</w:t>
-      </w:r>
-      <w:r>
-        <w:rPr>
-          <w:rFonts w:cstheme="minorHAnsi" w:hint="eastAsia"/>
-          <w:sz w:val="24"/>
-          <w:szCs w:val="24"/>
-        </w:rPr>
-        <w:t>：“但我已经为你们祈求，叫你们不致失了信心。当你再次回转时，请坚固你的兄弟。”</w:t>
-      </w:r>
-    </w:p>
-    <w:p>
-      <w:pPr>
-        <w:rPr>
-          <w:rFonts w:cstheme="minorHAnsi" w:hint="eastAsia"/>
-          <w:sz w:val="24"/>
-          <w:szCs w:val="24"/>
-        </w:rPr>
-      </w:pPr>
-      <w:r>
-        <w:rPr>
-          <w:rFonts w:cstheme="minorHAnsi" w:hint="eastAsia"/>
-          <w:sz w:val="24"/>
-          <w:szCs w:val="24"/>
-        </w:rPr>
-        <w:t>耶稣为信徒祈祷，确保他们的信仰能够经受住严峻的属灵考验。尽管彼得即将否认，但耶稣向他保证他最终会复兴，并在领导教会中发挥关键作用。</w:t>
-      </w:r>
-      <w:r>
-        <w:rPr>
-          <w:rFonts w:cstheme="minorHAnsi" w:hint="eastAsia"/>
-          <w:sz w:val="24"/>
-          <w:szCs w:val="24"/>
-        </w:rPr>
-        <w:t xml:space="preserve"> 2000</w:t>
-      </w:r>
-      <w:r>
-        <w:rPr>
-          <w:rFonts w:cstheme="minorHAnsi" w:hint="eastAsia"/>
-          <w:sz w:val="24"/>
-          <w:szCs w:val="24"/>
-        </w:rPr>
-        <w:t>年来，耶稣说耶稣身体的饼和耶稣血的酒。</w:t>
-      </w:r>
-    </w:p>
-    <w:p>
-      <w:pPr>
-        <w:rPr>
-          <w:rFonts w:cstheme="minorHAnsi" w:hint="eastAsia"/>
-          <w:sz w:val="24"/>
-          <w:szCs w:val="24"/>
-        </w:rPr>
-      </w:pPr>
-      <w:r>
-        <w:rPr>
-          <w:rFonts w:cstheme="minorHAnsi" w:hint="eastAsia"/>
-          <w:sz w:val="24"/>
-          <w:szCs w:val="24"/>
-        </w:rPr>
-        <w:t xml:space="preserve">4. </w:t>
-      </w:r>
-      <w:r>
-        <w:rPr>
-          <w:rFonts w:cstheme="minorHAnsi" w:hint="eastAsia"/>
-          <w:sz w:val="24"/>
-          <w:szCs w:val="24"/>
-        </w:rPr>
-        <w:t>路加福音</w:t>
-      </w:r>
-      <w:r>
-        <w:rPr>
-          <w:rFonts w:cstheme="minorHAnsi" w:hint="eastAsia"/>
-          <w:sz w:val="24"/>
-          <w:szCs w:val="24"/>
-        </w:rPr>
-        <w:t xml:space="preserve"> 22:26</w:t>
-      </w:r>
-      <w:r>
-        <w:rPr>
-          <w:rFonts w:cstheme="minorHAnsi" w:hint="eastAsia"/>
-          <w:sz w:val="24"/>
-          <w:szCs w:val="24"/>
-        </w:rPr>
-        <w:t>：“但你们却不然。相反，让你们中最伟大的人成为最年轻的人，让领导者成为服务者。”</w:t>
-      </w:r>
-    </w:p>
-    <w:p>
-      <w:pPr>
-        <w:rPr>
-          <w:rFonts w:cstheme="minorHAnsi" w:hint="eastAsia"/>
-          <w:sz w:val="24"/>
-          <w:szCs w:val="24"/>
-        </w:rPr>
-      </w:pPr>
-      <w:r>
-        <w:rPr>
-          <w:rFonts w:cstheme="minorHAnsi" w:hint="eastAsia"/>
-          <w:sz w:val="24"/>
-          <w:szCs w:val="24"/>
-        </w:rPr>
-        <w:t>耶稣国度中真正的伟大在于谦卑的服务，而不是追求地位或权威。</w:t>
-      </w:r>
-    </w:p>
-    <w:p>
-      <w:pPr>
-        <w:rPr>
-          <w:rFonts w:cstheme="minorHAnsi" w:hint="eastAsia"/>
-          <w:sz w:val="24"/>
-          <w:szCs w:val="24"/>
-        </w:rPr>
-      </w:pPr>
-      <w:r>
-        <w:rPr>
-          <w:rFonts w:cstheme="minorHAnsi" w:hint="eastAsia"/>
-          <w:sz w:val="24"/>
-          <w:szCs w:val="24"/>
-        </w:rPr>
-        <w:t>5</w:t>
-      </w:r>
-      <w:r>
-        <w:rPr>
-          <w:rFonts w:cstheme="minorHAnsi" w:hint="eastAsia"/>
-          <w:sz w:val="24"/>
-          <w:szCs w:val="24"/>
-        </w:rPr>
-        <w:t>、結論：</w:t>
-      </w:r>
-    </w:p>
-    <w:p>
-      <w:pPr>
-        <w:rPr>
-          <w:rFonts w:cstheme="minorHAnsi"/>
-          <w:sz w:val="24"/>
-          <w:szCs w:val="24"/>
-        </w:rPr>
-      </w:pPr>
-      <w:r>
-        <w:rPr>
-          <w:rFonts w:cstheme="minorHAnsi" w:hint="eastAsia"/>
-          <w:sz w:val="24"/>
-          <w:szCs w:val="24"/>
-        </w:rPr>
-        <w:t>耶穌擺好了桌子，每個人都在那裡。無論你是否屬於這裡。一頓飯承載著整個世界的重量。他们想在准备好之前就坐到这张桌子上。</w:t>
-      </w:r>
-      <w:r>
-        <w:rPr>
-          <w:rFonts w:cstheme="minorHAnsi" w:hint="eastAsia"/>
-          <w:sz w:val="24"/>
-          <w:szCs w:val="24"/>
-        </w:rPr>
-        <w:t xml:space="preserve">  </w:t>
-      </w:r>
-      <w:r>
-        <w:rPr>
-          <w:rFonts w:cstheme="minorHAnsi" w:hint="eastAsia"/>
-          <w:sz w:val="24"/>
-          <w:szCs w:val="24"/>
-        </w:rPr>
-        <w:t>這張桌子</w:t>
-      </w:r>
-      <w:r>
-        <w:rPr>
-          <w:rFonts w:cstheme="minorHAnsi" w:hint="eastAsia"/>
-          <w:sz w:val="24"/>
-          <w:szCs w:val="24"/>
-        </w:rPr>
-        <w:t>2000</w:t>
-      </w:r>
-      <w:r>
-        <w:rPr>
-          <w:rFonts w:cstheme="minorHAnsi" w:hint="eastAsia"/>
-          <w:sz w:val="24"/>
-          <w:szCs w:val="24"/>
-        </w:rPr>
-        <w:t>年前就在那裡了。你必須準備好接受恩典。該表可供您使用。</w:t>
-      </w:r>
-    </w:p>
-    <w:p>
-      <w:pPr>
-        <w:rPr>
-          <w:rFonts w:cstheme="minorHAnsi"/>
-          <w:sz w:val="24"/>
-          <w:szCs w:val="24"/>
-        </w:rPr>
-      </w:pPr>
-    </w:p>
-    <w:p>
-      <w:pPr>
-        <w:rPr>
-          <w:rFonts w:cstheme="minorHAnsi"/>
-          <w:sz w:val="24"/>
-          <w:szCs w:val="24"/>
-        </w:rPr>
-      </w:pPr>
-      <w:r>
-        <w:rPr>
-          <w:rFonts w:cstheme="minorHAnsi"/>
-          <w:sz w:val="24"/>
-          <w:szCs w:val="24"/>
-        </w:rPr>
-        <w:t>===&gt; Japanese</w:t>
-      </w:r>
-    </w:p>
-    <w:p>
-      <w:pPr>
-        <w:rPr>
-          <w:rFonts w:cstheme="minorHAnsi" w:hint="eastAsia"/>
-          <w:sz w:val="24"/>
-          <w:szCs w:val="24"/>
-        </w:rPr>
-      </w:pPr>
-      <w:r>
-        <w:rPr>
-          <w:rFonts w:cstheme="minorHAnsi" w:hint="eastAsia"/>
-          <w:sz w:val="24"/>
-          <w:szCs w:val="24"/>
-        </w:rPr>
-        <w:t>2026/03/28</w:t>
-      </w:r>
-      <w:r>
-        <w:rPr>
-          <w:rFonts w:cstheme="minorHAnsi" w:hint="eastAsia"/>
-          <w:sz w:val="24"/>
-          <w:szCs w:val="24"/>
-        </w:rPr>
-        <w:t>、メンロー教会礼拝</w:t>
-      </w:r>
-      <w:r>
-        <w:rPr>
-          <w:rFonts w:cstheme="minorHAnsi" w:hint="eastAsia"/>
-          <w:sz w:val="24"/>
-          <w:szCs w:val="24"/>
-        </w:rPr>
-        <w:t xml:space="preserve"> (</w:t>
-      </w:r>
-      <w:r>
-        <w:rPr>
-          <w:rFonts w:cstheme="minorHAnsi" w:hint="eastAsia"/>
-          <w:sz w:val="24"/>
-          <w:szCs w:val="24"/>
-        </w:rPr>
-        <w:t>先週の概要、</w:t>
-      </w:r>
-      <w:r>
-        <w:rPr>
-          <w:rFonts w:cstheme="minorHAnsi" w:hint="eastAsia"/>
-          <w:sz w:val="24"/>
-          <w:szCs w:val="24"/>
-        </w:rPr>
-        <w:t>2028/03/22)</w:t>
-      </w:r>
-    </w:p>
-    <w:p>
-      <w:pPr>
-        <w:rPr>
-          <w:rFonts w:cstheme="minorHAnsi"/>
-          <w:sz w:val="24"/>
-          <w:szCs w:val="24"/>
-        </w:rPr>
-      </w:pPr>
-      <w:r>
-        <w:rPr>
-          <w:rFonts w:cstheme="minorHAnsi"/>
-          <w:sz w:val="24"/>
-          <w:szCs w:val="24"/>
-        </w:rPr>
-        <w:t>https://youtu.be/CzEdPKdj0GY?si=WRHI8PZPTEXkiuyf</w:t>
-      </w:r>
-    </w:p>
-    <w:p>
-      <w:pPr>
-        <w:rPr>
-          <w:rFonts w:cstheme="minorHAnsi"/>
-          <w:sz w:val="24"/>
-          <w:szCs w:val="24"/>
-        </w:rPr>
-      </w:pPr>
-      <w:r>
-        <w:rPr>
-          <w:rFonts w:cstheme="minorHAnsi" w:hint="eastAsia"/>
-          <w:sz w:val="24"/>
-          <w:szCs w:val="24"/>
-        </w:rPr>
-        <w:t>「私はあなたと一緒にテーブルにいます</w:t>
-      </w:r>
-      <w:r>
-        <w:rPr>
-          <w:rFonts w:cstheme="minorHAnsi"/>
-          <w:sz w:val="24"/>
-          <w:szCs w:val="24"/>
-        </w:rPr>
-        <w:t xml:space="preserve"> | </w:t>
-      </w:r>
-      <w:r>
-        <w:rPr>
-          <w:rFonts w:cstheme="minorHAnsi" w:hint="eastAsia"/>
-          <w:sz w:val="24"/>
-          <w:szCs w:val="24"/>
-        </w:rPr>
-        <w:t>私は…近づく神です」</w:t>
-      </w:r>
-      <w:r>
-        <w:rPr>
-          <w:rFonts w:cstheme="minorHAnsi"/>
-          <w:sz w:val="24"/>
-          <w:szCs w:val="24"/>
-        </w:rPr>
-        <w:t xml:space="preserve"> </w:t>
-      </w:r>
-      <w:r>
-        <w:rPr>
-          <w:rFonts w:cstheme="minorHAnsi" w:hint="eastAsia"/>
-          <w:sz w:val="24"/>
-          <w:szCs w:val="24"/>
-        </w:rPr>
-        <w:t>フィル</w:t>
-      </w:r>
-      <w:r>
-        <w:rPr>
-          <w:rFonts w:ascii="MS Mincho" w:eastAsia="MS Mincho" w:hAnsi="MS Mincho" w:cs="MS Mincho" w:hint="eastAsia"/>
-          <w:sz w:val="24"/>
-          <w:szCs w:val="24"/>
-        </w:rPr>
-        <w:t>・</w:t>
-      </w:r>
-      <w:r>
-        <w:rPr>
-          <w:rFonts w:ascii="SimSun" w:hAnsi="SimSun" w:cs="SimSun" w:hint="eastAsia"/>
-          <w:sz w:val="24"/>
-          <w:szCs w:val="24"/>
-        </w:rPr>
-        <w:t>ユーバンク、主任牧師</w:t>
-      </w:r>
-    </w:p>
-    <w:p>
-      <w:pPr>
-        <w:rPr>
-          <w:rFonts w:cstheme="minorHAnsi"/>
-          <w:sz w:val="24"/>
-          <w:szCs w:val="24"/>
-        </w:rPr>
-      </w:pPr>
-    </w:p>
-    <w:p>
-      <w:pPr>
-        <w:rPr>
-          <w:rFonts w:cstheme="minorHAnsi" w:hint="eastAsia"/>
-          <w:sz w:val="24"/>
-          <w:szCs w:val="24"/>
-        </w:rPr>
-      </w:pPr>
-      <w:r>
-        <w:rPr>
-          <w:rFonts w:cstheme="minorHAnsi" w:hint="eastAsia"/>
-          <w:sz w:val="24"/>
-          <w:szCs w:val="24"/>
-        </w:rPr>
-        <w:t>今日は「私はテーブルであなたと一緒にいます」について話します。</w:t>
-      </w:r>
-      <w:r>
-        <w:rPr>
-          <w:rFonts w:cstheme="minorHAnsi" w:hint="eastAsia"/>
-          <w:sz w:val="24"/>
-          <w:szCs w:val="24"/>
-        </w:rPr>
-        <w:t xml:space="preserve"> </w:t>
-      </w:r>
-      <w:r>
-        <w:rPr>
-          <w:rFonts w:cstheme="minorHAnsi" w:hint="eastAsia"/>
-          <w:sz w:val="24"/>
-          <w:szCs w:val="24"/>
-        </w:rPr>
-        <w:t>「</w:t>
-      </w:r>
-      <w:r>
-        <w:rPr>
-          <w:rFonts w:cstheme="minorHAnsi" w:hint="eastAsia"/>
-          <w:sz w:val="24"/>
-          <w:szCs w:val="24"/>
-        </w:rPr>
-        <w:t>I Am</w:t>
-      </w:r>
-      <w:r>
-        <w:rPr>
-          <w:rFonts w:cstheme="minorHAnsi" w:hint="eastAsia"/>
-          <w:sz w:val="24"/>
-          <w:szCs w:val="24"/>
-        </w:rPr>
-        <w:t>…近づく神様」シリーズの第</w:t>
-      </w:r>
-      <w:r>
-        <w:rPr>
-          <w:rFonts w:cstheme="minorHAnsi" w:hint="eastAsia"/>
-          <w:sz w:val="24"/>
-          <w:szCs w:val="24"/>
-        </w:rPr>
-        <w:t>5</w:t>
-      </w:r>
-      <w:r>
-        <w:rPr>
-          <w:rFonts w:cstheme="minorHAnsi" w:hint="eastAsia"/>
-          <w:sz w:val="24"/>
-          <w:szCs w:val="24"/>
-        </w:rPr>
-        <w:t>弾です。ルカ</w:t>
-      </w:r>
-      <w:r>
-        <w:rPr>
-          <w:rFonts w:cstheme="minorHAnsi" w:hint="eastAsia"/>
-          <w:sz w:val="24"/>
-          <w:szCs w:val="24"/>
-        </w:rPr>
-        <w:t xml:space="preserve"> 22:15-22 </w:t>
-      </w:r>
-      <w:r>
-        <w:rPr>
-          <w:rFonts w:cstheme="minorHAnsi" w:hint="eastAsia"/>
-          <w:sz w:val="24"/>
-          <w:szCs w:val="24"/>
-        </w:rPr>
-        <w:t>では、イエスが食卓を整え、</w:t>
-      </w:r>
-      <w:r>
-        <w:rPr>
-          <w:rFonts w:cstheme="minorHAnsi" w:hint="eastAsia"/>
-          <w:sz w:val="24"/>
-          <w:szCs w:val="24"/>
-        </w:rPr>
-        <w:t xml:space="preserve">12 </w:t>
-      </w:r>
-      <w:r>
-        <w:rPr>
-          <w:rFonts w:cstheme="minorHAnsi" w:hint="eastAsia"/>
-          <w:sz w:val="24"/>
-          <w:szCs w:val="24"/>
-        </w:rPr>
-        <w:t>人の弟子たちを最後の晩餐に招待します。</w:t>
-      </w:r>
-    </w:p>
-    <w:p>
-      <w:pPr>
-        <w:rPr>
-          <w:rFonts w:cstheme="minorHAnsi"/>
-          <w:sz w:val="24"/>
-          <w:szCs w:val="24"/>
-        </w:rPr>
-      </w:pPr>
-    </w:p>
-    <w:p>
-      <w:pPr>
-        <w:rPr>
-          <w:rFonts w:cstheme="minorHAnsi" w:hint="eastAsia"/>
-          <w:sz w:val="24"/>
-          <w:szCs w:val="24"/>
-        </w:rPr>
-      </w:pPr>
-      <w:r>
-        <w:rPr>
-          <w:rFonts w:cstheme="minorHAnsi" w:hint="eastAsia"/>
-          <w:sz w:val="24"/>
-          <w:szCs w:val="24"/>
-        </w:rPr>
-        <w:t>概要</w:t>
-      </w:r>
-      <w:r>
-        <w:rPr>
-          <w:rFonts w:cstheme="minorHAnsi" w:hint="eastAsia"/>
-          <w:sz w:val="24"/>
-          <w:szCs w:val="24"/>
-        </w:rPr>
-        <w:t>:</w:t>
-      </w:r>
-    </w:p>
-    <w:p>
-      <w:pPr>
-        <w:rPr>
-          <w:rFonts w:cstheme="minorHAnsi" w:hint="eastAsia"/>
-          <w:sz w:val="24"/>
-          <w:szCs w:val="24"/>
-        </w:rPr>
-      </w:pPr>
-      <w:r>
-        <w:rPr>
-          <w:rFonts w:cstheme="minorHAnsi" w:hint="eastAsia"/>
-          <w:sz w:val="24"/>
-          <w:szCs w:val="24"/>
-        </w:rPr>
-        <w:lastRenderedPageBreak/>
-        <w:t xml:space="preserve">1. </w:t>
-      </w:r>
-      <w:r>
-        <w:rPr>
-          <w:rFonts w:cstheme="minorHAnsi" w:hint="eastAsia"/>
-          <w:sz w:val="24"/>
-          <w:szCs w:val="24"/>
-        </w:rPr>
-        <w:t>ルカ</w:t>
-      </w:r>
-      <w:r>
-        <w:rPr>
-          <w:rFonts w:cstheme="minorHAnsi" w:hint="eastAsia"/>
-          <w:sz w:val="24"/>
-          <w:szCs w:val="24"/>
-        </w:rPr>
-        <w:t xml:space="preserve"> 22:15: </w:t>
-      </w:r>
-      <w:r>
-        <w:rPr>
-          <w:rFonts w:cstheme="minorHAnsi" w:hint="eastAsia"/>
-          <w:sz w:val="24"/>
-          <w:szCs w:val="24"/>
-        </w:rPr>
-        <w:t>「そしてイエスは彼らに言った、「苦しむ前に、この過越の食事をあなたたちと一緒に食べたいと心から願っていました。」</w:t>
-      </w:r>
-    </w:p>
-    <w:p>
-      <w:pPr>
-        <w:rPr>
-          <w:rFonts w:cstheme="minorHAnsi" w:hint="eastAsia"/>
-          <w:sz w:val="24"/>
-          <w:szCs w:val="24"/>
-        </w:rPr>
-      </w:pPr>
-      <w:r>
-        <w:rPr>
-          <w:rFonts w:cstheme="minorHAnsi" w:hint="eastAsia"/>
-          <w:sz w:val="24"/>
-          <w:szCs w:val="24"/>
-        </w:rPr>
-        <w:t>イエスはテーブルを用意し、私たちも参加するよう勧めます。最初の席はユダです。最初の席はとても居心地が悪いです。イエスはパンを取り、杯を取り、それからパンを裂き、その血で新しい契約を示します。</w:t>
-      </w:r>
-    </w:p>
-    <w:p>
-      <w:pPr>
-        <w:rPr>
-          <w:rFonts w:cstheme="minorHAnsi" w:hint="eastAsia"/>
-          <w:sz w:val="24"/>
-          <w:szCs w:val="24"/>
-        </w:rPr>
-      </w:pPr>
-      <w:r>
-        <w:rPr>
-          <w:rFonts w:cstheme="minorHAnsi" w:hint="eastAsia"/>
-          <w:sz w:val="24"/>
-          <w:szCs w:val="24"/>
-        </w:rPr>
-        <w:t xml:space="preserve">2. </w:t>
-      </w:r>
-      <w:r>
-        <w:rPr>
-          <w:rFonts w:cstheme="minorHAnsi" w:hint="eastAsia"/>
-          <w:sz w:val="24"/>
-          <w:szCs w:val="24"/>
-        </w:rPr>
-        <w:t>ルカ</w:t>
-      </w:r>
-      <w:r>
-        <w:rPr>
-          <w:rFonts w:cstheme="minorHAnsi" w:hint="eastAsia"/>
-          <w:sz w:val="24"/>
-          <w:szCs w:val="24"/>
-        </w:rPr>
-        <w:t xml:space="preserve"> 22:21: </w:t>
-      </w:r>
-      <w:r>
-        <w:rPr>
-          <w:rFonts w:cstheme="minorHAnsi" w:hint="eastAsia"/>
-          <w:sz w:val="24"/>
-          <w:szCs w:val="24"/>
-        </w:rPr>
-        <w:t>「しかし見よ、わたしを裏切る者の手はわたしとともに食卓の上にある。」</w:t>
-      </w:r>
-    </w:p>
-    <w:p>
-      <w:pPr>
-        <w:rPr>
-          <w:rFonts w:cstheme="minorHAnsi" w:hint="eastAsia"/>
-          <w:sz w:val="24"/>
-          <w:szCs w:val="24"/>
-        </w:rPr>
-      </w:pPr>
-      <w:r>
-        <w:rPr>
-          <w:rFonts w:cstheme="minorHAnsi" w:hint="eastAsia"/>
-          <w:sz w:val="24"/>
-          <w:szCs w:val="24"/>
-        </w:rPr>
-        <w:t>イエスはユダの手を握りましたが、ユダがイエスを銀貨</w:t>
-      </w:r>
-      <w:r>
-        <w:rPr>
-          <w:rFonts w:cstheme="minorHAnsi" w:hint="eastAsia"/>
-          <w:sz w:val="24"/>
-          <w:szCs w:val="24"/>
-        </w:rPr>
-        <w:t>30</w:t>
-      </w:r>
-      <w:r>
-        <w:rPr>
-          <w:rFonts w:cstheme="minorHAnsi" w:hint="eastAsia"/>
-          <w:sz w:val="24"/>
-          <w:szCs w:val="24"/>
-        </w:rPr>
-        <w:t>枚と交換したとは言いませんでした。部屋やテーブルにいてパンとカップを受け取ることはできますが、要点を見逃しています。ユダは議席を獲得しますが、イエスを売り飛ばします。</w:t>
-      </w:r>
-    </w:p>
-    <w:p>
-      <w:pPr>
-        <w:rPr>
-          <w:rFonts w:cstheme="minorHAnsi" w:hint="eastAsia"/>
-          <w:sz w:val="24"/>
-          <w:szCs w:val="24"/>
-        </w:rPr>
-      </w:pPr>
-      <w:r>
-        <w:rPr>
-          <w:rFonts w:cstheme="minorHAnsi" w:hint="eastAsia"/>
-          <w:sz w:val="24"/>
-          <w:szCs w:val="24"/>
-        </w:rPr>
-        <w:t>2</w:t>
-      </w:r>
-      <w:r>
-        <w:rPr>
-          <w:rFonts w:cstheme="minorHAnsi" w:hint="eastAsia"/>
-          <w:sz w:val="24"/>
-          <w:szCs w:val="24"/>
-        </w:rPr>
-        <w:t>番目の席はピーターです。ペテロはイエスを見て、「私はあなたと一緒に行く用意ができています」と言った。イエスは、「その時はまだ来ていない」と言われました。</w:t>
-      </w:r>
-    </w:p>
-    <w:p>
-      <w:pPr>
-        <w:rPr>
-          <w:rFonts w:cstheme="minorHAnsi" w:hint="eastAsia"/>
-          <w:sz w:val="24"/>
-          <w:szCs w:val="24"/>
-        </w:rPr>
-      </w:pPr>
-      <w:r>
-        <w:rPr>
-          <w:rFonts w:cstheme="minorHAnsi" w:hint="eastAsia"/>
-          <w:sz w:val="24"/>
-          <w:szCs w:val="24"/>
-        </w:rPr>
-        <w:t xml:space="preserve">3. </w:t>
-      </w:r>
-      <w:r>
-        <w:rPr>
-          <w:rFonts w:cstheme="minorHAnsi" w:hint="eastAsia"/>
-          <w:sz w:val="24"/>
-          <w:szCs w:val="24"/>
-        </w:rPr>
-        <w:t>ルカ</w:t>
-      </w:r>
-      <w:r>
-        <w:rPr>
-          <w:rFonts w:cstheme="minorHAnsi" w:hint="eastAsia"/>
-          <w:sz w:val="24"/>
-          <w:szCs w:val="24"/>
-        </w:rPr>
-        <w:t xml:space="preserve"> 22:32: </w:t>
-      </w:r>
-      <w:r>
-        <w:rPr>
-          <w:rFonts w:cstheme="minorHAnsi" w:hint="eastAsia"/>
-          <w:sz w:val="24"/>
-          <w:szCs w:val="24"/>
-        </w:rPr>
-        <w:t>「しかし、わたしはあなたの信仰がなくならないように、あなたのために祈りました。そして、あなたが再び立ち直ったら、兄弟たちを力づけてください。」</w:t>
-      </w:r>
-    </w:p>
-    <w:p>
-      <w:pPr>
-        <w:rPr>
-          <w:rFonts w:cstheme="minorHAnsi" w:hint="eastAsia"/>
-          <w:sz w:val="24"/>
-          <w:szCs w:val="24"/>
-        </w:rPr>
-      </w:pPr>
-      <w:r>
-        <w:rPr>
-          <w:rFonts w:cstheme="minorHAnsi" w:hint="eastAsia"/>
-          <w:sz w:val="24"/>
-          <w:szCs w:val="24"/>
-        </w:rPr>
-        <w:t>イエスは信者たちが厳しい霊的試練に耐えられるよう祈りました。ペテロが差し迫った否認にもかかわらず、イエスはペテロが最終的に回復することと、教会を導く上での重要な役割を保証されました。</w:t>
-      </w:r>
-      <w:r>
-        <w:rPr>
-          <w:rFonts w:cstheme="minorHAnsi" w:hint="eastAsia"/>
-          <w:sz w:val="24"/>
-          <w:szCs w:val="24"/>
-        </w:rPr>
-        <w:t xml:space="preserve"> 2000</w:t>
-      </w:r>
-      <w:r>
-        <w:rPr>
-          <w:rFonts w:cstheme="minorHAnsi" w:hint="eastAsia"/>
-          <w:sz w:val="24"/>
-          <w:szCs w:val="24"/>
-        </w:rPr>
-        <w:t>年間、イエスはイエスの体のパンとイエスの血のワインを言いました。</w:t>
-      </w:r>
-    </w:p>
-    <w:p>
-      <w:pPr>
-        <w:rPr>
-          <w:rFonts w:cstheme="minorHAnsi" w:hint="eastAsia"/>
-          <w:sz w:val="24"/>
-          <w:szCs w:val="24"/>
-        </w:rPr>
-      </w:pPr>
-      <w:r>
-        <w:rPr>
-          <w:rFonts w:cstheme="minorHAnsi" w:hint="eastAsia"/>
-          <w:sz w:val="24"/>
-          <w:szCs w:val="24"/>
-        </w:rPr>
-        <w:t xml:space="preserve">4. </w:t>
-      </w:r>
-      <w:r>
-        <w:rPr>
-          <w:rFonts w:cstheme="minorHAnsi" w:hint="eastAsia"/>
-          <w:sz w:val="24"/>
-          <w:szCs w:val="24"/>
-        </w:rPr>
-        <w:t>ルカ</w:t>
-      </w:r>
-      <w:r>
-        <w:rPr>
-          <w:rFonts w:cstheme="minorHAnsi" w:hint="eastAsia"/>
-          <w:sz w:val="24"/>
-          <w:szCs w:val="24"/>
-        </w:rPr>
-        <w:t xml:space="preserve"> 22:26: </w:t>
-      </w:r>
-      <w:r>
-        <w:rPr>
-          <w:rFonts w:cstheme="minorHAnsi" w:hint="eastAsia"/>
-          <w:sz w:val="24"/>
-          <w:szCs w:val="24"/>
-        </w:rPr>
-        <w:t>「しかし、あなたはそうではありません。むしろ、あなたがたの中で最も優れた者が最年少のようになり、リーダーが奉仕する者になりなさい。」</w:t>
-      </w:r>
-    </w:p>
-    <w:p>
-      <w:pPr>
-        <w:rPr>
-          <w:rFonts w:cstheme="minorHAnsi" w:hint="eastAsia"/>
-          <w:sz w:val="24"/>
-          <w:szCs w:val="24"/>
-        </w:rPr>
-      </w:pPr>
-      <w:r>
-        <w:rPr>
-          <w:rFonts w:cstheme="minorHAnsi" w:hint="eastAsia"/>
-          <w:sz w:val="24"/>
-          <w:szCs w:val="24"/>
-        </w:rPr>
-        <w:t>イエスの王国の真の偉大さは、地位や権威の追求ではなく、謙虚な奉仕の中に見出されます。</w:t>
-      </w:r>
-    </w:p>
-    <w:p>
-      <w:pPr>
-        <w:rPr>
-          <w:rFonts w:cstheme="minorHAnsi" w:hint="eastAsia"/>
-          <w:sz w:val="24"/>
-          <w:szCs w:val="24"/>
-        </w:rPr>
-      </w:pPr>
-      <w:r>
-        <w:rPr>
-          <w:rFonts w:cstheme="minorHAnsi" w:hint="eastAsia"/>
-          <w:sz w:val="24"/>
-          <w:szCs w:val="24"/>
-        </w:rPr>
-        <w:t xml:space="preserve">5. </w:t>
-      </w:r>
-      <w:r>
-        <w:rPr>
-          <w:rFonts w:cstheme="minorHAnsi" w:hint="eastAsia"/>
-          <w:sz w:val="24"/>
-          <w:szCs w:val="24"/>
-        </w:rPr>
-        <w:t>結論</w:t>
-      </w:r>
-      <w:r>
-        <w:rPr>
-          <w:rFonts w:cstheme="minorHAnsi" w:hint="eastAsia"/>
-          <w:sz w:val="24"/>
-          <w:szCs w:val="24"/>
-        </w:rPr>
-        <w:t>:</w:t>
-      </w:r>
-    </w:p>
-    <w:p>
-      <w:pPr>
-        <w:rPr>
-          <w:rFonts w:cstheme="minorHAnsi"/>
-          <w:sz w:val="24"/>
-          <w:szCs w:val="24"/>
-        </w:rPr>
-      </w:pPr>
-      <w:r>
-        <w:rPr>
-          <w:rFonts w:cstheme="minorHAnsi" w:hint="eastAsia"/>
-          <w:sz w:val="24"/>
-          <w:szCs w:val="24"/>
-        </w:rPr>
-        <w:t>イエス様がテーブルを用意してくださいました、全員がそこにいます。あなたがここに属しているかどうか。共有された食事には、全世界のすべての重みが伴います。彼らは準備が整う前にこのテーブルに着きたいと考えています。</w:t>
-      </w:r>
-      <w:r>
-        <w:rPr>
-          <w:rFonts w:cstheme="minorHAnsi" w:hint="eastAsia"/>
-          <w:sz w:val="24"/>
-          <w:szCs w:val="24"/>
-        </w:rPr>
-        <w:t xml:space="preserve"> </w:t>
-      </w:r>
-      <w:r>
-        <w:rPr>
-          <w:rFonts w:cstheme="minorHAnsi" w:hint="eastAsia"/>
-          <w:sz w:val="24"/>
-          <w:szCs w:val="24"/>
-        </w:rPr>
-        <w:t>そのテーブルは</w:t>
-      </w:r>
-      <w:r>
-        <w:rPr>
-          <w:rFonts w:cstheme="minorHAnsi" w:hint="eastAsia"/>
-          <w:sz w:val="24"/>
-          <w:szCs w:val="24"/>
-        </w:rPr>
-        <w:t>2000</w:t>
-      </w:r>
-      <w:r>
-        <w:rPr>
-          <w:rFonts w:cstheme="minorHAnsi" w:hint="eastAsia"/>
-          <w:sz w:val="24"/>
-          <w:szCs w:val="24"/>
-        </w:rPr>
-        <w:t>年前からそこにありました。恵みを受け取る準備ができていなければなりません。テーブルはご利用いただけます。</w:t>
-      </w:r>
-    </w:p>
+    <w:p/>
     <w:sectPr>
-      <w:footerReference w:type="default" r:id="rId20"/>
+      <w:footerReference w:type="default" r:id="rId22"/>
       <w:pgSz w:w="12240" w:h="15840"/>
       <w:pgMar w:top="1440" w:right="1440" w:bottom="1530" w:left="1440" w:header="0" w:footer="720" w:gutter="0"/>
       <w:cols w:space="720"/>
@@ -20730,7 +18664,6 @@
   <w:style w:type="character" w:default="1" w:styleId="DefaultParagraphFont">
     <w:name w:val="Default Paragraph Font"/>
     <w:uiPriority w:val="1"/>
-    <w:semiHidden/>
     <w:unhideWhenUsed/>
   </w:style>
   <w:style w:type="table" w:default="1" w:styleId="TableNormal">

--- a/Church/2026/2026_0328_MenloChurch.docx
+++ b/Church/2026/2026_0328_MenloChurch.docx
@@ -935,13 +935,7 @@
     <w:p/>
     <w:p>
       <w:r>
-        <w:t>14:</w:t>
-      </w:r>
-      <w:r>
-        <w:t>3</w:t>
-      </w:r>
-      <w:r>
-        <w:t>0/31:46</w:t>
+        <w:t>14:30/31:46</w:t>
       </w:r>
     </w:p>
     <w:p>
@@ -951,6 +945,9 @@
     </w:p>
     <w:p>
       <w:r>
+        <w:rPr>
+          <w:noProof/>
+        </w:rPr>
         <w:drawing>
           <wp:inline distT="0" distB="0" distL="0" distR="0" wp14:anchorId="30CCE284" wp14:editId="3F1AA64A">
             <wp:extent cx="5372850" cy="733527"/>
@@ -1039,6 +1036,9 @@
     </w:p>
     <w:p>
       <w:r>
+        <w:rPr>
+          <w:noProof/>
+        </w:rPr>
         <w:drawing>
           <wp:inline distT="0" distB="0" distL="0" distR="0" wp14:anchorId="48923716" wp14:editId="7A316D6E">
             <wp:extent cx="5019675" cy="504649"/>
@@ -1674,16 +1674,7 @@
         <w:t xml:space="preserve">: </w:t>
       </w:r>
       <w:r>
-        <w:t xml:space="preserve">Jesus </w:t>
-      </w:r>
-      <w:r>
-        <w:t xml:space="preserve">prays for </w:t>
-      </w:r>
-      <w:r>
-        <w:t>believers to ensure their faith survives severe spiritual trials. Despite Peter’s impending denial, Jesus assures him of his eventual restoration and his crucial role in leading the church. </w:t>
-      </w:r>
-      <w:r>
-        <w:t>For 2000 years, Jesus said the bread of Jesus body and wine for the Jesus blood.</w:t>
+        <w:t>Despite Peter’s impending denial, Jesus assures him of his eventual restoration and his crucial role in leading the church. </w:t>
       </w:r>
     </w:p>
     <w:p>
@@ -1699,22 +1690,6 @@
       <w:r>
         <w:t xml:space="preserve">: </w:t>
       </w:r>
-      <w:r>
-        <w:rPr>
-          <w:b/>
-          <w:bCs/>
-          <w:vertAlign w:val="superscript"/>
-        </w:rPr>
-        <w:t>“</w:t>
-      </w:r>
-      <w:r>
-        <w:t>But not so with you. Rather, let the greatest among you become as the youngest, and the leader as one who serves.</w:t>
-      </w:r>
-      <w:r>
-        <w:t>”</w:t>
-      </w:r>
-    </w:p>
-    <w:p>
       <w:r>
         <w:t>T</w:t>
       </w:r>
@@ -1760,73 +1735,7 @@
         <w:rPr>
           <w:rFonts w:hint="eastAsia"/>
         </w:rPr>
-        <w:t>2026</w:t>
-      </w:r>
-      <w:r>
-        <w:rPr>
-          <w:rFonts w:hint="eastAsia"/>
-        </w:rPr>
-        <w:t>年</w:t>
-      </w:r>
-      <w:r>
-        <w:rPr>
-          <w:rFonts w:hint="eastAsia"/>
-        </w:rPr>
-        <w:t>3</w:t>
-      </w:r>
-      <w:r>
-        <w:rPr>
-          <w:rFonts w:hint="eastAsia"/>
-        </w:rPr>
-        <w:t>月</w:t>
-      </w:r>
-      <w:r>
-        <w:rPr>
-          <w:rFonts w:hint="eastAsia"/>
-        </w:rPr>
-        <w:t>28</w:t>
-      </w:r>
-      <w:r>
-        <w:rPr>
-          <w:rFonts w:hint="eastAsia"/>
-        </w:rPr>
-        <w:t>日，</w:t>
-      </w:r>
-      <w:r>
-        <w:rPr>
-          <w:rFonts w:hint="eastAsia"/>
-        </w:rPr>
-        <w:t>Menlo</w:t>
-      </w:r>
-      <w:r>
-        <w:rPr>
-          <w:rFonts w:hint="eastAsia"/>
-        </w:rPr>
-        <w:t>教會敬拜（上週敬拜回顧，</w:t>
-      </w:r>
-      <w:r>
-        <w:rPr>
-          <w:rFonts w:hint="eastAsia"/>
-        </w:rPr>
-        <w:t>2028</w:t>
-      </w:r>
-      <w:r>
-        <w:rPr>
-          <w:rFonts w:hint="eastAsia"/>
-        </w:rPr>
-        <w:t>年</w:t>
-      </w:r>
-      <w:r>
-        <w:rPr>
-          <w:rFonts w:hint="eastAsia"/>
-        </w:rPr>
-        <w:t>3</w:t>
-      </w:r>
-      <w:r>
-        <w:rPr>
-          <w:rFonts w:hint="eastAsia"/>
-        </w:rPr>
-        <w:t>月</w:t>
+        <w:t>今天，我們要探討的主題是「我與你同席」。這是「我是…那位親近我們的神」系列講座的第五講。在《路加福音》</w:t>
       </w:r>
       <w:r>
         <w:rPr>
@@ -1838,96 +1747,91 @@
         <w:rPr>
           <w:rFonts w:hint="eastAsia"/>
         </w:rPr>
-        <w:t>日）</w:t>
-      </w:r>
-    </w:p>
-    <w:p>
-      <w:pPr>
+        <w:t>章</w:t>
+      </w:r>
+      <w:r>
         <w:rPr>
           <w:rFonts w:hint="eastAsia"/>
         </w:rPr>
-      </w:pPr>
+        <w:t>15</w:t>
+      </w:r>
       <w:r>
         <w:rPr>
           <w:rFonts w:hint="eastAsia"/>
         </w:rPr>
-        <w:t>https://youtu.be/CzEdPKdj0GY?si=WRHI8PZPTEXkiuyf</w:t>
-      </w:r>
-    </w:p>
-    <w:p>
-      <w:pPr>
+        <w:t>至</w:t>
+      </w:r>
+      <w:r>
         <w:rPr>
           <w:rFonts w:hint="eastAsia"/>
         </w:rPr>
-      </w:pPr>
+        <w:t>26</w:t>
+      </w:r>
       <w:r>
         <w:rPr>
           <w:rFonts w:hint="eastAsia"/>
         </w:rPr>
-        <w:t>「</w:t>
-      </w:r>
-      <w:proofErr w:type="spellStart"/>
-      <w:r>
+        <w:t>節中，耶穌擺設筵席，邀請他的十二位門徒共進最後的晚餐。</w:t>
+      </w:r>
+    </w:p>
+    <w:p>
+      <w:pPr>
         <w:rPr>
           <w:rFonts w:hint="eastAsia"/>
         </w:rPr>
-        <w:t>我與你同席</w:t>
-      </w:r>
-      <w:proofErr w:type="spellEnd"/>
-      <w:r>
+      </w:pPr>
+    </w:p>
+    <w:p>
+      <w:pPr>
         <w:rPr>
           <w:rFonts w:hint="eastAsia"/>
         </w:rPr>
-        <w:t xml:space="preserve"> | </w:t>
-      </w:r>
+      </w:pPr>
       <w:proofErr w:type="spellStart"/>
       <w:r>
         <w:rPr>
           <w:rFonts w:hint="eastAsia"/>
         </w:rPr>
-        <w:t>我是</w:t>
+        <w:t>內容摘要</w:t>
       </w:r>
       <w:proofErr w:type="spellEnd"/>
       <w:r>
         <w:rPr>
           <w:rFonts w:hint="eastAsia"/>
         </w:rPr>
-        <w:t>…</w:t>
-      </w:r>
-      <w:proofErr w:type="spellStart"/>
-      <w:r>
+        <w:t>：</w:t>
+      </w:r>
+    </w:p>
+    <w:p>
+      <w:pPr>
         <w:rPr>
           <w:rFonts w:hint="eastAsia"/>
         </w:rPr>
-        <w:t>那位親近人的神</w:t>
-      </w:r>
-      <w:proofErr w:type="spellEnd"/>
+      </w:pPr>
       <w:r>
         <w:rPr>
           <w:rFonts w:hint="eastAsia"/>
         </w:rPr>
-        <w:t>」—</w:t>
+        <w:t xml:space="preserve">1. </w:t>
       </w:r>
       <w:r>
         <w:rPr>
           <w:rFonts w:hint="eastAsia"/>
         </w:rPr>
-        <w:t xml:space="preserve"> Phil </w:t>
-      </w:r>
-      <w:proofErr w:type="spellStart"/>
+        <w:t>《路加福音》</w:t>
+      </w:r>
       <w:r>
         <w:rPr>
           <w:rFonts w:hint="eastAsia"/>
         </w:rPr>
-        <w:t>EuBank</w:t>
+        <w:t>22:15</w:t>
       </w:r>
       <w:r>
         <w:rPr>
           <w:rFonts w:hint="eastAsia"/>
         </w:rPr>
-        <w:t>，主任牧師</w:t>
-      </w:r>
-      <w:proofErr w:type="spellEnd"/>
+        <w:t>：耶穌擺設筵席，邀請我們一同赴宴。首座坐著的是猶大。對於這個首座的安排，我們可能會感到非常不安。隨後，耶穌拿起餅和杯，擘開餅，並藉此啟示了那藉著他的血所立的「新約」。</w:t>
+      </w:r>
     </w:p>
     <w:p>
       <w:pPr>
@@ -1935,18 +1839,212 @@
           <w:rFonts w:hint="eastAsia"/>
         </w:rPr>
       </w:pPr>
-    </w:p>
-    <w:p>
-      <w:pPr>
+      <w:r>
         <w:rPr>
           <w:rFonts w:hint="eastAsia"/>
         </w:rPr>
-      </w:pPr>
+        <w:t xml:space="preserve">2. </w:t>
+      </w:r>
       <w:r>
         <w:rPr>
           <w:rFonts w:hint="eastAsia"/>
         </w:rPr>
-        <w:t>今天，我們要探討的主題是「我與你同席」。這是「我是…那位親近人的神」系列講道的第五講。在《路加福音》</w:t>
+        <w:t>《路加福音》</w:t>
+      </w:r>
+      <w:r>
+        <w:rPr>
+          <w:rFonts w:hint="eastAsia"/>
+        </w:rPr>
+        <w:t>22:21</w:t>
+      </w:r>
+      <w:r>
+        <w:rPr>
+          <w:rFonts w:hint="eastAsia"/>
+        </w:rPr>
+        <w:t>：耶穌握著猶大的手，卻未曾提及猶大將以三十塊銀幣的價格出賣他的事。一個人雖身處席間，領受了餅與杯，卻仍可能錯失其真正的精義。猶大雖佔有一席之地，最終卻背叛並出賣了耶穌。</w:t>
+      </w:r>
+    </w:p>
+    <w:p>
+      <w:pPr>
+        <w:rPr>
+          <w:rFonts w:hint="eastAsia"/>
+        </w:rPr>
+      </w:pPr>
+      <w:r>
+        <w:rPr>
+          <w:rFonts w:hint="eastAsia"/>
+        </w:rPr>
+        <w:t xml:space="preserve">3. </w:t>
+      </w:r>
+      <w:r>
+        <w:rPr>
+          <w:rFonts w:hint="eastAsia"/>
+        </w:rPr>
+        <w:t>《路加福音》</w:t>
+      </w:r>
+      <w:r>
+        <w:rPr>
+          <w:rFonts w:hint="eastAsia"/>
+        </w:rPr>
+        <w:t>22:33</w:t>
+      </w:r>
+      <w:r>
+        <w:rPr>
+          <w:rFonts w:hint="eastAsia"/>
+        </w:rPr>
+        <w:t>：彼得向耶穌告白心志，誓言無論入獄或赴死，願與耶穌同往。</w:t>
+      </w:r>
+    </w:p>
+    <w:p>
+      <w:pPr>
+        <w:rPr>
+          <w:rFonts w:hint="eastAsia"/>
+        </w:rPr>
+      </w:pPr>
+      <w:r>
+        <w:rPr>
+          <w:rFonts w:hint="eastAsia"/>
+        </w:rPr>
+        <w:t xml:space="preserve">4. </w:t>
+      </w:r>
+      <w:r>
+        <w:rPr>
+          <w:rFonts w:hint="eastAsia"/>
+        </w:rPr>
+        <w:t>《路加福音》</w:t>
+      </w:r>
+      <w:r>
+        <w:rPr>
+          <w:rFonts w:hint="eastAsia"/>
+        </w:rPr>
+        <w:t>22:34</w:t>
+      </w:r>
+      <w:r>
+        <w:rPr>
+          <w:rFonts w:hint="eastAsia"/>
+        </w:rPr>
+        <w:t>：耶穌對彼得說：你尚未預備妥當；唯有當你三次否認曾認識我之後，你才算真正預備好了。</w:t>
+      </w:r>
+    </w:p>
+    <w:p>
+      <w:pPr>
+        <w:rPr>
+          <w:rFonts w:hint="eastAsia"/>
+        </w:rPr>
+      </w:pPr>
+      <w:r>
+        <w:rPr>
+          <w:rFonts w:hint="eastAsia"/>
+        </w:rPr>
+        <w:lastRenderedPageBreak/>
+        <w:t xml:space="preserve">5. </w:t>
+      </w:r>
+      <w:r>
+        <w:rPr>
+          <w:rFonts w:hint="eastAsia"/>
+        </w:rPr>
+        <w:t>《路加福音》</w:t>
+      </w:r>
+      <w:r>
+        <w:rPr>
+          <w:rFonts w:hint="eastAsia"/>
+        </w:rPr>
+        <w:t>22:32</w:t>
+      </w:r>
+      <w:r>
+        <w:rPr>
+          <w:rFonts w:hint="eastAsia"/>
+        </w:rPr>
+        <w:t>：儘管耶穌預知彼得即將背棄他，但他仍向彼得確證：彼得終將得以復原，並在帶領教會的事工中扮演至關重要的角色。</w:t>
+      </w:r>
+    </w:p>
+    <w:p>
+      <w:pPr>
+        <w:rPr>
+          <w:rFonts w:hint="eastAsia"/>
+        </w:rPr>
+      </w:pPr>
+      <w:r>
+        <w:rPr>
+          <w:rFonts w:hint="eastAsia"/>
+        </w:rPr>
+        <w:t xml:space="preserve">6. </w:t>
+      </w:r>
+      <w:r>
+        <w:rPr>
+          <w:rFonts w:hint="eastAsia"/>
+        </w:rPr>
+        <w:t>《路加福音》</w:t>
+      </w:r>
+      <w:r>
+        <w:rPr>
+          <w:rFonts w:hint="eastAsia"/>
+        </w:rPr>
+        <w:t>22:26</w:t>
+      </w:r>
+      <w:r>
+        <w:rPr>
+          <w:rFonts w:hint="eastAsia"/>
+        </w:rPr>
+        <w:t>：在耶穌的國度裡，真正的偉大並非體現在對地位或權柄的追逐上，而在於謙卑地服事他人。</w:t>
+      </w:r>
+    </w:p>
+    <w:p>
+      <w:pPr>
+        <w:rPr>
+          <w:rFonts w:hint="eastAsia"/>
+        </w:rPr>
+      </w:pPr>
+      <w:r>
+        <w:rPr>
+          <w:rFonts w:hint="eastAsia"/>
+        </w:rPr>
+        <w:t xml:space="preserve">7. </w:t>
+      </w:r>
+      <w:r>
+        <w:rPr>
+          <w:rFonts w:hint="eastAsia"/>
+        </w:rPr>
+        <w:t>結語：</w:t>
+      </w:r>
+    </w:p>
+    <w:p>
+      <w:r>
+        <w:rPr>
+          <w:rFonts w:hint="eastAsia"/>
+        </w:rPr>
+        <w:t>耶穌擺設了筵席，所有人都已在座──無論你覺得自己是否配得此席。這頓共進的晚餐承載著整個世界的重量與深意。門徒們在尚未完全預備妥當之時，便已受邀入席。兩千年前，這筵席已擺設在那裡。如今，你需要預備好自己的心，去領受這份恩典。這筵席，正為你敞開。</w:t>
+      </w:r>
+    </w:p>
+    <w:p/>
+    <w:p>
+      <w:r>
+        <w:t>===&gt; Japanese</w:t>
+      </w:r>
+    </w:p>
+    <w:p>
+      <w:pPr>
+        <w:rPr>
+          <w:rFonts w:hint="eastAsia"/>
+        </w:rPr>
+      </w:pPr>
+      <w:r>
+        <w:rPr>
+          <w:rFonts w:hint="eastAsia"/>
+        </w:rPr>
+        <w:t>本日は、「私は食卓であなたと共にいる」というテーマでお話しします。これは、「私は……近づいてくださる神」と題したシリーズの第</w:t>
+      </w:r>
+      <w:r>
+        <w:rPr>
+          <w:rFonts w:hint="eastAsia"/>
+        </w:rPr>
+        <w:t>5</w:t>
+      </w:r>
+      <w:r>
+        <w:rPr>
+          <w:rFonts w:hint="eastAsia"/>
+        </w:rPr>
+        <w:t>回目にあたるメッセージです。ルカによる福音書</w:t>
       </w:r>
       <w:r>
         <w:rPr>
@@ -1970,7 +2068,7 @@
         <w:rPr>
           <w:rFonts w:hint="eastAsia"/>
         </w:rPr>
-        <w:t>至</w:t>
+        <w:t>節から</w:t>
       </w:r>
       <w:r>
         <w:rPr>
@@ -1982,28 +2080,40 @@
         <w:rPr>
           <w:rFonts w:hint="eastAsia"/>
         </w:rPr>
-        <w:t>節中，耶穌擺設筵席，邀請他的十二位門徒共進最後的晚餐。</w:t>
-      </w:r>
-    </w:p>
-    <w:p>
-      <w:pPr>
+        <w:t>節にかけて、イエス様が食卓を整え、</w:t>
+      </w:r>
+      <w:r>
         <w:rPr>
           <w:rFonts w:hint="eastAsia"/>
         </w:rPr>
-      </w:pPr>
-    </w:p>
-    <w:p>
-      <w:pPr>
+        <w:t>12</w:t>
+      </w:r>
+      <w:r>
         <w:rPr>
           <w:rFonts w:hint="eastAsia"/>
         </w:rPr>
-      </w:pPr>
-      <w:proofErr w:type="spellStart"/>
-      <w:r>
+        <w:t>人の弟子たちを最後の晩餐へと招かれる場面が描かれています。</w:t>
+      </w:r>
+    </w:p>
+    <w:p>
+      <w:pPr>
         <w:rPr>
           <w:rFonts w:hint="eastAsia"/>
         </w:rPr>
-        <w:t>內容摘要</w:t>
+      </w:pPr>
+    </w:p>
+    <w:p>
+      <w:pPr>
+        <w:rPr>
+          <w:rFonts w:hint="eastAsia"/>
+        </w:rPr>
+      </w:pPr>
+      <w:proofErr w:type="spellStart"/>
+      <w:r>
+        <w:rPr>
+          <w:rFonts w:hint="eastAsia"/>
+        </w:rPr>
+        <w:t>要約</w:t>
       </w:r>
       <w:proofErr w:type="spellEnd"/>
       <w:r>
@@ -2023,13 +2133,13 @@
         <w:rPr>
           <w:rFonts w:hint="eastAsia"/>
         </w:rPr>
-        <w:t xml:space="preserve">1. </w:t>
+        <w:t xml:space="preserve">1.  </w:t>
       </w:r>
       <w:r>
         <w:rPr>
           <w:rFonts w:hint="eastAsia"/>
         </w:rPr>
-        <w:t>《路加福音》</w:t>
+        <w:t>ルカ</w:t>
       </w:r>
       <w:r>
         <w:rPr>
@@ -2041,7 +2151,7 @@
         <w:rPr>
           <w:rFonts w:hint="eastAsia"/>
         </w:rPr>
-        <w:t>：耶穌擺設筵席，邀請我們一同赴宴。坐在首位的竟是猶大。對於這個首位，我們往往感到極不自在。耶穌拿起餅，又拿起杯，隨後擘開餅，以此顯明那藉著他的血所立的「新約」。</w:t>
+        <w:t>：イエス様は食卓を整え、私たちをそこへ招き入れてくださいます。その食卓の「上座（一番目の席）」には、ユダが座っています。私たちにとって、その「一番目の席」に座ることは、非常に居心地の悪い、落ち着かないことかもしれません。イエス様はパンを取り、杯を取り、そしてパンを裂いて、ご自身の血による「新しい契約」を示されました。</w:t>
       </w:r>
     </w:p>
     <w:p>
@@ -2054,14 +2164,13 @@
         <w:rPr>
           <w:rFonts w:hint="eastAsia"/>
         </w:rPr>
-        <w:lastRenderedPageBreak/>
-        <w:t xml:space="preserve">2. </w:t>
+        <w:t xml:space="preserve">2.  </w:t>
       </w:r>
       <w:r>
         <w:rPr>
           <w:rFonts w:hint="eastAsia"/>
         </w:rPr>
-        <w:t>《路加福音》</w:t>
+        <w:t>ルカ</w:t>
       </w:r>
       <w:r>
         <w:rPr>
@@ -2073,26 +2182,38 @@
         <w:rPr>
           <w:rFonts w:hint="eastAsia"/>
         </w:rPr>
-        <w:t>：耶穌握著猶大的手，卻未曾提及猶大將以三十塊銀幣出賣他的事。一個人雖身處這房間與筵席之中，也領受了餅與杯，卻仍可能錯失其真正的精義。猶大雖佔有一席之地，最終卻出賣了耶穌。</w:t>
-      </w:r>
-    </w:p>
-    <w:p>
-      <w:pPr>
+        <w:t>：イエス様はユダの手を取られますが、ユダが銀貨</w:t>
+      </w:r>
+      <w:r>
         <w:rPr>
           <w:rFonts w:hint="eastAsia"/>
         </w:rPr>
-      </w:pPr>
+        <w:t>30</w:t>
+      </w:r>
       <w:r>
         <w:rPr>
           <w:rFonts w:hint="eastAsia"/>
         </w:rPr>
-        <w:t xml:space="preserve">3. </w:t>
-      </w:r>
-      <w:r>
+        <w:t>枚と引き換えにイエス様を売り渡そうとしていることについては、あえて口にされません。部屋の中にいて、食卓に着き、パンと杯を受け取ったとしても、その本質的な意味を見失ってしまうことがあります。ユダは席を得ながらも、イエス様を裏切ってしまったのです。</w:t>
+      </w:r>
+    </w:p>
+    <w:p>
+      <w:pPr>
         <w:rPr>
           <w:rFonts w:hint="eastAsia"/>
         </w:rPr>
-        <w:t>《路加福音》</w:t>
+      </w:pPr>
+      <w:r>
+        <w:rPr>
+          <w:rFonts w:hint="eastAsia"/>
+        </w:rPr>
+        <w:t xml:space="preserve">3.  </w:t>
+      </w:r>
+      <w:r>
+        <w:rPr>
+          <w:rFonts w:hint="eastAsia"/>
+        </w:rPr>
+        <w:t>ルカ</w:t>
       </w:r>
       <w:r>
         <w:rPr>
@@ -2104,7 +2225,7 @@
         <w:rPr>
           <w:rFonts w:hint="eastAsia"/>
         </w:rPr>
-        <w:t>：彼得向耶穌告白心志，願無論入獄或赴死，必與耶穌同去。</w:t>
+        <w:t>：ペトロは、牢獄へ行くときも、死に至るときも、イエス様と「共に」行きたいと強く願います。</w:t>
       </w:r>
     </w:p>
     <w:p>
@@ -2117,13 +2238,13 @@
         <w:rPr>
           <w:rFonts w:hint="eastAsia"/>
         </w:rPr>
-        <w:t xml:space="preserve">4. </w:t>
+        <w:t xml:space="preserve">4.  </w:t>
       </w:r>
       <w:r>
         <w:rPr>
           <w:rFonts w:hint="eastAsia"/>
         </w:rPr>
-        <w:t>《路加福音》</w:t>
+        <w:t>ルカ</w:t>
       </w:r>
       <w:r>
         <w:rPr>
@@ -2135,21 +2256,21 @@
         <w:rPr>
           <w:rFonts w:hint="eastAsia"/>
         </w:rPr>
-        <w:t>：耶穌對彼得說</w:t>
-      </w:r>
-      <w:proofErr w:type="gramStart"/>
+        <w:t>：イエス様はペトロに告げられます。「</w:t>
+      </w:r>
+      <w:proofErr w:type="spellStart"/>
       <w:r>
         <w:rPr>
           <w:rFonts w:hint="eastAsia"/>
         </w:rPr>
-        <w:t>：“</w:t>
-      </w:r>
-      <w:proofErr w:type="gramEnd"/>
+        <w:t>あなたが私を知らないと三度否認するまでは、まだその準備ができていないのだ」と</w:t>
+      </w:r>
+      <w:proofErr w:type="spellEnd"/>
       <w:r>
         <w:rPr>
           <w:rFonts w:hint="eastAsia"/>
         </w:rPr>
-        <w:t>你尚未預備妥當；直到你三次否認認識我之前，你都還未準備好。”</w:t>
+        <w:t>。</w:t>
       </w:r>
     </w:p>
     <w:p>
@@ -2162,13 +2283,13 @@
         <w:rPr>
           <w:rFonts w:hint="eastAsia"/>
         </w:rPr>
-        <w:t xml:space="preserve">5. </w:t>
+        <w:t xml:space="preserve">5.  </w:t>
       </w:r>
       <w:r>
         <w:rPr>
           <w:rFonts w:hint="eastAsia"/>
         </w:rPr>
-        <w:t>《路加福音》</w:t>
+        <w:t>ルカ</w:t>
       </w:r>
       <w:r>
         <w:rPr>
@@ -2180,7 +2301,7 @@
         <w:rPr>
           <w:rFonts w:hint="eastAsia"/>
         </w:rPr>
-        <w:t>：耶穌為信徒禱告，以確保他們的信心能在嚴峻的屬靈試煉中得以存留。儘管彼得即將面臨否認主的軟弱時刻，耶穌仍向他確證：他終將得以迴轉復原，並在帶領教會的事工中扮演至關重要的角色。兩千年來，耶穌所說的餅代表著祂的身體，那酒則代表著祂的寶血。</w:t>
+        <w:t>：ペトロがまもなくイエス様を否認してしまうことをご存知でありながらも、イエス様は彼がやがて回復し、教会を導くという重要な役割を果たすことになる、と確約してくださいます。</w:t>
       </w:r>
     </w:p>
     <w:p>
@@ -2193,13 +2314,13 @@
         <w:rPr>
           <w:rFonts w:hint="eastAsia"/>
         </w:rPr>
-        <w:t xml:space="preserve">6. </w:t>
+        <w:t xml:space="preserve">6.  </w:t>
       </w:r>
       <w:r>
         <w:rPr>
           <w:rFonts w:hint="eastAsia"/>
         </w:rPr>
-        <w:t>《路加福音》</w:t>
+        <w:t>ルカ</w:t>
       </w:r>
       <w:r>
         <w:rPr>
@@ -2207,377 +2328,31 @@
         </w:rPr>
         <w:t>22:26</w:t>
       </w:r>
-      <w:proofErr w:type="gramStart"/>
       <w:r>
         <w:rPr>
           <w:rFonts w:hint="eastAsia"/>
         </w:rPr>
-        <w:t>：“</w:t>
-      </w:r>
-      <w:proofErr w:type="gramEnd"/>
-      <w:r>
+        <w:t>：イエス様の国における真の偉大さは、地位や権力を追い求めることではなく、謙虚な奉仕の中にこそ見出されるのです。</w:t>
+      </w:r>
+    </w:p>
+    <w:p>
+      <w:pPr>
         <w:rPr>
           <w:rFonts w:hint="eastAsia"/>
         </w:rPr>
-        <w:t>但你們卻不可這樣；相反，你們中間為大的，當像那年幼的；為首領的，當像那服事人的。”</w:t>
-      </w:r>
-    </w:p>
-    <w:p>
-      <w:pPr>
+      </w:pPr>
+      <w:r>
         <w:rPr>
           <w:rFonts w:hint="eastAsia"/>
         </w:rPr>
-      </w:pPr>
+        <w:t xml:space="preserve">7.  </w:t>
+      </w:r>
       <w:proofErr w:type="spellStart"/>
       <w:r>
         <w:rPr>
           <w:rFonts w:hint="eastAsia"/>
         </w:rPr>
-        <w:t>在耶穌的國度裡，真正的偉大並非在於追逐地位或權柄，而是在於謙卑服事他人</w:t>
-      </w:r>
-      <w:proofErr w:type="spellEnd"/>
-      <w:r>
-        <w:rPr>
-          <w:rFonts w:hint="eastAsia"/>
-        </w:rPr>
-        <w:t>。</w:t>
-      </w:r>
-    </w:p>
-    <w:p>
-      <w:pPr>
-        <w:rPr>
-          <w:rFonts w:hint="eastAsia"/>
-        </w:rPr>
-      </w:pPr>
-      <w:r>
-        <w:rPr>
-          <w:rFonts w:hint="eastAsia"/>
-        </w:rPr>
-        <w:t xml:space="preserve">7. </w:t>
-      </w:r>
-      <w:r>
-        <w:rPr>
-          <w:rFonts w:hint="eastAsia"/>
-        </w:rPr>
-        <w:t>結語：</w:t>
-      </w:r>
-    </w:p>
-    <w:p>
-      <w:r>
-        <w:rPr>
-          <w:rFonts w:hint="eastAsia"/>
-        </w:rPr>
-        <w:t>耶穌擺設了筵席，而所有人都已在座。無論你是否覺得自己屬於這裡，一頓共同享用的餐點都承載著整個世界的重量。人們往往在尚未做好準備之時，便渴望坐上這張餐桌。這張餐桌早在兩千年前便已設立。你必須做好準備，去領受那份恩典；因為，這張餐桌永遠為你敞開。</w:t>
-      </w:r>
-    </w:p>
-    <w:p/>
-    <w:p>
-      <w:r>
-        <w:t>===&gt; Japanese</w:t>
-      </w:r>
-    </w:p>
-    <w:p>
-      <w:pPr>
-        <w:rPr>
-          <w:rFonts w:hint="eastAsia"/>
-        </w:rPr>
-      </w:pPr>
-      <w:r>
-        <w:rPr>
-          <w:rFonts w:hint="eastAsia"/>
-        </w:rPr>
-        <w:t>2026</w:t>
-      </w:r>
-      <w:r>
-        <w:rPr>
-          <w:rFonts w:hint="eastAsia"/>
-        </w:rPr>
-        <w:t>年</w:t>
-      </w:r>
-      <w:r>
-        <w:rPr>
-          <w:rFonts w:hint="eastAsia"/>
-        </w:rPr>
-        <w:t>3</w:t>
-      </w:r>
-      <w:r>
-        <w:rPr>
-          <w:rFonts w:hint="eastAsia"/>
-        </w:rPr>
-        <w:t>月</w:t>
-      </w:r>
-      <w:r>
-        <w:rPr>
-          <w:rFonts w:hint="eastAsia"/>
-        </w:rPr>
-        <w:t>28</w:t>
-      </w:r>
-      <w:r>
-        <w:rPr>
-          <w:rFonts w:hint="eastAsia"/>
-        </w:rPr>
-        <w:t>日、メンロー</w:t>
-      </w:r>
-      <w:r>
-        <w:rPr>
-          <w:rFonts w:ascii="MS Mincho" w:eastAsia="MS Mincho" w:hAnsi="MS Mincho" w:cs="MS Mincho" w:hint="eastAsia"/>
-        </w:rPr>
-        <w:t>・</w:t>
-      </w:r>
-      <w:r>
-        <w:rPr>
-          <w:rFonts w:ascii="SimSun" w:hAnsi="SimSun" w:cs="SimSun" w:hint="eastAsia"/>
-        </w:rPr>
-        <w:t>チャーチ礼拝（先週の要約：</w:t>
-      </w:r>
-      <w:r>
-        <w:rPr>
-          <w:rFonts w:hint="eastAsia"/>
-        </w:rPr>
-        <w:t>2028</w:t>
-      </w:r>
-      <w:r>
-        <w:rPr>
-          <w:rFonts w:hint="eastAsia"/>
-        </w:rPr>
-        <w:t>年</w:t>
-      </w:r>
-      <w:r>
-        <w:rPr>
-          <w:rFonts w:hint="eastAsia"/>
-        </w:rPr>
-        <w:t>3</w:t>
-      </w:r>
-      <w:r>
-        <w:rPr>
-          <w:rFonts w:hint="eastAsia"/>
-        </w:rPr>
-        <w:t>月</w:t>
-      </w:r>
-      <w:r>
-        <w:rPr>
-          <w:rFonts w:hint="eastAsia"/>
-        </w:rPr>
-        <w:t>22</w:t>
-      </w:r>
-      <w:r>
-        <w:rPr>
-          <w:rFonts w:hint="eastAsia"/>
-        </w:rPr>
-        <w:t>日）</w:t>
-      </w:r>
-    </w:p>
-    <w:p>
-      <w:pPr>
-        <w:rPr>
-          <w:rFonts w:hint="eastAsia"/>
-        </w:rPr>
-      </w:pPr>
-      <w:r>
-        <w:rPr>
-          <w:rFonts w:hint="eastAsia"/>
-        </w:rPr>
-        <w:t>https://youtu.be/CzEdPKdj0GY?si=WRHI8PZPTEXkiuyf</w:t>
-      </w:r>
-    </w:p>
-    <w:p>
-      <w:pPr>
-        <w:rPr>
-          <w:rFonts w:hint="eastAsia"/>
-        </w:rPr>
-      </w:pPr>
-      <w:r>
-        <w:rPr>
-          <w:rFonts w:hint="eastAsia"/>
-        </w:rPr>
-        <w:t>「</w:t>
-      </w:r>
-      <w:proofErr w:type="spellStart"/>
-      <w:r>
-        <w:rPr>
-          <w:rFonts w:hint="eastAsia"/>
-        </w:rPr>
-        <w:t>私は食卓であなたと共にいる</w:t>
-      </w:r>
-      <w:proofErr w:type="spellEnd"/>
-      <w:r>
-        <w:rPr>
-          <w:rFonts w:hint="eastAsia"/>
-        </w:rPr>
-        <w:t xml:space="preserve"> </w:t>
-      </w:r>
-      <w:r>
-        <w:rPr>
-          <w:rFonts w:hint="eastAsia"/>
-        </w:rPr>
-        <w:t>——</w:t>
-      </w:r>
-      <w:r>
-        <w:rPr>
-          <w:rFonts w:hint="eastAsia"/>
-        </w:rPr>
-        <w:t xml:space="preserve"> </w:t>
-      </w:r>
-      <w:proofErr w:type="spellStart"/>
-      <w:r>
-        <w:rPr>
-          <w:rFonts w:hint="eastAsia"/>
-        </w:rPr>
-        <w:t>私は</w:t>
-      </w:r>
-      <w:proofErr w:type="spellEnd"/>
-      <w:r>
-        <w:rPr>
-          <w:rFonts w:hint="eastAsia"/>
-        </w:rPr>
-        <w:t>……</w:t>
-      </w:r>
-      <w:proofErr w:type="spellStart"/>
-      <w:r>
-        <w:rPr>
-          <w:rFonts w:hint="eastAsia"/>
-        </w:rPr>
-        <w:t>近づいてくださる神</w:t>
-      </w:r>
-      <w:proofErr w:type="spellEnd"/>
-      <w:r>
-        <w:rPr>
-          <w:rFonts w:hint="eastAsia"/>
-        </w:rPr>
-        <w:t>」</w:t>
-      </w:r>
-      <w:r>
-        <w:rPr>
-          <w:rFonts w:hint="eastAsia"/>
-        </w:rPr>
-        <w:t xml:space="preserve"> </w:t>
-      </w:r>
-      <w:proofErr w:type="spellStart"/>
-      <w:r>
-        <w:rPr>
-          <w:rFonts w:hint="eastAsia"/>
-        </w:rPr>
-        <w:t>フィル</w:t>
-      </w:r>
-      <w:r>
-        <w:rPr>
-          <w:rFonts w:ascii="MS Mincho" w:eastAsia="MS Mincho" w:hAnsi="MS Mincho" w:cs="MS Mincho" w:hint="eastAsia"/>
-        </w:rPr>
-        <w:t>・</w:t>
-      </w:r>
-      <w:r>
-        <w:rPr>
-          <w:rFonts w:ascii="SimSun" w:hAnsi="SimSun" w:cs="SimSun" w:hint="eastAsia"/>
-        </w:rPr>
-        <w:t>ユーバンク（主任牧師</w:t>
-      </w:r>
-      <w:proofErr w:type="spellEnd"/>
-      <w:r>
-        <w:rPr>
-          <w:rFonts w:ascii="SimSun" w:hAnsi="SimSun" w:cs="SimSun" w:hint="eastAsia"/>
-        </w:rPr>
-        <w:t>）</w:t>
-      </w:r>
-    </w:p>
-    <w:p>
-      <w:pPr>
-        <w:rPr>
-          <w:rFonts w:hint="eastAsia"/>
-        </w:rPr>
-      </w:pPr>
-    </w:p>
-    <w:p>
-      <w:pPr>
-        <w:rPr>
-          <w:rFonts w:hint="eastAsia"/>
-        </w:rPr>
-      </w:pPr>
-      <w:r>
-        <w:rPr>
-          <w:rFonts w:hint="eastAsia"/>
-        </w:rPr>
-        <w:t>本日は、「私は食卓であなたと共にいる」というテーマでお話しします。これはシリーズ「私は……近づいてくださる神」の第</w:t>
-      </w:r>
-      <w:r>
-        <w:rPr>
-          <w:rFonts w:hint="eastAsia"/>
-        </w:rPr>
-        <w:t>5</w:t>
-      </w:r>
-      <w:r>
-        <w:rPr>
-          <w:rFonts w:hint="eastAsia"/>
-        </w:rPr>
-        <w:t>回目にあたります。ルカの福音書</w:t>
-      </w:r>
-      <w:r>
-        <w:rPr>
-          <w:rFonts w:hint="eastAsia"/>
-        </w:rPr>
-        <w:t>22</w:t>
-      </w:r>
-      <w:r>
-        <w:rPr>
-          <w:rFonts w:hint="eastAsia"/>
-        </w:rPr>
-        <w:t>章</w:t>
-      </w:r>
-      <w:r>
-        <w:rPr>
-          <w:rFonts w:hint="eastAsia"/>
-        </w:rPr>
-        <w:t>15</w:t>
-      </w:r>
-      <w:r>
-        <w:rPr>
-          <w:rFonts w:hint="eastAsia"/>
-        </w:rPr>
-        <w:t>節から</w:t>
-      </w:r>
-      <w:r>
-        <w:rPr>
-          <w:rFonts w:hint="eastAsia"/>
-        </w:rPr>
-        <w:t>26</w:t>
-      </w:r>
-      <w:r>
-        <w:rPr>
-          <w:rFonts w:hint="eastAsia"/>
-        </w:rPr>
-        <w:t>節において、イエス様は食卓を整え、</w:t>
-      </w:r>
-      <w:r>
-        <w:rPr>
-          <w:rFonts w:hint="eastAsia"/>
-        </w:rPr>
-        <w:t>12</w:t>
-      </w:r>
-      <w:r>
-        <w:rPr>
-          <w:rFonts w:hint="eastAsia"/>
-        </w:rPr>
-        <w:t>人の弟子たちを最後の晩餐へと招かれます。</w:t>
-      </w:r>
-    </w:p>
-    <w:p>
-      <w:pPr>
-        <w:rPr>
-          <w:rFonts w:hint="eastAsia"/>
-        </w:rPr>
-      </w:pPr>
-    </w:p>
-    <w:p>
-      <w:pPr>
-        <w:rPr>
-          <w:rFonts w:hint="eastAsia"/>
-        </w:rPr>
-      </w:pPr>
-      <w:proofErr w:type="spellStart"/>
-      <w:r>
-        <w:rPr>
-          <w:rFonts w:hint="eastAsia"/>
-        </w:rPr>
-        <w:t>要約</w:t>
+        <w:t>結論</w:t>
       </w:r>
       <w:proofErr w:type="spellEnd"/>
       <w:r>
@@ -2588,230 +2363,11 @@
       </w:r>
     </w:p>
     <w:p>
-      <w:pPr>
+      <w:r>
         <w:rPr>
           <w:rFonts w:hint="eastAsia"/>
         </w:rPr>
-      </w:pPr>
-      <w:r>
-        <w:rPr>
-          <w:rFonts w:hint="eastAsia"/>
-        </w:rPr>
-        <w:t xml:space="preserve">1. </w:t>
-      </w:r>
-      <w:r>
-        <w:rPr>
-          <w:rFonts w:hint="eastAsia"/>
-        </w:rPr>
-        <w:t>ルカ</w:t>
-      </w:r>
-      <w:r>
-        <w:rPr>
-          <w:rFonts w:hint="eastAsia"/>
-        </w:rPr>
-        <w:t>22</w:t>
-      </w:r>
-      <w:r>
-        <w:rPr>
-          <w:rFonts w:hint="eastAsia"/>
-        </w:rPr>
-        <w:t>章</w:t>
-      </w:r>
-      <w:r>
-        <w:rPr>
-          <w:rFonts w:hint="eastAsia"/>
-        </w:rPr>
-        <w:t>15</w:t>
-      </w:r>
-      <w:r>
-        <w:rPr>
-          <w:rFonts w:hint="eastAsia"/>
-        </w:rPr>
-        <w:t>節：イエス様は食卓を整え、私たちをそこへ招き入れてくださいます。その食卓の「上座（一番の席）」に座っているのはユダです。私たちにとって、ユダがその一番の席にいるという事実は、非常に居心地の悪いものに感じられるかもしれません。イエス様はパンを取り、杯を取り、そしてパンを裂いて、ご自身の血による「新しい契約」を示されました。</w:t>
-      </w:r>
-    </w:p>
-    <w:p>
-      <w:pPr>
-        <w:rPr>
-          <w:rFonts w:hint="eastAsia"/>
-        </w:rPr>
-      </w:pPr>
-      <w:r>
-        <w:rPr>
-          <w:rFonts w:hint="eastAsia"/>
-        </w:rPr>
-        <w:t xml:space="preserve">2. </w:t>
-      </w:r>
-      <w:r>
-        <w:rPr>
-          <w:rFonts w:hint="eastAsia"/>
-        </w:rPr>
-        <w:t>ルカ</w:t>
-      </w:r>
-      <w:r>
-        <w:rPr>
-          <w:rFonts w:hint="eastAsia"/>
-        </w:rPr>
-        <w:t>22</w:t>
-      </w:r>
-      <w:r>
-        <w:rPr>
-          <w:rFonts w:hint="eastAsia"/>
-        </w:rPr>
-        <w:t>章</w:t>
-      </w:r>
-      <w:r>
-        <w:rPr>
-          <w:rFonts w:hint="eastAsia"/>
-        </w:rPr>
-        <w:t>21</w:t>
-      </w:r>
-      <w:r>
-        <w:rPr>
-          <w:rFonts w:hint="eastAsia"/>
-        </w:rPr>
-        <w:t>節：イエス様はユダの手を握られますが、ユダが銀貨</w:t>
-      </w:r>
-      <w:r>
-        <w:rPr>
-          <w:rFonts w:hint="eastAsia"/>
-        </w:rPr>
-        <w:t>30</w:t>
-      </w:r>
-      <w:r>
-        <w:rPr>
-          <w:rFonts w:hint="eastAsia"/>
-        </w:rPr>
-        <w:t>枚と引き換えにイエス様を売り渡そうとしていることについては、あえて口にされません。その場に居合わせ、食卓につき、パンと杯を受け取ったとしても、その本質的な意味を見失ってしまうことはあり得ます。ユダは席を得ながらも、イエス様を裏切ってしまったのです。</w:t>
-      </w:r>
-    </w:p>
-    <w:p>
-      <w:pPr>
-        <w:rPr>
-          <w:rFonts w:hint="eastAsia"/>
-        </w:rPr>
-      </w:pPr>
-      <w:r>
-        <w:rPr>
-          <w:rFonts w:hint="eastAsia"/>
-        </w:rPr>
-        <w:t xml:space="preserve">3. </w:t>
-      </w:r>
-      <w:r>
-        <w:rPr>
-          <w:rFonts w:hint="eastAsia"/>
-        </w:rPr>
-        <w:t>ルカ</w:t>
-      </w:r>
-      <w:r>
-        <w:rPr>
-          <w:rFonts w:hint="eastAsia"/>
-        </w:rPr>
-        <w:t>22</w:t>
-      </w:r>
-      <w:r>
-        <w:rPr>
-          <w:rFonts w:hint="eastAsia"/>
-        </w:rPr>
-        <w:t>章</w:t>
-      </w:r>
-      <w:r>
-        <w:rPr>
-          <w:rFonts w:hint="eastAsia"/>
-        </w:rPr>
-        <w:t>33</w:t>
-      </w:r>
-      <w:r>
-        <w:rPr>
-          <w:rFonts w:hint="eastAsia"/>
-        </w:rPr>
-        <w:t>節：ペトロは、牢獄へ行くときも、死に至るときも、イエス様と「共に」行きたいと願います。</w:t>
-      </w:r>
-    </w:p>
-    <w:p>
-      <w:pPr>
-        <w:rPr>
-          <w:rFonts w:hint="eastAsia"/>
-        </w:rPr>
-      </w:pPr>
-      <w:r>
-        <w:rPr>
-          <w:rFonts w:hint="eastAsia"/>
-        </w:rPr>
-        <w:t xml:space="preserve">4. </w:t>
-      </w:r>
-      <w:r>
-        <w:rPr>
-          <w:rFonts w:hint="eastAsia"/>
-        </w:rPr>
-        <w:t>ルカ</w:t>
-      </w:r>
-      <w:r>
-        <w:rPr>
-          <w:rFonts w:hint="eastAsia"/>
-        </w:rPr>
-        <w:t>22</w:t>
-      </w:r>
-      <w:r>
-        <w:rPr>
-          <w:rFonts w:hint="eastAsia"/>
-        </w:rPr>
-        <w:t>章</w:t>
-      </w:r>
-      <w:r>
-        <w:rPr>
-          <w:rFonts w:hint="eastAsia"/>
-        </w:rPr>
-        <w:t>34</w:t>
-      </w:r>
-      <w:r>
-        <w:rPr>
-          <w:rFonts w:hint="eastAsia"/>
-        </w:rPr>
-        <w:t>節：イエス様はペトロに告げられます。「あなたが私を知らないと三度否認するまでは、あなたはまだその覚悟ができていないのだ」と。</w:t>
-      </w:r>
-    </w:p>
-    <w:p>
-      <w:pPr>
-        <w:rPr>
-          <w:rFonts w:hint="eastAsia"/>
-        </w:rPr>
-      </w:pPr>
-      <w:r>
-        <w:rPr>
-          <w:rFonts w:hint="eastAsia"/>
-        </w:rPr>
-        <w:t xml:space="preserve">5. </w:t>
-      </w:r>
-      <w:r>
-        <w:rPr>
-          <w:rFonts w:hint="eastAsia"/>
-        </w:rPr>
-        <w:t>ルカ</w:t>
-      </w:r>
-      <w:r>
-        <w:rPr>
-          <w:rFonts w:hint="eastAsia"/>
-        </w:rPr>
-        <w:t>22</w:t>
-      </w:r>
-      <w:r>
-        <w:rPr>
-          <w:rFonts w:hint="eastAsia"/>
-        </w:rPr>
-        <w:t>章</w:t>
-      </w:r>
-      <w:r>
-        <w:rPr>
-          <w:rFonts w:hint="eastAsia"/>
-        </w:rPr>
-        <w:t>32</w:t>
-      </w:r>
-      <w:r>
-        <w:rPr>
-          <w:rFonts w:hint="eastAsia"/>
-        </w:rPr>
-        <w:t>節：イエス様は、信徒たちの信仰が厳しい霊的試練の中にあっても失われることのないよう、祈りを捧げられます。ペトロがまもなくイエス様を否認してしまうことをご存知でありながらも、イエス様は彼がやがて信仰を回復し、教会を導くという重要な役割を果たすことになる、と確約されるのです。そして</w:t>
+        <w:t>イエス様が食卓を整えられ、そこには誰もが招かれています。あなたが「ここに属するにふさわしいか、ふさわしくないか」にかかわらず、すべての人です。共に食事をするという行為には、全世界のあらゆる重みが込められています。人々は、まだそのための準備が整っていないにもかかわらず、この食卓に着くことを望むのです。この食卓は、</w:t>
       </w:r>
       <w:r>
         <w:rPr>
@@ -2823,122 +2379,9 @@
         <w:rPr>
           <w:rFonts w:hint="eastAsia"/>
         </w:rPr>
-        <w:t>年もの長きにわたり、イエス様は、パンをご自身の体として、またぶどう酒をご自身の血として示し続けてこられました。</w:t>
+        <w:t>年前からそこに備えられています。あなたは、その恵みを受け取るための心の準備をする必要があります。その食卓は、今、あなたのために開かれているのです。</w:t>
       </w:r>
     </w:p>
-    <w:p>
-      <w:pPr>
-        <w:rPr>
-          <w:rFonts w:hint="eastAsia"/>
-        </w:rPr>
-      </w:pPr>
-      <w:r>
-        <w:rPr>
-          <w:rFonts w:hint="eastAsia"/>
-        </w:rPr>
-        <w:lastRenderedPageBreak/>
-        <w:t xml:space="preserve">6. </w:t>
-      </w:r>
-      <w:r>
-        <w:rPr>
-          <w:rFonts w:hint="eastAsia"/>
-        </w:rPr>
-        <w:t>ルカ</w:t>
-      </w:r>
-      <w:r>
-        <w:rPr>
-          <w:rFonts w:hint="eastAsia"/>
-        </w:rPr>
-        <w:t>22</w:t>
-      </w:r>
-      <w:r>
-        <w:rPr>
-          <w:rFonts w:hint="eastAsia"/>
-        </w:rPr>
-        <w:t>章</w:t>
-      </w:r>
-      <w:r>
-        <w:rPr>
-          <w:rFonts w:hint="eastAsia"/>
-        </w:rPr>
-        <w:t>26</w:t>
-      </w:r>
-      <w:r>
-        <w:rPr>
-          <w:rFonts w:hint="eastAsia"/>
-        </w:rPr>
-        <w:t>節：「しかし、あなたがたはそうであってはなりません。むしろ、あなたがたの中で一番偉い人は一番若い人のように、指導者は仕える人のようになりなさい。」</w:t>
-      </w:r>
-    </w:p>
-    <w:p>
-      <w:pPr>
-        <w:rPr>
-          <w:rFonts w:hint="eastAsia"/>
-        </w:rPr>
-      </w:pPr>
-      <w:proofErr w:type="spellStart"/>
-      <w:r>
-        <w:rPr>
-          <w:rFonts w:hint="eastAsia"/>
-        </w:rPr>
-        <w:t>イエス様の国における真の偉大さとは、地位や権力を追い求めることではなく、謙虚に仕えることの中に見出されるものなのです</w:t>
-      </w:r>
-      <w:proofErr w:type="spellEnd"/>
-      <w:r>
-        <w:rPr>
-          <w:rFonts w:hint="eastAsia"/>
-        </w:rPr>
-        <w:t>。</w:t>
-      </w:r>
-    </w:p>
-    <w:p>
-      <w:pPr>
-        <w:rPr>
-          <w:rFonts w:hint="eastAsia"/>
-        </w:rPr>
-      </w:pPr>
-      <w:r>
-        <w:rPr>
-          <w:rFonts w:hint="eastAsia"/>
-        </w:rPr>
-        <w:t xml:space="preserve">7. </w:t>
-      </w:r>
-      <w:proofErr w:type="spellStart"/>
-      <w:r>
-        <w:rPr>
-          <w:rFonts w:hint="eastAsia"/>
-        </w:rPr>
-        <w:t>結論</w:t>
-      </w:r>
-      <w:proofErr w:type="spellEnd"/>
-      <w:r>
-        <w:rPr>
-          <w:rFonts w:hint="eastAsia"/>
-        </w:rPr>
-        <w:t>：</w:t>
-      </w:r>
-    </w:p>
-    <w:p>
-      <w:r>
-        <w:rPr>
-          <w:rFonts w:hint="eastAsia"/>
-        </w:rPr>
-        <w:t>イエス様が食卓を整えられ、そこには誰もが招き入れられています。あなたがここに属しているか否かにかかわらず、食卓を共にすることは、この世界のあらゆることの重みをその身に宿しています。人々は、まだその心の準備が整わぬうちから、この食卓に着こうと望むのです。この食卓は、</w:t>
-      </w:r>
-      <w:r>
-        <w:rPr>
-          <w:rFonts w:hint="eastAsia"/>
-        </w:rPr>
-        <w:t>2000</w:t>
-      </w:r>
-      <w:r>
-        <w:rPr>
-          <w:rFonts w:hint="eastAsia"/>
-        </w:rPr>
-        <w:t>年も前からそこに存在し続けています。あなたは、その「恵み」を受け入れるための心の準備を整えなければなりません。その食卓は、今、あなたのために開かれているのです。</w:t>
-      </w:r>
-    </w:p>
-    <w:p/>
     <w:sectPr>
       <w:footerReference w:type="default" r:id="rId22"/>
       <w:pgSz w:w="12240" w:h="15840"/>
